--- a/docs/DBS6_Audit_Corrections_20260928.docx
+++ b/docs/DBS6_Audit_Corrections_20260928.docx
@@ -27,7 +27,7 @@
           <w:sz w:val="19"/>
           <w:szCs w:val="19"/>
         </w:rPr>
-        <w:t xml:space="preserve">For Joseph · 28 September 2026 · audit run 20260928-535a4eef</w:t>
+        <w:t xml:space="preserve">For Joseph · 28 September 2026 · audit run 20260928-535a4eef · combines two independent reviews of the same audit</w:t>
       </w:r>
     </w:p>
     <w:p>
@@ -43,7 +43,15 @@
         <w:spacing w:after="100"/>
       </w:pPr>
       <w:r>
-        <w:t xml:space="preserve">The audit proposes 408 changes on 136 of the product’s campaigns and 15 new campaigns. It pushes Queen, Full, King and cooling terms. But it doesn’t know B6 is on a Best Deal right now (26–30 September). It prices nothing for the deal, and its own review says no deal runs in the next two weeks. This document explains the logic of each correction with a few examples.</w:t>
+        <w:t xml:space="preserve">The audit proposes 408 changes on 136 of the product’s campaigns and 15 new campaigns. It pushes Queen, Full, King and cooling terms. But it doesn’t know B6 is on a Best Deal right now (26–30 September): it records no deal, prices nothing for it, and its own review says no deal runs in the next two weeks.</w:t>
+      </w:r>
+    </w:p>
+    <w:p>
+      <w:pPr>
+        <w:spacing w:after="100"/>
+      </w:pPr>
+      <w:r>
+        <w:t xml:space="preserve">Two people reviewed the audit separately. This document combines the corrections both found; where both raised the same issue, it keeps the better-supported version. It explains the logic of each correction with a few examples. The campaign-by-campaign list is in the separate campaign register. Where the register’s price for a push term differs, the push price in this document applies.</w:t>
       </w:r>
     </w:p>
     <w:p>
@@ -71,7 +79,7 @@
         <w:t xml:space="preserve">Push at top of search now, while the deal runs, but in the right order. </w:t>
       </w:r>
       <w:r>
-        <w:t xml:space="preserve">Half of B6’s ad clicks land on product pages, and most focus campaigns have almost no top-of-search clicks at all. First get the ads to the top: lower the base bid, raise the boost, and switch push campaigns from down-only to fixed bidding. Then price each focus term to its push price: sized to its rank gap, never more than twice break-even, climbing at most 30% per step. The audit’s 18 jumps of 75% go (Section 5).</w:t>
+        <w:t xml:space="preserve">Half of B6’s ad clicks land on product pages: 99 of 244 ranking campaigns take too few clicks at the top or lose too many to product pages. First get the ads to the top: lower the base bid, raise the boost, and switch push campaigns from down-only to fixed bidding. Then price each qualifying term to its push price: sized to its rank gap, never more than twice break-even, climbing at most 30% per step. The audit’s 18 jumps of 75% go (Section 5).</w:t>
       </w:r>
     </w:p>
     <w:p>
@@ -88,10 +96,10 @@
           <w:b/>
           <w:bCs/>
         </w:rPr>
-        <w:t xml:space="preserve">Push “bamboo sheets”. </w:t>
-      </w:r>
-      <w:r>
-        <w:t xml:space="preserve">It is B6’s biggest term and the only one with a solid top-of-search record that beats the market. The audit tapers it (Section 5.4).</w:t>
+        <w:t xml:space="preserve">Push the terms that actually qualify. </w:t>
+      </w:r>
+      <w:r>
+        <w:t xml:space="preserve">Nine B6 terms beat the market at top of search on both click-through and conversion and have the stock. “bamboo sheets”, the biggest, is one of them, and the audit tapers it (Sections 5.2 and 5.4).</w:t>
       </w:r>
     </w:p>
     <w:p>
@@ -108,10 +116,10 @@
           <w:b/>
           <w:bCs/>
         </w:rPr>
-        <w:t xml:space="preserve">Break-even is lower than the audit thinks, and lower again during the deal. </w:t>
-      </w:r>
-      <w:r>
-        <w:t xml:space="preserve">The audit prices on $26.88 profit per unit (34.0% break-even ACoS). Sellerboard shows $20.20 before the deal (25.4%). At deal prices it is about $16–21 per unit, depending on the size.</w:t>
+        <w:t xml:space="preserve">Break-even is lower than the audit thinks. </w:t>
+      </w:r>
+      <w:r>
+        <w:t xml:space="preserve">The audit prices on $26.88 profit per unit (34.0% break-even ACoS). Sellerboard shows $18.81 before the deal and $18.18 at the deal price: 23.8% break-even ACoS.</w:t>
       </w:r>
     </w:p>
     <w:p>
@@ -131,7 +139,7 @@
         <w:t xml:space="preserve">Set goals for the run. </w:t>
       </w:r>
       <w:r>
-        <w:t xml:space="preserve">The audit has no spend target, TACoS goal or product goal. Its forecast of $1,295 a day and 18.9% TACoS is built on a baseline that includes three deal days (Section 3).</w:t>
+        <w:t xml:space="preserve">The audit has no spend target, TACoS goal or product goal. Its forecast ($1,295 a day, 40% ACoS, 18.9% TACoS) is built on a baseline that includes three deal days (Section 3).</w:t>
       </w:r>
     </w:p>
     <w:p>
@@ -148,10 +156,10 @@
           <w:b/>
           <w:bCs/>
         </w:rPr>
-        <w:t xml:space="preserve">Plan the exit from the deal on 30 September. </w:t>
-      </w:r>
-      <w:r>
-        <w:t xml:space="preserve">Deal-level spend has to come down on 1 October without losing the rank the deal bought (Section 4).</w:t>
+        <w:t xml:space="preserve">Plan the exit from the deal on 30 September </w:t>
+      </w:r>
+      <w:r>
+        <w:t xml:space="preserve">so deal-level spend comes down without losing the rank the deal bought (Section 4).</w:t>
       </w:r>
     </w:p>
     <w:p>
@@ -168,10 +176,10 @@
           <w:b/>
           <w:bCs/>
         </w:rPr>
-        <w:t xml:space="preserve">Keep Queen on White. </w:t>
-      </w:r>
-      <w:r>
-        <w:t xml:space="preserve">The audit moves 75 Queen campaigns to Olive, a slow-selling clearance colour, although Queen White covers the time to its next arrival (Section 6).</w:t>
+        <w:t xml:space="preserve">Advertise the right colours. </w:t>
+      </w:r>
+      <w:r>
+        <w:t xml:space="preserve">Keep Queen on White: the audit moves 75 Queen campaigns to Olive, the size’s seventh seller. Three switches move campaigns to a different size. 17 discovery campaigns advertise White instead of the size’s clearance colour (Section 6).</w:t>
       </w:r>
     </w:p>
     <w:p>
@@ -211,7 +219,80 @@
         <w:t xml:space="preserve">Don’t load what the engine got wrong. </w:t>
       </w:r>
       <w:r>
-        <w:t xml:space="preserve">All 35 budget changes are blocked, and all 88 colour switches skip on upload. 181 changes sit on campaigns missing from the audit’s own list, and 15 new campaigns would launch mid-deal. The forecast is about ten times too high (Sections 11 and 13).</w:t>
+        <w:t xml:space="preserve">This includes:</w:t>
+      </w:r>
+    </w:p>
+    <w:p>
+      <w:pPr>
+        <w:pStyle w:val="ListParagraph"/>
+        <w:numPr>
+          <w:ilvl w:val="0"/>
+          <w:numId w:val="3"/>
+        </w:numPr>
+        <w:spacing w:after="60"/>
+      </w:pPr>
+      <w:r>
+        <w:t xml:space="preserve">all 35 budget changes, which are blocked;</w:t>
+      </w:r>
+    </w:p>
+    <w:p>
+      <w:pPr>
+        <w:pStyle w:val="ListParagraph"/>
+        <w:numPr>
+          <w:ilvl w:val="0"/>
+          <w:numId w:val="3"/>
+        </w:numPr>
+        <w:spacing w:after="60"/>
+      </w:pPr>
+      <w:r>
+        <w:t xml:space="preserve">all 88 colour switches, which skip on upload;</w:t>
+      </w:r>
+    </w:p>
+    <w:p>
+      <w:pPr>
+        <w:pStyle w:val="ListParagraph"/>
+        <w:numPr>
+          <w:ilvl w:val="0"/>
+          <w:numId w:val="3"/>
+        </w:numPr>
+        <w:spacing w:after="60"/>
+      </w:pPr>
+      <w:r>
+        <w:t xml:space="preserve">18 rows the engine itself withholds;</w:t>
+      </w:r>
+    </w:p>
+    <w:p>
+      <w:pPr>
+        <w:pStyle w:val="ListParagraph"/>
+        <w:numPr>
+          <w:ilvl w:val="0"/>
+          <w:numId w:val="3"/>
+        </w:numPr>
+        <w:spacing w:after="60"/>
+      </w:pPr>
+      <w:r>
+        <w:t xml:space="preserve">181 changes on campaigns missing from the audit’s own list;</w:t>
+      </w:r>
+    </w:p>
+    <w:p>
+      <w:pPr>
+        <w:pStyle w:val="ListParagraph"/>
+        <w:numPr>
+          <w:ilvl w:val="0"/>
+          <w:numId w:val="3"/>
+        </w:numPr>
+        <w:spacing w:after="60"/>
+      </w:pPr>
+      <w:r>
+        <w:t xml:space="preserve">15 new campaigns that would launch mid-deal.</w:t>
+      </w:r>
+    </w:p>
+    <w:p>
+      <w:pPr>
+        <w:spacing w:after="100"/>
+      </w:pPr>
+      <w:r>
+        <w:t xml:space="preserve">The forecast is about ten times too high (Sections 12 and 14).</w:t>
       </w:r>
     </w:p>
     <w:p>
@@ -558,7 +639,7 @@
                 <w:sz w:val="17"/>
                 <w:szCs w:val="17"/>
               </w:rPr>
-              <w:t xml:space="preserve">Profit per unit before ads × the chance a click becomes a sale. Above it, each ad sale loses money. Profit per unit comes from Sellerboard. Before the deal it was $20.20 (break-even ACoS 25.4%). At deal prices it is King White $16.79, Queen White $20.92 and Full White $15.87. The conversion rate is the campaign’s top-of-search rate once it has 15 top-of-search clicks, and its overall 90-day rate until then.</w:t>
+              <w:t xml:space="preserve">Profit per unit before ads × the chance a top-of-search click becomes a sale. Above it, each ad sale loses money. Profit per unit comes from Sellerboard: $18.81 before the deal and $18.18 at the deal price (break-even ACoS 23.8%). The conversion rate is the size’s rate until a campaign has 15 top-of-search clicks, blends toward its own between 15 and 50, and is its own from 50. Each campaign’s figure is in the campaign register.</w:t>
             </w:r>
           </w:p>
         </w:tc>
@@ -658,7 +739,7 @@
                 <w:sz w:val="17"/>
                 <w:szCs w:val="17"/>
               </w:rPr>
-              <w:t xml:space="preserve">Units Amazon can sell today. Units in transfer count only toward replenishment.</w:t>
+              <w:t xml:space="preserve">Units Amazon can sell today. Units in transfer count only toward replenishment, and customer orders never count.</w:t>
             </w:r>
           </w:p>
         </w:tc>
@@ -708,7 +789,7 @@
                 <w:sz w:val="17"/>
                 <w:szCs w:val="17"/>
               </w:rPr>
-              <w:t xml:space="preserve">Ranking campaigns advertise White, the best seller in every size and part of the deal. Auto, broad and phrase campaigns advertise a slow-selling colour with a lot of stock (for example Queen Olive or Full Creme).</w:t>
+              <w:t xml:space="preserve">Ranking campaigns advertise White, the best seller in every size and part of the deal. Auto, broad and phrase campaigns advertise the size’s clearance colour: a colour that sells little and has a lot of stock (Section 6).</w:t>
             </w:r>
           </w:p>
         </w:tc>
@@ -1523,7 +1604,7 @@
           <w:sz w:val="17"/>
           <w:szCs w:val="17"/>
         </w:rPr>
-        <w:t xml:space="preserve">Command Center, all campaigns for this product. * Still filling in: Amazon credits sales up to 7 days after the click. In the 28 days before the deal, B6 sold 1,920 units for $152,565 with $10,968 of ad spend: 7.2% TACoS (Sellerboard). Deal prices are about 20% below list: King White $72.24 (list $89.99), Queen White $67.99 ($84.99), Full White $59.49 ($74.99).</w:t>
+        <w:t xml:space="preserve">Command Center, all campaigns for this product. * Still filling in: Amazon credits sales up to 7 days after the click. Seller Central shows 98 deal units and $6,912 in the deal’s first days. In the 28 days before the deal, B6 sold 1,920 units for $152,565 with $10,968 of ad spend: about 7% TACoS (Sellerboard). Deal prices are about 20% below list: King White $72.24 (list $89.99), Queen White $67.99 ($84.99), Full White $59.49 ($74.99).</w:t>
       </w:r>
     </w:p>
     <w:p>
@@ -1531,7 +1612,33 @@
         <w:spacing w:after="100"/>
       </w:pPr>
       <w:r>
-        <w:t xml:space="preserve">The deal doubled orders and tripled ad spend. It didn’t move the ads to the top: product pages still took 52% of the clicks and top of search 33%, the same split as before the deal. Rank moved on some terms and fell on others. “bamboo sheets” went from 33 to 29 and “bamboo sheets queen size” from 25 to 21. But “bamboo sheets queen” fell from 33 to 58 and “bamboo sheets full” from 11 to 18.</w:t>
+        <w:t xml:space="preserve">The deal doubled orders and tripled ad spend, but it didn’t move the ads to the top. Product pages still took 52% of the clicks and top of search 33%, the same split as before the deal. Rank moved on some terms and fell on others:</w:t>
+      </w:r>
+    </w:p>
+    <w:p>
+      <w:pPr>
+        <w:pStyle w:val="ListParagraph"/>
+        <w:numPr>
+          <w:ilvl w:val="0"/>
+          <w:numId w:val="3"/>
+        </w:numPr>
+        <w:spacing w:after="60"/>
+      </w:pPr>
+      <w:r>
+        <w:t xml:space="preserve">“bamboo sheets” went from 33 to 29 and “bamboo sheets queen size” from 25 to 21.</w:t>
+      </w:r>
+    </w:p>
+    <w:p>
+      <w:pPr>
+        <w:pStyle w:val="ListParagraph"/>
+        <w:numPr>
+          <w:ilvl w:val="0"/>
+          <w:numId w:val="3"/>
+        </w:numPr>
+        <w:spacing w:after="60"/>
+      </w:pPr>
+      <w:r>
+        <w:t xml:space="preserve">“bamboo sheets queen” fell from 33 to 58 and “bamboo sheets full” from 11 to 18.</w:t>
       </w:r>
     </w:p>
     <w:p>
@@ -1608,7 +1715,7 @@
         <w:pStyle w:val="ListParagraph"/>
         <w:numPr>
           <w:ilvl w:val="0"/>
-          <w:numId w:val="3"/>
+          <w:numId w:val="4"/>
         </w:numPr>
         <w:spacing w:after="60"/>
       </w:pPr>
@@ -1617,18 +1724,18 @@
           <w:b/>
           <w:bCs/>
         </w:rPr>
-        <w:t xml:space="preserve">Push the focus terms at top of search while the deal runs, and keep building into Prime and Black Friday / Cyber Monday. </w:t>
-      </w:r>
-      <w:r>
-        <w:t xml:space="preserve">A term qualifies for a push when it converts better than the market on 15 or more clicks, has the stock, and has a live keyword that is actually serving. Click-through against the market can only be judged once the ad shows at the top, so it is checked after the first week at the top. A term that doesn’t qualify runs at break-even until it does.</w:t>
-      </w:r>
-    </w:p>
-    <w:p>
-      <w:pPr>
-        <w:pStyle w:val="ListParagraph"/>
-        <w:numPr>
-          <w:ilvl w:val="0"/>
-          <w:numId w:val="3"/>
+        <w:t xml:space="preserve">Push the qualifying focus terms at top of search while the deal runs, and keep building into Prime and Black Friday / Cyber Monday. </w:t>
+      </w:r>
+      <w:r>
+        <w:t xml:space="preserve">A term qualifies when it meets four conditions: it beats the market at top of search on click-through and on conversion, it has 7 or more days of Available stock, and its keyword is live and serving. A term that doesn’t qualify runs at break-even until it does.</w:t>
+      </w:r>
+    </w:p>
+    <w:p>
+      <w:pPr>
+        <w:pStyle w:val="ListParagraph"/>
+        <w:numPr>
+          <w:ilvl w:val="0"/>
+          <w:numId w:val="4"/>
         </w:numPr>
         <w:spacing w:after="60"/>
       </w:pPr>
@@ -1648,7 +1755,7 @@
         <w:pStyle w:val="ListParagraph"/>
         <w:numPr>
           <w:ilvl w:val="0"/>
-          <w:numId w:val="3"/>
+          <w:numId w:val="4"/>
         </w:numPr>
         <w:spacing w:after="60"/>
       </w:pPr>
@@ -1660,15 +1767,15 @@
         <w:t xml:space="preserve">Get the ad to the top before paying more. </w:t>
       </w:r>
       <w:r>
-        <w:t xml:space="preserve">If more than 20% of clicks land on product pages, lower the base bid and raise the boost so the top-of-search price reaches the push price. Push campaigns run on fixed bidding, not down-only.</w:t>
-      </w:r>
-    </w:p>
-    <w:p>
-      <w:pPr>
-        <w:pStyle w:val="ListParagraph"/>
-        <w:numPr>
-          <w:ilvl w:val="0"/>
-          <w:numId w:val="3"/>
+        <w:t xml:space="preserve">If more than 20% of clicks land on product pages, lower the base bid and raise the boost so the top-of-search price holds. Cut the base by at most 50% a step, or 25% where product pages bring orders. If under 30% of clicks land at the top, this comes before any price or budget move. Push campaigns run on fixed bidding.</w:t>
+      </w:r>
+    </w:p>
+    <w:p>
+      <w:pPr>
+        <w:pStyle w:val="ListParagraph"/>
+        <w:numPr>
+          <w:ilvl w:val="0"/>
+          <w:numId w:val="4"/>
         </w:numPr>
         <w:spacing w:after="60"/>
       </w:pPr>
@@ -1688,7 +1795,7 @@
         <w:pStyle w:val="ListParagraph"/>
         <w:numPr>
           <w:ilvl w:val="0"/>
-          <w:numId w:val="3"/>
+          <w:numId w:val="4"/>
         </w:numPr>
         <w:spacing w:after="60"/>
       </w:pPr>
@@ -1697,18 +1804,18 @@
           <w:b/>
           <w:bCs/>
         </w:rPr>
-        <w:t xml:space="preserve">Break-even comes from real margin, and from the deal margin during a deal. </w:t>
-      </w:r>
-      <w:r>
-        <w:t xml:space="preserve">Use Sellerboard profit before ads (after product cost and all Amazon fees, refunds and storage). During the deal, use the deal-day profit per unit.</w:t>
-      </w:r>
-    </w:p>
-    <w:p>
-      <w:pPr>
-        <w:pStyle w:val="ListParagraph"/>
-        <w:numPr>
-          <w:ilvl w:val="0"/>
-          <w:numId w:val="3"/>
+        <w:t xml:space="preserve">Break-even comes from real margin. </w:t>
+      </w:r>
+      <w:r>
+        <w:t xml:space="preserve">Use Sellerboard profit before ads, after product cost, all Amazon fees, refunds and storage. During the deal, use the deal-price margin.</w:t>
+      </w:r>
+    </w:p>
+    <w:p>
+      <w:pPr>
+        <w:pStyle w:val="ListParagraph"/>
+        <w:numPr>
+          <w:ilvl w:val="0"/>
+          <w:numId w:val="4"/>
         </w:numPr>
         <w:spacing w:after="60"/>
       </w:pPr>
@@ -1728,7 +1835,7 @@
         <w:pStyle w:val="ListParagraph"/>
         <w:numPr>
           <w:ilvl w:val="0"/>
-          <w:numId w:val="3"/>
+          <w:numId w:val="4"/>
         </w:numPr>
         <w:spacing w:after="60"/>
       </w:pPr>
@@ -1740,15 +1847,15 @@
         <w:t xml:space="preserve">Advertise the right colour, judged on Available stock. </w:t>
       </w:r>
       <w:r>
-        <w:t xml:space="preserve">Ranking campaigns advertise White. Move to the size’s next-best seller only when White’s Available stock can’t last until its next arrival. Discovery campaigns advertise the size’s clearance colour.</w:t>
-      </w:r>
-    </w:p>
-    <w:p>
-      <w:pPr>
-        <w:pStyle w:val="ListParagraph"/>
-        <w:numPr>
-          <w:ilvl w:val="0"/>
-          <w:numId w:val="3"/>
+        <w:t xml:space="preserve">Ranking campaigns advertise White. Move to the size’s next-best seller only when White’s Available stock can’t last until its next arrival. A colour switch never changes the size. Discovery campaigns advertise the size’s clearance colour. Colour-named terms advertise their own colour.</w:t>
+      </w:r>
+    </w:p>
+    <w:p>
+      <w:pPr>
+        <w:pStyle w:val="ListParagraph"/>
+        <w:numPr>
+          <w:ilvl w:val="0"/>
+          <w:numId w:val="4"/>
         </w:numPr>
         <w:spacing w:after="60"/>
       </w:pPr>
@@ -1768,7 +1875,27 @@
         <w:pStyle w:val="ListParagraph"/>
         <w:numPr>
           <w:ilvl w:val="0"/>
-          <w:numId w:val="3"/>
+          <w:numId w:val="4"/>
+        </w:numPr>
+        <w:spacing w:after="60"/>
+      </w:pPr>
+      <w:r>
+        <w:rPr>
+          <w:b/>
+          <w:bCs/>
+        </w:rPr>
+        <w:t xml:space="preserve">Outside ranking, each campaign pays for itself. </w:t>
+      </w:r>
+      <w:r>
+        <w:t xml:space="preserve">It is judged on its own ACoS over 30 days against 90, against the 23.8% break-even. Over break-even, the base comes down. Inside it, or under 15 clicks, nothing moves.</w:t>
+      </w:r>
+    </w:p>
+    <w:p>
+      <w:pPr>
+        <w:pStyle w:val="ListParagraph"/>
+        <w:numPr>
+          <w:ilvl w:val="0"/>
+          <w:numId w:val="4"/>
         </w:numPr>
         <w:spacing w:after="60"/>
       </w:pPr>
@@ -1796,7 +1923,7 @@
         <w:spacing w:after="100"/>
       </w:pPr>
       <w:r>
-        <w:t xml:space="preserve">The audit forecasts ad spend rising from $462 to $1,295 a day and TACoS from 8.8% to 18.9%. It sizes its biggest jumps against a 25% TACoS ceiling. It never sets a goal for the run, so none of those numbers is checked against anything.</w:t>
+        <w:t xml:space="preserve">The audit forecasts ad spend rising from $462 to $1,295 a day, ACoS from 28% to 40% (against 23.8% break-even) and TACoS from 8.8% to 18.9%. It sizes its biggest jumps against a 25% TACoS ceiling. It never sets a goal for the run, so none of those numbers is checked against anything.</w:t>
       </w:r>
     </w:p>
     <w:p>
@@ -1804,7 +1931,7 @@
         <w:spacing w:after="100"/>
       </w:pPr>
       <w:r>
-        <w:t xml:space="preserve">Its starting point is also wrong. The $462 a day comes from the 14 days to 27 September, which include three deal days (20, 26 and 27 September). Normal spend before the deal was about $283 a day, and TACoS was 7.2%.</w:t>
+        <w:t xml:space="preserve">Its starting point is also wrong. The $462 a day comes from the 14 days to 27 September, which include three deal days (20, 26 and 27 September). Normal spend before the deal was about $283 a day, and TACoS was about 7%.</w:t>
       </w:r>
     </w:p>
     <w:p>
@@ -1828,7 +1955,7 @@
         <w:pStyle w:val="ListParagraph"/>
         <w:numPr>
           <w:ilvl w:val="0"/>
-          <w:numId w:val="4"/>
+          <w:numId w:val="3"/>
         </w:numPr>
         <w:spacing w:after="60"/>
       </w:pPr>
@@ -1840,15 +1967,15 @@
         <w:t xml:space="preserve">For the deal days (to 30 September): </w:t>
       </w:r>
       <w:r>
-        <w:t xml:space="preserve">a spend limit and a TACoS ceiling for the push. Deal spend is running at $924 a day, so the limit should cover the push terms first.</w:t>
-      </w:r>
-    </w:p>
-    <w:p>
-      <w:pPr>
-        <w:pStyle w:val="ListParagraph"/>
-        <w:numPr>
-          <w:ilvl w:val="0"/>
-          <w:numId w:val="4"/>
+        <w:t xml:space="preserve">a spend limit and a TACoS ceiling for the push. Deal spend is running at $924 a day; the limit should cover the push terms first.</w:t>
+      </w:r>
+    </w:p>
+    <w:p>
+      <w:pPr>
+        <w:pStyle w:val="ListParagraph"/>
+        <w:numPr>
+          <w:ilvl w:val="0"/>
+          <w:numId w:val="3"/>
         </w:numPr>
         <w:spacing w:after="60"/>
       </w:pPr>
@@ -1860,15 +1987,15 @@
         <w:t xml:space="preserve">From 1 October: </w:t>
       </w:r>
       <w:r>
-        <w:t xml:space="preserve">a TACoS goal well below the audit’s 25% (B6 ran at 7.2% before the deal), and a daily spend limit set as a share of the last 7 days’ total sales, so the push can grow as sales grow.</w:t>
-      </w:r>
-    </w:p>
-    <w:p>
-      <w:pPr>
-        <w:pStyle w:val="ListParagraph"/>
-        <w:numPr>
-          <w:ilvl w:val="0"/>
-          <w:numId w:val="4"/>
+        <w:t xml:space="preserve">a TACoS goal well below the audit’s 25% (B6 ran at about 7% before the deal), and a daily spend limit set as a share of the last 7 days’ total sales, so the push can grow as sales grow.</w:t>
+      </w:r>
+    </w:p>
+    <w:p>
+      <w:pPr>
+        <w:pStyle w:val="ListParagraph"/>
+        <w:numPr>
+          <w:ilvl w:val="0"/>
+          <w:numId w:val="3"/>
         </w:numPr>
         <w:spacing w:after="60"/>
       </w:pPr>
@@ -1888,7 +2015,7 @@
         <w:pStyle w:val="ListParagraph"/>
         <w:numPr>
           <w:ilvl w:val="0"/>
-          <w:numId w:val="4"/>
+          <w:numId w:val="3"/>
         </w:numPr>
         <w:spacing w:after="60"/>
       </w:pPr>
@@ -1901,7 +2028,7 @@
         <w:pStyle w:val="ListParagraph"/>
         <w:numPr>
           <w:ilvl w:val="0"/>
-          <w:numId w:val="4"/>
+          <w:numId w:val="3"/>
         </w:numPr>
         <w:spacing w:after="60"/>
       </w:pPr>
@@ -1914,7 +2041,7 @@
         <w:pStyle w:val="ListParagraph"/>
         <w:numPr>
           <w:ilvl w:val="0"/>
-          <w:numId w:val="4"/>
+          <w:numId w:val="3"/>
         </w:numPr>
         <w:spacing w:after="60"/>
       </w:pPr>
@@ -1927,7 +2054,7 @@
         <w:pStyle w:val="ListParagraph"/>
         <w:numPr>
           <w:ilvl w:val="0"/>
-          <w:numId w:val="4"/>
+          <w:numId w:val="3"/>
         </w:numPr>
         <w:spacing w:after="60"/>
       </w:pPr>
@@ -1964,7 +2091,7 @@
         <w:pStyle w:val="ListParagraph"/>
         <w:numPr>
           <w:ilvl w:val="0"/>
-          <w:numId w:val="4"/>
+          <w:numId w:val="3"/>
         </w:numPr>
         <w:spacing w:after="60"/>
       </w:pPr>
@@ -1977,20 +2104,20 @@
         <w:pStyle w:val="ListParagraph"/>
         <w:numPr>
           <w:ilvl w:val="0"/>
-          <w:numId w:val="4"/>
-        </w:numPr>
-        <w:spacing w:after="60"/>
-      </w:pPr>
-      <w:r>
-        <w:t xml:space="preserve">Write each qualifying focus term’s push price on the deal margin. That is one step now, at most 30% above today, and never above twice break-even (Section 5).</w:t>
-      </w:r>
-    </w:p>
-    <w:p>
-      <w:pPr>
-        <w:pStyle w:val="ListParagraph"/>
-        <w:numPr>
-          <w:ilvl w:val="0"/>
-          <w:numId w:val="4"/>
+          <w:numId w:val="3"/>
+        </w:numPr>
+        <w:spacing w:after="60"/>
+      </w:pPr>
+      <w:r>
+        <w:t xml:space="preserve">Write each qualifying focus term’s push price: one step now, at most 30% above today and never above twice break-even. Terms that don’t qualify move toward break-even (Section 5).</w:t>
+      </w:r>
+    </w:p>
+    <w:p>
+      <w:pPr>
+        <w:pStyle w:val="ListParagraph"/>
+        <w:numPr>
+          <w:ilvl w:val="0"/>
+          <w:numId w:val="3"/>
         </w:numPr>
         <w:spacing w:after="60"/>
       </w:pPr>
@@ -2003,20 +2130,20 @@
         <w:pStyle w:val="ListParagraph"/>
         <w:numPr>
           <w:ilvl w:val="0"/>
-          <w:numId w:val="4"/>
-        </w:numPr>
-        <w:spacing w:after="60"/>
-      </w:pPr>
-      <w:r>
-        <w:t xml:space="preserve">Set the push campaigns’ budgets by hand to their required clicks at the push price; the audit’s budget changes are all blocked.</w:t>
-      </w:r>
-    </w:p>
-    <w:p>
-      <w:pPr>
-        <w:pStyle w:val="ListParagraph"/>
-        <w:numPr>
-          <w:ilvl w:val="0"/>
-          <w:numId w:val="4"/>
+          <w:numId w:val="3"/>
+        </w:numPr>
+        <w:spacing w:after="60"/>
+      </w:pPr>
+      <w:r>
+        <w:t xml:space="preserve">Set the push campaigns’ budgets by hand to their required clicks at the push price, plus the product-page clicks they bring. The audit’s budget changes are all blocked.</w:t>
+      </w:r>
+    </w:p>
+    <w:p>
+      <w:pPr>
+        <w:pStyle w:val="ListParagraph"/>
+        <w:numPr>
+          <w:ilvl w:val="0"/>
+          <w:numId w:val="3"/>
         </w:numPr>
         <w:spacing w:after="60"/>
       </w:pPr>
@@ -2037,20 +2164,20 @@
         <w:pStyle w:val="ListParagraph"/>
         <w:numPr>
           <w:ilvl w:val="0"/>
-          <w:numId w:val="4"/>
-        </w:numPr>
-        <w:spacing w:after="60"/>
-      </w:pPr>
-      <w:r>
-        <w:t xml:space="preserve">Confirm the listing is back at its regular price. Break-even rises with the margin ($20.20 per unit), so re-price each push term on the full-price margin. Where that raises the push price, take one step of at most 30%.</w:t>
-      </w:r>
-    </w:p>
-    <w:p>
-      <w:pPr>
-        <w:pStyle w:val="ListParagraph"/>
-        <w:numPr>
-          <w:ilvl w:val="0"/>
-          <w:numId w:val="4"/>
+          <w:numId w:val="3"/>
+        </w:numPr>
+        <w:spacing w:after="60"/>
+      </w:pPr>
+      <w:r>
+        <w:t xml:space="preserve">Confirm the listing is back at its regular price and re-price on the full-price margin ($18.81).</w:t>
+      </w:r>
+    </w:p>
+    <w:p>
+      <w:pPr>
+        <w:pStyle w:val="ListParagraph"/>
+        <w:numPr>
+          <w:ilvl w:val="0"/>
+          <w:numId w:val="3"/>
         </w:numPr>
         <w:spacing w:after="60"/>
       </w:pPr>
@@ -2070,7 +2197,7 @@
         <w:pStyle w:val="ListParagraph"/>
         <w:numPr>
           <w:ilvl w:val="0"/>
-          <w:numId w:val="4"/>
+          <w:numId w:val="3"/>
         </w:numPr>
         <w:spacing w:after="60"/>
       </w:pPr>
@@ -2091,7 +2218,7 @@
         <w:pStyle w:val="ListParagraph"/>
         <w:numPr>
           <w:ilvl w:val="0"/>
-          <w:numId w:val="4"/>
+          <w:numId w:val="3"/>
         </w:numPr>
         <w:spacing w:after="60"/>
       </w:pPr>
@@ -2104,7 +2231,7 @@
         <w:pStyle w:val="ListParagraph"/>
         <w:numPr>
           <w:ilvl w:val="0"/>
-          <w:numId w:val="4"/>
+          <w:numId w:val="3"/>
         </w:numPr>
         <w:spacing w:after="60"/>
       </w:pPr>
@@ -2116,20 +2243,20 @@
         <w:t xml:space="preserve">Check daily: </w:t>
       </w:r>
       <w:r>
-        <w:t xml:space="preserve">spend against the limit; ad orders against 14 a day; top-of-search share on the push campaigns; rank on the head terms; and Available stock on Full White (64 units, about 16 days at deal pace) and Queen White (328 units).</w:t>
-      </w:r>
-    </w:p>
-    <w:p>
-      <w:pPr>
-        <w:pStyle w:val="ListParagraph"/>
-        <w:numPr>
-          <w:ilvl w:val="0"/>
-          <w:numId w:val="4"/>
-        </w:numPr>
-        <w:spacing w:after="60"/>
-      </w:pPr>
-      <w:r>
-        <w:t xml:space="preserve">If a head term falls more than 10 places, find the cause before touching price (Section 12).</w:t>
+        <w:t xml:space="preserve">spend against the limit; ad orders against 14 a day; top-of-search share on the push campaigns; rank on the head terms; and Available stock on Full White (62 units, 26 days) and Queen White (323 units, 47 days).</w:t>
+      </w:r>
+    </w:p>
+    <w:p>
+      <w:pPr>
+        <w:pStyle w:val="ListParagraph"/>
+        <w:numPr>
+          <w:ilvl w:val="0"/>
+          <w:numId w:val="3"/>
+        </w:numPr>
+        <w:spacing w:after="60"/>
+      </w:pPr>
+      <w:r>
+        <w:t xml:space="preserve">If a head term falls more than 10 places, find the cause before touching price (Section 13).</w:t>
       </w:r>
     </w:p>
     <w:p>
@@ -2145,7 +2272,7 @@
         <w:pStyle w:val="ListParagraph"/>
         <w:numPr>
           <w:ilvl w:val="0"/>
-          <w:numId w:val="4"/>
+          <w:numId w:val="3"/>
         </w:numPr>
         <w:spacing w:after="60"/>
       </w:pPr>
@@ -2158,7 +2285,7 @@
         <w:pStyle w:val="ListParagraph"/>
         <w:numPr>
           <w:ilvl w:val="0"/>
-          <w:numId w:val="4"/>
+          <w:numId w:val="3"/>
         </w:numPr>
         <w:spacing w:after="60"/>
       </w:pPr>
@@ -2179,25 +2306,25 @@
         <w:pStyle w:val="ListParagraph"/>
         <w:numPr>
           <w:ilvl w:val="0"/>
-          <w:numId w:val="4"/>
-        </w:numPr>
-        <w:spacing w:after="60"/>
-      </w:pPr>
-      <w:r>
-        <w:t xml:space="preserve">At least three weeks before each event, size its push per focus term (price, clicks, budget) and check stock covers it. After each event, repeat Day 1 and Week 1.</w:t>
-      </w:r>
-    </w:p>
-    <w:p>
-      <w:pPr>
-        <w:pStyle w:val="ListParagraph"/>
-        <w:numPr>
-          <w:ilvl w:val="0"/>
-          <w:numId w:val="4"/>
-        </w:numPr>
-        <w:spacing w:after="60"/>
-      </w:pPr>
-      <w:r>
-        <w:t xml:space="preserve">Queen White’s next arrival lands about 30 October, in time for the Black Friday / Cyber Monday push (27–30 November).</w:t>
+          <w:numId w:val="3"/>
+        </w:numPr>
+        <w:spacing w:after="60"/>
+      </w:pPr>
+      <w:r>
+        <w:t xml:space="preserve">At least three weeks before each event, size its push per term (price, clicks, budget) and check that stock covers it. After each event, repeat Day 1 and Week 1.</w:t>
+      </w:r>
+    </w:p>
+    <w:p>
+      <w:pPr>
+        <w:pStyle w:val="ListParagraph"/>
+        <w:numPr>
+          <w:ilvl w:val="0"/>
+          <w:numId w:val="3"/>
+        </w:numPr>
+        <w:spacing w:after="60"/>
+      </w:pPr>
+      <w:r>
+        <w:t xml:space="preserve">Queen White’s next 1,002 units land about 30 October, in time for the Black Friday / Cyber Monday push (27–30 November).</w:t>
       </w:r>
     </w:p>
     <w:p>
@@ -2205,7 +2332,7 @@
         <w:pStyle w:val="Heading1"/>
       </w:pPr>
       <w:r>
-        <w:t xml:space="preserve">5. Ranking prices: push the focus terms at top of search now</w:t>
+        <w:t xml:space="preserve">5. Ranking prices: push the qualifying terms at top of search now</w:t>
       </w:r>
     </w:p>
     <w:p>
@@ -2221,59 +2348,72 @@
         <w:pStyle w:val="ListParagraph"/>
         <w:numPr>
           <w:ilvl w:val="0"/>
-          <w:numId w:val="4"/>
-        </w:numPr>
-        <w:spacing w:after="60"/>
-      </w:pPr>
-      <w:r>
-        <w:t xml:space="preserve">It doesn’t know the deal is running. It records no deal for the run, and its review says no deal falls in its two-week window. So no price is set on the deal margin, and nothing is timed to the deal’s last days.</w:t>
-      </w:r>
-    </w:p>
-    <w:p>
-      <w:pPr>
-        <w:pStyle w:val="ListParagraph"/>
-        <w:numPr>
-          <w:ilvl w:val="0"/>
-          <w:numId w:val="4"/>
-        </w:numPr>
-        <w:spacing w:after="60"/>
-      </w:pPr>
-      <w:r>
-        <w:t xml:space="preserve">It gives 18 campaigns a 75% price jump in one step, several of them to $10–15 a click. Example: Full Size Bamboo Sheets goes from $8.43 to $14.77. The audit’s own notes say this campaign already loses $34.73 per order at $8.43. They put the odds of these jumps working at 20–41%.</w:t>
-      </w:r>
-    </w:p>
-    <w:p>
-      <w:pPr>
-        <w:pStyle w:val="ListParagraph"/>
-        <w:numPr>
-          <w:ilvl w:val="0"/>
-          <w:numId w:val="4"/>
-        </w:numPr>
-        <w:spacing w:after="60"/>
-      </w:pPr>
-      <w:r>
-        <w:t xml:space="preserve">It raises prices on campaigns that barely show at the top. Most focus campaigns took 0–12 top-of-search clicks in 90 days. For example, Bamboo Sheets King Size took 390 clicks and only 12 at the top, and Bamboo Sheets Queen (HSV) took 395 clicks and none at the top. When the ad isn’t competing at the top, a higher boost buys little. The causes are a low base bid, down-only bidding and product-page traffic.</w:t>
-      </w:r>
-    </w:p>
-    <w:p>
-      <w:pPr>
-        <w:pStyle w:val="ListParagraph"/>
-        <w:numPr>
-          <w:ilvl w:val="0"/>
-          <w:numId w:val="4"/>
-        </w:numPr>
-        <w:spacing w:after="60"/>
-      </w:pPr>
-      <w:r>
-        <w:t xml:space="preserve">On one focus campaign it raises the base bid with the price: Bamboo Sheets King Size goes from $0.50 to $1.40 (+180%). That nearly triples what it pays on product pages as well as at the top.</w:t>
-      </w:r>
-    </w:p>
-    <w:p>
-      <w:pPr>
-        <w:pStyle w:val="ListParagraph"/>
-        <w:numPr>
-          <w:ilvl w:val="0"/>
-          <w:numId w:val="4"/>
+          <w:numId w:val="3"/>
+        </w:numPr>
+        <w:spacing w:after="60"/>
+      </w:pPr>
+      <w:r>
+        <w:t xml:space="preserve">It doesn’t know the deal is running, so no price is set on the deal margin and nothing is timed to the deal’s last days.</w:t>
+      </w:r>
+    </w:p>
+    <w:p>
+      <w:pPr>
+        <w:pStyle w:val="ListParagraph"/>
+        <w:numPr>
+          <w:ilvl w:val="0"/>
+          <w:numId w:val="3"/>
+        </w:numPr>
+        <w:spacing w:after="60"/>
+      </w:pPr>
+      <w:r>
+        <w:t xml:space="preserve">It raises top-of-search prices without the push limits. 148 of 244 ranking campaigns already pay above break-even at the top, and the audit raises 61 more, 55 of them to a price above break-even.</w:t>
+      </w:r>
+    </w:p>
+    <w:p>
+      <w:pPr>
+        <w:pStyle w:val="ListParagraph"/>
+        <w:numPr>
+          <w:ilvl w:val="0"/>
+          <w:numId w:val="3"/>
+        </w:numPr>
+        <w:spacing w:after="60"/>
+      </w:pPr>
+      <w:r>
+        <w:t xml:space="preserve">It gives 18 campaigns a 75% price jump in one step, several of them to $10–15 a click. Example: Full Size Bamboo Sheets goes from $8.43 to $14.77. That campaign ran at 111% ACoS over the last 30 days, and the audit’s own notes say it already loses $34.73 per order. The notes put the odds of these jumps working at 20–41%.</w:t>
+      </w:r>
+    </w:p>
+    <w:p>
+      <w:pPr>
+        <w:pStyle w:val="ListParagraph"/>
+        <w:numPr>
+          <w:ilvl w:val="0"/>
+          <w:numId w:val="3"/>
+        </w:numPr>
+        <w:spacing w:after="60"/>
+      </w:pPr>
+      <w:r>
+        <w:t xml:space="preserve">It raises prices on campaigns that barely show at the top. Bamboo Cooling Sheets (MSV), a focus campaign, took 6% of its clicks at the top and 91% on product pages in 30 days. When the ad isn’t competing at the top, a higher boost buys nothing.</w:t>
+      </w:r>
+    </w:p>
+    <w:p>
+      <w:pPr>
+        <w:pStyle w:val="ListParagraph"/>
+        <w:numPr>
+          <w:ilvl w:val="0"/>
+          <w:numId w:val="3"/>
+        </w:numPr>
+        <w:spacing w:after="60"/>
+      </w:pPr>
+      <w:r>
+        <w:t xml:space="preserve">On one focus campaign it raises the base bid with the price: Bamboo Sheets King Size goes from $0.50 to $1.40 (+180%). That nearly triples what it pays on product pages as well.</w:t>
+      </w:r>
+    </w:p>
+    <w:p>
+      <w:pPr>
+        <w:pStyle w:val="ListParagraph"/>
+        <w:numPr>
+          <w:ilvl w:val="0"/>
+          <w:numId w:val="3"/>
         </w:numPr>
         <w:spacing w:after="60"/>
       </w:pPr>
@@ -2286,12 +2426,12 @@
         <w:pStyle w:val="ListParagraph"/>
         <w:numPr>
           <w:ilvl w:val="0"/>
-          <w:numId w:val="4"/>
-        </w:numPr>
-        <w:spacing w:after="60"/>
-      </w:pPr>
-      <w:r>
-        <w:t xml:space="preserve">It tapers “bamboo sheets”, the one term with a solid top-of-search record that qualifies (Section 5.4).</w:t>
+          <w:numId w:val="3"/>
+        </w:numPr>
+        <w:spacing w:after="60"/>
+      </w:pPr>
+      <w:r>
+        <w:t xml:space="preserve">It tapers “bamboo sheets”, the biggest term that qualifies (Section 5.4).</w:t>
       </w:r>
     </w:p>
     <w:p>
@@ -2299,7 +2439,15 @@
         <w:pStyle w:val="Heading2"/>
       </w:pPr>
       <w:r>
-        <w:t xml:space="preserve">5.2 How the correct price is worked out — examples</w:t>
+        <w:t xml:space="preserve">5.2 Which terms qualify</w:t>
+      </w:r>
+    </w:p>
+    <w:p>
+      <w:pPr>
+        <w:spacing w:after="100"/>
+      </w:pPr>
+      <w:r>
+        <w:t xml:space="preserve">Nine B6 terms beat the market at top of search on both click-through and conversion and have 7+ days of Available stock. Most of them must fix their placement mix first, because a push on a campaign leaking to product pages pays for the wrong placement.</w:t>
       </w:r>
     </w:p>
     <w:tbl>
@@ -2315,12 +2463,12 @@
         </w:tblBorders>
       </w:tblPr>
       <w:tblGrid>
-        <w:gridCol w:w="2450"/>
-        <w:gridCol w:w="1100"/>
-        <w:gridCol w:w="1000"/>
-        <w:gridCol w:w="1500"/>
-        <w:gridCol w:w="1350"/>
-        <w:gridCol w:w="2572"/>
+        <w:gridCol w:w="2500"/>
+        <w:gridCol w:w="1300"/>
+        <w:gridCol w:w="800"/>
+        <w:gridCol w:w="1200"/>
+        <w:gridCol w:w="1900"/>
+        <w:gridCol w:w="2272"/>
       </w:tblGrid>
       <w:tr>
         <w:trPr>
@@ -2328,7 +2476,7 @@
         </w:trPr>
         <w:tc>
           <w:tcPr>
-            <w:tcW w:type="dxa" w:w="2450"/>
+            <w:tcW w:type="dxa" w:w="2500"/>
             <w:shd w:fill="1F3A5F" w:color="auto" w:val="clear"/>
             <w:tcMar>
               <w:top w:type="dxa" w:w="40"/>
@@ -2349,13 +2497,13 @@
                 <w:sz w:val="17"/>
                 <w:szCs w:val="17"/>
               </w:rPr>
-              <w:t xml:space="preserve">Campaign</w:t>
-            </w:r>
-          </w:p>
-        </w:tc>
-        <w:tc>
-          <w:tcPr>
-            <w:tcW w:type="dxa" w:w="1100"/>
+              <w:t xml:space="preserve">Term</w:t>
+            </w:r>
+          </w:p>
+        </w:tc>
+        <w:tc>
+          <w:tcPr>
+            <w:tcW w:type="dxa" w:w="1300"/>
             <w:shd w:fill="1F3A5F" w:color="auto" w:val="clear"/>
             <w:tcMar>
               <w:top w:type="dxa" w:w="40"/>
@@ -2376,13 +2524,13 @@
                 <w:sz w:val="17"/>
                 <w:szCs w:val="17"/>
               </w:rPr>
-              <w:t xml:space="preserve">Break-even in the deal</w:t>
-            </w:r>
-          </w:p>
-        </w:tc>
-        <w:tc>
-          <w:tcPr>
-            <w:tcW w:type="dxa" w:w="1000"/>
+              <w:t xml:space="preserve">Colour advertised</w:t>
+            </w:r>
+          </w:p>
+        </w:tc>
+        <w:tc>
+          <w:tcPr>
+            <w:tcW w:type="dxa" w:w="800"/>
             <w:shd w:fill="1F3A5F" w:color="auto" w:val="clear"/>
             <w:tcMar>
               <w:top w:type="dxa" w:w="40"/>
@@ -2403,13 +2551,13 @@
                 <w:sz w:val="17"/>
                 <w:szCs w:val="17"/>
               </w:rPr>
-              <w:t xml:space="preserve">Rank now → target</w:t>
-            </w:r>
-          </w:p>
-        </w:tc>
-        <w:tc>
-          <w:tcPr>
-            <w:tcW w:type="dxa" w:w="1500"/>
+              <w:t xml:space="preserve">In focus?</w:t>
+            </w:r>
+          </w:p>
+        </w:tc>
+        <w:tc>
+          <w:tcPr>
+            <w:tcW w:type="dxa" w:w="1200"/>
             <w:shd w:fill="1F3A5F" w:color="auto" w:val="clear"/>
             <w:tcMar>
               <w:top w:type="dxa" w:w="40"/>
@@ -2430,13 +2578,13 @@
                 <w:sz w:val="17"/>
                 <w:szCs w:val="17"/>
               </w:rPr>
-              <w:t xml:space="preserve">Push price</w:t>
-            </w:r>
-          </w:p>
-        </w:tc>
-        <w:tc>
-          <w:tcPr>
-            <w:tcW w:type="dxa" w:w="1350"/>
+              <w:t xml:space="preserve">Rank now · target</w:t>
+            </w:r>
+          </w:p>
+        </w:tc>
+        <w:tc>
+          <w:tcPr>
+            <w:tcW w:type="dxa" w:w="1900"/>
             <w:shd w:fill="1F3A5F" w:color="auto" w:val="clear"/>
             <w:tcMar>
               <w:top w:type="dxa" w:w="40"/>
@@ -2457,13 +2605,13 @@
                 <w:sz w:val="17"/>
                 <w:szCs w:val="17"/>
               </w:rPr>
-              <w:t xml:space="preserve">Now · audit</w:t>
-            </w:r>
-          </w:p>
-        </w:tc>
-        <w:tc>
-          <w:tcPr>
-            <w:tcW w:type="dxa" w:w="2572"/>
+              <w:t xml:space="preserve">Top-of-search conversion vs market</w:t>
+            </w:r>
+          </w:p>
+        </w:tc>
+        <w:tc>
+          <w:tcPr>
+            <w:tcW w:type="dxa" w:w="2272"/>
             <w:shd w:fill="1F3A5F" w:color="auto" w:val="clear"/>
             <w:tcMar>
               <w:top w:type="dxa" w:w="40"/>
@@ -2484,7 +2632,7 @@
                 <w:sz w:val="17"/>
                 <w:szCs w:val="17"/>
               </w:rPr>
-              <w:t xml:space="preserve">Correct move</w:t>
+              <w:t xml:space="preserve">Move</w:t>
             </w:r>
           </w:p>
         </w:tc>
@@ -2492,145 +2640,145 @@
       <w:tr>
         <w:tc>
           <w:tcPr>
-            <w:tcW w:type="dxa" w:w="2450"/>
-            <w:shd w:fill="FFFFFF" w:color="auto" w:val="clear"/>
-            <w:tcMar>
-              <w:top w:type="dxa" w:w="40"/>
-              <w:left w:type="dxa" w:w="70"/>
-              <w:bottom w:type="dxa" w:w="40"/>
-              <w:right w:type="dxa" w:w="70"/>
-            </w:tcMar>
-          </w:tcPr>
-          <w:p>
-            <w:pPr>
-              <w:spacing w:after="0"/>
-            </w:pPr>
-            <w:r>
-              <w:rPr>
-                <w:sz w:val="17"/>
-                <w:szCs w:val="17"/>
-              </w:rPr>
-              <w:t xml:space="preserve">Bamboo Sheet (VHSV), “bamboo sheets”, King White</w:t>
-            </w:r>
-          </w:p>
-        </w:tc>
-        <w:tc>
-          <w:tcPr>
-            <w:tcW w:type="dxa" w:w="1100"/>
-            <w:shd w:fill="FFFFFF" w:color="auto" w:val="clear"/>
-            <w:tcMar>
-              <w:top w:type="dxa" w:w="40"/>
-              <w:left w:type="dxa" w:w="70"/>
-              <w:bottom w:type="dxa" w:w="40"/>
-              <w:right w:type="dxa" w:w="70"/>
-            </w:tcMar>
-          </w:tcPr>
-          <w:p>
-            <w:pPr>
-              <w:spacing w:after="0"/>
-            </w:pPr>
-            <w:r>
-              <w:rPr>
-                <w:sz w:val="17"/>
-                <w:szCs w:val="17"/>
-              </w:rPr>
-              <w:t xml:space="preserve">$2.93 (17.5% on 275 top-of-search clicks)</w:t>
-            </w:r>
-          </w:p>
-        </w:tc>
-        <w:tc>
-          <w:tcPr>
-            <w:tcW w:type="dxa" w:w="1000"/>
-            <w:shd w:fill="FFFFFF" w:color="auto" w:val="clear"/>
-            <w:tcMar>
-              <w:top w:type="dxa" w:w="40"/>
-              <w:left w:type="dxa" w:w="70"/>
-              <w:bottom w:type="dxa" w:w="40"/>
-              <w:right w:type="dxa" w:w="70"/>
-            </w:tcMar>
-          </w:tcPr>
-          <w:p>
-            <w:pPr>
-              <w:spacing w:after="0"/>
-            </w:pPr>
-            <w:r>
-              <w:rPr>
-                <w:sz w:val="17"/>
-                <w:szCs w:val="17"/>
-              </w:rPr>
-              <w:t xml:space="preserve">29 → 9</w:t>
-            </w:r>
-          </w:p>
-        </w:tc>
-        <w:tc>
-          <w:tcPr>
-            <w:tcW w:type="dxa" w:w="1500"/>
-            <w:shd w:fill="FFFFFF" w:color="auto" w:val="clear"/>
-            <w:tcMar>
-              <w:top w:type="dxa" w:w="40"/>
-              <w:left w:type="dxa" w:w="70"/>
-              <w:bottom w:type="dxa" w:w="40"/>
-              <w:right w:type="dxa" w:w="70"/>
-            </w:tcMar>
-          </w:tcPr>
-          <w:p>
-            <w:pPr>
-              <w:spacing w:after="0"/>
-            </w:pPr>
-            <w:r>
-              <w:rPr>
-                <w:sz w:val="17"/>
-                <w:szCs w:val="17"/>
-              </w:rPr>
-              <w:t xml:space="preserve">$2.93 × 2.11 = $6.18, capped at 2× = $5.86</w:t>
-            </w:r>
-          </w:p>
-        </w:tc>
-        <w:tc>
-          <w:tcPr>
-            <w:tcW w:type="dxa" w:w="1350"/>
-            <w:shd w:fill="FFFFFF" w:color="auto" w:val="clear"/>
-            <w:tcMar>
-              <w:top w:type="dxa" w:w="40"/>
-              <w:left w:type="dxa" w:w="70"/>
-              <w:bottom w:type="dxa" w:w="40"/>
-              <w:right w:type="dxa" w:w="70"/>
-            </w:tcMar>
-          </w:tcPr>
-          <w:p>
-            <w:pPr>
-              <w:spacing w:after="0"/>
-            </w:pPr>
-            <w:r>
-              <w:rPr>
-                <w:sz w:val="17"/>
-                <w:szCs w:val="17"/>
-              </w:rPr>
-              <w:t xml:space="preserve">$6.10 · $6.52</w:t>
-            </w:r>
-          </w:p>
-        </w:tc>
-        <w:tc>
-          <w:tcPr>
-            <w:tcW w:type="dxa" w:w="2572"/>
-            <w:shd w:fill="FFFFFF" w:color="auto" w:val="clear"/>
-            <w:tcMar>
-              <w:top w:type="dxa" w:w="40"/>
-              <w:left w:type="dxa" w:w="70"/>
-              <w:bottom w:type="dxa" w:w="40"/>
-              <w:right w:type="dxa" w:w="70"/>
-            </w:tcMar>
-          </w:tcPr>
-          <w:p>
-            <w:pPr>
-              <w:spacing w:after="0"/>
-            </w:pPr>
-            <w:r>
-              <w:rPr>
-                <w:sz w:val="17"/>
-                <w:szCs w:val="17"/>
-              </w:rPr>
-              <w:t xml:space="preserve">$5.86 now, with the base $1.60 → $0.80 and boost 633%. From 1 October: $7.05 (+20%) on the full-price margin.</w:t>
+            <w:tcW w:type="dxa" w:w="2500"/>
+            <w:shd w:fill="FFFFFF" w:color="auto" w:val="clear"/>
+            <w:tcMar>
+              <w:top w:type="dxa" w:w="40"/>
+              <w:left w:type="dxa" w:w="70"/>
+              <w:bottom w:type="dxa" w:w="40"/>
+              <w:right w:type="dxa" w:w="70"/>
+            </w:tcMar>
+          </w:tcPr>
+          <w:p>
+            <w:pPr>
+              <w:spacing w:after="0"/>
+            </w:pPr>
+            <w:r>
+              <w:rPr>
+                <w:sz w:val="17"/>
+                <w:szCs w:val="17"/>
+              </w:rPr>
+              <w:t xml:space="preserve">bamboo sheets</w:t>
+            </w:r>
+          </w:p>
+        </w:tc>
+        <w:tc>
+          <w:tcPr>
+            <w:tcW w:type="dxa" w:w="1300"/>
+            <w:shd w:fill="FFFFFF" w:color="auto" w:val="clear"/>
+            <w:tcMar>
+              <w:top w:type="dxa" w:w="40"/>
+              <w:left w:type="dxa" w:w="70"/>
+              <w:bottom w:type="dxa" w:w="40"/>
+              <w:right w:type="dxa" w:w="70"/>
+            </w:tcMar>
+          </w:tcPr>
+          <w:p>
+            <w:pPr>
+              <w:spacing w:after="0"/>
+            </w:pPr>
+            <w:r>
+              <w:rPr>
+                <w:sz w:val="17"/>
+                <w:szCs w:val="17"/>
+              </w:rPr>
+              <w:t xml:space="preserve">King White</w:t>
+            </w:r>
+          </w:p>
+        </w:tc>
+        <w:tc>
+          <w:tcPr>
+            <w:tcW w:type="dxa" w:w="800"/>
+            <w:shd w:fill="FFFFFF" w:color="auto" w:val="clear"/>
+            <w:tcMar>
+              <w:top w:type="dxa" w:w="40"/>
+              <w:left w:type="dxa" w:w="70"/>
+              <w:bottom w:type="dxa" w:w="40"/>
+              <w:right w:type="dxa" w:w="70"/>
+            </w:tcMar>
+          </w:tcPr>
+          <w:p>
+            <w:pPr>
+              <w:spacing w:after="0"/>
+            </w:pPr>
+            <w:r>
+              <w:rPr>
+                <w:sz w:val="17"/>
+                <w:szCs w:val="17"/>
+              </w:rPr>
+              <w:t xml:space="preserve">no — your decision</w:t>
+            </w:r>
+          </w:p>
+        </w:tc>
+        <w:tc>
+          <w:tcPr>
+            <w:tcW w:type="dxa" w:w="1200"/>
+            <w:shd w:fill="FFFFFF" w:color="auto" w:val="clear"/>
+            <w:tcMar>
+              <w:top w:type="dxa" w:w="40"/>
+              <w:left w:type="dxa" w:w="70"/>
+              <w:bottom w:type="dxa" w:w="40"/>
+              <w:right w:type="dxa" w:w="70"/>
+            </w:tcMar>
+          </w:tcPr>
+          <w:p>
+            <w:pPr>
+              <w:spacing w:after="0"/>
+            </w:pPr>
+            <w:r>
+              <w:rPr>
+                <w:sz w:val="17"/>
+                <w:szCs w:val="17"/>
+              </w:rPr>
+              <w:t xml:space="preserve">29 · 9</w:t>
+            </w:r>
+          </w:p>
+        </w:tc>
+        <w:tc>
+          <w:tcPr>
+            <w:tcW w:type="dxa" w:w="1900"/>
+            <w:shd w:fill="FFFFFF" w:color="auto" w:val="clear"/>
+            <w:tcMar>
+              <w:top w:type="dxa" w:w="40"/>
+              <w:left w:type="dxa" w:w="70"/>
+              <w:bottom w:type="dxa" w:w="40"/>
+              <w:right w:type="dxa" w:w="70"/>
+            </w:tcMar>
+          </w:tcPr>
+          <w:p>
+            <w:pPr>
+              <w:spacing w:after="0"/>
+            </w:pPr>
+            <w:r>
+              <w:rPr>
+                <w:sz w:val="17"/>
+                <w:szCs w:val="17"/>
+              </w:rPr>
+              <w:t xml:space="preserve">19.3% vs 2.7%</w:t>
+            </w:r>
+          </w:p>
+        </w:tc>
+        <w:tc>
+          <w:tcPr>
+            <w:tcW w:type="dxa" w:w="2272"/>
+            <w:shd w:fill="FFFFFF" w:color="auto" w:val="clear"/>
+            <w:tcMar>
+              <w:top w:type="dxa" w:w="40"/>
+              <w:left w:type="dxa" w:w="70"/>
+              <w:bottom w:type="dxa" w:w="40"/>
+              <w:right w:type="dxa" w:w="70"/>
+            </w:tcMar>
+          </w:tcPr>
+          <w:p>
+            <w:pPr>
+              <w:spacing w:after="0"/>
+            </w:pPr>
+            <w:r>
+              <w:rPr>
+                <w:sz w:val="17"/>
+                <w:szCs w:val="17"/>
+              </w:rPr>
+              <w:t xml:space="preserve">Push (Section 5.4)</w:t>
             </w:r>
           </w:p>
         </w:tc>
@@ -2638,7 +2786,7 @@
       <w:tr>
         <w:tc>
           <w:tcPr>
-            <w:tcW w:type="dxa" w:w="2450"/>
+            <w:tcW w:type="dxa" w:w="2500"/>
             <w:shd w:fill="F2F5F9" w:color="auto" w:val="clear"/>
             <w:tcMar>
               <w:top w:type="dxa" w:w="40"/>
@@ -2656,13 +2804,13 @@
                 <w:sz w:val="17"/>
                 <w:szCs w:val="17"/>
               </w:rPr>
-              <w:t xml:space="preserve">Bamboo Sheets King Size (HSV), King White</w:t>
-            </w:r>
-          </w:p>
-        </w:tc>
-        <w:tc>
-          <w:tcPr>
-            <w:tcW w:type="dxa" w:w="1100"/>
+              <w:t xml:space="preserve">bamboo sheets queen size</w:t>
+            </w:r>
+          </w:p>
+        </w:tc>
+        <w:tc>
+          <w:tcPr>
+            <w:tcW w:type="dxa" w:w="1300"/>
             <w:shd w:fill="F2F5F9" w:color="auto" w:val="clear"/>
             <w:tcMar>
               <w:top w:type="dxa" w:w="40"/>
@@ -2680,13 +2828,13 @@
                 <w:sz w:val="17"/>
                 <w:szCs w:val="17"/>
               </w:rPr>
-              <w:t xml:space="preserve">$3.01 (17.9%)</w:t>
-            </w:r>
-          </w:p>
-        </w:tc>
-        <w:tc>
-          <w:tcPr>
-            <w:tcW w:type="dxa" w:w="1000"/>
+              <w:t xml:space="preserve">Queen White</w:t>
+            </w:r>
+          </w:p>
+        </w:tc>
+        <w:tc>
+          <w:tcPr>
+            <w:tcW w:type="dxa" w:w="800"/>
             <w:shd w:fill="F2F5F9" w:color="auto" w:val="clear"/>
             <w:tcMar>
               <w:top w:type="dxa" w:w="40"/>
@@ -2704,13 +2852,13 @@
                 <w:sz w:val="17"/>
                 <w:szCs w:val="17"/>
               </w:rPr>
-              <w:t xml:space="preserve">27 → 10</w:t>
-            </w:r>
-          </w:p>
-        </w:tc>
-        <w:tc>
-          <w:tcPr>
-            <w:tcW w:type="dxa" w:w="1500"/>
+              <w:t xml:space="preserve">yes</w:t>
+            </w:r>
+          </w:p>
+        </w:tc>
+        <w:tc>
+          <w:tcPr>
+            <w:tcW w:type="dxa" w:w="1200"/>
             <w:shd w:fill="F2F5F9" w:color="auto" w:val="clear"/>
             <w:tcMar>
               <w:top w:type="dxa" w:w="40"/>
@@ -2728,13 +2876,13 @@
                 <w:sz w:val="17"/>
                 <w:szCs w:val="17"/>
               </w:rPr>
-              <w:t xml:space="preserve">$3.01 × 1.85 = $5.57</w:t>
-            </w:r>
-          </w:p>
-        </w:tc>
-        <w:tc>
-          <w:tcPr>
-            <w:tcW w:type="dxa" w:w="1350"/>
+              <w:t xml:space="preserve">21 · 5</w:t>
+            </w:r>
+          </w:p>
+        </w:tc>
+        <w:tc>
+          <w:tcPr>
+            <w:tcW w:type="dxa" w:w="1900"/>
             <w:shd w:fill="F2F5F9" w:color="auto" w:val="clear"/>
             <w:tcMar>
               <w:top w:type="dxa" w:w="40"/>
@@ -2752,13 +2900,13 @@
                 <w:sz w:val="17"/>
                 <w:szCs w:val="17"/>
               </w:rPr>
-              <w:t xml:space="preserve">$4.80 · $8.40</w:t>
-            </w:r>
-          </w:p>
-        </w:tc>
-        <w:tc>
-          <w:tcPr>
-            <w:tcW w:type="dxa" w:w="2572"/>
+              <w:t xml:space="preserve">22.7% vs 4.4%</w:t>
+            </w:r>
+          </w:p>
+        </w:tc>
+        <w:tc>
+          <w:tcPr>
+            <w:tcW w:type="dxa" w:w="2272"/>
             <w:shd w:fill="F2F5F9" w:color="auto" w:val="clear"/>
             <w:tcMar>
               <w:top w:type="dxa" w:w="40"/>
@@ -2776,7 +2924,7 @@
                 <w:sz w:val="17"/>
                 <w:szCs w:val="17"/>
               </w:rPr>
-              <w:t xml:space="preserve">$5.57 with base $0.60 (not $1.40) and boost 828%, on fixed bidding. From 1 October: $6.71.</w:t>
+              <w:t xml:space="preserve">Mix first (product pages 64%), then push</w:t>
             </w:r>
           </w:p>
         </w:tc>
@@ -2784,145 +2932,145 @@
       <w:tr>
         <w:tc>
           <w:tcPr>
-            <w:tcW w:type="dxa" w:w="2450"/>
-            <w:shd w:fill="FFFFFF" w:color="auto" w:val="clear"/>
-            <w:tcMar>
-              <w:top w:type="dxa" w:w="40"/>
-              <w:left w:type="dxa" w:w="70"/>
-              <w:bottom w:type="dxa" w:w="40"/>
-              <w:right w:type="dxa" w:w="70"/>
-            </w:tcMar>
-          </w:tcPr>
-          <w:p>
-            <w:pPr>
-              <w:spacing w:after="0"/>
-            </w:pPr>
-            <w:r>
-              <w:rPr>
-                <w:sz w:val="17"/>
-                <w:szCs w:val="17"/>
-              </w:rPr>
-              <w:t xml:space="preserve">Full Size Bamboo Sheets [Full], Full White</w:t>
-            </w:r>
-          </w:p>
-        </w:tc>
-        <w:tc>
-          <w:tcPr>
-            <w:tcW w:type="dxa" w:w="1100"/>
-            <w:shd w:fill="FFFFFF" w:color="auto" w:val="clear"/>
-            <w:tcMar>
-              <w:top w:type="dxa" w:w="40"/>
-              <w:left w:type="dxa" w:w="70"/>
-              <w:bottom w:type="dxa" w:w="40"/>
-              <w:right w:type="dxa" w:w="70"/>
-            </w:tcMar>
-          </w:tcPr>
-          <w:p>
-            <w:pPr>
-              <w:spacing w:after="0"/>
-            </w:pPr>
-            <w:r>
-              <w:rPr>
-                <w:sz w:val="17"/>
-                <w:szCs w:val="17"/>
-              </w:rPr>
-              <w:t xml:space="preserve">$2.16 (13.6%)</w:t>
-            </w:r>
-          </w:p>
-        </w:tc>
-        <w:tc>
-          <w:tcPr>
-            <w:tcW w:type="dxa" w:w="1000"/>
-            <w:shd w:fill="FFFFFF" w:color="auto" w:val="clear"/>
-            <w:tcMar>
-              <w:top w:type="dxa" w:w="40"/>
-              <w:left w:type="dxa" w:w="70"/>
-              <w:bottom w:type="dxa" w:w="40"/>
-              <w:right w:type="dxa" w:w="70"/>
-            </w:tcMar>
-          </w:tcPr>
-          <w:p>
-            <w:pPr>
-              <w:spacing w:after="0"/>
-            </w:pPr>
-            <w:r>
-              <w:rPr>
-                <w:sz w:val="17"/>
-                <w:szCs w:val="17"/>
-              </w:rPr>
-              <w:t xml:space="preserve">23 → 10</w:t>
-            </w:r>
-          </w:p>
-        </w:tc>
-        <w:tc>
-          <w:tcPr>
-            <w:tcW w:type="dxa" w:w="1500"/>
-            <w:shd w:fill="FFFFFF" w:color="auto" w:val="clear"/>
-            <w:tcMar>
-              <w:top w:type="dxa" w:w="40"/>
-              <w:left w:type="dxa" w:w="70"/>
-              <w:bottom w:type="dxa" w:w="40"/>
-              <w:right w:type="dxa" w:w="70"/>
-            </w:tcMar>
-          </w:tcPr>
-          <w:p>
-            <w:pPr>
-              <w:spacing w:after="0"/>
-            </w:pPr>
-            <w:r>
-              <w:rPr>
-                <w:sz w:val="17"/>
-                <w:szCs w:val="17"/>
-              </w:rPr>
-              <w:t xml:space="preserve">$2.16 × 1.65 = $3.56</w:t>
-            </w:r>
-          </w:p>
-        </w:tc>
-        <w:tc>
-          <w:tcPr>
-            <w:tcW w:type="dxa" w:w="1350"/>
-            <w:shd w:fill="FFFFFF" w:color="auto" w:val="clear"/>
-            <w:tcMar>
-              <w:top w:type="dxa" w:w="40"/>
-              <w:left w:type="dxa" w:w="70"/>
-              <w:bottom w:type="dxa" w:w="40"/>
-              <w:right w:type="dxa" w:w="70"/>
-            </w:tcMar>
-          </w:tcPr>
-          <w:p>
-            <w:pPr>
-              <w:spacing w:after="0"/>
-            </w:pPr>
-            <w:r>
-              <w:rPr>
-                <w:sz w:val="17"/>
-                <w:szCs w:val="17"/>
-              </w:rPr>
-              <w:t xml:space="preserve">$8.43 · $14.77</w:t>
-            </w:r>
-          </w:p>
-        </w:tc>
-        <w:tc>
-          <w:tcPr>
-            <w:tcW w:type="dxa" w:w="2572"/>
-            <w:shd w:fill="FFFFFF" w:color="auto" w:val="clear"/>
-            <w:tcMar>
-              <w:top w:type="dxa" w:w="40"/>
-              <w:left w:type="dxa" w:w="70"/>
-              <w:bottom w:type="dxa" w:w="40"/>
-              <w:right w:type="dxa" w:w="70"/>
-            </w:tcMar>
-          </w:tcPr>
-          <w:p>
-            <w:pPr>
-              <w:spacing w:after="0"/>
-            </w:pPr>
-            <w:r>
-              <w:rPr>
-                <w:sz w:val="17"/>
-                <w:szCs w:val="17"/>
-              </w:rPr>
-              <w:t xml:space="preserve">$4.22 now (a 50% step down, with the base $1.87 → $0.94 and boost 349%), then $4.52 from 1 October.</w:t>
+            <w:tcW w:type="dxa" w:w="2500"/>
+            <w:shd w:fill="FFFFFF" w:color="auto" w:val="clear"/>
+            <w:tcMar>
+              <w:top w:type="dxa" w:w="40"/>
+              <w:left w:type="dxa" w:w="70"/>
+              <w:bottom w:type="dxa" w:w="40"/>
+              <w:right w:type="dxa" w:w="70"/>
+            </w:tcMar>
+          </w:tcPr>
+          <w:p>
+            <w:pPr>
+              <w:spacing w:after="0"/>
+            </w:pPr>
+            <w:r>
+              <w:rPr>
+                <w:sz w:val="17"/>
+                <w:szCs w:val="17"/>
+              </w:rPr>
+              <w:t xml:space="preserve">full size bamboo sheets</w:t>
+            </w:r>
+          </w:p>
+        </w:tc>
+        <w:tc>
+          <w:tcPr>
+            <w:tcW w:type="dxa" w:w="1300"/>
+            <w:shd w:fill="FFFFFF" w:color="auto" w:val="clear"/>
+            <w:tcMar>
+              <w:top w:type="dxa" w:w="40"/>
+              <w:left w:type="dxa" w:w="70"/>
+              <w:bottom w:type="dxa" w:w="40"/>
+              <w:right w:type="dxa" w:w="70"/>
+            </w:tcMar>
+          </w:tcPr>
+          <w:p>
+            <w:pPr>
+              <w:spacing w:after="0"/>
+            </w:pPr>
+            <w:r>
+              <w:rPr>
+                <w:sz w:val="17"/>
+                <w:szCs w:val="17"/>
+              </w:rPr>
+              <w:t xml:space="preserve">Full White</w:t>
+            </w:r>
+          </w:p>
+        </w:tc>
+        <w:tc>
+          <w:tcPr>
+            <w:tcW w:type="dxa" w:w="800"/>
+            <w:shd w:fill="FFFFFF" w:color="auto" w:val="clear"/>
+            <w:tcMar>
+              <w:top w:type="dxa" w:w="40"/>
+              <w:left w:type="dxa" w:w="70"/>
+              <w:bottom w:type="dxa" w:w="40"/>
+              <w:right w:type="dxa" w:w="70"/>
+            </w:tcMar>
+          </w:tcPr>
+          <w:p>
+            <w:pPr>
+              <w:spacing w:after="0"/>
+            </w:pPr>
+            <w:r>
+              <w:rPr>
+                <w:sz w:val="17"/>
+                <w:szCs w:val="17"/>
+              </w:rPr>
+              <w:t xml:space="preserve">yes</w:t>
+            </w:r>
+          </w:p>
+        </w:tc>
+        <w:tc>
+          <w:tcPr>
+            <w:tcW w:type="dxa" w:w="1200"/>
+            <w:shd w:fill="FFFFFF" w:color="auto" w:val="clear"/>
+            <w:tcMar>
+              <w:top w:type="dxa" w:w="40"/>
+              <w:left w:type="dxa" w:w="70"/>
+              <w:bottom w:type="dxa" w:w="40"/>
+              <w:right w:type="dxa" w:w="70"/>
+            </w:tcMar>
+          </w:tcPr>
+          <w:p>
+            <w:pPr>
+              <w:spacing w:after="0"/>
+            </w:pPr>
+            <w:r>
+              <w:rPr>
+                <w:sz w:val="17"/>
+                <w:szCs w:val="17"/>
+              </w:rPr>
+              <w:t xml:space="preserve">23 · 10</w:t>
+            </w:r>
+          </w:p>
+        </w:tc>
+        <w:tc>
+          <w:tcPr>
+            <w:tcW w:type="dxa" w:w="1900"/>
+            <w:shd w:fill="FFFFFF" w:color="auto" w:val="clear"/>
+            <w:tcMar>
+              <w:top w:type="dxa" w:w="40"/>
+              <w:left w:type="dxa" w:w="70"/>
+              <w:bottom w:type="dxa" w:w="40"/>
+              <w:right w:type="dxa" w:w="70"/>
+            </w:tcMar>
+          </w:tcPr>
+          <w:p>
+            <w:pPr>
+              <w:spacing w:after="0"/>
+            </w:pPr>
+            <w:r>
+              <w:rPr>
+                <w:sz w:val="17"/>
+                <w:szCs w:val="17"/>
+              </w:rPr>
+              <w:t xml:space="preserve">12.5% vs 4.0%</w:t>
+            </w:r>
+          </w:p>
+        </w:tc>
+        <w:tc>
+          <w:tcPr>
+            <w:tcW w:type="dxa" w:w="2272"/>
+            <w:shd w:fill="FFFFFF" w:color="auto" w:val="clear"/>
+            <w:tcMar>
+              <w:top w:type="dxa" w:w="40"/>
+              <w:left w:type="dxa" w:w="70"/>
+              <w:bottom w:type="dxa" w:w="40"/>
+              <w:right w:type="dxa" w:w="70"/>
+            </w:tcMar>
+          </w:tcPr>
+          <w:p>
+            <w:pPr>
+              <w:spacing w:after="0"/>
+            </w:pPr>
+            <w:r>
+              <w:rPr>
+                <w:sz w:val="17"/>
+                <w:szCs w:val="17"/>
+              </w:rPr>
+              <w:t xml:space="preserve">Push</w:t>
             </w:r>
           </w:p>
         </w:tc>
@@ -2930,7 +3078,7 @@
       <w:tr>
         <w:tc>
           <w:tcPr>
-            <w:tcW w:type="dxa" w:w="2450"/>
+            <w:tcW w:type="dxa" w:w="2500"/>
             <w:shd w:fill="F2F5F9" w:color="auto" w:val="clear"/>
             <w:tcMar>
               <w:top w:type="dxa" w:w="40"/>
@@ -2948,13 +3096,13 @@
                 <w:sz w:val="17"/>
                 <w:szCs w:val="17"/>
               </w:rPr>
-              <w:t xml:space="preserve">Queen Size Bamboo Sheets Set [Queen], on Queen Olive</w:t>
-            </w:r>
-          </w:p>
-        </w:tc>
-        <w:tc>
-          <w:tcPr>
-            <w:tcW w:type="dxa" w:w="1100"/>
+              <w:t xml:space="preserve">queen bamboo sheet set</w:t>
+            </w:r>
+          </w:p>
+        </w:tc>
+        <w:tc>
+          <w:tcPr>
+            <w:tcW w:type="dxa" w:w="1300"/>
             <w:shd w:fill="F2F5F9" w:color="auto" w:val="clear"/>
             <w:tcMar>
               <w:top w:type="dxa" w:w="40"/>
@@ -2972,13 +3120,13 @@
                 <w:sz w:val="17"/>
                 <w:szCs w:val="17"/>
               </w:rPr>
-              <w:t xml:space="preserve">$3.79 (18.1%)</w:t>
-            </w:r>
-          </w:p>
-        </w:tc>
-        <w:tc>
-          <w:tcPr>
-            <w:tcW w:type="dxa" w:w="1000"/>
+              <w:t xml:space="preserve">Queen Olive</w:t>
+            </w:r>
+          </w:p>
+        </w:tc>
+        <w:tc>
+          <w:tcPr>
+            <w:tcW w:type="dxa" w:w="800"/>
             <w:shd w:fill="F2F5F9" w:color="auto" w:val="clear"/>
             <w:tcMar>
               <w:top w:type="dxa" w:w="40"/>
@@ -2996,13 +3144,13 @@
                 <w:sz w:val="17"/>
                 <w:szCs w:val="17"/>
               </w:rPr>
-              <w:t xml:space="preserve">25 → 6</w:t>
-            </w:r>
-          </w:p>
-        </w:tc>
-        <w:tc>
-          <w:tcPr>
-            <w:tcW w:type="dxa" w:w="1500"/>
+              <w:t xml:space="preserve">yes</w:t>
+            </w:r>
+          </w:p>
+        </w:tc>
+        <w:tc>
+          <w:tcPr>
+            <w:tcW w:type="dxa" w:w="1200"/>
             <w:shd w:fill="F2F5F9" w:color="auto" w:val="clear"/>
             <w:tcMar>
               <w:top w:type="dxa" w:w="40"/>
@@ -3020,13 +3168,13 @@
                 <w:sz w:val="17"/>
                 <w:szCs w:val="17"/>
               </w:rPr>
-              <w:t xml:space="preserve">$9.79, capped at 2× = $7.58</w:t>
-            </w:r>
-          </w:p>
-        </w:tc>
-        <w:tc>
-          <w:tcPr>
-            <w:tcW w:type="dxa" w:w="1350"/>
+              <w:t xml:space="preserve">25 · 6</w:t>
+            </w:r>
+          </w:p>
+        </w:tc>
+        <w:tc>
+          <w:tcPr>
+            <w:tcW w:type="dxa" w:w="1900"/>
             <w:shd w:fill="F2F5F9" w:color="auto" w:val="clear"/>
             <w:tcMar>
               <w:top w:type="dxa" w:w="40"/>
@@ -3044,13 +3192,13 @@
                 <w:sz w:val="17"/>
                 <w:szCs w:val="17"/>
               </w:rPr>
-              <w:t xml:space="preserve">$7.89 · $13.80</w:t>
-            </w:r>
-          </w:p>
-        </w:tc>
-        <w:tc>
-          <w:tcPr>
-            <w:tcW w:type="dxa" w:w="2572"/>
+              <w:t xml:space="preserve">21.1% vs 4.4%</w:t>
+            </w:r>
+          </w:p>
+        </w:tc>
+        <w:tc>
+          <w:tcPr>
+            <w:tcW w:type="dxa" w:w="2272"/>
             <w:shd w:fill="F2F5F9" w:color="auto" w:val="clear"/>
             <w:tcMar>
               <w:top w:type="dxa" w:w="40"/>
@@ -3068,7 +3216,7 @@
                 <w:sz w:val="17"/>
                 <w:szCs w:val="17"/>
               </w:rPr>
-              <w:t xml:space="preserve">$7.58. Move the ad back to Queen White.</w:t>
+              <w:t xml:space="preserve">Mix first (52%); move to Queen White</w:t>
             </w:r>
           </w:p>
         </w:tc>
@@ -3076,145 +3224,145 @@
       <w:tr>
         <w:tc>
           <w:tcPr>
-            <w:tcW w:type="dxa" w:w="2450"/>
-            <w:shd w:fill="FFFFFF" w:color="auto" w:val="clear"/>
-            <w:tcMar>
-              <w:top w:type="dxa" w:w="40"/>
-              <w:left w:type="dxa" w:w="70"/>
-              <w:bottom w:type="dxa" w:w="40"/>
-              <w:right w:type="dxa" w:w="70"/>
-            </w:tcMar>
-          </w:tcPr>
-          <w:p>
-            <w:pPr>
-              <w:spacing w:after="0"/>
-            </w:pPr>
-            <w:r>
-              <w:rPr>
-                <w:sz w:val="17"/>
-                <w:szCs w:val="17"/>
-              </w:rPr>
-              <w:t xml:space="preserve">Bamboo Sheets Queen Size (HSV), Queen White</w:t>
-            </w:r>
-          </w:p>
-        </w:tc>
-        <w:tc>
-          <w:tcPr>
-            <w:tcW w:type="dxa" w:w="1100"/>
-            <w:shd w:fill="FFFFFF" w:color="auto" w:val="clear"/>
-            <w:tcMar>
-              <w:top w:type="dxa" w:w="40"/>
-              <w:left w:type="dxa" w:w="70"/>
-              <w:bottom w:type="dxa" w:w="40"/>
-              <w:right w:type="dxa" w:w="70"/>
-            </w:tcMar>
-          </w:tcPr>
-          <w:p>
-            <w:pPr>
-              <w:spacing w:after="0"/>
-            </w:pPr>
-            <w:r>
-              <w:rPr>
-                <w:sz w:val="17"/>
-                <w:szCs w:val="17"/>
-              </w:rPr>
-              <w:t xml:space="preserve">$2.19 (10.5%)</w:t>
-            </w:r>
-          </w:p>
-        </w:tc>
-        <w:tc>
-          <w:tcPr>
-            <w:tcW w:type="dxa" w:w="1000"/>
-            <w:shd w:fill="FFFFFF" w:color="auto" w:val="clear"/>
-            <w:tcMar>
-              <w:top w:type="dxa" w:w="40"/>
-              <w:left w:type="dxa" w:w="70"/>
-              <w:bottom w:type="dxa" w:w="40"/>
-              <w:right w:type="dxa" w:w="70"/>
-            </w:tcMar>
-          </w:tcPr>
-          <w:p>
-            <w:pPr>
-              <w:spacing w:after="0"/>
-            </w:pPr>
-            <w:r>
-              <w:rPr>
-                <w:sz w:val="17"/>
-                <w:szCs w:val="17"/>
-              </w:rPr>
-              <w:t xml:space="preserve">21 → 5</w:t>
-            </w:r>
-          </w:p>
-        </w:tc>
-        <w:tc>
-          <w:tcPr>
-            <w:tcW w:type="dxa" w:w="1500"/>
-            <w:shd w:fill="FFFFFF" w:color="auto" w:val="clear"/>
-            <w:tcMar>
-              <w:top w:type="dxa" w:w="40"/>
-              <w:left w:type="dxa" w:w="70"/>
-              <w:bottom w:type="dxa" w:w="40"/>
-              <w:right w:type="dxa" w:w="70"/>
-            </w:tcMar>
-          </w:tcPr>
-          <w:p>
-            <w:pPr>
-              <w:spacing w:after="0"/>
-            </w:pPr>
-            <w:r>
-              <w:rPr>
-                <w:sz w:val="17"/>
-                <w:szCs w:val="17"/>
-              </w:rPr>
-              <w:t xml:space="preserve">$5.70, capped at 2× = $4.38</w:t>
-            </w:r>
-          </w:p>
-        </w:tc>
-        <w:tc>
-          <w:tcPr>
-            <w:tcW w:type="dxa" w:w="1350"/>
-            <w:shd w:fill="FFFFFF" w:color="auto" w:val="clear"/>
-            <w:tcMar>
-              <w:top w:type="dxa" w:w="40"/>
-              <w:left w:type="dxa" w:w="70"/>
-              <w:bottom w:type="dxa" w:w="40"/>
-              <w:right w:type="dxa" w:w="70"/>
-            </w:tcMar>
-          </w:tcPr>
-          <w:p>
-            <w:pPr>
-              <w:spacing w:after="0"/>
-            </w:pPr>
-            <w:r>
-              <w:rPr>
-                <w:sz w:val="17"/>
-                <w:szCs w:val="17"/>
-              </w:rPr>
-              <w:t xml:space="preserve">$5.93 · no price change</w:t>
-            </w:r>
-          </w:p>
-        </w:tc>
-        <w:tc>
-          <w:tcPr>
-            <w:tcW w:type="dxa" w:w="2572"/>
-            <w:shd w:fill="FFFFFF" w:color="auto" w:val="clear"/>
-            <w:tcMar>
-              <w:top w:type="dxa" w:w="40"/>
-              <w:left w:type="dxa" w:w="70"/>
-              <w:bottom w:type="dxa" w:w="40"/>
-              <w:right w:type="dxa" w:w="70"/>
-            </w:tcMar>
-          </w:tcPr>
-          <w:p>
-            <w:pPr>
-              <w:spacing w:after="0"/>
-            </w:pPr>
-            <w:r>
-              <w:rPr>
-                <w:sz w:val="17"/>
-                <w:szCs w:val="17"/>
-              </w:rPr>
-              <w:t xml:space="preserve">$4.38 now; stay on White (the audit moves it to Olive).</w:t>
+            <w:tcW w:type="dxa" w:w="2500"/>
+            <w:shd w:fill="FFFFFF" w:color="auto" w:val="clear"/>
+            <w:tcMar>
+              <w:top w:type="dxa" w:w="40"/>
+              <w:left w:type="dxa" w:w="70"/>
+              <w:bottom w:type="dxa" w:w="40"/>
+              <w:right w:type="dxa" w:w="70"/>
+            </w:tcMar>
+          </w:tcPr>
+          <w:p>
+            <w:pPr>
+              <w:spacing w:after="0"/>
+            </w:pPr>
+            <w:r>
+              <w:rPr>
+                <w:sz w:val="17"/>
+                <w:szCs w:val="17"/>
+              </w:rPr>
+              <w:t xml:space="preserve">bamboo sheets queen</w:t>
+            </w:r>
+          </w:p>
+        </w:tc>
+        <w:tc>
+          <w:tcPr>
+            <w:tcW w:type="dxa" w:w="1300"/>
+            <w:shd w:fill="FFFFFF" w:color="auto" w:val="clear"/>
+            <w:tcMar>
+              <w:top w:type="dxa" w:w="40"/>
+              <w:left w:type="dxa" w:w="70"/>
+              <w:bottom w:type="dxa" w:w="40"/>
+              <w:right w:type="dxa" w:w="70"/>
+            </w:tcMar>
+          </w:tcPr>
+          <w:p>
+            <w:pPr>
+              <w:spacing w:after="0"/>
+            </w:pPr>
+            <w:r>
+              <w:rPr>
+                <w:sz w:val="17"/>
+                <w:szCs w:val="17"/>
+              </w:rPr>
+              <w:t xml:space="preserve">Queen Creme</w:t>
+            </w:r>
+          </w:p>
+        </w:tc>
+        <w:tc>
+          <w:tcPr>
+            <w:tcW w:type="dxa" w:w="800"/>
+            <w:shd w:fill="FFFFFF" w:color="auto" w:val="clear"/>
+            <w:tcMar>
+              <w:top w:type="dxa" w:w="40"/>
+              <w:left w:type="dxa" w:w="70"/>
+              <w:bottom w:type="dxa" w:w="40"/>
+              <w:right w:type="dxa" w:w="70"/>
+            </w:tcMar>
+          </w:tcPr>
+          <w:p>
+            <w:pPr>
+              <w:spacing w:after="0"/>
+            </w:pPr>
+            <w:r>
+              <w:rPr>
+                <w:sz w:val="17"/>
+                <w:szCs w:val="17"/>
+              </w:rPr>
+              <w:t xml:space="preserve">yes</w:t>
+            </w:r>
+          </w:p>
+        </w:tc>
+        <w:tc>
+          <w:tcPr>
+            <w:tcW w:type="dxa" w:w="1200"/>
+            <w:shd w:fill="FFFFFF" w:color="auto" w:val="clear"/>
+            <w:tcMar>
+              <w:top w:type="dxa" w:w="40"/>
+              <w:left w:type="dxa" w:w="70"/>
+              <w:bottom w:type="dxa" w:w="40"/>
+              <w:right w:type="dxa" w:w="70"/>
+            </w:tcMar>
+          </w:tcPr>
+          <w:p>
+            <w:pPr>
+              <w:spacing w:after="0"/>
+            </w:pPr>
+            <w:r>
+              <w:rPr>
+                <w:sz w:val="17"/>
+                <w:szCs w:val="17"/>
+              </w:rPr>
+              <w:t xml:space="preserve">58 · 5</w:t>
+            </w:r>
+          </w:p>
+        </w:tc>
+        <w:tc>
+          <w:tcPr>
+            <w:tcW w:type="dxa" w:w="1900"/>
+            <w:shd w:fill="FFFFFF" w:color="auto" w:val="clear"/>
+            <w:tcMar>
+              <w:top w:type="dxa" w:w="40"/>
+              <w:left w:type="dxa" w:w="70"/>
+              <w:bottom w:type="dxa" w:w="40"/>
+              <w:right w:type="dxa" w:w="70"/>
+            </w:tcMar>
+          </w:tcPr>
+          <w:p>
+            <w:pPr>
+              <w:spacing w:after="0"/>
+            </w:pPr>
+            <w:r>
+              <w:rPr>
+                <w:sz w:val="17"/>
+                <w:szCs w:val="17"/>
+              </w:rPr>
+              <w:t xml:space="preserve">30.6% vs 4.4%</w:t>
+            </w:r>
+          </w:p>
+        </w:tc>
+        <w:tc>
+          <w:tcPr>
+            <w:tcW w:type="dxa" w:w="2272"/>
+            <w:shd w:fill="FFFFFF" w:color="auto" w:val="clear"/>
+            <w:tcMar>
+              <w:top w:type="dxa" w:w="40"/>
+              <w:left w:type="dxa" w:w="70"/>
+              <w:bottom w:type="dxa" w:w="40"/>
+              <w:right w:type="dxa" w:w="70"/>
+            </w:tcMar>
+          </w:tcPr>
+          <w:p>
+            <w:pPr>
+              <w:spacing w:after="0"/>
+            </w:pPr>
+            <w:r>
+              <w:rPr>
+                <w:sz w:val="17"/>
+                <w:szCs w:val="17"/>
+              </w:rPr>
+              <w:t xml:space="preserve">Rank collapsing: fix the cause first (Section 13)</w:t>
             </w:r>
           </w:p>
         </w:tc>
@@ -3222,7 +3370,7 @@
       <w:tr>
         <w:tc>
           <w:tcPr>
-            <w:tcW w:type="dxa" w:w="2450"/>
+            <w:tcW w:type="dxa" w:w="2500"/>
             <w:shd w:fill="F2F5F9" w:color="auto" w:val="clear"/>
             <w:tcMar>
               <w:top w:type="dxa" w:w="40"/>
@@ -3240,13 +3388,13 @@
                 <w:sz w:val="17"/>
                 <w:szCs w:val="17"/>
               </w:rPr>
-              <w:t xml:space="preserve">Bamboo Cooling Sheets (MSV), on Queen Creme</w:t>
-            </w:r>
-          </w:p>
-        </w:tc>
-        <w:tc>
-          <w:tcPr>
-            <w:tcW w:type="dxa" w:w="1100"/>
+              <w:t xml:space="preserve">viscose bamboo sheets</w:t>
+            </w:r>
+          </w:p>
+        </w:tc>
+        <w:tc>
+          <w:tcPr>
+            <w:tcW w:type="dxa" w:w="1300"/>
             <w:shd w:fill="F2F5F9" w:color="auto" w:val="clear"/>
             <w:tcMar>
               <w:top w:type="dxa" w:w="40"/>
@@ -3264,13 +3412,13 @@
                 <w:sz w:val="17"/>
                 <w:szCs w:val="17"/>
               </w:rPr>
-              <w:t xml:space="preserve">$2.40 (11.5%)</w:t>
-            </w:r>
-          </w:p>
-        </w:tc>
-        <w:tc>
-          <w:tcPr>
-            <w:tcW w:type="dxa" w:w="1000"/>
+              <w:t xml:space="preserve">Queen Olive</w:t>
+            </w:r>
+          </w:p>
+        </w:tc>
+        <w:tc>
+          <w:tcPr>
+            <w:tcW w:type="dxa" w:w="800"/>
             <w:shd w:fill="F2F5F9" w:color="auto" w:val="clear"/>
             <w:tcMar>
               <w:top w:type="dxa" w:w="40"/>
@@ -3288,13 +3436,13 @@
                 <w:sz w:val="17"/>
                 <w:szCs w:val="17"/>
               </w:rPr>
-              <w:t xml:space="preserve">20 → 5</w:t>
-            </w:r>
-          </w:p>
-        </w:tc>
-        <w:tc>
-          <w:tcPr>
-            <w:tcW w:type="dxa" w:w="1500"/>
+              <w:t xml:space="preserve">no</w:t>
+            </w:r>
+          </w:p>
+        </w:tc>
+        <w:tc>
+          <w:tcPr>
+            <w:tcW w:type="dxa" w:w="1200"/>
             <w:shd w:fill="F2F5F9" w:color="auto" w:val="clear"/>
             <w:tcMar>
               <w:top w:type="dxa" w:w="40"/>
@@ -3312,13 +3460,13 @@
                 <w:sz w:val="17"/>
                 <w:szCs w:val="17"/>
               </w:rPr>
-              <w:t xml:space="preserve">$6.00, capped at 2× = $4.80</w:t>
-            </w:r>
-          </w:p>
-        </w:tc>
-        <w:tc>
-          <w:tcPr>
-            <w:tcW w:type="dxa" w:w="1350"/>
+              <w:t xml:space="preserve">8 · 1</w:t>
+            </w:r>
+          </w:p>
+        </w:tc>
+        <w:tc>
+          <w:tcPr>
+            <w:tcW w:type="dxa" w:w="1900"/>
             <w:shd w:fill="F2F5F9" w:color="auto" w:val="clear"/>
             <w:tcMar>
               <w:top w:type="dxa" w:w="40"/>
@@ -3336,13 +3484,13 @@
                 <w:sz w:val="17"/>
                 <w:szCs w:val="17"/>
               </w:rPr>
-              <w:t xml:space="preserve">$3.16 · $5.53</w:t>
-            </w:r>
-          </w:p>
-        </w:tc>
-        <w:tc>
-          <w:tcPr>
-            <w:tcW w:type="dxa" w:w="2572"/>
+              <w:t xml:space="preserve">15.7% vs 2.7%</w:t>
+            </w:r>
+          </w:p>
+        </w:tc>
+        <w:tc>
+          <w:tcPr>
+            <w:tcW w:type="dxa" w:w="2272"/>
             <w:shd w:fill="F2F5F9" w:color="auto" w:val="clear"/>
             <w:tcMar>
               <w:top w:type="dxa" w:w="40"/>
@@ -3360,7 +3508,445 @@
                 <w:sz w:val="17"/>
                 <w:szCs w:val="17"/>
               </w:rPr>
-              <w:t xml:space="preserve">$4.11 now (+30%), $4.80 at the next step. Move the ad to Queen White.</w:t>
+              <w:t xml:space="preserve">Break-even; mix first (63%); move to Queen White</w:t>
+            </w:r>
+          </w:p>
+        </w:tc>
+      </w:tr>
+      <w:tr>
+        <w:tc>
+          <w:tcPr>
+            <w:tcW w:type="dxa" w:w="2500"/>
+            <w:shd w:fill="FFFFFF" w:color="auto" w:val="clear"/>
+            <w:tcMar>
+              <w:top w:type="dxa" w:w="40"/>
+              <w:left w:type="dxa" w:w="70"/>
+              <w:bottom w:type="dxa" w:w="40"/>
+              <w:right w:type="dxa" w:w="70"/>
+            </w:tcMar>
+          </w:tcPr>
+          <w:p>
+            <w:pPr>
+              <w:spacing w:after="0"/>
+            </w:pPr>
+            <w:r>
+              <w:rPr>
+                <w:sz w:val="17"/>
+                <w:szCs w:val="17"/>
+              </w:rPr>
+              <w:t xml:space="preserve">bamboo sheets with corner straps</w:t>
+            </w:r>
+          </w:p>
+        </w:tc>
+        <w:tc>
+          <w:tcPr>
+            <w:tcW w:type="dxa" w:w="1300"/>
+            <w:shd w:fill="FFFFFF" w:color="auto" w:val="clear"/>
+            <w:tcMar>
+              <w:top w:type="dxa" w:w="40"/>
+              <w:left w:type="dxa" w:w="70"/>
+              <w:bottom w:type="dxa" w:w="40"/>
+              <w:right w:type="dxa" w:w="70"/>
+            </w:tcMar>
+          </w:tcPr>
+          <w:p>
+            <w:pPr>
+              <w:spacing w:after="0"/>
+            </w:pPr>
+            <w:r>
+              <w:rPr>
+                <w:sz w:val="17"/>
+                <w:szCs w:val="17"/>
+              </w:rPr>
+              <w:t xml:space="preserve">King White</w:t>
+            </w:r>
+          </w:p>
+        </w:tc>
+        <w:tc>
+          <w:tcPr>
+            <w:tcW w:type="dxa" w:w="800"/>
+            <w:shd w:fill="FFFFFF" w:color="auto" w:val="clear"/>
+            <w:tcMar>
+              <w:top w:type="dxa" w:w="40"/>
+              <w:left w:type="dxa" w:w="70"/>
+              <w:bottom w:type="dxa" w:w="40"/>
+              <w:right w:type="dxa" w:w="70"/>
+            </w:tcMar>
+          </w:tcPr>
+          <w:p>
+            <w:pPr>
+              <w:spacing w:after="0"/>
+            </w:pPr>
+            <w:r>
+              <w:rPr>
+                <w:sz w:val="17"/>
+                <w:szCs w:val="17"/>
+              </w:rPr>
+              <w:t xml:space="preserve">no</w:t>
+            </w:r>
+          </w:p>
+        </w:tc>
+        <w:tc>
+          <w:tcPr>
+            <w:tcW w:type="dxa" w:w="1200"/>
+            <w:shd w:fill="FFFFFF" w:color="auto" w:val="clear"/>
+            <w:tcMar>
+              <w:top w:type="dxa" w:w="40"/>
+              <w:left w:type="dxa" w:w="70"/>
+              <w:bottom w:type="dxa" w:w="40"/>
+              <w:right w:type="dxa" w:w="70"/>
+            </w:tcMar>
+          </w:tcPr>
+          <w:p>
+            <w:pPr>
+              <w:spacing w:after="0"/>
+            </w:pPr>
+            <w:r>
+              <w:rPr>
+                <w:sz w:val="17"/>
+                <w:szCs w:val="17"/>
+              </w:rPr>
+              <w:t xml:space="preserve">7 · 1</w:t>
+            </w:r>
+          </w:p>
+        </w:tc>
+        <w:tc>
+          <w:tcPr>
+            <w:tcW w:type="dxa" w:w="1900"/>
+            <w:shd w:fill="FFFFFF" w:color="auto" w:val="clear"/>
+            <w:tcMar>
+              <w:top w:type="dxa" w:w="40"/>
+              <w:left w:type="dxa" w:w="70"/>
+              <w:bottom w:type="dxa" w:w="40"/>
+              <w:right w:type="dxa" w:w="70"/>
+            </w:tcMar>
+          </w:tcPr>
+          <w:p>
+            <w:pPr>
+              <w:spacing w:after="0"/>
+            </w:pPr>
+            <w:r>
+              <w:rPr>
+                <w:sz w:val="17"/>
+                <w:szCs w:val="17"/>
+              </w:rPr>
+              <w:t xml:space="preserve">22.0% vs 2.7%</w:t>
+            </w:r>
+          </w:p>
+        </w:tc>
+        <w:tc>
+          <w:tcPr>
+            <w:tcW w:type="dxa" w:w="2272"/>
+            <w:shd w:fill="FFFFFF" w:color="auto" w:val="clear"/>
+            <w:tcMar>
+              <w:top w:type="dxa" w:w="40"/>
+              <w:left w:type="dxa" w:w="70"/>
+              <w:bottom w:type="dxa" w:w="40"/>
+              <w:right w:type="dxa" w:w="70"/>
+            </w:tcMar>
+          </w:tcPr>
+          <w:p>
+            <w:pPr>
+              <w:spacing w:after="0"/>
+            </w:pPr>
+            <w:r>
+              <w:rPr>
+                <w:sz w:val="17"/>
+                <w:szCs w:val="17"/>
+              </w:rPr>
+              <w:t xml:space="preserve">Break-even; mix first (70%)</w:t>
+            </w:r>
+          </w:p>
+        </w:tc>
+      </w:tr>
+      <w:tr>
+        <w:tc>
+          <w:tcPr>
+            <w:tcW w:type="dxa" w:w="2500"/>
+            <w:shd w:fill="F2F5F9" w:color="auto" w:val="clear"/>
+            <w:tcMar>
+              <w:top w:type="dxa" w:w="40"/>
+              <w:left w:type="dxa" w:w="70"/>
+              <w:bottom w:type="dxa" w:w="40"/>
+              <w:right w:type="dxa" w:w="70"/>
+            </w:tcMar>
+          </w:tcPr>
+          <w:p>
+            <w:pPr>
+              <w:spacing w:after="0"/>
+            </w:pPr>
+            <w:r>
+              <w:rPr>
+                <w:sz w:val="17"/>
+                <w:szCs w:val="17"/>
+              </w:rPr>
+              <w:t xml:space="preserve">bamboo bed sheets</w:t>
+            </w:r>
+          </w:p>
+        </w:tc>
+        <w:tc>
+          <w:tcPr>
+            <w:tcW w:type="dxa" w:w="1300"/>
+            <w:shd w:fill="F2F5F9" w:color="auto" w:val="clear"/>
+            <w:tcMar>
+              <w:top w:type="dxa" w:w="40"/>
+              <w:left w:type="dxa" w:w="70"/>
+              <w:bottom w:type="dxa" w:w="40"/>
+              <w:right w:type="dxa" w:w="70"/>
+            </w:tcMar>
+          </w:tcPr>
+          <w:p>
+            <w:pPr>
+              <w:spacing w:after="0"/>
+            </w:pPr>
+            <w:r>
+              <w:rPr>
+                <w:sz w:val="17"/>
+                <w:szCs w:val="17"/>
+              </w:rPr>
+              <w:t xml:space="preserve">King White</w:t>
+            </w:r>
+          </w:p>
+        </w:tc>
+        <w:tc>
+          <w:tcPr>
+            <w:tcW w:type="dxa" w:w="800"/>
+            <w:shd w:fill="F2F5F9" w:color="auto" w:val="clear"/>
+            <w:tcMar>
+              <w:top w:type="dxa" w:w="40"/>
+              <w:left w:type="dxa" w:w="70"/>
+              <w:bottom w:type="dxa" w:w="40"/>
+              <w:right w:type="dxa" w:w="70"/>
+            </w:tcMar>
+          </w:tcPr>
+          <w:p>
+            <w:pPr>
+              <w:spacing w:after="0"/>
+            </w:pPr>
+            <w:r>
+              <w:rPr>
+                <w:sz w:val="17"/>
+                <w:szCs w:val="17"/>
+              </w:rPr>
+              <w:t xml:space="preserve">no</w:t>
+            </w:r>
+          </w:p>
+        </w:tc>
+        <w:tc>
+          <w:tcPr>
+            <w:tcW w:type="dxa" w:w="1200"/>
+            <w:shd w:fill="F2F5F9" w:color="auto" w:val="clear"/>
+            <w:tcMar>
+              <w:top w:type="dxa" w:w="40"/>
+              <w:left w:type="dxa" w:w="70"/>
+              <w:bottom w:type="dxa" w:w="40"/>
+              <w:right w:type="dxa" w:w="70"/>
+            </w:tcMar>
+          </w:tcPr>
+          <w:p>
+            <w:pPr>
+              <w:spacing w:after="0"/>
+            </w:pPr>
+            <w:r>
+              <w:rPr>
+                <w:sz w:val="17"/>
+                <w:szCs w:val="17"/>
+              </w:rPr>
+              <w:t xml:space="preserve">23 · 6</w:t>
+            </w:r>
+          </w:p>
+        </w:tc>
+        <w:tc>
+          <w:tcPr>
+            <w:tcW w:type="dxa" w:w="1900"/>
+            <w:shd w:fill="F2F5F9" w:color="auto" w:val="clear"/>
+            <w:tcMar>
+              <w:top w:type="dxa" w:w="40"/>
+              <w:left w:type="dxa" w:w="70"/>
+              <w:bottom w:type="dxa" w:w="40"/>
+              <w:right w:type="dxa" w:w="70"/>
+            </w:tcMar>
+          </w:tcPr>
+          <w:p>
+            <w:pPr>
+              <w:spacing w:after="0"/>
+            </w:pPr>
+            <w:r>
+              <w:rPr>
+                <w:sz w:val="17"/>
+                <w:szCs w:val="17"/>
+              </w:rPr>
+              <w:t xml:space="preserve">21.7% vs 2.7%</w:t>
+            </w:r>
+          </w:p>
+        </w:tc>
+        <w:tc>
+          <w:tcPr>
+            <w:tcW w:type="dxa" w:w="2272"/>
+            <w:shd w:fill="F2F5F9" w:color="auto" w:val="clear"/>
+            <w:tcMar>
+              <w:top w:type="dxa" w:w="40"/>
+              <w:left w:type="dxa" w:w="70"/>
+              <w:bottom w:type="dxa" w:w="40"/>
+              <w:right w:type="dxa" w:w="70"/>
+            </w:tcMar>
+          </w:tcPr>
+          <w:p>
+            <w:pPr>
+              <w:spacing w:after="0"/>
+            </w:pPr>
+            <w:r>
+              <w:rPr>
+                <w:sz w:val="17"/>
+                <w:szCs w:val="17"/>
+              </w:rPr>
+              <w:t xml:space="preserve">Break-even; mix first</w:t>
+            </w:r>
+          </w:p>
+        </w:tc>
+      </w:tr>
+      <w:tr>
+        <w:tc>
+          <w:tcPr>
+            <w:tcW w:type="dxa" w:w="2500"/>
+            <w:shd w:fill="FFFFFF" w:color="auto" w:val="clear"/>
+            <w:tcMar>
+              <w:top w:type="dxa" w:w="40"/>
+              <w:left w:type="dxa" w:w="70"/>
+              <w:bottom w:type="dxa" w:w="40"/>
+              <w:right w:type="dxa" w:w="70"/>
+            </w:tcMar>
+          </w:tcPr>
+          <w:p>
+            <w:pPr>
+              <w:spacing w:after="0"/>
+            </w:pPr>
+            <w:r>
+              <w:rPr>
+                <w:sz w:val="17"/>
+                <w:szCs w:val="17"/>
+              </w:rPr>
+              <w:t xml:space="preserve">black bamboo sheets</w:t>
+            </w:r>
+          </w:p>
+        </w:tc>
+        <w:tc>
+          <w:tcPr>
+            <w:tcW w:type="dxa" w:w="1300"/>
+            <w:shd w:fill="FFFFFF" w:color="auto" w:val="clear"/>
+            <w:tcMar>
+              <w:top w:type="dxa" w:w="40"/>
+              <w:left w:type="dxa" w:w="70"/>
+              <w:bottom w:type="dxa" w:w="40"/>
+              <w:right w:type="dxa" w:w="70"/>
+            </w:tcMar>
+          </w:tcPr>
+          <w:p>
+            <w:pPr>
+              <w:spacing w:after="0"/>
+            </w:pPr>
+            <w:r>
+              <w:rPr>
+                <w:sz w:val="17"/>
+                <w:szCs w:val="17"/>
+              </w:rPr>
+              <w:t xml:space="preserve">King Black</w:t>
+            </w:r>
+          </w:p>
+        </w:tc>
+        <w:tc>
+          <w:tcPr>
+            <w:tcW w:type="dxa" w:w="800"/>
+            <w:shd w:fill="FFFFFF" w:color="auto" w:val="clear"/>
+            <w:tcMar>
+              <w:top w:type="dxa" w:w="40"/>
+              <w:left w:type="dxa" w:w="70"/>
+              <w:bottom w:type="dxa" w:w="40"/>
+              <w:right w:type="dxa" w:w="70"/>
+            </w:tcMar>
+          </w:tcPr>
+          <w:p>
+            <w:pPr>
+              <w:spacing w:after="0"/>
+            </w:pPr>
+            <w:r>
+              <w:rPr>
+                <w:sz w:val="17"/>
+                <w:szCs w:val="17"/>
+              </w:rPr>
+              <w:t xml:space="preserve">no</w:t>
+            </w:r>
+          </w:p>
+        </w:tc>
+        <w:tc>
+          <w:tcPr>
+            <w:tcW w:type="dxa" w:w="1200"/>
+            <w:shd w:fill="FFFFFF" w:color="auto" w:val="clear"/>
+            <w:tcMar>
+              <w:top w:type="dxa" w:w="40"/>
+              <w:left w:type="dxa" w:w="70"/>
+              <w:bottom w:type="dxa" w:w="40"/>
+              <w:right w:type="dxa" w:w="70"/>
+            </w:tcMar>
+          </w:tcPr>
+          <w:p>
+            <w:pPr>
+              <w:spacing w:after="0"/>
+            </w:pPr>
+            <w:r>
+              <w:rPr>
+                <w:sz w:val="17"/>
+                <w:szCs w:val="17"/>
+              </w:rPr>
+              <w:t xml:space="preserve">not tracked · 5</w:t>
+            </w:r>
+          </w:p>
+        </w:tc>
+        <w:tc>
+          <w:tcPr>
+            <w:tcW w:type="dxa" w:w="1900"/>
+            <w:shd w:fill="FFFFFF" w:color="auto" w:val="clear"/>
+            <w:tcMar>
+              <w:top w:type="dxa" w:w="40"/>
+              <w:left w:type="dxa" w:w="70"/>
+              <w:bottom w:type="dxa" w:w="40"/>
+              <w:right w:type="dxa" w:w="70"/>
+            </w:tcMar>
+          </w:tcPr>
+          <w:p>
+            <w:pPr>
+              <w:spacing w:after="0"/>
+            </w:pPr>
+            <w:r>
+              <w:rPr>
+                <w:sz w:val="17"/>
+                <w:szCs w:val="17"/>
+              </w:rPr>
+              <w:t xml:space="preserve">18.2% vs 2.7%</w:t>
+            </w:r>
+          </w:p>
+        </w:tc>
+        <w:tc>
+          <w:tcPr>
+            <w:tcW w:type="dxa" w:w="2272"/>
+            <w:shd w:fill="FFFFFF" w:color="auto" w:val="clear"/>
+            <w:tcMar>
+              <w:top w:type="dxa" w:w="40"/>
+              <w:left w:type="dxa" w:w="70"/>
+              <w:bottom w:type="dxa" w:w="40"/>
+              <w:right w:type="dxa" w:w="70"/>
+            </w:tcMar>
+          </w:tcPr>
+          <w:p>
+            <w:pPr>
+              <w:spacing w:after="0"/>
+            </w:pPr>
+            <w:r>
+              <w:rPr>
+                <w:sz w:val="17"/>
+                <w:szCs w:val="17"/>
+              </w:rPr>
+              <w:t xml:space="preserve">Break-even; mix first (57%)</w:t>
             </w:r>
           </w:p>
         </w:tc>
@@ -3378,7 +3964,7 @@
           <w:sz w:val="17"/>
           <w:szCs w:val="17"/>
         </w:rPr>
-        <w:t xml:space="preserve">Premium = (rank now ÷ target − 1) × 50%, or +25% when the ratio is 1.5 or less; the push price never exceeds twice break-even. Deal margin per unit (Sellerboard, 26–27 September, before refunds and storage post): King White $16.79, Queen White $20.92, Full White $15.87. From 1 October: $20.20. Ranks: our daily organic rank crawl, 28 September. “Now · audit” = today’s top-of-search price and what the audit writes.</w:t>
+        <w:t xml:space="preserve">Top-of-search conversion and product-page shares are 30–45-day reads from Amazon’s placement report. Ranks: our daily organic rank crawl, 28 September. The register uses a second rank table that differs by about 7–8 places on average, so its ranks can differ.</w:t>
       </w:r>
     </w:p>
     <w:p>
@@ -3386,7 +3972,1094 @@
         <w:pStyle w:val="Heading2"/>
       </w:pPr>
       <w:r>
-        <w:t xml:space="preserve">5.3 Every focus campaign gets a move this week</w:t>
+        <w:t xml:space="preserve">5.3 How the correct price is worked out — examples</w:t>
+      </w:r>
+    </w:p>
+    <w:tbl>
+      <w:tblPr>
+        <w:tblW w:type="dxa" w:w="9972"/>
+        <w:tblBorders>
+          <w:top w:val="single" w:color="auto" w:sz="4"/>
+          <w:left w:val="single" w:color="auto" w:sz="4"/>
+          <w:bottom w:val="single" w:color="auto" w:sz="4"/>
+          <w:right w:val="single" w:color="auto" w:sz="4"/>
+          <w:insideH w:val="single" w:color="auto" w:sz="4"/>
+          <w:insideV w:val="single" w:color="auto" w:sz="4"/>
+        </w:tblBorders>
+      </w:tblPr>
+      <w:tblGrid>
+        <w:gridCol w:w="2500"/>
+        <w:gridCol w:w="1250"/>
+        <w:gridCol w:w="1000"/>
+        <w:gridCol w:w="1500"/>
+        <w:gridCol w:w="1300"/>
+        <w:gridCol w:w="2422"/>
+      </w:tblGrid>
+      <w:tr>
+        <w:trPr>
+          <w:tblHeader/>
+        </w:trPr>
+        <w:tc>
+          <w:tcPr>
+            <w:tcW w:type="dxa" w:w="2500"/>
+            <w:shd w:fill="1F3A5F" w:color="auto" w:val="clear"/>
+            <w:tcMar>
+              <w:top w:type="dxa" w:w="40"/>
+              <w:left w:type="dxa" w:w="70"/>
+              <w:bottom w:type="dxa" w:w="40"/>
+              <w:right w:type="dxa" w:w="70"/>
+            </w:tcMar>
+          </w:tcPr>
+          <w:p>
+            <w:pPr>
+              <w:spacing w:after="0"/>
+            </w:pPr>
+            <w:r>
+              <w:rPr>
+                <w:b/>
+                <w:bCs/>
+                <w:color w:val="FFFFFF"/>
+                <w:sz w:val="17"/>
+                <w:szCs w:val="17"/>
+              </w:rPr>
+              <w:t xml:space="preserve">Campaign</w:t>
+            </w:r>
+          </w:p>
+        </w:tc>
+        <w:tc>
+          <w:tcPr>
+            <w:tcW w:type="dxa" w:w="1250"/>
+            <w:shd w:fill="1F3A5F" w:color="auto" w:val="clear"/>
+            <w:tcMar>
+              <w:top w:type="dxa" w:w="40"/>
+              <w:left w:type="dxa" w:w="70"/>
+              <w:bottom w:type="dxa" w:w="40"/>
+              <w:right w:type="dxa" w:w="70"/>
+            </w:tcMar>
+          </w:tcPr>
+          <w:p>
+            <w:pPr>
+              <w:spacing w:after="0"/>
+            </w:pPr>
+            <w:r>
+              <w:rPr>
+                <w:b/>
+                <w:bCs/>
+                <w:color w:val="FFFFFF"/>
+                <w:sz w:val="17"/>
+                <w:szCs w:val="17"/>
+              </w:rPr>
+              <w:t xml:space="preserve">Break-even</w:t>
+            </w:r>
+          </w:p>
+        </w:tc>
+        <w:tc>
+          <w:tcPr>
+            <w:tcW w:type="dxa" w:w="1000"/>
+            <w:shd w:fill="1F3A5F" w:color="auto" w:val="clear"/>
+            <w:tcMar>
+              <w:top w:type="dxa" w:w="40"/>
+              <w:left w:type="dxa" w:w="70"/>
+              <w:bottom w:type="dxa" w:w="40"/>
+              <w:right w:type="dxa" w:w="70"/>
+            </w:tcMar>
+          </w:tcPr>
+          <w:p>
+            <w:pPr>
+              <w:spacing w:after="0"/>
+            </w:pPr>
+            <w:r>
+              <w:rPr>
+                <w:b/>
+                <w:bCs/>
+                <w:color w:val="FFFFFF"/>
+                <w:sz w:val="17"/>
+                <w:szCs w:val="17"/>
+              </w:rPr>
+              <w:t xml:space="preserve">Rank now → target</w:t>
+            </w:r>
+          </w:p>
+        </w:tc>
+        <w:tc>
+          <w:tcPr>
+            <w:tcW w:type="dxa" w:w="1500"/>
+            <w:shd w:fill="1F3A5F" w:color="auto" w:val="clear"/>
+            <w:tcMar>
+              <w:top w:type="dxa" w:w="40"/>
+              <w:left w:type="dxa" w:w="70"/>
+              <w:bottom w:type="dxa" w:w="40"/>
+              <w:right w:type="dxa" w:w="70"/>
+            </w:tcMar>
+          </w:tcPr>
+          <w:p>
+            <w:pPr>
+              <w:spacing w:after="0"/>
+            </w:pPr>
+            <w:r>
+              <w:rPr>
+                <w:b/>
+                <w:bCs/>
+                <w:color w:val="FFFFFF"/>
+                <w:sz w:val="17"/>
+                <w:szCs w:val="17"/>
+              </w:rPr>
+              <w:t xml:space="preserve">Push price</w:t>
+            </w:r>
+          </w:p>
+        </w:tc>
+        <w:tc>
+          <w:tcPr>
+            <w:tcW w:type="dxa" w:w="1300"/>
+            <w:shd w:fill="1F3A5F" w:color="auto" w:val="clear"/>
+            <w:tcMar>
+              <w:top w:type="dxa" w:w="40"/>
+              <w:left w:type="dxa" w:w="70"/>
+              <w:bottom w:type="dxa" w:w="40"/>
+              <w:right w:type="dxa" w:w="70"/>
+            </w:tcMar>
+          </w:tcPr>
+          <w:p>
+            <w:pPr>
+              <w:spacing w:after="0"/>
+            </w:pPr>
+            <w:r>
+              <w:rPr>
+                <w:b/>
+                <w:bCs/>
+                <w:color w:val="FFFFFF"/>
+                <w:sz w:val="17"/>
+                <w:szCs w:val="17"/>
+              </w:rPr>
+              <w:t xml:space="preserve">Now · audit</w:t>
+            </w:r>
+          </w:p>
+        </w:tc>
+        <w:tc>
+          <w:tcPr>
+            <w:tcW w:type="dxa" w:w="2422"/>
+            <w:shd w:fill="1F3A5F" w:color="auto" w:val="clear"/>
+            <w:tcMar>
+              <w:top w:type="dxa" w:w="40"/>
+              <w:left w:type="dxa" w:w="70"/>
+              <w:bottom w:type="dxa" w:w="40"/>
+              <w:right w:type="dxa" w:w="70"/>
+            </w:tcMar>
+          </w:tcPr>
+          <w:p>
+            <w:pPr>
+              <w:spacing w:after="0"/>
+            </w:pPr>
+            <w:r>
+              <w:rPr>
+                <w:b/>
+                <w:bCs/>
+                <w:color w:val="FFFFFF"/>
+                <w:sz w:val="17"/>
+                <w:szCs w:val="17"/>
+              </w:rPr>
+              <w:t xml:space="preserve">Correct move</w:t>
+            </w:r>
+          </w:p>
+        </w:tc>
+      </w:tr>
+      <w:tr>
+        <w:tc>
+          <w:tcPr>
+            <w:tcW w:type="dxa" w:w="2500"/>
+            <w:shd w:fill="FFFFFF" w:color="auto" w:val="clear"/>
+            <w:tcMar>
+              <w:top w:type="dxa" w:w="40"/>
+              <w:left w:type="dxa" w:w="70"/>
+              <w:bottom w:type="dxa" w:w="40"/>
+              <w:right w:type="dxa" w:w="70"/>
+            </w:tcMar>
+          </w:tcPr>
+          <w:p>
+            <w:pPr>
+              <w:spacing w:after="0"/>
+            </w:pPr>
+            <w:r>
+              <w:rPr>
+                <w:sz w:val="17"/>
+                <w:szCs w:val="17"/>
+              </w:rPr>
+              <w:t xml:space="preserve">Bamboo Sheet (VHSV), “bamboo sheets”</w:t>
+            </w:r>
+          </w:p>
+        </w:tc>
+        <w:tc>
+          <w:tcPr>
+            <w:tcW w:type="dxa" w:w="1250"/>
+            <w:shd w:fill="FFFFFF" w:color="auto" w:val="clear"/>
+            <w:tcMar>
+              <w:top w:type="dxa" w:w="40"/>
+              <w:left w:type="dxa" w:w="70"/>
+              <w:bottom w:type="dxa" w:w="40"/>
+              <w:right w:type="dxa" w:w="70"/>
+            </w:tcMar>
+          </w:tcPr>
+          <w:p>
+            <w:pPr>
+              <w:spacing w:after="0"/>
+            </w:pPr>
+            <w:r>
+              <w:rPr>
+                <w:sz w:val="17"/>
+                <w:szCs w:val="17"/>
+              </w:rPr>
+              <w:t xml:space="preserve">$3.08 (19.3%, own)</w:t>
+            </w:r>
+          </w:p>
+        </w:tc>
+        <w:tc>
+          <w:tcPr>
+            <w:tcW w:type="dxa" w:w="1000"/>
+            <w:shd w:fill="FFFFFF" w:color="auto" w:val="clear"/>
+            <w:tcMar>
+              <w:top w:type="dxa" w:w="40"/>
+              <w:left w:type="dxa" w:w="70"/>
+              <w:bottom w:type="dxa" w:w="40"/>
+              <w:right w:type="dxa" w:w="70"/>
+            </w:tcMar>
+          </w:tcPr>
+          <w:p>
+            <w:pPr>
+              <w:spacing w:after="0"/>
+            </w:pPr>
+            <w:r>
+              <w:rPr>
+                <w:sz w:val="17"/>
+                <w:szCs w:val="17"/>
+              </w:rPr>
+              <w:t xml:space="preserve">29 → 9</w:t>
+            </w:r>
+          </w:p>
+        </w:tc>
+        <w:tc>
+          <w:tcPr>
+            <w:tcW w:type="dxa" w:w="1500"/>
+            <w:shd w:fill="FFFFFF" w:color="auto" w:val="clear"/>
+            <w:tcMar>
+              <w:top w:type="dxa" w:w="40"/>
+              <w:left w:type="dxa" w:w="70"/>
+              <w:bottom w:type="dxa" w:w="40"/>
+              <w:right w:type="dxa" w:w="70"/>
+            </w:tcMar>
+          </w:tcPr>
+          <w:p>
+            <w:pPr>
+              <w:spacing w:after="0"/>
+            </w:pPr>
+            <w:r>
+              <w:rPr>
+                <w:sz w:val="17"/>
+                <w:szCs w:val="17"/>
+              </w:rPr>
+              <w:t xml:space="preserve">$3.08 × 2.11 = $6.50, capped at 2× = $6.16</w:t>
+            </w:r>
+          </w:p>
+        </w:tc>
+        <w:tc>
+          <w:tcPr>
+            <w:tcW w:type="dxa" w:w="1300"/>
+            <w:shd w:fill="FFFFFF" w:color="auto" w:val="clear"/>
+            <w:tcMar>
+              <w:top w:type="dxa" w:w="40"/>
+              <w:left w:type="dxa" w:w="70"/>
+              <w:bottom w:type="dxa" w:w="40"/>
+              <w:right w:type="dxa" w:w="70"/>
+            </w:tcMar>
+          </w:tcPr>
+          <w:p>
+            <w:pPr>
+              <w:spacing w:after="0"/>
+            </w:pPr>
+            <w:r>
+              <w:rPr>
+                <w:sz w:val="17"/>
+                <w:szCs w:val="17"/>
+              </w:rPr>
+              <w:t xml:space="preserve">$6.10 · $6.52</w:t>
+            </w:r>
+          </w:p>
+        </w:tc>
+        <w:tc>
+          <w:tcPr>
+            <w:tcW w:type="dxa" w:w="2422"/>
+            <w:shd w:fill="FFFFFF" w:color="auto" w:val="clear"/>
+            <w:tcMar>
+              <w:top w:type="dxa" w:w="40"/>
+              <w:left w:type="dxa" w:w="70"/>
+              <w:bottom w:type="dxa" w:w="40"/>
+              <w:right w:type="dxa" w:w="70"/>
+            </w:tcMar>
+          </w:tcPr>
+          <w:p>
+            <w:pPr>
+              <w:spacing w:after="0"/>
+            </w:pPr>
+            <w:r>
+              <w:rPr>
+                <w:sz w:val="17"/>
+                <w:szCs w:val="17"/>
+              </w:rPr>
+              <w:t xml:space="preserve">$6.16 on fixed bidding, with the base $1.60 → $1.20 and boost 413%</w:t>
+            </w:r>
+          </w:p>
+        </w:tc>
+      </w:tr>
+      <w:tr>
+        <w:tc>
+          <w:tcPr>
+            <w:tcW w:type="dxa" w:w="2500"/>
+            <w:shd w:fill="F2F5F9" w:color="auto" w:val="clear"/>
+            <w:tcMar>
+              <w:top w:type="dxa" w:w="40"/>
+              <w:left w:type="dxa" w:w="70"/>
+              <w:bottom w:type="dxa" w:w="40"/>
+              <w:right w:type="dxa" w:w="70"/>
+            </w:tcMar>
+          </w:tcPr>
+          <w:p>
+            <w:pPr>
+              <w:spacing w:after="0"/>
+            </w:pPr>
+            <w:r>
+              <w:rPr>
+                <w:sz w:val="17"/>
+                <w:szCs w:val="17"/>
+              </w:rPr>
+              <w:t xml:space="preserve">Full Size Bamboo Sheets [Full]</w:t>
+            </w:r>
+          </w:p>
+        </w:tc>
+        <w:tc>
+          <w:tcPr>
+            <w:tcW w:type="dxa" w:w="1250"/>
+            <w:shd w:fill="F2F5F9" w:color="auto" w:val="clear"/>
+            <w:tcMar>
+              <w:top w:type="dxa" w:w="40"/>
+              <w:left w:type="dxa" w:w="70"/>
+              <w:bottom w:type="dxa" w:w="40"/>
+              <w:right w:type="dxa" w:w="70"/>
+            </w:tcMar>
+          </w:tcPr>
+          <w:p>
+            <w:pPr>
+              <w:spacing w:after="0"/>
+            </w:pPr>
+            <w:r>
+              <w:rPr>
+                <w:sz w:val="17"/>
+                <w:szCs w:val="17"/>
+              </w:rPr>
+              <w:t xml:space="preserve">$3.20 (14.5%)</w:t>
+            </w:r>
+          </w:p>
+        </w:tc>
+        <w:tc>
+          <w:tcPr>
+            <w:tcW w:type="dxa" w:w="1000"/>
+            <w:shd w:fill="F2F5F9" w:color="auto" w:val="clear"/>
+            <w:tcMar>
+              <w:top w:type="dxa" w:w="40"/>
+              <w:left w:type="dxa" w:w="70"/>
+              <w:bottom w:type="dxa" w:w="40"/>
+              <w:right w:type="dxa" w:w="70"/>
+            </w:tcMar>
+          </w:tcPr>
+          <w:p>
+            <w:pPr>
+              <w:spacing w:after="0"/>
+            </w:pPr>
+            <w:r>
+              <w:rPr>
+                <w:sz w:val="17"/>
+                <w:szCs w:val="17"/>
+              </w:rPr>
+              <w:t xml:space="preserve">23 → 10</w:t>
+            </w:r>
+          </w:p>
+        </w:tc>
+        <w:tc>
+          <w:tcPr>
+            <w:tcW w:type="dxa" w:w="1500"/>
+            <w:shd w:fill="F2F5F9" w:color="auto" w:val="clear"/>
+            <w:tcMar>
+              <w:top w:type="dxa" w:w="40"/>
+              <w:left w:type="dxa" w:w="70"/>
+              <w:bottom w:type="dxa" w:w="40"/>
+              <w:right w:type="dxa" w:w="70"/>
+            </w:tcMar>
+          </w:tcPr>
+          <w:p>
+            <w:pPr>
+              <w:spacing w:after="0"/>
+            </w:pPr>
+            <w:r>
+              <w:rPr>
+                <w:sz w:val="17"/>
+                <w:szCs w:val="17"/>
+              </w:rPr>
+              <w:t xml:space="preserve">$3.20 × 1.65 = $5.28</w:t>
+            </w:r>
+          </w:p>
+        </w:tc>
+        <w:tc>
+          <w:tcPr>
+            <w:tcW w:type="dxa" w:w="1300"/>
+            <w:shd w:fill="F2F5F9" w:color="auto" w:val="clear"/>
+            <w:tcMar>
+              <w:top w:type="dxa" w:w="40"/>
+              <w:left w:type="dxa" w:w="70"/>
+              <w:bottom w:type="dxa" w:w="40"/>
+              <w:right w:type="dxa" w:w="70"/>
+            </w:tcMar>
+          </w:tcPr>
+          <w:p>
+            <w:pPr>
+              <w:spacing w:after="0"/>
+            </w:pPr>
+            <w:r>
+              <w:rPr>
+                <w:sz w:val="17"/>
+                <w:szCs w:val="17"/>
+              </w:rPr>
+              <w:t xml:space="preserve">$8.43 · $14.77</w:t>
+            </w:r>
+          </w:p>
+        </w:tc>
+        <w:tc>
+          <w:tcPr>
+            <w:tcW w:type="dxa" w:w="2422"/>
+            <w:shd w:fill="F2F5F9" w:color="auto" w:val="clear"/>
+            <w:tcMar>
+              <w:top w:type="dxa" w:w="40"/>
+              <w:left w:type="dxa" w:w="70"/>
+              <w:bottom w:type="dxa" w:w="40"/>
+              <w:right w:type="dxa" w:w="70"/>
+            </w:tcMar>
+          </w:tcPr>
+          <w:p>
+            <w:pPr>
+              <w:spacing w:after="0"/>
+            </w:pPr>
+            <w:r>
+              <w:rPr>
+                <w:sz w:val="17"/>
+                <w:szCs w:val="17"/>
+              </w:rPr>
+              <w:t xml:space="preserve">$5.28 (−37%) on fixed bidding</w:t>
+            </w:r>
+          </w:p>
+        </w:tc>
+      </w:tr>
+      <w:tr>
+        <w:tc>
+          <w:tcPr>
+            <w:tcW w:type="dxa" w:w="2500"/>
+            <w:shd w:fill="FFFFFF" w:color="auto" w:val="clear"/>
+            <w:tcMar>
+              <w:top w:type="dxa" w:w="40"/>
+              <w:left w:type="dxa" w:w="70"/>
+              <w:bottom w:type="dxa" w:w="40"/>
+              <w:right w:type="dxa" w:w="70"/>
+            </w:tcMar>
+          </w:tcPr>
+          <w:p>
+            <w:pPr>
+              <w:spacing w:after="0"/>
+            </w:pPr>
+            <w:r>
+              <w:rPr>
+                <w:sz w:val="17"/>
+                <w:szCs w:val="17"/>
+              </w:rPr>
+              <w:t xml:space="preserve">Queen Size Bamboo Sheets Set [Queen], “queen bamboo sheet set”, on Queen Olive</w:t>
+            </w:r>
+          </w:p>
+        </w:tc>
+        <w:tc>
+          <w:tcPr>
+            <w:tcW w:type="dxa" w:w="1250"/>
+            <w:shd w:fill="FFFFFF" w:color="auto" w:val="clear"/>
+            <w:tcMar>
+              <w:top w:type="dxa" w:w="40"/>
+              <w:left w:type="dxa" w:w="70"/>
+              <w:bottom w:type="dxa" w:w="40"/>
+              <w:right w:type="dxa" w:w="70"/>
+            </w:tcMar>
+          </w:tcPr>
+          <w:p>
+            <w:pPr>
+              <w:spacing w:after="0"/>
+            </w:pPr>
+            <w:r>
+              <w:rPr>
+                <w:sz w:val="17"/>
+                <w:szCs w:val="17"/>
+              </w:rPr>
+              <w:t xml:space="preserve">$2.26 (18.2%)</w:t>
+            </w:r>
+          </w:p>
+        </w:tc>
+        <w:tc>
+          <w:tcPr>
+            <w:tcW w:type="dxa" w:w="1000"/>
+            <w:shd w:fill="FFFFFF" w:color="auto" w:val="clear"/>
+            <w:tcMar>
+              <w:top w:type="dxa" w:w="40"/>
+              <w:left w:type="dxa" w:w="70"/>
+              <w:bottom w:type="dxa" w:w="40"/>
+              <w:right w:type="dxa" w:w="70"/>
+            </w:tcMar>
+          </w:tcPr>
+          <w:p>
+            <w:pPr>
+              <w:spacing w:after="0"/>
+            </w:pPr>
+            <w:r>
+              <w:rPr>
+                <w:sz w:val="17"/>
+                <w:szCs w:val="17"/>
+              </w:rPr>
+              <w:t xml:space="preserve">25 → 6</w:t>
+            </w:r>
+          </w:p>
+        </w:tc>
+        <w:tc>
+          <w:tcPr>
+            <w:tcW w:type="dxa" w:w="1500"/>
+            <w:shd w:fill="FFFFFF" w:color="auto" w:val="clear"/>
+            <w:tcMar>
+              <w:top w:type="dxa" w:w="40"/>
+              <w:left w:type="dxa" w:w="70"/>
+              <w:bottom w:type="dxa" w:w="40"/>
+              <w:right w:type="dxa" w:w="70"/>
+            </w:tcMar>
+          </w:tcPr>
+          <w:p>
+            <w:pPr>
+              <w:spacing w:after="0"/>
+            </w:pPr>
+            <w:r>
+              <w:rPr>
+                <w:sz w:val="17"/>
+                <w:szCs w:val="17"/>
+              </w:rPr>
+              <w:t xml:space="preserve">$5.84, capped at 2× = $4.52</w:t>
+            </w:r>
+          </w:p>
+        </w:tc>
+        <w:tc>
+          <w:tcPr>
+            <w:tcW w:type="dxa" w:w="1300"/>
+            <w:shd w:fill="FFFFFF" w:color="auto" w:val="clear"/>
+            <w:tcMar>
+              <w:top w:type="dxa" w:w="40"/>
+              <w:left w:type="dxa" w:w="70"/>
+              <w:bottom w:type="dxa" w:w="40"/>
+              <w:right w:type="dxa" w:w="70"/>
+            </w:tcMar>
+          </w:tcPr>
+          <w:p>
+            <w:pPr>
+              <w:spacing w:after="0"/>
+            </w:pPr>
+            <w:r>
+              <w:rPr>
+                <w:sz w:val="17"/>
+                <w:szCs w:val="17"/>
+              </w:rPr>
+              <w:t xml:space="preserve">$7.89 · $13.80</w:t>
+            </w:r>
+          </w:p>
+        </w:tc>
+        <w:tc>
+          <w:tcPr>
+            <w:tcW w:type="dxa" w:w="2422"/>
+            <w:shd w:fill="FFFFFF" w:color="auto" w:val="clear"/>
+            <w:tcMar>
+              <w:top w:type="dxa" w:w="40"/>
+              <w:left w:type="dxa" w:w="70"/>
+              <w:bottom w:type="dxa" w:w="40"/>
+              <w:right w:type="dxa" w:w="70"/>
+            </w:tcMar>
+          </w:tcPr>
+          <w:p>
+            <w:pPr>
+              <w:spacing w:after="0"/>
+            </w:pPr>
+            <w:r>
+              <w:rPr>
+                <w:sz w:val="17"/>
+                <w:szCs w:val="17"/>
+              </w:rPr>
+              <w:t xml:space="preserve">$4.52 (−43%) with the base $1.70 → $1.28; move the ad to Queen White</w:t>
+            </w:r>
+          </w:p>
+        </w:tc>
+      </w:tr>
+      <w:tr>
+        <w:tc>
+          <w:tcPr>
+            <w:tcW w:type="dxa" w:w="2500"/>
+            <w:shd w:fill="F2F5F9" w:color="auto" w:val="clear"/>
+            <w:tcMar>
+              <w:top w:type="dxa" w:w="40"/>
+              <w:left w:type="dxa" w:w="70"/>
+              <w:bottom w:type="dxa" w:w="40"/>
+              <w:right w:type="dxa" w:w="70"/>
+            </w:tcMar>
+          </w:tcPr>
+          <w:p>
+            <w:pPr>
+              <w:spacing w:after="0"/>
+            </w:pPr>
+            <w:r>
+              <w:rPr>
+                <w:sz w:val="17"/>
+                <w:szCs w:val="17"/>
+              </w:rPr>
+              <w:t xml:space="preserve">Bamboo Sheets Queen Size (HSV), Queen White</w:t>
+            </w:r>
+          </w:p>
+        </w:tc>
+        <w:tc>
+          <w:tcPr>
+            <w:tcW w:type="dxa" w:w="1250"/>
+            <w:shd w:fill="F2F5F9" w:color="auto" w:val="clear"/>
+            <w:tcMar>
+              <w:top w:type="dxa" w:w="40"/>
+              <w:left w:type="dxa" w:w="70"/>
+              <w:bottom w:type="dxa" w:w="40"/>
+              <w:right w:type="dxa" w:w="70"/>
+            </w:tcMar>
+          </w:tcPr>
+          <w:p>
+            <w:pPr>
+              <w:spacing w:after="0"/>
+            </w:pPr>
+            <w:r>
+              <w:rPr>
+                <w:sz w:val="17"/>
+                <w:szCs w:val="17"/>
+              </w:rPr>
+              <w:t xml:space="preserve">$4.43 (22.7%)</w:t>
+            </w:r>
+          </w:p>
+        </w:tc>
+        <w:tc>
+          <w:tcPr>
+            <w:tcW w:type="dxa" w:w="1000"/>
+            <w:shd w:fill="F2F5F9" w:color="auto" w:val="clear"/>
+            <w:tcMar>
+              <w:top w:type="dxa" w:w="40"/>
+              <w:left w:type="dxa" w:w="70"/>
+              <w:bottom w:type="dxa" w:w="40"/>
+              <w:right w:type="dxa" w:w="70"/>
+            </w:tcMar>
+          </w:tcPr>
+          <w:p>
+            <w:pPr>
+              <w:spacing w:after="0"/>
+            </w:pPr>
+            <w:r>
+              <w:rPr>
+                <w:sz w:val="17"/>
+                <w:szCs w:val="17"/>
+              </w:rPr>
+              <w:t xml:space="preserve">21 → 5</w:t>
+            </w:r>
+          </w:p>
+        </w:tc>
+        <w:tc>
+          <w:tcPr>
+            <w:tcW w:type="dxa" w:w="1500"/>
+            <w:shd w:fill="F2F5F9" w:color="auto" w:val="clear"/>
+            <w:tcMar>
+              <w:top w:type="dxa" w:w="40"/>
+              <w:left w:type="dxa" w:w="70"/>
+              <w:bottom w:type="dxa" w:w="40"/>
+              <w:right w:type="dxa" w:w="70"/>
+            </w:tcMar>
+          </w:tcPr>
+          <w:p>
+            <w:pPr>
+              <w:spacing w:after="0"/>
+            </w:pPr>
+            <w:r>
+              <w:rPr>
+                <w:sz w:val="17"/>
+                <w:szCs w:val="17"/>
+              </w:rPr>
+              <w:t xml:space="preserve">$11.52, capped at 2× = $8.86</w:t>
+            </w:r>
+          </w:p>
+        </w:tc>
+        <w:tc>
+          <w:tcPr>
+            <w:tcW w:type="dxa" w:w="1300"/>
+            <w:shd w:fill="F2F5F9" w:color="auto" w:val="clear"/>
+            <w:tcMar>
+              <w:top w:type="dxa" w:w="40"/>
+              <w:left w:type="dxa" w:w="70"/>
+              <w:bottom w:type="dxa" w:w="40"/>
+              <w:right w:type="dxa" w:w="70"/>
+            </w:tcMar>
+          </w:tcPr>
+          <w:p>
+            <w:pPr>
+              <w:spacing w:after="0"/>
+            </w:pPr>
+            <w:r>
+              <w:rPr>
+                <w:sz w:val="17"/>
+                <w:szCs w:val="17"/>
+              </w:rPr>
+              <w:t xml:space="preserve">$5.93 · no price change</w:t>
+            </w:r>
+          </w:p>
+        </w:tc>
+        <w:tc>
+          <w:tcPr>
+            <w:tcW w:type="dxa" w:w="2422"/>
+            <w:shd w:fill="F2F5F9" w:color="auto" w:val="clear"/>
+            <w:tcMar>
+              <w:top w:type="dxa" w:w="40"/>
+              <w:left w:type="dxa" w:w="70"/>
+              <w:bottom w:type="dxa" w:w="40"/>
+              <w:right w:type="dxa" w:w="70"/>
+            </w:tcMar>
+          </w:tcPr>
+          <w:p>
+            <w:pPr>
+              <w:spacing w:after="0"/>
+            </w:pPr>
+            <w:r>
+              <w:rPr>
+                <w:sz w:val="17"/>
+                <w:szCs w:val="17"/>
+              </w:rPr>
+              <w:t xml:space="preserve">Mix first: base $1.37 → $1.03, boost to hold $5.93. Climb +30% a step toward $8.86 once 70% of clicks are at the top. Stay on White (the audit moves it to Olive).</w:t>
+            </w:r>
+          </w:p>
+        </w:tc>
+      </w:tr>
+      <w:tr>
+        <w:tc>
+          <w:tcPr>
+            <w:tcW w:type="dxa" w:w="2500"/>
+            <w:shd w:fill="FFFFFF" w:color="auto" w:val="clear"/>
+            <w:tcMar>
+              <w:top w:type="dxa" w:w="40"/>
+              <w:left w:type="dxa" w:w="70"/>
+              <w:bottom w:type="dxa" w:w="40"/>
+              <w:right w:type="dxa" w:w="70"/>
+            </w:tcMar>
+          </w:tcPr>
+          <w:p>
+            <w:pPr>
+              <w:spacing w:after="0"/>
+            </w:pPr>
+            <w:r>
+              <w:rPr>
+                <w:sz w:val="17"/>
+                <w:szCs w:val="17"/>
+              </w:rPr>
+              <w:t xml:space="preserve">Bamboo Sheets Queen [MSV], on Queen Creme</w:t>
+            </w:r>
+          </w:p>
+        </w:tc>
+        <w:tc>
+          <w:tcPr>
+            <w:tcW w:type="dxa" w:w="1250"/>
+            <w:shd w:fill="FFFFFF" w:color="auto" w:val="clear"/>
+            <w:tcMar>
+              <w:top w:type="dxa" w:w="40"/>
+              <w:left w:type="dxa" w:w="70"/>
+              <w:bottom w:type="dxa" w:w="40"/>
+              <w:right w:type="dxa" w:w="70"/>
+            </w:tcMar>
+          </w:tcPr>
+          <w:p>
+            <w:pPr>
+              <w:spacing w:after="0"/>
+            </w:pPr>
+            <w:r>
+              <w:rPr>
+                <w:sz w:val="17"/>
+                <w:szCs w:val="17"/>
+              </w:rPr>
+              <w:t xml:space="preserve">$5.72 (25.4%)</w:t>
+            </w:r>
+          </w:p>
+        </w:tc>
+        <w:tc>
+          <w:tcPr>
+            <w:tcW w:type="dxa" w:w="1000"/>
+            <w:shd w:fill="FFFFFF" w:color="auto" w:val="clear"/>
+            <w:tcMar>
+              <w:top w:type="dxa" w:w="40"/>
+              <w:left w:type="dxa" w:w="70"/>
+              <w:bottom w:type="dxa" w:w="40"/>
+              <w:right w:type="dxa" w:w="70"/>
+            </w:tcMar>
+          </w:tcPr>
+          <w:p>
+            <w:pPr>
+              <w:spacing w:after="0"/>
+            </w:pPr>
+            <w:r>
+              <w:rPr>
+                <w:sz w:val="17"/>
+                <w:szCs w:val="17"/>
+              </w:rPr>
+              <w:t xml:space="preserve">58 → 5</w:t>
+            </w:r>
+          </w:p>
+        </w:tc>
+        <w:tc>
+          <w:tcPr>
+            <w:tcW w:type="dxa" w:w="1500"/>
+            <w:shd w:fill="FFFFFF" w:color="auto" w:val="clear"/>
+            <w:tcMar>
+              <w:top w:type="dxa" w:w="40"/>
+              <w:left w:type="dxa" w:w="70"/>
+              <w:bottom w:type="dxa" w:w="40"/>
+              <w:right w:type="dxa" w:w="70"/>
+            </w:tcMar>
+          </w:tcPr>
+          <w:p>
+            <w:pPr>
+              <w:spacing w:after="0"/>
+            </w:pPr>
+            <w:r>
+              <w:rPr>
+                <w:sz w:val="17"/>
+                <w:szCs w:val="17"/>
+              </w:rPr>
+              <w:t xml:space="preserve">none while rank collapses</w:t>
+            </w:r>
+          </w:p>
+        </w:tc>
+        <w:tc>
+          <w:tcPr>
+            <w:tcW w:type="dxa" w:w="1300"/>
+            <w:shd w:fill="FFFFFF" w:color="auto" w:val="clear"/>
+            <w:tcMar>
+              <w:top w:type="dxa" w:w="40"/>
+              <w:left w:type="dxa" w:w="70"/>
+              <w:bottom w:type="dxa" w:w="40"/>
+              <w:right w:type="dxa" w:w="70"/>
+            </w:tcMar>
+          </w:tcPr>
+          <w:p>
+            <w:pPr>
+              <w:spacing w:after="0"/>
+            </w:pPr>
+            <w:r>
+              <w:rPr>
+                <w:sz w:val="17"/>
+                <w:szCs w:val="17"/>
+              </w:rPr>
+              <w:t xml:space="preserve">$4.18 · $7.32</w:t>
+            </w:r>
+          </w:p>
+        </w:tc>
+        <w:tc>
+          <w:tcPr>
+            <w:tcW w:type="dxa" w:w="2422"/>
+            <w:shd w:fill="FFFFFF" w:color="auto" w:val="clear"/>
+            <w:tcMar>
+              <w:top w:type="dxa" w:w="40"/>
+              <w:left w:type="dxa" w:w="70"/>
+              <w:bottom w:type="dxa" w:w="40"/>
+              <w:right w:type="dxa" w:w="70"/>
+            </w:tcMar>
+          </w:tcPr>
+          <w:p>
+            <w:pPr>
+              <w:spacing w:after="0"/>
+            </w:pPr>
+            <w:r>
+              <w:rPr>
+                <w:sz w:val="17"/>
+                <w:szCs w:val="17"/>
+              </w:rPr>
+              <w:t xml:space="preserve">Hold $4.18, move the ad to Queen White, and fix the cause first (Section 13)</w:t>
+            </w:r>
+          </w:p>
+        </w:tc>
+      </w:tr>
+      <w:tr>
+        <w:tc>
+          <w:tcPr>
+            <w:tcW w:type="dxa" w:w="2500"/>
+            <w:shd w:fill="F2F5F9" w:color="auto" w:val="clear"/>
+            <w:tcMar>
+              <w:top w:type="dxa" w:w="40"/>
+              <w:left w:type="dxa" w:w="70"/>
+              <w:bottom w:type="dxa" w:w="40"/>
+              <w:right w:type="dxa" w:w="70"/>
+            </w:tcMar>
+          </w:tcPr>
+          <w:p>
+            <w:pPr>
+              <w:spacing w:after="0"/>
+            </w:pPr>
+            <w:r>
+              <w:rPr>
+                <w:sz w:val="17"/>
+                <w:szCs w:val="17"/>
+              </w:rPr>
+              <w:t xml:space="preserve">Bamboo Cooling Sheets (MSV), on Queen Creme</w:t>
+            </w:r>
+          </w:p>
+        </w:tc>
+        <w:tc>
+          <w:tcPr>
+            <w:tcW w:type="dxa" w:w="1250"/>
+            <w:shd w:fill="F2F5F9" w:color="auto" w:val="clear"/>
+            <w:tcMar>
+              <w:top w:type="dxa" w:w="40"/>
+              <w:left w:type="dxa" w:w="70"/>
+              <w:bottom w:type="dxa" w:w="40"/>
+              <w:right w:type="dxa" w:w="70"/>
+            </w:tcMar>
+          </w:tcPr>
+          <w:p>
+            <w:pPr>
+              <w:spacing w:after="0"/>
+            </w:pPr>
+            <w:r>
+              <w:rPr>
+                <w:sz w:val="17"/>
+                <w:szCs w:val="17"/>
+              </w:rPr>
+              <w:t xml:space="preserve">in the register</w:t>
+            </w:r>
+          </w:p>
+        </w:tc>
+        <w:tc>
+          <w:tcPr>
+            <w:tcW w:type="dxa" w:w="1000"/>
+            <w:shd w:fill="F2F5F9" w:color="auto" w:val="clear"/>
+            <w:tcMar>
+              <w:top w:type="dxa" w:w="40"/>
+              <w:left w:type="dxa" w:w="70"/>
+              <w:bottom w:type="dxa" w:w="40"/>
+              <w:right w:type="dxa" w:w="70"/>
+            </w:tcMar>
+          </w:tcPr>
+          <w:p>
+            <w:pPr>
+              <w:spacing w:after="0"/>
+            </w:pPr>
+            <w:r>
+              <w:rPr>
+                <w:sz w:val="17"/>
+                <w:szCs w:val="17"/>
+              </w:rPr>
+              <w:t xml:space="preserve">20 → 5</w:t>
+            </w:r>
+          </w:p>
+        </w:tc>
+        <w:tc>
+          <w:tcPr>
+            <w:tcW w:type="dxa" w:w="1500"/>
+            <w:shd w:fill="F2F5F9" w:color="auto" w:val="clear"/>
+            <w:tcMar>
+              <w:top w:type="dxa" w:w="40"/>
+              <w:left w:type="dxa" w:w="70"/>
+              <w:bottom w:type="dxa" w:w="40"/>
+              <w:right w:type="dxa" w:w="70"/>
+            </w:tcMar>
+          </w:tcPr>
+          <w:p>
+            <w:pPr>
+              <w:spacing w:after="0"/>
+            </w:pPr>
+            <w:r>
+              <w:rPr>
+                <w:sz w:val="17"/>
+                <w:szCs w:val="17"/>
+              </w:rPr>
+              <w:t xml:space="preserve">none until it shows at the top</w:t>
+            </w:r>
+          </w:p>
+        </w:tc>
+        <w:tc>
+          <w:tcPr>
+            <w:tcW w:type="dxa" w:w="1300"/>
+            <w:shd w:fill="F2F5F9" w:color="auto" w:val="clear"/>
+            <w:tcMar>
+              <w:top w:type="dxa" w:w="40"/>
+              <w:left w:type="dxa" w:w="70"/>
+              <w:bottom w:type="dxa" w:w="40"/>
+              <w:right w:type="dxa" w:w="70"/>
+            </w:tcMar>
+          </w:tcPr>
+          <w:p>
+            <w:pPr>
+              <w:spacing w:after="0"/>
+            </w:pPr>
+            <w:r>
+              <w:rPr>
+                <w:sz w:val="17"/>
+                <w:szCs w:val="17"/>
+              </w:rPr>
+              <w:t xml:space="preserve">$3.16 · $5.53</w:t>
+            </w:r>
+          </w:p>
+        </w:tc>
+        <w:tc>
+          <w:tcPr>
+            <w:tcW w:type="dxa" w:w="2422"/>
+            <w:shd w:fill="F2F5F9" w:color="auto" w:val="clear"/>
+            <w:tcMar>
+              <w:top w:type="dxa" w:w="40"/>
+              <w:left w:type="dxa" w:w="70"/>
+              <w:bottom w:type="dxa" w:w="40"/>
+              <w:right w:type="dxa" w:w="70"/>
+            </w:tcMar>
+          </w:tcPr>
+          <w:p>
+            <w:pPr>
+              <w:spacing w:after="0"/>
+            </w:pPr>
+            <w:r>
+              <w:rPr>
+                <w:sz w:val="17"/>
+                <w:szCs w:val="17"/>
+              </w:rPr>
+              <w:t xml:space="preserve">Mix first: base $1.58 → $1.19, boost to hold $3.16 (not $5.53); move the ad to Queen White; push once the mix is fixed</w:t>
+            </w:r>
+          </w:p>
+        </w:tc>
+      </w:tr>
+    </w:tbl>
+    <w:p>
+      <w:pPr>
+        <w:spacing w:after="120"/>
+      </w:pPr>
+      <w:r>
+        <w:rPr>
+          <w:i/>
+          <w:iCs/>
+          <w:color w:val="555555"/>
+          <w:sz w:val="17"/>
+          <w:szCs w:val="17"/>
+        </w:rPr>
+        <w:t xml:space="preserve">Premium = (rank now ÷ target − 1) × 50%, or +25% when the ratio is 1.5 or less; the push price never exceeds twice break-even. Break-even figures are the register’s: Sellerboard margin × the campaign’s top-of-search conversion. “Now · audit” = today’s top-of-search price and what the audit writes.</w:t>
+      </w:r>
+    </w:p>
+    <w:p>
+      <w:pPr>
+        <w:pStyle w:val="Heading2"/>
+      </w:pPr>
+      <w:r>
+        <w:t xml:space="preserve">5.4 “bamboo sheets”</w:t>
       </w:r>
     </w:p>
     <w:p>
@@ -3394,75 +5067,7 @@
         <w:spacing w:after="100"/>
       </w:pPr>
       <w:r>
-        <w:t xml:space="preserve">No focus campaign is held for review. Each gets one of these moves:</w:t>
-      </w:r>
-    </w:p>
-    <w:p>
-      <w:pPr>
-        <w:pStyle w:val="ListParagraph"/>
-        <w:numPr>
-          <w:ilvl w:val="0"/>
-          <w:numId w:val="4"/>
-        </w:numPr>
-        <w:spacing w:after="60"/>
-      </w:pPr>
-      <w:r>
-        <w:rPr>
-          <w:b/>
-          <w:bCs/>
-        </w:rPr>
-        <w:t xml:space="preserve">Push </w:t>
-      </w:r>
-      <w:r>
-        <w:t xml:space="preserve">where it qualifies: fixed bidding, the push price, the mix fixed, and a budget for its required clicks.</w:t>
-      </w:r>
-    </w:p>
-    <w:p>
-      <w:pPr>
-        <w:pStyle w:val="ListParagraph"/>
-        <w:numPr>
-          <w:ilvl w:val="0"/>
-          <w:numId w:val="4"/>
-        </w:numPr>
-        <w:spacing w:after="60"/>
-      </w:pPr>
-      <w:r>
-        <w:rPr>
-          <w:b/>
-          <w:bCs/>
-        </w:rPr>
-        <w:t xml:space="preserve">Fix what stops it qualifying, </w:t>
-      </w:r>
-      <w:r>
-        <w:t xml:space="preserve">at break-even in the meantime: restart a paused keyword (Section 7), move the ad to White (Section 6), or fix the mix (Section 8).</w:t>
-      </w:r>
-    </w:p>
-    <w:p>
-      <w:pPr>
-        <w:pStyle w:val="ListParagraph"/>
-        <w:numPr>
-          <w:ilvl w:val="0"/>
-          <w:numId w:val="4"/>
-        </w:numPr>
-        <w:spacing w:after="60"/>
-      </w:pPr>
-      <w:r>
-        <w:rPr>
-          <w:b/>
-          <w:bCs/>
-        </w:rPr>
-        <w:t xml:space="preserve">Too few clicks to judge: </w:t>
-      </w:r>
-      <w:r>
-        <w:t xml:space="preserve">break-even until the campaign has 15 clicks, on fixed bidding so it can collect them.</w:t>
-      </w:r>
-    </w:p>
-    <w:p>
-      <w:pPr>
-        <w:pStyle w:val="Heading2"/>
-      </w:pPr>
-      <w:r>
-        <w:t xml:space="preserve">5.4 “bamboo sheets”</w:t>
+        <w:t xml:space="preserve">It is B6’s biggest term: about 116,000 searches a month, and 116 units a week in the audit’s plan at rank 9. In the last 30 days its exact campaign took 760 clicks at 15.3% conversion and spent $2,958. At the top it beats the market on click-through and on conversion (19.3% against 2.7%), and King White has 1,406 units Available. It meets every push condition, but the audit marks it out of focus and tapers it.</w:t>
       </w:r>
     </w:p>
     <w:p>
@@ -3470,15 +5075,59 @@
         <w:spacing w:after="100"/>
       </w:pPr>
       <w:r>
-        <w:t xml:space="preserve">It is B6’s largest term (the audit’s plan puts it at 116 units a week at rank 9). Its exact campaign is the product’s biggest ad account line: 2,938 clicks and 406 orders in 90 days. It is also the one term with a real top-of-search record. On 275 top-of-search clicks it beats the market on click-through (3.15% against 1.77%) and on conversion (17.5% against 5.7%), and King White has 1,405 units Available. It meets every push condition, but the audit marks it out of focus and tapers it.</w:t>
-      </w:r>
-    </w:p>
-    <w:p>
-      <w:pPr>
-        <w:spacing w:after="100"/>
-      </w:pPr>
-      <w:r>
-        <w:t xml:space="preserve">It also buys almost nothing at the top: only 9% of its clicks and 2.4% of the top-of-search impressions. The fix is the mix, not a higher price. Set the base at $0.80, the boost at 633% and fixed bidding, which puts it at $5.86 at the top. Also exclude “bamboo sheets” from the five broad discovery campaigns that took 47 clicks and 1 order on it in 30 days.</w:t>
+        <w:t xml:space="preserve">It buys too little at the top: 39% of its clicks, against 57% on product pages, and 1.5% of the top-of-search impressions. After the reach and sum checks (Section 12), it needs about 40 top-of-search clicks a day and gets 7. The fix is the mix and fixed bidding more than a higher price:</w:t>
+      </w:r>
+    </w:p>
+    <w:p>
+      <w:pPr>
+        <w:pStyle w:val="ListParagraph"/>
+        <w:numPr>
+          <w:ilvl w:val="0"/>
+          <w:numId w:val="3"/>
+        </w:numPr>
+        <w:spacing w:after="60"/>
+      </w:pPr>
+      <w:r>
+        <w:t xml:space="preserve">Base $1.60 → $1.20.</w:t>
+      </w:r>
+    </w:p>
+    <w:p>
+      <w:pPr>
+        <w:pStyle w:val="ListParagraph"/>
+        <w:numPr>
+          <w:ilvl w:val="0"/>
+          <w:numId w:val="3"/>
+        </w:numPr>
+        <w:spacing w:after="60"/>
+      </w:pPr>
+      <w:r>
+        <w:t xml:space="preserve">Boost 413%.</w:t>
+      </w:r>
+    </w:p>
+    <w:p>
+      <w:pPr>
+        <w:pStyle w:val="ListParagraph"/>
+        <w:numPr>
+          <w:ilvl w:val="0"/>
+          <w:numId w:val="3"/>
+        </w:numPr>
+        <w:spacing w:after="60"/>
+      </w:pPr>
+      <w:r>
+        <w:t xml:space="preserve">Fixed bidding, which puts it at $6.16 at the top.</w:t>
+      </w:r>
+    </w:p>
+    <w:p>
+      <w:pPr>
+        <w:pStyle w:val="ListParagraph"/>
+        <w:numPr>
+          <w:ilvl w:val="0"/>
+          <w:numId w:val="3"/>
+        </w:numPr>
+        <w:spacing w:after="60"/>
+      </w:pPr>
+      <w:r>
+        <w:t xml:space="preserve">Exclude “bamboo sheets” from the five broad discovery campaigns that took 47 clicks and 1 order on it in 30 days.</w:t>
       </w:r>
     </w:p>
     <w:p>
@@ -3494,7 +5143,7 @@
         <w:t xml:space="preserve">Your decision. </w:t>
       </w:r>
       <w:r>
-        <w:t xml:space="preserve">Whether “bamboo sheets” joins the push. At the requirement scaled to what B6 really sells (Section 11), that is about 39 top-of-search clicks a day, roughly $230 a day at $5.86. Today the campaign spends about $42 a day.</w:t>
+        <w:t xml:space="preserve">Whether “bamboo sheets” joins the push. About 40 top-of-search clicks a day at $6.16 is roughly $250 a day, plus the product-page clicks the base still buys.</w:t>
       </w:r>
     </w:p>
     <w:p>
@@ -3502,7 +5151,7 @@
         <w:pStyle w:val="Heading2"/>
       </w:pPr>
       <w:r>
-        <w:t xml:space="preserve">5.5 How the push is paid for</w:t>
+        <w:t xml:space="preserve">5.5 Every focus campaign gets a move this week</w:t>
       </w:r>
     </w:p>
     <w:p>
@@ -3510,6 +5159,82 @@
         <w:spacing w:after="100"/>
       </w:pPr>
       <w:r>
+        <w:t xml:space="preserve">No focus campaign is held for review. Each gets one of these moves:</w:t>
+      </w:r>
+    </w:p>
+    <w:p>
+      <w:pPr>
+        <w:pStyle w:val="ListParagraph"/>
+        <w:numPr>
+          <w:ilvl w:val="0"/>
+          <w:numId w:val="3"/>
+        </w:numPr>
+        <w:spacing w:after="60"/>
+      </w:pPr>
+      <w:r>
+        <w:rPr>
+          <w:b/>
+          <w:bCs/>
+        </w:rPr>
+        <w:t xml:space="preserve">Push </w:t>
+      </w:r>
+      <w:r>
+        <w:t xml:space="preserve">where it qualifies: fixed bidding, the push price, the mix fixed, and a budget for its required clicks.</w:t>
+      </w:r>
+    </w:p>
+    <w:p>
+      <w:pPr>
+        <w:pStyle w:val="ListParagraph"/>
+        <w:numPr>
+          <w:ilvl w:val="0"/>
+          <w:numId w:val="3"/>
+        </w:numPr>
+        <w:spacing w:after="60"/>
+      </w:pPr>
+      <w:r>
+        <w:rPr>
+          <w:b/>
+          <w:bCs/>
+        </w:rPr>
+        <w:t xml:space="preserve">Fix what stops it qualifying, </w:t>
+      </w:r>
+      <w:r>
+        <w:t xml:space="preserve">at break-even in the meantime: fix the mix (Section 8), move the ad to White (Section 6), or restart a paused keyword (Section 7).</w:t>
+      </w:r>
+    </w:p>
+    <w:p>
+      <w:pPr>
+        <w:pStyle w:val="ListParagraph"/>
+        <w:numPr>
+          <w:ilvl w:val="0"/>
+          <w:numId w:val="3"/>
+        </w:numPr>
+        <w:spacing w:after="60"/>
+      </w:pPr>
+      <w:r>
+        <w:rPr>
+          <w:b/>
+          <w:bCs/>
+        </w:rPr>
+        <w:t xml:space="preserve">Too few clicks to judge: </w:t>
+      </w:r>
+      <w:r>
+        <w:t xml:space="preserve">break-even until the campaign has 15 top-of-search clicks, on fixed bidding so it can collect them.</w:t>
+      </w:r>
+    </w:p>
+    <w:p>
+      <w:pPr>
+        <w:pStyle w:val="Heading2"/>
+      </w:pPr>
+      <w:r>
+        <w:t xml:space="preserve">5.6 How the push is paid for</w:t>
+      </w:r>
+    </w:p>
+    <w:p>
+      <w:pPr>
+        <w:spacing w:after="100"/>
+      </w:pPr>
+      <w:r>
         <w:t xml:space="preserve">The money moves rather than grows. It comes from:</w:t>
       </w:r>
     </w:p>
@@ -3518,7 +5243,7 @@
         <w:pStyle w:val="ListParagraph"/>
         <w:numPr>
           <w:ilvl w:val="0"/>
-          <w:numId w:val="4"/>
+          <w:numId w:val="3"/>
         </w:numPr>
         <w:spacing w:after="60"/>
       </w:pPr>
@@ -3531,7 +5256,7 @@
         <w:pStyle w:val="ListParagraph"/>
         <w:numPr>
           <w:ilvl w:val="0"/>
-          <w:numId w:val="4"/>
+          <w:numId w:val="3"/>
         </w:numPr>
         <w:spacing w:after="60"/>
       </w:pPr>
@@ -3544,20 +5269,20 @@
         <w:pStyle w:val="ListParagraph"/>
         <w:numPr>
           <w:ilvl w:val="0"/>
-          <w:numId w:val="4"/>
-        </w:numPr>
-        <w:spacing w:after="60"/>
-      </w:pPr>
-      <w:r>
-        <w:t xml:space="preserve">The 15 new campaigns and the retags not launched mid-deal (about $590 a day in the audit’s forecast).</w:t>
-      </w:r>
-    </w:p>
-    <w:p>
-      <w:pPr>
-        <w:pStyle w:val="ListParagraph"/>
-        <w:numPr>
-          <w:ilvl w:val="0"/>
-          <w:numId w:val="4"/>
+          <w:numId w:val="3"/>
+        </w:numPr>
+        <w:spacing w:after="60"/>
+      </w:pPr>
+      <w:r>
+        <w:t xml:space="preserve">The 15 new campaigns and the retags not launched mid-deal: about $590 a day in the audit’s forecast.</w:t>
+      </w:r>
+    </w:p>
+    <w:p>
+      <w:pPr>
+        <w:pStyle w:val="ListParagraph"/>
+        <w:numPr>
+          <w:ilvl w:val="0"/>
+          <w:numId w:val="3"/>
         </w:numPr>
         <w:spacing w:after="60"/>
       </w:pPr>
@@ -3578,7 +5303,7 @@
         <w:spacing w:after="100"/>
       </w:pPr>
       <w:r>
-        <w:t xml:space="preserve">The rule is White, the best seller in every size and part of the deal. Move to the next-best seller only when White’s Available stock can’t last until its next arrival:</w:t>
+        <w:t xml:space="preserve">Ranking campaigns advertise White, the best seller in every size and part of the deal. Move to the next-best seller only when White’s Available stock can’t last until its next arrival:</w:t>
       </w:r>
     </w:p>
     <w:tbl>
@@ -3653,7 +5378,7 @@
                 <w:sz w:val="17"/>
                 <w:szCs w:val="17"/>
               </w:rPr>
-              <w:t xml:space="preserve">White: 28-day sales · Available stock</w:t>
+              <w:t xml:space="preserve">White: 30-day units · Available stock</w:t>
             </w:r>
           </w:p>
         </w:tc>
@@ -3757,7 +5482,7 @@
                 <w:sz w:val="17"/>
                 <w:szCs w:val="17"/>
               </w:rPr>
-              <w:t xml:space="preserve">184 units (#1 in the size) · 1,405 = 136 days</w:t>
+              <w:t xml:space="preserve">219 units (#1 in the size) · 1,406 = 132 days</w:t>
             </w:r>
           </w:p>
         </w:tc>
@@ -3781,7 +5506,7 @@
                 <w:sz w:val="17"/>
                 <w:szCs w:val="17"/>
               </w:rPr>
-              <w:t xml:space="preserve">White (moves 8 campaigns to White)</w:t>
+              <w:t xml:space="preserve">White (8 campaigns, 2 of them from other sizes)</w:t>
             </w:r>
           </w:p>
         </w:tc>
@@ -3855,7 +5580,7 @@
                 <w:sz w:val="17"/>
                 <w:szCs w:val="17"/>
               </w:rPr>
-              <w:t xml:space="preserve">133 units (#1) · 328 = 43 days; next arrival about 30 Oct (32 days away)</w:t>
+              <w:t xml:space="preserve">166 units (#1) · 323 = 47 days; 1,002 arriving about 30 Oct (32 days away)</w:t>
             </w:r>
           </w:p>
         </w:tc>
@@ -3903,7 +5628,7 @@
                 <w:sz w:val="17"/>
                 <w:szCs w:val="17"/>
               </w:rPr>
-              <w:t xml:space="preserve">White. Move to Light Blue (52 units, same price) only if White’s cover drops below the days left to the arrival.</w:t>
+              <w:t xml:space="preserve">White. Move to Light Blue (same price) only if White’s cover drops below the days left to the arrival.</w:t>
             </w:r>
           </w:p>
         </w:tc>
@@ -3953,7 +5678,7 @@
                 <w:sz w:val="17"/>
                 <w:szCs w:val="17"/>
               </w:rPr>
-              <w:t xml:space="preserve">39 units (#1) · 64 = 35 days, about 16 at deal pace</w:t>
+              <w:t xml:space="preserve">51 units (#1) · 62 = 26 days; 78 inbound</w:t>
             </w:r>
           </w:p>
         </w:tc>
@@ -4001,7 +5726,7 @@
                 <w:sz w:val="17"/>
                 <w:szCs w:val="17"/>
               </w:rPr>
-              <w:t xml:space="preserve">White. Watch daily; below 7 days, move to the next-best seller with healthy stock (Midgrey, 16 units).</w:t>
+              <w:t xml:space="preserve">White</w:t>
             </w:r>
           </w:p>
         </w:tc>
@@ -4051,7 +5776,7 @@
                 <w:sz w:val="17"/>
                 <w:szCs w:val="17"/>
               </w:rPr>
-              <w:t xml:space="preserve">22 units (#1) · 55 = 37 days</w:t>
+              <w:t xml:space="preserve">27 units (#1) · 53 = 32 days; 72 inbound</w:t>
             </w:r>
           </w:p>
         </w:tc>
@@ -4149,7 +5874,7 @@
                 <w:sz w:val="17"/>
                 <w:szCs w:val="17"/>
               </w:rPr>
-              <w:t xml:space="preserve">0 Available; arrival about 16 Oct</w:t>
+              <w:t xml:space="preserve">0 sold · 0 Available (36 in transfer)</w:t>
             </w:r>
           </w:p>
         </w:tc>
@@ -4197,7 +5922,7 @@
                 <w:sz w:val="17"/>
                 <w:szCs w:val="17"/>
               </w:rPr>
-              <w:t xml:space="preserve">Sage Green until White lands</w:t>
+              <w:t xml:space="preserve">Sage Green (6 units, 54 Available) until White is Available and selling</w:t>
             </w:r>
           </w:p>
         </w:tc>
@@ -4215,15 +5940,15 @@
           <w:sz w:val="17"/>
           <w:szCs w:val="17"/>
         </w:rPr>
-        <w:t xml:space="preserve">Command Center, 28-day units by colour; Available stock as the audit read it.</w:t>
-      </w:r>
-    </w:p>
-    <w:p>
-      <w:pPr>
-        <w:pStyle w:val="ListParagraph"/>
-        <w:numPr>
-          <w:ilvl w:val="0"/>
-          <w:numId w:val="4"/>
+        <w:t xml:space="preserve">Sellerboard, 30-day units and Available stock on 28 September.</w:t>
+      </w:r>
+    </w:p>
+    <w:p>
+      <w:pPr>
+        <w:pStyle w:val="ListParagraph"/>
+        <w:numPr>
+          <w:ilvl w:val="0"/>
+          <w:numId w:val="3"/>
         </w:numPr>
         <w:spacing w:after="60"/>
       </w:pPr>
@@ -4235,15 +5960,15 @@
         <w:t xml:space="preserve">Why not Queen Olive: </w:t>
       </w:r>
       <w:r>
-        <w:t xml:space="preserve">Olive sold 48 units in 28 days with 487 Available, about ten months of stock. That makes it a clearance colour: right for discovery campaigns, wrong for ranking. The audit’s reason is that White would run out at its push pace. But the push pace is what the audit forecasts, and that forecast is about ten times too high (Section 11). At the real pace, White lasts until its arrival.</w:t>
-      </w:r>
-    </w:p>
-    <w:p>
-      <w:pPr>
-        <w:pStyle w:val="ListParagraph"/>
-        <w:numPr>
-          <w:ilvl w:val="0"/>
-          <w:numId w:val="4"/>
+        <w:t xml:space="preserve">Olive is the size’s seventh seller. The audit’s reason is that White would run out at its push pace, three days before the arrival. That is the push creating its own stockout, on a forecast about ten times too high (Section 12). At today’s pace White lasts 47 days against 32 to the arrival.</w:t>
+      </w:r>
+    </w:p>
+    <w:p>
+      <w:pPr>
+        <w:pStyle w:val="ListParagraph"/>
+        <w:numPr>
+          <w:ilvl w:val="0"/>
+          <w:numId w:val="3"/>
         </w:numPr>
         <w:spacing w:after="60"/>
       </w:pPr>
@@ -4252,18 +5977,18 @@
           <w:b/>
           <w:bCs/>
         </w:rPr>
-        <w:t xml:space="preserve">Discovery campaigns advertise the clearance colour, </w:t>
-      </w:r>
-      <w:r>
-        <w:t xml:space="preserve">such as Queen Olive or Full Creme (15 units in 28 days, 271 Available), never White.</w:t>
-      </w:r>
-    </w:p>
-    <w:p>
-      <w:pPr>
-        <w:pStyle w:val="ListParagraph"/>
-        <w:numPr>
-          <w:ilvl w:val="0"/>
-          <w:numId w:val="4"/>
+        <w:t xml:space="preserve">Switches that change the size are plain errors. </w:t>
+      </w:r>
+      <w:r>
+        <w:t xml:space="preserve">The audit moves Black Bamboo Sheets from King Black to California King Black. It moves White Cooling Sheets from Queen White to King White, and Cali King Bamboo Sheets from California King Sage Green to King White. A colour switch is a stock fix inside a size. None of these has a stock reason, and the California King term belongs on California King White.</w:t>
+      </w:r>
+    </w:p>
+    <w:p>
+      <w:pPr>
+        <w:pStyle w:val="ListParagraph"/>
+        <w:numPr>
+          <w:ilvl w:val="0"/>
+          <w:numId w:val="3"/>
         </w:numPr>
         <w:spacing w:after="60"/>
       </w:pPr>
@@ -4272,10 +5997,505 @@
           <w:b/>
           <w:bCs/>
         </w:rPr>
-        <w:t xml:space="preserve">All 88 colour switches skip on upload, </w:t>
-      </w:r>
-      <w:r>
-        <w:t xml:space="preserve">so none of them happens unless someone makes it by hand. Make the 12 that move ads to White. Don’t make the 75 that move Queen to Olive, or the one that moves a King campaign to California King Black.</w:t>
+        <w:t xml:space="preserve">27 ranking campaigns advertise a colour other than their size’s ranking colour. </w:t>
+      </w:r>
+      <w:r>
+        <w:t xml:space="preserve">All 88 of the audit’s switches skip on upload, so make them by hand, but only the 10 that move ads to White within the same size. Don’t make the 75 Queen-to-Olive switches or the 3 size changes.</w:t>
+      </w:r>
+    </w:p>
+    <w:p>
+      <w:pPr>
+        <w:spacing w:after="100"/>
+      </w:pPr>
+      <w:r>
+        <w:t xml:space="preserve">Discovery campaigns (auto, broad, phrase) advertise the size’s clearance colour, never White. That means a colour with 180+ days of Available cover, or 90+ days while selling at or below the size’s middle colour:</w:t>
+      </w:r>
+    </w:p>
+    <w:tbl>
+      <w:tblPr>
+        <w:tblW w:type="dxa" w:w="9972"/>
+        <w:tblBorders>
+          <w:top w:val="single" w:color="auto" w:sz="4"/>
+          <w:left w:val="single" w:color="auto" w:sz="4"/>
+          <w:bottom w:val="single" w:color="auto" w:sz="4"/>
+          <w:right w:val="single" w:color="auto" w:sz="4"/>
+          <w:insideH w:val="single" w:color="auto" w:sz="4"/>
+          <w:insideV w:val="single" w:color="auto" w:sz="4"/>
+        </w:tblBorders>
+      </w:tblPr>
+      <w:tblGrid>
+        <w:gridCol w:w="1600"/>
+        <w:gridCol w:w="4000"/>
+        <w:gridCol w:w="4372"/>
+      </w:tblGrid>
+      <w:tr>
+        <w:trPr>
+          <w:tblHeader/>
+        </w:trPr>
+        <w:tc>
+          <w:tcPr>
+            <w:tcW w:type="dxa" w:w="1600"/>
+            <w:shd w:fill="1F3A5F" w:color="auto" w:val="clear"/>
+            <w:tcMar>
+              <w:top w:type="dxa" w:w="40"/>
+              <w:left w:type="dxa" w:w="70"/>
+              <w:bottom w:type="dxa" w:w="40"/>
+              <w:right w:type="dxa" w:w="70"/>
+            </w:tcMar>
+          </w:tcPr>
+          <w:p>
+            <w:pPr>
+              <w:spacing w:after="0"/>
+            </w:pPr>
+            <w:r>
+              <w:rPr>
+                <w:b/>
+                <w:bCs/>
+                <w:color w:val="FFFFFF"/>
+                <w:sz w:val="17"/>
+                <w:szCs w:val="17"/>
+              </w:rPr>
+              <w:t xml:space="preserve">Size</w:t>
+            </w:r>
+          </w:p>
+        </w:tc>
+        <w:tc>
+          <w:tcPr>
+            <w:tcW w:type="dxa" w:w="4000"/>
+            <w:shd w:fill="1F3A5F" w:color="auto" w:val="clear"/>
+            <w:tcMar>
+              <w:top w:type="dxa" w:w="40"/>
+              <w:left w:type="dxa" w:w="70"/>
+              <w:bottom w:type="dxa" w:w="40"/>
+              <w:right w:type="dxa" w:w="70"/>
+            </w:tcMar>
+          </w:tcPr>
+          <w:p>
+            <w:pPr>
+              <w:spacing w:after="0"/>
+            </w:pPr>
+            <w:r>
+              <w:rPr>
+                <w:b/>
+                <w:bCs/>
+                <w:color w:val="FFFFFF"/>
+                <w:sz w:val="17"/>
+                <w:szCs w:val="17"/>
+              </w:rPr>
+              <w:t xml:space="preserve">Clearance colour for discovery</w:t>
+            </w:r>
+          </w:p>
+        </w:tc>
+        <w:tc>
+          <w:tcPr>
+            <w:tcW w:type="dxa" w:w="4372"/>
+            <w:shd w:fill="1F3A5F" w:color="auto" w:val="clear"/>
+            <w:tcMar>
+              <w:top w:type="dxa" w:w="40"/>
+              <w:left w:type="dxa" w:w="70"/>
+              <w:bottom w:type="dxa" w:w="40"/>
+              <w:right w:type="dxa" w:w="70"/>
+            </w:tcMar>
+          </w:tcPr>
+          <w:p>
+            <w:pPr>
+              <w:spacing w:after="0"/>
+            </w:pPr>
+            <w:r>
+              <w:rPr>
+                <w:b/>
+                <w:bCs/>
+                <w:color w:val="FFFFFF"/>
+                <w:sz w:val="17"/>
+                <w:szCs w:val="17"/>
+              </w:rPr>
+              <w:t xml:space="preserve">Other slow colours</w:t>
+            </w:r>
+          </w:p>
+        </w:tc>
+      </w:tr>
+      <w:tr>
+        <w:tc>
+          <w:tcPr>
+            <w:tcW w:type="dxa" w:w="1600"/>
+            <w:shd w:fill="FFFFFF" w:color="auto" w:val="clear"/>
+            <w:tcMar>
+              <w:top w:type="dxa" w:w="40"/>
+              <w:left w:type="dxa" w:w="70"/>
+              <w:bottom w:type="dxa" w:w="40"/>
+              <w:right w:type="dxa" w:w="70"/>
+            </w:tcMar>
+          </w:tcPr>
+          <w:p>
+            <w:pPr>
+              <w:spacing w:after="0"/>
+            </w:pPr>
+            <w:r>
+              <w:rPr>
+                <w:sz w:val="17"/>
+                <w:szCs w:val="17"/>
+              </w:rPr>
+              <w:t xml:space="preserve">King</w:t>
+            </w:r>
+          </w:p>
+        </w:tc>
+        <w:tc>
+          <w:tcPr>
+            <w:tcW w:type="dxa" w:w="4000"/>
+            <w:shd w:fill="FFFFFF" w:color="auto" w:val="clear"/>
+            <w:tcMar>
+              <w:top w:type="dxa" w:w="40"/>
+              <w:left w:type="dxa" w:w="70"/>
+              <w:bottom w:type="dxa" w:w="40"/>
+              <w:right w:type="dxa" w:w="70"/>
+            </w:tcMar>
+          </w:tcPr>
+          <w:p>
+            <w:pPr>
+              <w:spacing w:after="0"/>
+            </w:pPr>
+            <w:r>
+              <w:rPr>
+                <w:sz w:val="17"/>
+                <w:szCs w:val="17"/>
+              </w:rPr>
+              <w:t xml:space="preserve">Grey: 32 sold, 391 Available, 196 days</w:t>
+            </w:r>
+          </w:p>
+        </w:tc>
+        <w:tc>
+          <w:tcPr>
+            <w:tcW w:type="dxa" w:w="4372"/>
+            <w:shd w:fill="FFFFFF" w:color="auto" w:val="clear"/>
+            <w:tcMar>
+              <w:top w:type="dxa" w:w="40"/>
+              <w:left w:type="dxa" w:w="70"/>
+              <w:bottom w:type="dxa" w:w="40"/>
+              <w:right w:type="dxa" w:w="70"/>
+            </w:tcMar>
+          </w:tcPr>
+          <w:p>
+            <w:pPr>
+              <w:spacing w:after="0"/>
+            </w:pPr>
+            <w:r>
+              <w:rPr>
+                <w:sz w:val="17"/>
+                <w:szCs w:val="17"/>
+              </w:rPr>
+              <w:t xml:space="preserve">Light Pink, Light Olive</w:t>
+            </w:r>
+          </w:p>
+        </w:tc>
+      </w:tr>
+      <w:tr>
+        <w:tc>
+          <w:tcPr>
+            <w:tcW w:type="dxa" w:w="1600"/>
+            <w:shd w:fill="F2F5F9" w:color="auto" w:val="clear"/>
+            <w:tcMar>
+              <w:top w:type="dxa" w:w="40"/>
+              <w:left w:type="dxa" w:w="70"/>
+              <w:bottom w:type="dxa" w:w="40"/>
+              <w:right w:type="dxa" w:w="70"/>
+            </w:tcMar>
+          </w:tcPr>
+          <w:p>
+            <w:pPr>
+              <w:spacing w:after="0"/>
+            </w:pPr>
+            <w:r>
+              <w:rPr>
+                <w:sz w:val="17"/>
+                <w:szCs w:val="17"/>
+              </w:rPr>
+              <w:t xml:space="preserve">Queen</w:t>
+            </w:r>
+          </w:p>
+        </w:tc>
+        <w:tc>
+          <w:tcPr>
+            <w:tcW w:type="dxa" w:w="4000"/>
+            <w:shd w:fill="F2F5F9" w:color="auto" w:val="clear"/>
+            <w:tcMar>
+              <w:top w:type="dxa" w:w="40"/>
+              <w:left w:type="dxa" w:w="70"/>
+              <w:bottom w:type="dxa" w:w="40"/>
+              <w:right w:type="dxa" w:w="70"/>
+            </w:tcMar>
+          </w:tcPr>
+          <w:p>
+            <w:pPr>
+              <w:spacing w:after="0"/>
+            </w:pPr>
+            <w:r>
+              <w:rPr>
+                <w:sz w:val="17"/>
+                <w:szCs w:val="17"/>
+              </w:rPr>
+              <w:t xml:space="preserve">Light Olive: 11 sold, 131 Available, 141 days</w:t>
+            </w:r>
+          </w:p>
+        </w:tc>
+        <w:tc>
+          <w:tcPr>
+            <w:tcW w:type="dxa" w:w="4372"/>
+            <w:shd w:fill="F2F5F9" w:color="auto" w:val="clear"/>
+            <w:tcMar>
+              <w:top w:type="dxa" w:w="40"/>
+              <w:left w:type="dxa" w:w="70"/>
+              <w:bottom w:type="dxa" w:w="40"/>
+              <w:right w:type="dxa" w:w="70"/>
+            </w:tcMar>
+          </w:tcPr>
+          <w:p>
+            <w:pPr>
+              <w:spacing w:after="0"/>
+            </w:pPr>
+            <w:r>
+              <w:rPr>
+                <w:sz w:val="17"/>
+                <w:szCs w:val="17"/>
+              </w:rPr>
+              <w:t xml:space="preserve">Purple, Midgrey, Grey</w:t>
+            </w:r>
+          </w:p>
+        </w:tc>
+      </w:tr>
+      <w:tr>
+        <w:tc>
+          <w:tcPr>
+            <w:tcW w:type="dxa" w:w="1600"/>
+            <w:shd w:fill="FFFFFF" w:color="auto" w:val="clear"/>
+            <w:tcMar>
+              <w:top w:type="dxa" w:w="40"/>
+              <w:left w:type="dxa" w:w="70"/>
+              <w:bottom w:type="dxa" w:w="40"/>
+              <w:right w:type="dxa" w:w="70"/>
+            </w:tcMar>
+          </w:tcPr>
+          <w:p>
+            <w:pPr>
+              <w:spacing w:after="0"/>
+            </w:pPr>
+            <w:r>
+              <w:rPr>
+                <w:sz w:val="17"/>
+                <w:szCs w:val="17"/>
+              </w:rPr>
+              <w:t xml:space="preserve">California King</w:t>
+            </w:r>
+          </w:p>
+        </w:tc>
+        <w:tc>
+          <w:tcPr>
+            <w:tcW w:type="dxa" w:w="4000"/>
+            <w:shd w:fill="FFFFFF" w:color="auto" w:val="clear"/>
+            <w:tcMar>
+              <w:top w:type="dxa" w:w="40"/>
+              <w:left w:type="dxa" w:w="70"/>
+              <w:bottom w:type="dxa" w:w="40"/>
+              <w:right w:type="dxa" w:w="70"/>
+            </w:tcMar>
+          </w:tcPr>
+          <w:p>
+            <w:pPr>
+              <w:spacing w:after="0"/>
+            </w:pPr>
+            <w:r>
+              <w:rPr>
+                <w:sz w:val="17"/>
+                <w:szCs w:val="17"/>
+              </w:rPr>
+              <w:t xml:space="preserve">Sage Green: 0 sold, 27 Available, 338 days</w:t>
+            </w:r>
+          </w:p>
+        </w:tc>
+        <w:tc>
+          <w:tcPr>
+            <w:tcW w:type="dxa" w:w="4372"/>
+            <w:shd w:fill="FFFFFF" w:color="auto" w:val="clear"/>
+            <w:tcMar>
+              <w:top w:type="dxa" w:w="40"/>
+              <w:left w:type="dxa" w:w="70"/>
+              <w:bottom w:type="dxa" w:w="40"/>
+              <w:right w:type="dxa" w:w="70"/>
+            </w:tcMar>
+          </w:tcPr>
+          <w:p>
+            <w:pPr>
+              <w:spacing w:after="0"/>
+            </w:pPr>
+            <w:r>
+              <w:rPr>
+                <w:sz w:val="17"/>
+                <w:szCs w:val="17"/>
+              </w:rPr>
+              <w:t xml:space="preserve">Burgundy</w:t>
+            </w:r>
+          </w:p>
+        </w:tc>
+      </w:tr>
+      <w:tr>
+        <w:tc>
+          <w:tcPr>
+            <w:tcW w:type="dxa" w:w="1600"/>
+            <w:shd w:fill="F2F5F9" w:color="auto" w:val="clear"/>
+            <w:tcMar>
+              <w:top w:type="dxa" w:w="40"/>
+              <w:left w:type="dxa" w:w="70"/>
+              <w:bottom w:type="dxa" w:w="40"/>
+              <w:right w:type="dxa" w:w="70"/>
+            </w:tcMar>
+          </w:tcPr>
+          <w:p>
+            <w:pPr>
+              <w:spacing w:after="0"/>
+            </w:pPr>
+            <w:r>
+              <w:rPr>
+                <w:sz w:val="17"/>
+                <w:szCs w:val="17"/>
+              </w:rPr>
+              <w:t xml:space="preserve">Full</w:t>
+            </w:r>
+          </w:p>
+        </w:tc>
+        <w:tc>
+          <w:tcPr>
+            <w:tcW w:type="dxa" w:w="4000"/>
+            <w:shd w:fill="F2F5F9" w:color="auto" w:val="clear"/>
+            <w:tcMar>
+              <w:top w:type="dxa" w:w="40"/>
+              <w:left w:type="dxa" w:w="70"/>
+              <w:bottom w:type="dxa" w:w="40"/>
+              <w:right w:type="dxa" w:w="70"/>
+            </w:tcMar>
+          </w:tcPr>
+          <w:p>
+            <w:pPr>
+              <w:spacing w:after="0"/>
+            </w:pPr>
+            <w:r>
+              <w:rPr>
+                <w:sz w:val="17"/>
+                <w:szCs w:val="17"/>
+              </w:rPr>
+              <w:t xml:space="preserve">Olive: 13 sold, 259 Available, 480 days</w:t>
+            </w:r>
+          </w:p>
+        </w:tc>
+        <w:tc>
+          <w:tcPr>
+            <w:tcW w:type="dxa" w:w="4372"/>
+            <w:shd w:fill="F2F5F9" w:color="auto" w:val="clear"/>
+            <w:tcMar>
+              <w:top w:type="dxa" w:w="40"/>
+              <w:left w:type="dxa" w:w="70"/>
+              <w:bottom w:type="dxa" w:w="40"/>
+              <w:right w:type="dxa" w:w="70"/>
+            </w:tcMar>
+          </w:tcPr>
+          <w:p>
+            <w:pPr>
+              <w:spacing w:after="0"/>
+            </w:pPr>
+            <w:r>
+              <w:rPr>
+                <w:sz w:val="17"/>
+                <w:szCs w:val="17"/>
+              </w:rPr>
+              <w:t xml:space="preserve">Creme, Light Olive, Sage Green, Light Grey, Light Blue, Purple</w:t>
+            </w:r>
+          </w:p>
+        </w:tc>
+      </w:tr>
+      <w:tr>
+        <w:tc>
+          <w:tcPr>
+            <w:tcW w:type="dxa" w:w="1600"/>
+            <w:shd w:fill="FFFFFF" w:color="auto" w:val="clear"/>
+            <w:tcMar>
+              <w:top w:type="dxa" w:w="40"/>
+              <w:left w:type="dxa" w:w="70"/>
+              <w:bottom w:type="dxa" w:w="40"/>
+              <w:right w:type="dxa" w:w="70"/>
+            </w:tcMar>
+          </w:tcPr>
+          <w:p>
+            <w:pPr>
+              <w:spacing w:after="0"/>
+            </w:pPr>
+            <w:r>
+              <w:rPr>
+                <w:sz w:val="17"/>
+                <w:szCs w:val="17"/>
+              </w:rPr>
+              <w:t xml:space="preserve">Twin</w:t>
+            </w:r>
+          </w:p>
+        </w:tc>
+        <w:tc>
+          <w:tcPr>
+            <w:tcW w:type="dxa" w:w="4000"/>
+            <w:shd w:fill="FFFFFF" w:color="auto" w:val="clear"/>
+            <w:tcMar>
+              <w:top w:type="dxa" w:w="40"/>
+              <w:left w:type="dxa" w:w="70"/>
+              <w:bottom w:type="dxa" w:w="40"/>
+              <w:right w:type="dxa" w:w="70"/>
+            </w:tcMar>
+          </w:tcPr>
+          <w:p>
+            <w:pPr>
+              <w:spacing w:after="0"/>
+            </w:pPr>
+            <w:r>
+              <w:rPr>
+                <w:sz w:val="17"/>
+                <w:szCs w:val="17"/>
+              </w:rPr>
+              <w:t xml:space="preserve">Light Olive: 2 sold, 34 Available, 283 days</w:t>
+            </w:r>
+          </w:p>
+        </w:tc>
+        <w:tc>
+          <w:tcPr>
+            <w:tcW w:type="dxa" w:w="4372"/>
+            <w:shd w:fill="FFFFFF" w:color="auto" w:val="clear"/>
+            <w:tcMar>
+              <w:top w:type="dxa" w:w="40"/>
+              <w:left w:type="dxa" w:w="70"/>
+              <w:bottom w:type="dxa" w:w="40"/>
+              <w:right w:type="dxa" w:w="70"/>
+            </w:tcMar>
+          </w:tcPr>
+          <w:p>
+            <w:pPr>
+              <w:spacing w:after="0"/>
+            </w:pPr>
+            <w:r>
+              <w:rPr>
+                <w:sz w:val="17"/>
+                <w:szCs w:val="17"/>
+              </w:rPr>
+              <w:t xml:space="preserve">—</w:t>
+            </w:r>
+          </w:p>
+        </w:tc>
+      </w:tr>
+    </w:tbl>
+    <w:p>
+      <w:pPr>
+        <w:spacing w:after="40"/>
+      </w:pPr>
+    </w:p>
+    <w:p>
+      <w:pPr>
+        <w:spacing w:after="100"/>
+      </w:pPr>
+      <w:r>
+        <w:t xml:space="preserve">17 discovery campaigns advertise something else, most of them White. Clearance campaigns and brand-term campaigns keep their own colours. Don’t put colours that sell but are nearly out of stock into any new ad group or colour switch: King Creme (2 days of stock), King Olive (0), California King Taupe (5), Charcoal (5) and Midgrey (2).</w:t>
       </w:r>
     </w:p>
     <w:p>
@@ -4466,7 +6686,7 @@
                 <w:sz w:val="17"/>
                 <w:szCs w:val="17"/>
               </w:rPr>
-              <w:t xml:space="preserve">Restart the existing campaign on Full White at the push price and fixed bidding. Drop the new campaign.</w:t>
+              <w:t xml:space="preserve">Restart the existing campaign on Full White, on fixed bidding. Drop the new campaign.</w:t>
             </w:r>
           </w:p>
         </w:tc>
@@ -4614,7 +6834,7 @@
                 <w:sz w:val="17"/>
                 <w:szCs w:val="17"/>
               </w:rPr>
-              <w:t xml:space="preserve">See Section 12. One campaign for the term, on Queen White. Drop the forecast.</w:t>
+              <w:t xml:space="preserve">See Section 13. One campaign for the term, on Queen White. Drop the forecast.</w:t>
             </w:r>
           </w:p>
         </w:tc>
@@ -4704,7 +6924,7 @@
         <w:spacing w:after="100"/>
       </w:pPr>
       <w:r>
-        <w:t xml:space="preserve">In all, 10 changes sit on paused campaigns. Three of them are boost raises that can’t do anything while the campaign is off.</w:t>
+        <w:t xml:space="preserve">Bamboo Sheets King Size (HSV) is live but has nearly stopped serving: 14 clicks in 30 days and $9.60 in 14 days, at a $0.50 base on down-only bidding. Switch it to fixed bidding and hold its top-of-search price until it serves again. Don’t raise the base to $1.40 as the audit does.</w:t>
       </w:r>
     </w:p>
     <w:p>
@@ -4720,7 +6940,41 @@
         <w:spacing w:after="100"/>
       </w:pPr>
       <w:r>
-        <w:t xml:space="preserve">Across B6, product pages took 51–52% of ad clicks before and during the deal, and top of search only 33–34%. Top-of-search clicks cost about $5 and product-page clicks about $2, but the product-page clicks do little for rank. The audit’s own “distribution fix” trims base bids by about 10% while holding the top-of-search price, which is too small a move. On Bamboo Sheets King Size it goes the other way. Examples:</w:t>
+        <w:t xml:space="preserve">This is B6’s largest problem:</w:t>
+      </w:r>
+    </w:p>
+    <w:p>
+      <w:pPr>
+        <w:pStyle w:val="ListParagraph"/>
+        <w:numPr>
+          <w:ilvl w:val="0"/>
+          <w:numId w:val="3"/>
+        </w:numPr>
+        <w:spacing w:after="60"/>
+      </w:pPr>
+      <w:r>
+        <w:t xml:space="preserve">40 ranking campaigns take under 30% of their clicks at top of search.</w:t>
+      </w:r>
+    </w:p>
+    <w:p>
+      <w:pPr>
+        <w:pStyle w:val="ListParagraph"/>
+        <w:numPr>
+          <w:ilvl w:val="0"/>
+          <w:numId w:val="3"/>
+        </w:numPr>
+        <w:spacing w:after="60"/>
+      </w:pPr>
+      <w:r>
+        <w:t xml:space="preserve">59 more lose over 20% to product pages.</w:t>
+      </w:r>
+    </w:p>
+    <w:p>
+      <w:pPr>
+        <w:spacing w:after="100"/>
+      </w:pPr>
+      <w:r>
+        <w:t xml:space="preserve">That is 99 of 244. Across B6, product pages took 51–52% of ad clicks before and during the deal. Top-of-search clicks cost about $5 and product-page clicks about $2, but the product-page clicks do little for rank. The audit raises the top-of-search price on several of these campaigns. That buys nothing while the base keeps buying product pages. Its own “distribution fix” trims base bids by only about 10%. Examples:</w:t>
       </w:r>
     </w:p>
     <w:tbl>
@@ -4736,10 +6990,10 @@
         </w:tblBorders>
       </w:tblPr>
       <w:tblGrid>
-        <w:gridCol w:w="3400"/>
-        <w:gridCol w:w="1300"/>
-        <w:gridCol w:w="1600"/>
-        <w:gridCol w:w="1800"/>
+        <w:gridCol w:w="3500"/>
+        <w:gridCol w:w="1100"/>
+        <w:gridCol w:w="1500"/>
+        <w:gridCol w:w="2000"/>
         <w:gridCol w:w="1872"/>
       </w:tblGrid>
       <w:tr>
@@ -4748,7 +7002,7 @@
         </w:trPr>
         <w:tc>
           <w:tcPr>
-            <w:tcW w:type="dxa" w:w="3400"/>
+            <w:tcW w:type="dxa" w:w="3500"/>
             <w:shd w:fill="1F3A5F" w:color="auto" w:val="clear"/>
             <w:tcMar>
               <w:top w:type="dxa" w:w="40"/>
@@ -4775,7 +7029,7 @@
         </w:tc>
         <w:tc>
           <w:tcPr>
-            <w:tcW w:type="dxa" w:w="1300"/>
+            <w:tcW w:type="dxa" w:w="1100"/>
             <w:shd w:fill="1F3A5F" w:color="auto" w:val="clear"/>
             <w:tcMar>
               <w:top w:type="dxa" w:w="40"/>
@@ -4796,13 +7050,13 @@
                 <w:sz w:val="17"/>
                 <w:szCs w:val="17"/>
               </w:rPr>
-              <w:t xml:space="preserve">Clicks (90 days)</w:t>
-            </w:r>
-          </w:p>
-        </w:tc>
-        <w:tc>
-          <w:tcPr>
-            <w:tcW w:type="dxa" w:w="1600"/>
+              <w:t xml:space="preserve">Clicks (30 days)</w:t>
+            </w:r>
+          </w:p>
+        </w:tc>
+        <w:tc>
+          <w:tcPr>
+            <w:tcW w:type="dxa" w:w="1500"/>
             <w:shd w:fill="1F3A5F" w:color="auto" w:val="clear"/>
             <w:tcMar>
               <w:top w:type="dxa" w:w="40"/>
@@ -4823,13 +7077,13 @@
                 <w:sz w:val="17"/>
                 <w:szCs w:val="17"/>
               </w:rPr>
-              <w:t xml:space="preserve">Of which at top of search</w:t>
-            </w:r>
-          </w:p>
-        </w:tc>
-        <w:tc>
-          <w:tcPr>
-            <w:tcW w:type="dxa" w:w="1800"/>
+              <w:t xml:space="preserve">Top of search / product pages</w:t>
+            </w:r>
+          </w:p>
+        </w:tc>
+        <w:tc>
+          <w:tcPr>
+            <w:tcW w:type="dxa" w:w="2000"/>
             <w:shd w:fill="1F3A5F" w:color="auto" w:val="clear"/>
             <w:tcMar>
               <w:top w:type="dxa" w:w="40"/>
@@ -4885,7 +7139,7 @@
       <w:tr>
         <w:tc>
           <w:tcPr>
-            <w:tcW w:type="dxa" w:w="3400"/>
+            <w:tcW w:type="dxa" w:w="3500"/>
             <w:shd w:fill="FFFFFF" w:color="auto" w:val="clear"/>
             <w:tcMar>
               <w:top w:type="dxa" w:w="40"/>
@@ -4909,73 +7163,73 @@
         </w:tc>
         <w:tc>
           <w:tcPr>
-            <w:tcW w:type="dxa" w:w="1300"/>
-            <w:shd w:fill="FFFFFF" w:color="auto" w:val="clear"/>
-            <w:tcMar>
-              <w:top w:type="dxa" w:w="40"/>
-              <w:left w:type="dxa" w:w="70"/>
-              <w:bottom w:type="dxa" w:w="40"/>
-              <w:right w:type="dxa" w:w="70"/>
-            </w:tcMar>
-          </w:tcPr>
-          <w:p>
-            <w:pPr>
-              <w:spacing w:after="0"/>
-            </w:pPr>
-            <w:r>
-              <w:rPr>
-                <w:sz w:val="17"/>
-                <w:szCs w:val="17"/>
-              </w:rPr>
-              <w:t xml:space="preserve">2,938</w:t>
-            </w:r>
-          </w:p>
-        </w:tc>
-        <w:tc>
-          <w:tcPr>
-            <w:tcW w:type="dxa" w:w="1600"/>
-            <w:shd w:fill="FFFFFF" w:color="auto" w:val="clear"/>
-            <w:tcMar>
-              <w:top w:type="dxa" w:w="40"/>
-              <w:left w:type="dxa" w:w="70"/>
-              <w:bottom w:type="dxa" w:w="40"/>
-              <w:right w:type="dxa" w:w="70"/>
-            </w:tcMar>
-          </w:tcPr>
-          <w:p>
-            <w:pPr>
-              <w:spacing w:after="0"/>
-            </w:pPr>
-            <w:r>
-              <w:rPr>
-                <w:sz w:val="17"/>
-                <w:szCs w:val="17"/>
-              </w:rPr>
-              <w:t xml:space="preserve">275 (9%)</w:t>
-            </w:r>
-          </w:p>
-        </w:tc>
-        <w:tc>
-          <w:tcPr>
-            <w:tcW w:type="dxa" w:w="1800"/>
-            <w:shd w:fill="FFFFFF" w:color="auto" w:val="clear"/>
-            <w:tcMar>
-              <w:top w:type="dxa" w:w="40"/>
-              <w:left w:type="dxa" w:w="70"/>
-              <w:bottom w:type="dxa" w:w="40"/>
-              <w:right w:type="dxa" w:w="70"/>
-            </w:tcMar>
-          </w:tcPr>
-          <w:p>
-            <w:pPr>
-              <w:spacing w:after="0"/>
-            </w:pPr>
-            <w:r>
-              <w:rPr>
-                <w:sz w:val="17"/>
-                <w:szCs w:val="17"/>
-              </w:rPr>
-              <w:t xml:space="preserve">$1.60 → $0.80 ($1.39)</w:t>
+            <w:tcW w:type="dxa" w:w="1100"/>
+            <w:shd w:fill="FFFFFF" w:color="auto" w:val="clear"/>
+            <w:tcMar>
+              <w:top w:type="dxa" w:w="40"/>
+              <w:left w:type="dxa" w:w="70"/>
+              <w:bottom w:type="dxa" w:w="40"/>
+              <w:right w:type="dxa" w:w="70"/>
+            </w:tcMar>
+          </w:tcPr>
+          <w:p>
+            <w:pPr>
+              <w:spacing w:after="0"/>
+            </w:pPr>
+            <w:r>
+              <w:rPr>
+                <w:sz w:val="17"/>
+                <w:szCs w:val="17"/>
+              </w:rPr>
+              <w:t xml:space="preserve">760</w:t>
+            </w:r>
+          </w:p>
+        </w:tc>
+        <w:tc>
+          <w:tcPr>
+            <w:tcW w:type="dxa" w:w="1500"/>
+            <w:shd w:fill="FFFFFF" w:color="auto" w:val="clear"/>
+            <w:tcMar>
+              <w:top w:type="dxa" w:w="40"/>
+              <w:left w:type="dxa" w:w="70"/>
+              <w:bottom w:type="dxa" w:w="40"/>
+              <w:right w:type="dxa" w:w="70"/>
+            </w:tcMar>
+          </w:tcPr>
+          <w:p>
+            <w:pPr>
+              <w:spacing w:after="0"/>
+            </w:pPr>
+            <w:r>
+              <w:rPr>
+                <w:sz w:val="17"/>
+                <w:szCs w:val="17"/>
+              </w:rPr>
+              <w:t xml:space="preserve">39% / 57%</w:t>
+            </w:r>
+          </w:p>
+        </w:tc>
+        <w:tc>
+          <w:tcPr>
+            <w:tcW w:type="dxa" w:w="2000"/>
+            <w:shd w:fill="FFFFFF" w:color="auto" w:val="clear"/>
+            <w:tcMar>
+              <w:top w:type="dxa" w:w="40"/>
+              <w:left w:type="dxa" w:w="70"/>
+              <w:bottom w:type="dxa" w:w="40"/>
+              <w:right w:type="dxa" w:w="70"/>
+            </w:tcMar>
+          </w:tcPr>
+          <w:p>
+            <w:pPr>
+              <w:spacing w:after="0"/>
+            </w:pPr>
+            <w:r>
+              <w:rPr>
+                <w:sz w:val="17"/>
+                <w:szCs w:val="17"/>
+              </w:rPr>
+              <w:t xml:space="preserve">$1.60 → $1.20 ($1.39)</w:t>
             </w:r>
           </w:p>
         </w:tc>
@@ -4999,7 +7253,7 @@
                 <w:sz w:val="17"/>
                 <w:szCs w:val="17"/>
               </w:rPr>
-              <w:t xml:space="preserve">$5.86</w:t>
+              <w:t xml:space="preserve">$6.16 (push)</w:t>
             </w:r>
           </w:p>
         </w:tc>
@@ -5007,7 +7261,7 @@
       <w:tr>
         <w:tc>
           <w:tcPr>
-            <w:tcW w:type="dxa" w:w="3400"/>
+            <w:tcW w:type="dxa" w:w="3500"/>
             <w:shd w:fill="F2F5F9" w:color="auto" w:val="clear"/>
             <w:tcMar>
               <w:top w:type="dxa" w:w="40"/>
@@ -5025,13 +7279,13 @@
                 <w:sz w:val="17"/>
                 <w:szCs w:val="17"/>
               </w:rPr>
-              <w:t xml:space="preserve">Bamboo Sheets King Size (HSV)</w:t>
-            </w:r>
-          </w:p>
-        </w:tc>
-        <w:tc>
-          <w:tcPr>
-            <w:tcW w:type="dxa" w:w="1300"/>
+              <w:t xml:space="preserve">Bamboo Sheets Queen Size (HSV)</w:t>
+            </w:r>
+          </w:p>
+        </w:tc>
+        <w:tc>
+          <w:tcPr>
+            <w:tcW w:type="dxa" w:w="1100"/>
             <w:shd w:fill="F2F5F9" w:color="auto" w:val="clear"/>
             <w:tcMar>
               <w:top w:type="dxa" w:w="40"/>
@@ -5049,13 +7303,13 @@
                 <w:sz w:val="17"/>
                 <w:szCs w:val="17"/>
               </w:rPr>
-              <w:t xml:space="preserve">390</w:t>
-            </w:r>
-          </w:p>
-        </w:tc>
-        <w:tc>
-          <w:tcPr>
-            <w:tcW w:type="dxa" w:w="1600"/>
+              <w:t xml:space="preserve">91</w:t>
+            </w:r>
+          </w:p>
+        </w:tc>
+        <w:tc>
+          <w:tcPr>
+            <w:tcW w:type="dxa" w:w="1500"/>
             <w:shd w:fill="F2F5F9" w:color="auto" w:val="clear"/>
             <w:tcMar>
               <w:top w:type="dxa" w:w="40"/>
@@ -5073,13 +7327,13 @@
                 <w:sz w:val="17"/>
                 <w:szCs w:val="17"/>
               </w:rPr>
-              <w:t xml:space="preserve">12 (3%)</w:t>
-            </w:r>
-          </w:p>
-        </w:tc>
-        <w:tc>
-          <w:tcPr>
-            <w:tcW w:type="dxa" w:w="1800"/>
+              <w:t xml:space="preserve">36% / 64%</w:t>
+            </w:r>
+          </w:p>
+        </w:tc>
+        <w:tc>
+          <w:tcPr>
+            <w:tcW w:type="dxa" w:w="2000"/>
             <w:shd w:fill="F2F5F9" w:color="auto" w:val="clear"/>
             <w:tcMar>
               <w:top w:type="dxa" w:w="40"/>
@@ -5097,7 +7351,7 @@
                 <w:sz w:val="17"/>
                 <w:szCs w:val="17"/>
               </w:rPr>
-              <w:t xml:space="preserve">$0.50 → $0.60 ($1.40)</w:t>
+              <w:t xml:space="preserve">$1.37 → $1.03 (no change)</w:t>
             </w:r>
           </w:p>
         </w:tc>
@@ -5121,7 +7375,7 @@
                 <w:sz w:val="17"/>
                 <w:szCs w:val="17"/>
               </w:rPr>
-              <w:t xml:space="preserve">$5.57</w:t>
+              <w:t xml:space="preserve">hold $5.93</w:t>
             </w:r>
           </w:p>
         </w:tc>
@@ -5129,97 +7383,97 @@
       <w:tr>
         <w:tc>
           <w:tcPr>
-            <w:tcW w:type="dxa" w:w="3400"/>
-            <w:shd w:fill="FFFFFF" w:color="auto" w:val="clear"/>
-            <w:tcMar>
-              <w:top w:type="dxa" w:w="40"/>
-              <w:left w:type="dxa" w:w="70"/>
-              <w:bottom w:type="dxa" w:w="40"/>
-              <w:right w:type="dxa" w:w="70"/>
-            </w:tcMar>
-          </w:tcPr>
-          <w:p>
-            <w:pPr>
-              <w:spacing w:after="0"/>
-            </w:pPr>
-            <w:r>
-              <w:rPr>
-                <w:sz w:val="17"/>
-                <w:szCs w:val="17"/>
-              </w:rPr>
-              <w:t xml:space="preserve">Full Size Bamboo Sheets [Full]</w:t>
-            </w:r>
-          </w:p>
-        </w:tc>
-        <w:tc>
-          <w:tcPr>
-            <w:tcW w:type="dxa" w:w="1300"/>
-            <w:shd w:fill="FFFFFF" w:color="auto" w:val="clear"/>
-            <w:tcMar>
-              <w:top w:type="dxa" w:w="40"/>
-              <w:left w:type="dxa" w:w="70"/>
-              <w:bottom w:type="dxa" w:w="40"/>
-              <w:right w:type="dxa" w:w="70"/>
-            </w:tcMar>
-          </w:tcPr>
-          <w:p>
-            <w:pPr>
-              <w:spacing w:after="0"/>
-            </w:pPr>
-            <w:r>
-              <w:rPr>
-                <w:sz w:val="17"/>
-                <w:szCs w:val="17"/>
-              </w:rPr>
-              <w:t xml:space="preserve">221</w:t>
-            </w:r>
-          </w:p>
-        </w:tc>
-        <w:tc>
-          <w:tcPr>
-            <w:tcW w:type="dxa" w:w="1600"/>
-            <w:shd w:fill="FFFFFF" w:color="auto" w:val="clear"/>
-            <w:tcMar>
-              <w:top w:type="dxa" w:w="40"/>
-              <w:left w:type="dxa" w:w="70"/>
-              <w:bottom w:type="dxa" w:w="40"/>
-              <w:right w:type="dxa" w:w="70"/>
-            </w:tcMar>
-          </w:tcPr>
-          <w:p>
-            <w:pPr>
-              <w:spacing w:after="0"/>
-            </w:pPr>
-            <w:r>
-              <w:rPr>
-                <w:sz w:val="17"/>
-                <w:szCs w:val="17"/>
-              </w:rPr>
-              <w:t xml:space="preserve">29 (13%)</w:t>
-            </w:r>
-          </w:p>
-        </w:tc>
-        <w:tc>
-          <w:tcPr>
-            <w:tcW w:type="dxa" w:w="1800"/>
-            <w:shd w:fill="FFFFFF" w:color="auto" w:val="clear"/>
-            <w:tcMar>
-              <w:top w:type="dxa" w:w="40"/>
-              <w:left w:type="dxa" w:w="70"/>
-              <w:bottom w:type="dxa" w:w="40"/>
-              <w:right w:type="dxa" w:w="70"/>
-            </w:tcMar>
-          </w:tcPr>
-          <w:p>
-            <w:pPr>
-              <w:spacing w:after="0"/>
-            </w:pPr>
-            <w:r>
-              <w:rPr>
-                <w:sz w:val="17"/>
-                <w:szCs w:val="17"/>
-              </w:rPr>
-              <w:t xml:space="preserve">$1.87 → $0.94 ($1.68)</w:t>
+            <w:tcW w:type="dxa" w:w="3500"/>
+            <w:shd w:fill="FFFFFF" w:color="auto" w:val="clear"/>
+            <w:tcMar>
+              <w:top w:type="dxa" w:w="40"/>
+              <w:left w:type="dxa" w:w="70"/>
+              <w:bottom w:type="dxa" w:w="40"/>
+              <w:right w:type="dxa" w:w="70"/>
+            </w:tcMar>
+          </w:tcPr>
+          <w:p>
+            <w:pPr>
+              <w:spacing w:after="0"/>
+            </w:pPr>
+            <w:r>
+              <w:rPr>
+                <w:sz w:val="17"/>
+                <w:szCs w:val="17"/>
+              </w:rPr>
+              <w:t xml:space="preserve">Queen Sheets Set Bamboo (VLSV)</w:t>
+            </w:r>
+          </w:p>
+        </w:tc>
+        <w:tc>
+          <w:tcPr>
+            <w:tcW w:type="dxa" w:w="1100"/>
+            <w:shd w:fill="FFFFFF" w:color="auto" w:val="clear"/>
+            <w:tcMar>
+              <w:top w:type="dxa" w:w="40"/>
+              <w:left w:type="dxa" w:w="70"/>
+              <w:bottom w:type="dxa" w:w="40"/>
+              <w:right w:type="dxa" w:w="70"/>
+            </w:tcMar>
+          </w:tcPr>
+          <w:p>
+            <w:pPr>
+              <w:spacing w:after="0"/>
+            </w:pPr>
+            <w:r>
+              <w:rPr>
+                <w:sz w:val="17"/>
+                <w:szCs w:val="17"/>
+              </w:rPr>
+              <w:t xml:space="preserve">71</w:t>
+            </w:r>
+          </w:p>
+        </w:tc>
+        <w:tc>
+          <w:tcPr>
+            <w:tcW w:type="dxa" w:w="1500"/>
+            <w:shd w:fill="FFFFFF" w:color="auto" w:val="clear"/>
+            <w:tcMar>
+              <w:top w:type="dxa" w:w="40"/>
+              <w:left w:type="dxa" w:w="70"/>
+              <w:bottom w:type="dxa" w:w="40"/>
+              <w:right w:type="dxa" w:w="70"/>
+            </w:tcMar>
+          </w:tcPr>
+          <w:p>
+            <w:pPr>
+              <w:spacing w:after="0"/>
+            </w:pPr>
+            <w:r>
+              <w:rPr>
+                <w:sz w:val="17"/>
+                <w:szCs w:val="17"/>
+              </w:rPr>
+              <w:t xml:space="preserve">1% / 99%</w:t>
+            </w:r>
+          </w:p>
+        </w:tc>
+        <w:tc>
+          <w:tcPr>
+            <w:tcW w:type="dxa" w:w="2000"/>
+            <w:shd w:fill="FFFFFF" w:color="auto" w:val="clear"/>
+            <w:tcMar>
+              <w:top w:type="dxa" w:w="40"/>
+              <w:left w:type="dxa" w:w="70"/>
+              <w:bottom w:type="dxa" w:w="40"/>
+              <w:right w:type="dxa" w:w="70"/>
+            </w:tcMar>
+          </w:tcPr>
+          <w:p>
+            <w:pPr>
+              <w:spacing w:after="0"/>
+            </w:pPr>
+            <w:r>
+              <w:rPr>
+                <w:sz w:val="17"/>
+                <w:szCs w:val="17"/>
+              </w:rPr>
+              <w:t xml:space="preserve">$1.65 → $1.24 (no change)</w:t>
             </w:r>
           </w:p>
         </w:tc>
@@ -5243,7 +7497,251 @@
                 <w:sz w:val="17"/>
                 <w:szCs w:val="17"/>
               </w:rPr>
-              <w:t xml:space="preserve">$4.22</w:t>
+              <w:t xml:space="preserve">break-even</w:t>
+            </w:r>
+          </w:p>
+        </w:tc>
+      </w:tr>
+      <w:tr>
+        <w:tc>
+          <w:tcPr>
+            <w:tcW w:type="dxa" w:w="3500"/>
+            <w:shd w:fill="F2F5F9" w:color="auto" w:val="clear"/>
+            <w:tcMar>
+              <w:top w:type="dxa" w:w="40"/>
+              <w:left w:type="dxa" w:w="70"/>
+              <w:bottom w:type="dxa" w:w="40"/>
+              <w:right w:type="dxa" w:w="70"/>
+            </w:tcMar>
+          </w:tcPr>
+          <w:p>
+            <w:pPr>
+              <w:spacing w:after="0"/>
+            </w:pPr>
+            <w:r>
+              <w:rPr>
+                <w:sz w:val="17"/>
+                <w:szCs w:val="17"/>
+              </w:rPr>
+              <w:t xml:space="preserve">Bamboo Cooling Sheets (MSV)</w:t>
+            </w:r>
+          </w:p>
+        </w:tc>
+        <w:tc>
+          <w:tcPr>
+            <w:tcW w:type="dxa" w:w="1100"/>
+            <w:shd w:fill="F2F5F9" w:color="auto" w:val="clear"/>
+            <w:tcMar>
+              <w:top w:type="dxa" w:w="40"/>
+              <w:left w:type="dxa" w:w="70"/>
+              <w:bottom w:type="dxa" w:w="40"/>
+              <w:right w:type="dxa" w:w="70"/>
+            </w:tcMar>
+          </w:tcPr>
+          <w:p>
+            <w:pPr>
+              <w:spacing w:after="0"/>
+            </w:pPr>
+            <w:r>
+              <w:rPr>
+                <w:sz w:val="17"/>
+                <w:szCs w:val="17"/>
+              </w:rPr>
+              <w:t xml:space="preserve">35</w:t>
+            </w:r>
+          </w:p>
+        </w:tc>
+        <w:tc>
+          <w:tcPr>
+            <w:tcW w:type="dxa" w:w="1500"/>
+            <w:shd w:fill="F2F5F9" w:color="auto" w:val="clear"/>
+            <w:tcMar>
+              <w:top w:type="dxa" w:w="40"/>
+              <w:left w:type="dxa" w:w="70"/>
+              <w:bottom w:type="dxa" w:w="40"/>
+              <w:right w:type="dxa" w:w="70"/>
+            </w:tcMar>
+          </w:tcPr>
+          <w:p>
+            <w:pPr>
+              <w:spacing w:after="0"/>
+            </w:pPr>
+            <w:r>
+              <w:rPr>
+                <w:sz w:val="17"/>
+                <w:szCs w:val="17"/>
+              </w:rPr>
+              <w:t xml:space="preserve">6% / 91%</w:t>
+            </w:r>
+          </w:p>
+        </w:tc>
+        <w:tc>
+          <w:tcPr>
+            <w:tcW w:type="dxa" w:w="2000"/>
+            <w:shd w:fill="F2F5F9" w:color="auto" w:val="clear"/>
+            <w:tcMar>
+              <w:top w:type="dxa" w:w="40"/>
+              <w:left w:type="dxa" w:w="70"/>
+              <w:bottom w:type="dxa" w:w="40"/>
+              <w:right w:type="dxa" w:w="70"/>
+            </w:tcMar>
+          </w:tcPr>
+          <w:p>
+            <w:pPr>
+              <w:spacing w:after="0"/>
+            </w:pPr>
+            <w:r>
+              <w:rPr>
+                <w:sz w:val="17"/>
+                <w:szCs w:val="17"/>
+              </w:rPr>
+              <w:t xml:space="preserve">$1.58 → $1.19 ($1.19)</w:t>
+            </w:r>
+          </w:p>
+        </w:tc>
+        <w:tc>
+          <w:tcPr>
+            <w:tcW w:type="dxa" w:w="1872"/>
+            <w:shd w:fill="F2F5F9" w:color="auto" w:val="clear"/>
+            <w:tcMar>
+              <w:top w:type="dxa" w:w="40"/>
+              <w:left w:type="dxa" w:w="70"/>
+              <w:bottom w:type="dxa" w:w="40"/>
+              <w:right w:type="dxa" w:w="70"/>
+            </w:tcMar>
+          </w:tcPr>
+          <w:p>
+            <w:pPr>
+              <w:spacing w:after="0"/>
+            </w:pPr>
+            <w:r>
+              <w:rPr>
+                <w:sz w:val="17"/>
+                <w:szCs w:val="17"/>
+              </w:rPr>
+              <w:t xml:space="preserve">hold $3.16 (audit $5.53)</w:t>
+            </w:r>
+          </w:p>
+        </w:tc>
+      </w:tr>
+      <w:tr>
+        <w:tc>
+          <w:tcPr>
+            <w:tcW w:type="dxa" w:w="3500"/>
+            <w:shd w:fill="FFFFFF" w:color="auto" w:val="clear"/>
+            <w:tcMar>
+              <w:top w:type="dxa" w:w="40"/>
+              <w:left w:type="dxa" w:w="70"/>
+              <w:bottom w:type="dxa" w:w="40"/>
+              <w:right w:type="dxa" w:w="70"/>
+            </w:tcMar>
+          </w:tcPr>
+          <w:p>
+            <w:pPr>
+              <w:spacing w:after="0"/>
+            </w:pPr>
+            <w:r>
+              <w:rPr>
+                <w:sz w:val="17"/>
+                <w:szCs w:val="17"/>
+              </w:rPr>
+              <w:t xml:space="preserve">Decolure Bamboo Sheets (MSV)</w:t>
+            </w:r>
+          </w:p>
+        </w:tc>
+        <w:tc>
+          <w:tcPr>
+            <w:tcW w:type="dxa" w:w="1100"/>
+            <w:shd w:fill="FFFFFF" w:color="auto" w:val="clear"/>
+            <w:tcMar>
+              <w:top w:type="dxa" w:w="40"/>
+              <w:left w:type="dxa" w:w="70"/>
+              <w:bottom w:type="dxa" w:w="40"/>
+              <w:right w:type="dxa" w:w="70"/>
+            </w:tcMar>
+          </w:tcPr>
+          <w:p>
+            <w:pPr>
+              <w:spacing w:after="0"/>
+            </w:pPr>
+            <w:r>
+              <w:rPr>
+                <w:sz w:val="17"/>
+                <w:szCs w:val="17"/>
+              </w:rPr>
+              <w:t xml:space="preserve">264</w:t>
+            </w:r>
+          </w:p>
+        </w:tc>
+        <w:tc>
+          <w:tcPr>
+            <w:tcW w:type="dxa" w:w="1500"/>
+            <w:shd w:fill="FFFFFF" w:color="auto" w:val="clear"/>
+            <w:tcMar>
+              <w:top w:type="dxa" w:w="40"/>
+              <w:left w:type="dxa" w:w="70"/>
+              <w:bottom w:type="dxa" w:w="40"/>
+              <w:right w:type="dxa" w:w="70"/>
+            </w:tcMar>
+          </w:tcPr>
+          <w:p>
+            <w:pPr>
+              <w:spacing w:after="0"/>
+            </w:pPr>
+            <w:r>
+              <w:rPr>
+                <w:sz w:val="17"/>
+                <w:szCs w:val="17"/>
+              </w:rPr>
+              <w:t xml:space="preserve">32% / 68%</w:t>
+            </w:r>
+          </w:p>
+        </w:tc>
+        <w:tc>
+          <w:tcPr>
+            <w:tcW w:type="dxa" w:w="2000"/>
+            <w:shd w:fill="FFFFFF" w:color="auto" w:val="clear"/>
+            <w:tcMar>
+              <w:top w:type="dxa" w:w="40"/>
+              <w:left w:type="dxa" w:w="70"/>
+              <w:bottom w:type="dxa" w:w="40"/>
+              <w:right w:type="dxa" w:w="70"/>
+            </w:tcMar>
+          </w:tcPr>
+          <w:p>
+            <w:pPr>
+              <w:spacing w:after="0"/>
+            </w:pPr>
+            <w:r>
+              <w:rPr>
+                <w:sz w:val="17"/>
+                <w:szCs w:val="17"/>
+              </w:rPr>
+              <w:t xml:space="preserve">$2.11 → $1.69 ($1.74)</w:t>
+            </w:r>
+          </w:p>
+        </w:tc>
+        <w:tc>
+          <w:tcPr>
+            <w:tcW w:type="dxa" w:w="1872"/>
+            <w:shd w:fill="FFFFFF" w:color="auto" w:val="clear"/>
+            <w:tcMar>
+              <w:top w:type="dxa" w:w="40"/>
+              <w:left w:type="dxa" w:w="70"/>
+              <w:bottom w:type="dxa" w:w="40"/>
+              <w:right w:type="dxa" w:w="70"/>
+            </w:tcMar>
+          </w:tcPr>
+          <w:p>
+            <w:pPr>
+              <w:spacing w:after="0"/>
+            </w:pPr>
+            <w:r>
+              <w:rPr>
+                <w:sz w:val="17"/>
+                <w:szCs w:val="17"/>
+              </w:rPr>
+              <w:t xml:space="preserve">$3.10 (brand term, Section 9)</w:t>
             </w:r>
           </w:p>
         </w:tc>
@@ -5283,7 +7781,7 @@
         <w:pStyle w:val="ListParagraph"/>
         <w:numPr>
           <w:ilvl w:val="0"/>
-          <w:numId w:val="4"/>
+          <w:numId w:val="3"/>
         </w:numPr>
         <w:spacing w:after="60"/>
       </w:pPr>
@@ -5296,7 +7794,7 @@
         <w:pStyle w:val="ListParagraph"/>
         <w:numPr>
           <w:ilvl w:val="0"/>
-          <w:numId w:val="4"/>
+          <w:numId w:val="3"/>
         </w:numPr>
         <w:spacing w:after="60"/>
       </w:pPr>
@@ -5309,7 +7807,7 @@
         <w:pStyle w:val="ListParagraph"/>
         <w:numPr>
           <w:ilvl w:val="0"/>
-          <w:numId w:val="4"/>
+          <w:numId w:val="3"/>
         </w:numPr>
         <w:spacing w:after="60"/>
       </w:pPr>
@@ -5322,7 +7820,7 @@
         <w:pStyle w:val="ListParagraph"/>
         <w:numPr>
           <w:ilvl w:val="0"/>
-          <w:numId w:val="4"/>
+          <w:numId w:val="3"/>
         </w:numPr>
         <w:spacing w:after="60"/>
       </w:pPr>
@@ -5335,7 +7833,46 @@
         <w:spacing w:after="100"/>
       </w:pPr>
       <w:r>
-        <w:t xml:space="preserve">Nobody builds organic rank on another brand’s name or a colour. Check each retag before it loads.</w:t>
+        <w:t xml:space="preserve">Nobody builds organic rank on another brand’s name or a colour. Check each retag before it loads. Three more corrections:</w:t>
+      </w:r>
+    </w:p>
+    <w:p>
+      <w:pPr>
+        <w:pStyle w:val="ListParagraph"/>
+        <w:numPr>
+          <w:ilvl w:val="0"/>
+          <w:numId w:val="3"/>
+        </w:numPr>
+        <w:spacing w:after="60"/>
+      </w:pPr>
+      <w:r>
+        <w:t xml:space="preserve">21 exact campaigns already tagged conversions should be checked the same way: generic terms move to ranking, and the rest stay.</w:t>
+      </w:r>
+    </w:p>
+    <w:p>
+      <w:pPr>
+        <w:pStyle w:val="ListParagraph"/>
+        <w:numPr>
+          <w:ilvl w:val="0"/>
+          <w:numId w:val="3"/>
+        </w:numPr>
+        <w:spacing w:after="60"/>
+      </w:pPr>
+      <w:r>
+        <w:t xml:space="preserve">3 brand-term exact campaigns tagged ranking, including Decolure Bamboo Sheets, should be defensive. So should 1 brand broad tagged discovery. They hold the brand shelf and are not climbed.</w:t>
+      </w:r>
+    </w:p>
+    <w:p>
+      <w:pPr>
+        <w:pStyle w:val="ListParagraph"/>
+        <w:numPr>
+          <w:ilvl w:val="0"/>
+          <w:numId w:val="3"/>
+        </w:numPr>
+        <w:spacing w:after="60"/>
+      </w:pPr>
+      <w:r>
+        <w:t xml:space="preserve">One campaign is named ranking but tagged conversions.</w:t>
       </w:r>
     </w:p>
     <w:p>
@@ -5348,41 +7885,60 @@
     </w:p>
     <w:p>
       <w:pPr>
-        <w:pStyle w:val="ListParagraph"/>
-        <w:numPr>
-          <w:ilvl w:val="0"/>
-          <w:numId w:val="4"/>
-        </w:numPr>
-        <w:spacing w:after="60"/>
-      </w:pPr>
-      <w:r>
-        <w:t xml:space="preserve">“bamboo sheets”: five broad discovery campaigns took 47 clicks and 1 order on it in 30 days ($141). Exclude it (negative exact) from all of them.</w:t>
-      </w:r>
-    </w:p>
-    <w:p>
-      <w:pPr>
-        <w:pStyle w:val="ListParagraph"/>
-        <w:numPr>
-          <w:ilvl w:val="0"/>
-          <w:numId w:val="4"/>
-        </w:numPr>
-        <w:spacing w:after="60"/>
-      </w:pPr>
-      <w:r>
-        <w:t xml:space="preserve">New exact campaigns for “bamboo sheets full” and “bamboo king sheets” would sit beside the paused ones that already own those terms (Section 7).</w:t>
-      </w:r>
-    </w:p>
-    <w:p>
-      <w:pPr>
-        <w:pStyle w:val="ListParagraph"/>
-        <w:numPr>
-          <w:ilvl w:val="0"/>
-          <w:numId w:val="4"/>
-        </w:numPr>
-        <w:spacing w:after="60"/>
-      </w:pPr>
-      <w:r>
-        <w:t xml:space="preserve">“bamboo sheets queen” is in two exact campaigns: one with the keyword paused, one advertising Queen Creme. Keep one, on Queen White.</w:t>
+        <w:spacing w:after="100"/>
+      </w:pPr>
+      <w:r>
+        <w:t xml:space="preserve">21 ranking terms are also bought by broad or auto campaigns; 11 broad, auto and phrase campaigns buy exact ranking terms. Examples:</w:t>
+      </w:r>
+    </w:p>
+    <w:p>
+      <w:pPr>
+        <w:pStyle w:val="ListParagraph"/>
+        <w:numPr>
+          <w:ilvl w:val="0"/>
+          <w:numId w:val="3"/>
+        </w:numPr>
+        <w:spacing w:after="60"/>
+      </w:pPr>
+      <w:r>
+        <w:t xml:space="preserve">“bamboo sheets”: five broad discovery campaigns took 47 clicks and 1 order on it in 30 days ($141). The size-level broads take up to 15 clicks a month each on it alone.</w:t>
+      </w:r>
+    </w:p>
+    <w:p>
+      <w:pPr>
+        <w:pStyle w:val="ListParagraph"/>
+        <w:numPr>
+          <w:ilvl w:val="0"/>
+          <w:numId w:val="3"/>
+        </w:numPr>
+        <w:spacing w:after="60"/>
+      </w:pPr>
+      <w:r>
+        <w:t xml:space="preserve">“bamboo sheets queen size” and “queen bamboo sheet set” leak into the Queen, cooling and Full broads.</w:t>
+      </w:r>
+    </w:p>
+    <w:p>
+      <w:pPr>
+        <w:spacing w:after="100"/>
+      </w:pPr>
+      <w:r>
+        <w:t xml:space="preserve">Four campaigns share an exact term with another live exact campaign. New exact campaigns for “bamboo sheets full” and “bamboo king sheets” would sit beside the paused ones that already own those terms (Section 7).</w:t>
+      </w:r>
+    </w:p>
+    <w:p>
+      <w:pPr>
+        <w:spacing w:after="100"/>
+      </w:pPr>
+      <w:r>
+        <w:rPr>
+          <w:b/>
+          <w:bCs/>
+          <w:color w:val="1F3A5F"/>
+        </w:rPr>
+        <w:t xml:space="preserve">Correction. </w:t>
+      </w:r>
+      <w:r>
+        <w:t xml:space="preserve">Exclude every ranking term (negative exact) from the broad, auto and phrase campaigns that buy it; the register lists each. Keep one exact owner per term: the campaign on the ranking colour with the clicks. Pause the duplicate.</w:t>
       </w:r>
     </w:p>
     <w:p>
@@ -5390,7 +7946,7 @@
         <w:pStyle w:val="Heading1"/>
       </w:pPr>
       <w:r>
-        <w:t xml:space="preserve">11. Required clicks and the forecast</w:t>
+        <w:t xml:space="preserve">11. Conversions, discovery and other campaigns</w:t>
       </w:r>
     </w:p>
     <w:p>
@@ -5398,15 +7954,70 @@
         <w:spacing w:after="100"/>
       </w:pPr>
       <w:r>
-        <w:t xml:space="preserve">Required top-of-search clicks = what the market sells at the target rank ÷ the campaign’s conversion rate. They set each push’s volume and budget, never its price. Two corrections:</w:t>
-      </w:r>
-    </w:p>
-    <w:p>
-      <w:pPr>
-        <w:pStyle w:val="ListParagraph"/>
-        <w:numPr>
-          <w:ilvl w:val="0"/>
-          <w:numId w:val="4"/>
+        <w:t xml:space="preserve">B6 has 64 non-ranking campaigns: 8 inside break-even, 8 over it and 38 too thin to read. Each is judged on its own ACoS against 23.8%. Over break-even, the base comes down; inside it, nothing moves. The clearest error is the brand broad campaign “Decolure” (discovery):</w:t>
+      </w:r>
+    </w:p>
+    <w:p>
+      <w:pPr>
+        <w:pStyle w:val="ListParagraph"/>
+        <w:numPr>
+          <w:ilvl w:val="0"/>
+          <w:numId w:val="3"/>
+        </w:numPr>
+        <w:spacing w:after="60"/>
+      </w:pPr>
+      <w:r>
+        <w:t xml:space="preserve">It took 583 clicks and 117 orders in 30 days at 11% ACoS.</w:t>
+      </w:r>
+    </w:p>
+    <w:p>
+      <w:pPr>
+        <w:pStyle w:val="ListParagraph"/>
+        <w:numPr>
+          <w:ilvl w:val="0"/>
+          <w:numId w:val="3"/>
+        </w:numPr>
+        <w:spacing w:after="60"/>
+      </w:pPr>
+      <w:r>
+        <w:t xml:space="preserve">The audit moves its ad from Queen White to Queen Olive and trims its boost.</w:t>
+      </w:r>
+    </w:p>
+    <w:p>
+      <w:pPr>
+        <w:pStyle w:val="ListParagraph"/>
+        <w:numPr>
+          <w:ilvl w:val="0"/>
+          <w:numId w:val="3"/>
+        </w:numPr>
+        <w:spacing w:after="60"/>
+      </w:pPr>
+      <w:r>
+        <w:t xml:space="preserve">Correction: nothing moves. A brand-term campaign keeps its own colour.</w:t>
+      </w:r>
+    </w:p>
+    <w:p>
+      <w:pPr>
+        <w:pStyle w:val="Heading1"/>
+      </w:pPr>
+      <w:r>
+        <w:t xml:space="preserve">12. Required clicks and the forecast</w:t>
+      </w:r>
+    </w:p>
+    <w:p>
+      <w:pPr>
+        <w:spacing w:after="100"/>
+      </w:pPr>
+      <w:r>
+        <w:t xml:space="preserve">Required top-of-search clicks = what the market sells at the target rank ÷ the campaign’s conversion rate. They set each push’s volume and budget, never its price. Three corrections:</w:t>
+      </w:r>
+    </w:p>
+    <w:p>
+      <w:pPr>
+        <w:pStyle w:val="ListParagraph"/>
+        <w:numPr>
+          <w:ilvl w:val="0"/>
+          <w:numId w:val="3"/>
         </w:numPr>
         <w:spacing w:after="60"/>
       </w:pPr>
@@ -5415,18 +8026,38 @@
           <w:b/>
           <w:bCs/>
         </w:rPr>
-        <w:t xml:space="preserve">Check the total against the product. </w:t>
-      </w:r>
-      <w:r>
-        <w:t xml:space="preserve">The audit’s 40 target terms add up to 843 units a week, against about 480 a week B6 actually sells, so every requirement is scaled down to about 57%.</w:t>
-      </w:r>
-    </w:p>
-    <w:p>
-      <w:pPr>
-        <w:pStyle w:val="ListParagraph"/>
-        <w:numPr>
-          <w:ilvl w:val="0"/>
-          <w:numId w:val="4"/>
+        <w:t xml:space="preserve">Count only the units a term doesn’t already sell, and check the total against the product. </w:t>
+      </w:r>
+      <w:r>
+        <w:t xml:space="preserve">B6’s terms add up to 117 extra units a day against 72 sold in total, so every requirement is scaled to 0.62.</w:t>
+      </w:r>
+    </w:p>
+    <w:p>
+      <w:pPr>
+        <w:pStyle w:val="ListParagraph"/>
+        <w:numPr>
+          <w:ilvl w:val="0"/>
+          <w:numId w:val="3"/>
+        </w:numPr>
+        <w:spacing w:after="60"/>
+      </w:pPr>
+      <w:r>
+        <w:rPr>
+          <w:b/>
+          <w:bCs/>
+        </w:rPr>
+        <w:t xml:space="preserve">Check the auction can supply the clicks. </w:t>
+      </w:r>
+      <w:r>
+        <w:t xml:space="preserve">For 22 campaigns, even winning every auction at today’s volume wouldn’t meet the requirement. Judge them on impression share and rank, not on a click count; they are not a reason to raise price. Only 1 of 91 ranking campaigns with a target delivers 70% of its requirement.</w:t>
+      </w:r>
+    </w:p>
+    <w:p>
+      <w:pPr>
+        <w:pStyle w:val="ListParagraph"/>
+        <w:numPr>
+          <w:ilvl w:val="0"/>
+          <w:numId w:val="3"/>
         </w:numPr>
         <w:spacing w:after="60"/>
       </w:pPr>
@@ -5438,7 +8069,7 @@
         <w:t xml:space="preserve">Use real ranks. </w:t>
       </w:r>
       <w:r>
-        <w:t xml:space="preserve">38 of the 40 targets carry no current rank in the audit, although the rank tracker has them (for example “bamboo sheets” at 29). “cooling sheets” is a target at rank 10 for 93 units a week, but B6 ranks 142 there. Take it out of the requirement until it is within reach.</w:t>
+        <w:t xml:space="preserve">38 of the audit’s 40 targets carry no current rank, although the rank tracker has them. “cooling sheets” is a target at rank 10 for 93 units a week, but B6 ranks 142 there. Take it out of the requirement until it is within reach.</w:t>
       </w:r>
     </w:p>
     <w:p>
@@ -5454,7 +8085,7 @@
         <w:pStyle w:val="ListParagraph"/>
         <w:numPr>
           <w:ilvl w:val="0"/>
-          <w:numId w:val="4"/>
+          <w:numId w:val="3"/>
         </w:numPr>
         <w:spacing w:after="60"/>
       </w:pPr>
@@ -5467,7 +8098,7 @@
         <w:pStyle w:val="ListParagraph"/>
         <w:numPr>
           <w:ilvl w:val="0"/>
-          <w:numId w:val="4"/>
+          <w:numId w:val="3"/>
         </w:numPr>
         <w:spacing w:after="60"/>
       </w:pPr>
@@ -5480,7 +8111,7 @@
         <w:pStyle w:val="ListParagraph"/>
         <w:numPr>
           <w:ilvl w:val="0"/>
-          <w:numId w:val="4"/>
+          <w:numId w:val="3"/>
         </w:numPr>
         <w:spacing w:after="60"/>
       </w:pPr>
@@ -5493,7 +8124,7 @@
         <w:pStyle w:val="ListParagraph"/>
         <w:numPr>
           <w:ilvl w:val="0"/>
-          <w:numId w:val="4"/>
+          <w:numId w:val="3"/>
         </w:numPr>
         <w:spacing w:after="60"/>
       </w:pPr>
@@ -5514,7 +8145,7 @@
         <w:pStyle w:val="Heading1"/>
       </w:pPr>
       <w:r>
-        <w:t xml:space="preserve">12. Rank drops</w:t>
+        <w:t xml:space="preserve">13. Rank drops</w:t>
       </w:r>
     </w:p>
     <w:p>
@@ -5530,7 +8161,7 @@
         <w:pStyle w:val="ListParagraph"/>
         <w:numPr>
           <w:ilvl w:val="0"/>
-          <w:numId w:val="4"/>
+          <w:numId w:val="3"/>
         </w:numPr>
         <w:spacing w:after="60"/>
       </w:pPr>
@@ -5543,20 +8174,20 @@
         <w:pStyle w:val="ListParagraph"/>
         <w:numPr>
           <w:ilvl w:val="0"/>
-          <w:numId w:val="4"/>
-        </w:numPr>
-        <w:spacing w:after="60"/>
-      </w:pPr>
-      <w:r>
-        <w:t xml:space="preserve">“bamboo sheets king size” (17 at the end of August, about 40 in mid-September, 27 today): its exact campaign sits at a $0.50 base on down-only bidding, took 3% of its clicks at the top and spent $9.60 in the last 14 days.</w:t>
-      </w:r>
-    </w:p>
-    <w:p>
-      <w:pPr>
-        <w:pStyle w:val="ListParagraph"/>
-        <w:numPr>
-          <w:ilvl w:val="0"/>
-          <w:numId w:val="4"/>
+          <w:numId w:val="3"/>
+        </w:numPr>
+        <w:spacing w:after="60"/>
+      </w:pPr>
+      <w:r>
+        <w:t xml:space="preserve">“bamboo sheets king size” (17 at the end of August, about 40 in mid-September, 27 today): its exact campaign has nearly stopped serving (Section 7).</w:t>
+      </w:r>
+    </w:p>
+    <w:p>
+      <w:pPr>
+        <w:pStyle w:val="ListParagraph"/>
+        <w:numPr>
+          <w:ilvl w:val="0"/>
+          <w:numId w:val="3"/>
         </w:numPr>
         <w:spacing w:after="60"/>
       </w:pPr>
@@ -5569,12 +8200,12 @@
         <w:pStyle w:val="ListParagraph"/>
         <w:numPr>
           <w:ilvl w:val="0"/>
-          <w:numId w:val="4"/>
-        </w:numPr>
-        <w:spacing w:after="60"/>
-      </w:pPr>
-      <w:r>
-        <w:t xml:space="preserve">“queen size bamboo sheets set” (18 → 40 → 30): its campaign advertises Queen Olive rather than White. Check that first.</w:t>
+          <w:numId w:val="3"/>
+        </w:numPr>
+        <w:spacing w:after="60"/>
+      </w:pPr>
+      <w:r>
+        <w:t xml:space="preserve">“queen size bamboo sheets set” (18 → 40 → 30): its campaign advertises Queen Olive rather than White. Move it to White before any price move.</w:t>
       </w:r>
     </w:p>
     <w:p>
@@ -5582,15 +8213,15 @@
         <w:pStyle w:val="Heading1"/>
       </w:pPr>
       <w:r>
-        <w:t xml:space="preserve">13. Changes that shouldn’t load as written</w:t>
-      </w:r>
-    </w:p>
-    <w:p>
-      <w:pPr>
-        <w:pStyle w:val="ListParagraph"/>
-        <w:numPr>
-          <w:ilvl w:val="0"/>
-          <w:numId w:val="4"/>
+        <w:t xml:space="preserve">14. Changes that shouldn’t load as written</w:t>
+      </w:r>
+    </w:p>
+    <w:p>
+      <w:pPr>
+        <w:pStyle w:val="ListParagraph"/>
+        <w:numPr>
+          <w:ilvl w:val="0"/>
+          <w:numId w:val="3"/>
         </w:numPr>
         <w:spacing w:after="60"/>
       </w:pPr>
@@ -5610,7 +8241,7 @@
         <w:pStyle w:val="ListParagraph"/>
         <w:numPr>
           <w:ilvl w:val="0"/>
-          <w:numId w:val="4"/>
+          <w:numId w:val="3"/>
         </w:numPr>
         <w:spacing w:after="60"/>
       </w:pPr>
@@ -5622,15 +8253,15 @@
         <w:t xml:space="preserve">All 88 colour switches skip on upload. </w:t>
       </w:r>
       <w:r>
-        <w:t xml:space="preserve">Make the 12 to White by hand; don’t make the 75 Queen-to-Olive switches (Section 6).</w:t>
-      </w:r>
-    </w:p>
-    <w:p>
-      <w:pPr>
-        <w:pStyle w:val="ListParagraph"/>
-        <w:numPr>
-          <w:ilvl w:val="0"/>
-          <w:numId w:val="4"/>
+        <w:t xml:space="preserve">Make the 10 to White within the same size by hand. Don’t make the 75 Queen-to-Olive switches or the 3 size changes (Section 6).</w:t>
+      </w:r>
+    </w:p>
+    <w:p>
+      <w:pPr>
+        <w:pStyle w:val="ListParagraph"/>
+        <w:numPr>
+          <w:ilvl w:val="0"/>
+          <w:numId w:val="3"/>
         </w:numPr>
         <w:spacing w:after="60"/>
       </w:pPr>
@@ -5639,18 +8270,18 @@
           <w:b/>
           <w:bCs/>
         </w:rPr>
-        <w:t xml:space="preserve">181 changes on 69 campaigns missing from the audit’s own campaign list, </w:t>
-      </w:r>
-      <w:r>
-        <w:t xml:space="preserve">including the 49 retags and 42 boost changes. Hold every raise until each campaign’s status, colour and keywords are confirmed.</w:t>
-      </w:r>
-    </w:p>
-    <w:p>
-      <w:pPr>
-        <w:pStyle w:val="ListParagraph"/>
-        <w:numPr>
-          <w:ilvl w:val="0"/>
-          <w:numId w:val="4"/>
+        <w:t xml:space="preserve">18 rows the engine itself withholds </w:t>
+      </w:r>
+      <w:r>
+        <w:t xml:space="preserve">(their text says “change → HOLD”) but still exports as changes.</w:t>
+      </w:r>
+    </w:p>
+    <w:p>
+      <w:pPr>
+        <w:pStyle w:val="ListParagraph"/>
+        <w:numPr>
+          <w:ilvl w:val="0"/>
+          <w:numId w:val="3"/>
         </w:numPr>
         <w:spacing w:after="60"/>
       </w:pPr>
@@ -5659,15 +8290,35 @@
           <w:b/>
           <w:bCs/>
         </w:rPr>
-        <w:t xml:space="preserve">10 changes on paused campaigns, and 7 exact duplicates.</w:t>
-      </w:r>
-    </w:p>
-    <w:p>
-      <w:pPr>
-        <w:pStyle w:val="ListParagraph"/>
-        <w:numPr>
-          <w:ilvl w:val="0"/>
-          <w:numId w:val="4"/>
+        <w:t xml:space="preserve">181 changes on 69 campaigns missing from the audit’s own campaign list. </w:t>
+      </w:r>
+      <w:r>
+        <w:t xml:space="preserve">These include the 49 retags and 42 boost changes. 43 of those campaigns are “FIX” exact campaigns with $848 of spend in 30 days; 23 of them leak to product pages and 11 take no clicks. Hold every raise until each campaign’s status, colour and keywords are confirmed; the cuts can stand.</w:t>
+      </w:r>
+    </w:p>
+    <w:p>
+      <w:pPr>
+        <w:pStyle w:val="ListParagraph"/>
+        <w:numPr>
+          <w:ilvl w:val="0"/>
+          <w:numId w:val="3"/>
+        </w:numPr>
+        <w:spacing w:after="60"/>
+      </w:pPr>
+      <w:r>
+        <w:rPr>
+          <w:b/>
+          <w:bCs/>
+        </w:rPr>
+        <w:t xml:space="preserve">5 writes on campaigns that were paused at the audit, and 7 exact duplicates.</w:t>
+      </w:r>
+    </w:p>
+    <w:p>
+      <w:pPr>
+        <w:pStyle w:val="ListParagraph"/>
+        <w:numPr>
+          <w:ilvl w:val="0"/>
+          <w:numId w:val="3"/>
         </w:numPr>
         <w:spacing w:after="60"/>
       </w:pPr>
@@ -5679,15 +8330,15 @@
         <w:t xml:space="preserve">15 new campaigns mid-deal: </w:t>
       </w:r>
       <w:r>
-        <w:t xml:space="preserve">8 Sponsored Brands and video “probes”, one Sponsored Display defence campaign, one competitor-targeting campaign and five Sponsored Products campaigns. Two of the Sponsored Products campaigns duplicate paused campaigns. The engine’s one failed check is on two of the probes, and its review holds five of them. New campaigns launched in the last deal days would learn on deal traffic. Hold all 15 until after the deal and decide each one again.</w:t>
-      </w:r>
-    </w:p>
-    <w:p>
-      <w:pPr>
-        <w:pStyle w:val="ListParagraph"/>
-        <w:numPr>
-          <w:ilvl w:val="0"/>
-          <w:numId w:val="4"/>
+        <w:t xml:space="preserve">8 Sponsored Brands and video “probes”, one Sponsored Display defence campaign, one competitor-targeting campaign and five Sponsored Products campaigns. Two of the Sponsored Products campaigns duplicate paused campaigns. The engine’s one failed check is a video probe placed beside a Sponsored Brands probe on the same term, and its review holds five of the probes. New campaigns launched in the last deal days would learn on deal traffic. Hold all 15 until after the deal and decide each one again.</w:t>
+      </w:r>
+    </w:p>
+    <w:p>
+      <w:pPr>
+        <w:pStyle w:val="ListParagraph"/>
+        <w:numPr>
+          <w:ilvl w:val="0"/>
+          <w:numId w:val="3"/>
         </w:numPr>
         <w:spacing w:after="60"/>
       </w:pPr>
@@ -5707,7 +8358,7 @@
         <w:pStyle w:val="Heading1"/>
       </w:pPr>
       <w:r>
-        <w:t xml:space="preserve">14. Next steps</w:t>
+        <w:t xml:space="preserve">15. Next steps</w:t>
       </w:r>
     </w:p>
     <w:p>
@@ -5733,7 +8384,46 @@
         <w:spacing w:after="60"/>
       </w:pPr>
       <w:r>
-        <w:t xml:space="preserve">Today to 30 September: fixed bidding and the mix fix on push campaigns, and push prices on the deal margin. Restart “bamboo sheets full” and set push budgets by hand. Keep every ranking ad on White. Hold the new campaigns and retags.</w:t>
+        <w:t xml:space="preserve">Today to 30 September:</w:t>
+      </w:r>
+    </w:p>
+    <w:p>
+      <w:pPr>
+        <w:pStyle w:val="ListParagraph"/>
+        <w:numPr>
+          <w:ilvl w:val="0"/>
+          <w:numId w:val="3"/>
+        </w:numPr>
+        <w:spacing w:after="60"/>
+      </w:pPr>
+      <w:r>
+        <w:t xml:space="preserve">Fixed bidding and the mix fix on the push campaigns, and push prices on the qualifying terms.</w:t>
+      </w:r>
+    </w:p>
+    <w:p>
+      <w:pPr>
+        <w:pStyle w:val="ListParagraph"/>
+        <w:numPr>
+          <w:ilvl w:val="0"/>
+          <w:numId w:val="3"/>
+        </w:numPr>
+        <w:spacing w:after="60"/>
+      </w:pPr>
+      <w:r>
+        <w:t xml:space="preserve">Restart “bamboo sheets full”, and set the push budgets by hand.</w:t>
+      </w:r>
+    </w:p>
+    <w:p>
+      <w:pPr>
+        <w:pStyle w:val="ListParagraph"/>
+        <w:numPr>
+          <w:ilvl w:val="0"/>
+          <w:numId w:val="3"/>
+        </w:numPr>
+        <w:spacing w:after="60"/>
+      </w:pPr>
+      <w:r>
+        <w:t xml:space="preserve">Keep every ranking ad on White, and hold the new campaigns and the retags.</w:t>
       </w:r>
     </w:p>
     <w:p>
@@ -5746,7 +8436,7 @@
         <w:spacing w:after="60"/>
       </w:pPr>
       <w:r>
-        <w:t xml:space="preserve">1 October: back to full-price break-even, spend inside the limit, and the push continuing on qualifying terms.</w:t>
+        <w:t xml:space="preserve">1 October: re-price on the full-price margin, bring spend inside the limit, and keep the push running on qualifying terms.</w:t>
       </w:r>
     </w:p>
     <w:p>
@@ -5772,7 +8462,46 @@
         <w:spacing w:after="60"/>
       </w:pPr>
       <w:r>
-        <w:t xml:space="preserve">This week: exclude “bamboo sheets” from the broad campaigns, fix the retags (Section 9), and make the 12 colour switches to White by hand.</w:t>
+        <w:t xml:space="preserve">This week:</w:t>
+      </w:r>
+    </w:p>
+    <w:p>
+      <w:pPr>
+        <w:pStyle w:val="ListParagraph"/>
+        <w:numPr>
+          <w:ilvl w:val="0"/>
+          <w:numId w:val="3"/>
+        </w:numPr>
+        <w:spacing w:after="60"/>
+      </w:pPr>
+      <w:r>
+        <w:t xml:space="preserve">Exclude ranking terms from the broad and auto campaigns, and fix the retags and objective tags.</w:t>
+      </w:r>
+    </w:p>
+    <w:p>
+      <w:pPr>
+        <w:pStyle w:val="ListParagraph"/>
+        <w:numPr>
+          <w:ilvl w:val="0"/>
+          <w:numId w:val="3"/>
+        </w:numPr>
+        <w:spacing w:after="60"/>
+      </w:pPr>
+      <w:r>
+        <w:t xml:space="preserve">Make the 10 colour switches to White by hand, and move the 17 discovery campaigns to their clearance colours.</w:t>
+      </w:r>
+    </w:p>
+    <w:p>
+      <w:pPr>
+        <w:pStyle w:val="ListParagraph"/>
+        <w:numPr>
+          <w:ilvl w:val="0"/>
+          <w:numId w:val="3"/>
+        </w:numPr>
+        <w:spacing w:after="60"/>
+      </w:pPr>
+      <w:r>
+        <w:t xml:space="preserve">Leave the Decolure brand broad untouched.</w:t>
       </w:r>
     </w:p>
     <w:p>
@@ -5814,20 +8543,20 @@
         <w:pStyle w:val="ListParagraph"/>
         <w:numPr>
           <w:ilvl w:val="0"/>
-          <w:numId w:val="4"/>
-        </w:numPr>
-        <w:spacing w:after="60"/>
-      </w:pPr>
-      <w:r>
-        <w:t xml:space="preserve">It doesn’t see a Best Deal that is on the calendar and running. Its review states there is no deal in the window.</w:t>
-      </w:r>
-    </w:p>
-    <w:p>
-      <w:pPr>
-        <w:pStyle w:val="ListParagraph"/>
-        <w:numPr>
-          <w:ilvl w:val="0"/>
-          <w:numId w:val="4"/>
+          <w:numId w:val="3"/>
+        </w:numPr>
+        <w:spacing w:after="60"/>
+      </w:pPr>
+      <w:r>
+        <w:t xml:space="preserve">It doesn’t see a Best Deal that is on the calendar and running, and its review states there is no deal in the window.</w:t>
+      </w:r>
+    </w:p>
+    <w:p>
+      <w:pPr>
+        <w:pStyle w:val="ListParagraph"/>
+        <w:numPr>
+          <w:ilvl w:val="0"/>
+          <w:numId w:val="3"/>
         </w:numPr>
         <w:spacing w:after="60"/>
       </w:pPr>
@@ -5840,7 +8569,7 @@
         <w:pStyle w:val="ListParagraph"/>
         <w:numPr>
           <w:ilvl w:val="0"/>
-          <w:numId w:val="4"/>
+          <w:numId w:val="3"/>
         </w:numPr>
         <w:spacing w:after="60"/>
       </w:pPr>
@@ -5853,7 +8582,7 @@
         <w:pStyle w:val="ListParagraph"/>
         <w:numPr>
           <w:ilvl w:val="0"/>
-          <w:numId w:val="4"/>
+          <w:numId w:val="3"/>
         </w:numPr>
         <w:spacing w:after="60"/>
       </w:pPr>
@@ -5866,7 +8595,7 @@
         <w:pStyle w:val="ListParagraph"/>
         <w:numPr>
           <w:ilvl w:val="0"/>
-          <w:numId w:val="4"/>
+          <w:numId w:val="3"/>
         </w:numPr>
         <w:spacing w:after="60"/>
       </w:pPr>
@@ -5879,7 +8608,7 @@
         <w:pStyle w:val="ListParagraph"/>
         <w:numPr>
           <w:ilvl w:val="0"/>
-          <w:numId w:val="4"/>
+          <w:numId w:val="3"/>
         </w:numPr>
         <w:spacing w:after="60"/>
       </w:pPr>
@@ -5892,20 +8621,46 @@
         <w:pStyle w:val="ListParagraph"/>
         <w:numPr>
           <w:ilvl w:val="0"/>
-          <w:numId w:val="4"/>
-        </w:numPr>
-        <w:spacing w:after="60"/>
-      </w:pPr>
-      <w:r>
-        <w:t xml:space="preserve">It moves Queen ranking ads to a clearance colour on a push pace that its own forecast inflates.</w:t>
-      </w:r>
-    </w:p>
-    <w:p>
-      <w:pPr>
-        <w:pStyle w:val="ListParagraph"/>
-        <w:numPr>
-          <w:ilvl w:val="0"/>
-          <w:numId w:val="4"/>
+          <w:numId w:val="3"/>
+        </w:numPr>
+        <w:spacing w:after="60"/>
+      </w:pPr>
+      <w:r>
+        <w:t xml:space="preserve">It moves Queen ranking ads to a slow seller on a push pace that its own forecast inflates.</w:t>
+      </w:r>
+    </w:p>
+    <w:p>
+      <w:pPr>
+        <w:pStyle w:val="ListParagraph"/>
+        <w:numPr>
+          <w:ilvl w:val="0"/>
+          <w:numId w:val="3"/>
+        </w:numPr>
+        <w:spacing w:after="60"/>
+      </w:pPr>
+      <w:r>
+        <w:t xml:space="preserve">It makes colour switches that change the size.</w:t>
+      </w:r>
+    </w:p>
+    <w:p>
+      <w:pPr>
+        <w:pStyle w:val="ListParagraph"/>
+        <w:numPr>
+          <w:ilvl w:val="0"/>
+          <w:numId w:val="3"/>
+        </w:numPr>
+        <w:spacing w:after="60"/>
+      </w:pPr>
+      <w:r>
+        <w:t xml:space="preserve">It advertises White in discovery campaigns instead of the clearance colour.</w:t>
+      </w:r>
+    </w:p>
+    <w:p>
+      <w:pPr>
+        <w:pStyle w:val="ListParagraph"/>
+        <w:numPr>
+          <w:ilvl w:val="0"/>
+          <w:numId w:val="3"/>
         </w:numPr>
         <w:spacing w:after="60"/>
       </w:pPr>
@@ -5918,20 +8673,20 @@
         <w:pStyle w:val="ListParagraph"/>
         <w:numPr>
           <w:ilvl w:val="0"/>
-          <w:numId w:val="4"/>
-        </w:numPr>
-        <w:spacing w:after="60"/>
-      </w:pPr>
-      <w:r>
-        <w:t xml:space="preserve">It blocks every budget change by mistake while the price changes go live.</w:t>
-      </w:r>
-    </w:p>
-    <w:p>
-      <w:pPr>
-        <w:pStyle w:val="ListParagraph"/>
-        <w:numPr>
-          <w:ilvl w:val="0"/>
-          <w:numId w:val="4"/>
+          <w:numId w:val="3"/>
+        </w:numPr>
+        <w:spacing w:after="60"/>
+      </w:pPr>
+      <w:r>
+        <w:t xml:space="preserve">It exports rows it withholds, and blocks every budget change by mistake while the price changes go live.</w:t>
+      </w:r>
+    </w:p>
+    <w:p>
+      <w:pPr>
+        <w:pStyle w:val="ListParagraph"/>
+        <w:numPr>
+          <w:ilvl w:val="0"/>
+          <w:numId w:val="3"/>
         </w:numPr>
         <w:spacing w:after="60"/>
       </w:pPr>
@@ -5944,7 +8699,7 @@
         <w:pStyle w:val="ListParagraph"/>
         <w:numPr>
           <w:ilvl w:val="0"/>
-          <w:numId w:val="4"/>
+          <w:numId w:val="3"/>
         </w:numPr>
         <w:spacing w:after="60"/>
       </w:pPr>
@@ -5957,7 +8712,7 @@
         <w:pStyle w:val="ListParagraph"/>
         <w:numPr>
           <w:ilvl w:val="0"/>
-          <w:numId w:val="4"/>
+          <w:numId w:val="3"/>
         </w:numPr>
         <w:spacing w:after="60"/>
       </w:pPr>
@@ -6244,13 +8999,13 @@
     </w:lvlOverride>
   </w:num>
   <w:num w:numId="3">
-    <w:abstractNumId w:val="5"/>
+    <w:abstractNumId w:val="2"/>
     <w:lvlOverride w:ilvl="0">
       <w:startOverride w:val="1"/>
     </w:lvlOverride>
   </w:num>
   <w:num w:numId="4">
-    <w:abstractNumId w:val="2"/>
+    <w:abstractNumId w:val="5"/>
     <w:lvlOverride w:ilvl="0">
       <w:startOverride w:val="1"/>
     </w:lvlOverride>

--- a/docs/DBS6_Audit_Corrections_20260928.docx
+++ b/docs/DBS6_Audit_Corrections_20260928.docx
@@ -99,7 +99,7 @@
         <w:t xml:space="preserve">Push the terms that actually qualify. </w:t>
       </w:r>
       <w:r>
-        <w:t xml:space="preserve">Nine B6 terms beat the market at top of search on both click-through and conversion and have the stock. “bamboo sheets”, the biggest, is one of them, and the audit tapers it (Sections 5.2 and 5.4).</w:t>
+        <w:t xml:space="preserve">Nine B6 terms beat the market at top of search on both click-through and conversion and have the stock. “bamboo sheets”, the biggest, is one of them. The audit marks it out of focus and calls its change a step down, while the change it writes raises the price (Sections 5.2 and 5.4).</w:t>
       </w:r>
     </w:p>
     <w:p>
@@ -119,7 +119,7 @@
         <w:t xml:space="preserve">Break-even is lower than the audit thinks. </w:t>
       </w:r>
       <w:r>
-        <w:t xml:space="preserve">The audit prices on $26.88 profit per unit (34.0% break-even ACoS). Sellerboard shows $18.81 before the deal and $18.18 at the deal price: 23.8% break-even ACoS.</w:t>
+        <w:t xml:space="preserve">The audit prices on $26.88 profit per unit (34.0% break-even ACoS). Sellerboard shows $18.81 across B6 before the deal and $18.18 at the deal price: 23.8% break-even ACoS. Each campaign is priced on its advertised colour’s own margin.</w:t>
       </w:r>
     </w:p>
     <w:p>
@@ -639,7 +639,7 @@
                 <w:sz w:val="17"/>
                 <w:szCs w:val="17"/>
               </w:rPr>
-              <w:t xml:space="preserve">Profit per unit before ads × the chance a top-of-search click becomes a sale. Above it, each ad sale loses money. Profit per unit comes from Sellerboard: $18.81 before the deal and $18.18 at the deal price (break-even ACoS 23.8%). The conversion rate is the size’s rate until a campaign has 15 top-of-search clicks, blends toward its own between 15 and 50, and is its own from 50. Each campaign’s figure is in the campaign register.</w:t>
+              <w:t xml:space="preserve">Profit per unit before ads × the chance a top-of-search click becomes a sale. Above it, each ad sale loses money. Profit per unit comes from Sellerboard (27 August–25 September). It is $18.81 across B6 before the deal and $18.18 at the deal price (break-even ACoS 23.8%). Each campaign uses its advertised colour’s own margin, for example King White $15.97, Queen White $19.51, Full White $22.06, Queen Olive $12.43 and Queen Creme $22.51. The conversion rate is the size’s rate until a campaign has 15 top-of-search clicks, blends toward its own between 15 and 50, and is its own from 50. Each campaign’s figure is in the campaign register.</w:t>
             </w:r>
           </w:p>
         </w:tc>
@@ -1923,7 +1923,7 @@
         <w:spacing w:after="100"/>
       </w:pPr>
       <w:r>
-        <w:t xml:space="preserve">The audit forecasts ad spend rising from $462 to $1,295 a day, ACoS from 28% to 40% (against 23.8% break-even) and TACoS from 8.8% to 18.9%. It sizes its biggest jumps against a 25% TACoS ceiling. It never sets a goal for the run, so none of those numbers is checked against anything.</w:t>
+        <w:t xml:space="preserve">The audit forecasts ad spend rising from $462 to $1,295 a day, ACoS from 28% to 40% (against 23.8% break-even) and TACoS from 8.8% to 18.9%. It sizes its biggest jumps against a 25% TACoS ceiling. It never sets a goal for the run, so none of those numbers is checked against anything. Its review, after removing the rows it holds, puts spend at $1,164 a day and endorses the run.</w:t>
       </w:r>
     </w:p>
     <w:p>
@@ -2020,7 +2020,7 @@
         <w:spacing w:after="60"/>
       </w:pPr>
       <w:r>
-        <w:t xml:space="preserve">Hold what the deal bought: “bamboo sheets” 29, “bamboo sheets queen size” 21 and “bamboo cooling sheets” 20.</w:t>
+        <w:t xml:space="preserve">Hold what the deal bought: “bamboo sheets” 29, “bamboo sheets queen size” 21 and “bamboo cooling sheets” 20. “bamboo sheets queen size” gained 4 places in the deal but is still below where the audit’s own rank table had it a month ago (12), so it hasn’t recovered.</w:t>
       </w:r>
     </w:p>
     <w:p>
@@ -2088,15 +2088,23 @@
     </w:p>
     <w:p>
       <w:pPr>
-        <w:pStyle w:val="ListParagraph"/>
-        <w:numPr>
-          <w:ilvl w:val="0"/>
-          <w:numId w:val="3"/>
-        </w:numPr>
-        <w:spacing w:after="60"/>
-      </w:pPr>
-      <w:r>
-        <w:t xml:space="preserve">Switch the push campaigns to fixed bidding. Lower their base bids and raise the boosts, so the ads compete at the top instead of on product pages (Section 8).</w:t>
+        <w:spacing w:after="100"/>
+      </w:pPr>
+      <w:r>
+        <w:t xml:space="preserve">Changes land on 29 September at the earliest, so this is about one deal day of top-of-search sales at the push price. Deal data judges nothing, so it buys sales speed and rank, not a read.</w:t>
+      </w:r>
+    </w:p>
+    <w:p>
+      <w:pPr>
+        <w:pStyle w:val="ListParagraph"/>
+        <w:numPr>
+          <w:ilvl w:val="0"/>
+          <w:numId w:val="3"/>
+        </w:numPr>
+        <w:spacing w:after="60"/>
+      </w:pPr>
+      <w:r>
+        <w:t xml:space="preserve">Switch the push campaigns to fixed bidding and cut their base bids in the same write, raising the boosts so the top-of-search price holds (Section 8). Fixed bidding removes Amazon’s down-only trim on product pages. A switch without the base cut would raise product-page cost for a few days on the campaigns that already leak there.</w:t>
       </w:r>
     </w:p>
     <w:p>
@@ -2243,7 +2251,7 @@
         <w:t xml:space="preserve">Check daily: </w:t>
       </w:r>
       <w:r>
-        <w:t xml:space="preserve">spend against the limit; ad orders against 14 a day; top-of-search share on the push campaigns; rank on the head terms; and Available stock on Full White (62 units, 26 days) and Queen White (323 units, 47 days).</w:t>
+        <w:t xml:space="preserve">spend against the limit; ad orders against 14 a day; top-of-search share on the push campaigns; rank on the head terms; and Available stock on Full White (62 units, 26–36 days) and Queen White (323 units, 47–58 days).</w:t>
       </w:r>
     </w:p>
     <w:p>
@@ -2379,7 +2387,7 @@
         <w:spacing w:after="60"/>
       </w:pPr>
       <w:r>
-        <w:t xml:space="preserve">It gives 18 campaigns a 75% price jump in one step, several of them to $10–15 a click. Example: Full Size Bamboo Sheets goes from $8.43 to $14.77. That campaign ran at 111% ACoS over the last 30 days, and the audit’s own notes say it already loses $34.73 per order. The notes put the odds of these jumps working at 20–41%.</w:t>
+        <w:t xml:space="preserve">It gives 18 campaigns a 75% price jump in one step, several of them to $10–15 a click. Example: Full Size Bamboo Sheets goes from $8.43 to $14.77. That campaign ran at 111% ACoS over the last 30 days, and the audit’s own notes say it already loses $34.73 per order. The row contradicts itself: its notes say today’s $8.43 already needs a person to approve, and its fallback still describes a price cut. The notes put the odds of these jumps working at 20–41%.</w:t>
       </w:r>
     </w:p>
     <w:p>
@@ -2431,7 +2439,7 @@
         <w:spacing w:after="60"/>
       </w:pPr>
       <w:r>
-        <w:t xml:space="preserve">It tapers “bamboo sheets”, the biggest term that qualifies (Section 5.4).</w:t>
+        <w:t xml:space="preserve">It contradicts itself on “bamboo sheets”, the biggest term that qualifies (Section 5.4).</w:t>
       </w:r>
     </w:p>
     <w:p>
@@ -4207,7 +4215,7 @@
                 <w:sz w:val="17"/>
                 <w:szCs w:val="17"/>
               </w:rPr>
-              <w:t xml:space="preserve">$3.08 (19.3%, own)</w:t>
+              <w:t xml:space="preserve">$3.08 = King White $15.97 × 19.3%</w:t>
             </w:r>
           </w:p>
         </w:tc>
@@ -4353,7 +4361,7 @@
                 <w:sz w:val="17"/>
                 <w:szCs w:val="17"/>
               </w:rPr>
-              <w:t xml:space="preserve">$3.20 (14.5%)</w:t>
+              <w:t xml:space="preserve">$3.20 = Full White $22.06 × 14.5%</w:t>
             </w:r>
           </w:p>
         </w:tc>
@@ -4499,7 +4507,7 @@
                 <w:sz w:val="17"/>
                 <w:szCs w:val="17"/>
               </w:rPr>
-              <w:t xml:space="preserve">$2.26 (18.2%)</w:t>
+              <w:t xml:space="preserve">$3.55 once on Queen White = $19.51 × 18.2% (on Olive today: $12.43 × 18.2% = $2.26)</w:t>
             </w:r>
           </w:p>
         </w:tc>
@@ -4547,7 +4555,7 @@
                 <w:sz w:val="17"/>
                 <w:szCs w:val="17"/>
               </w:rPr>
-              <w:t xml:space="preserve">$5.84, capped at 2× = $4.52</w:t>
+              <w:t xml:space="preserve">$3.55 × 2.58 = $9.16, capped at 2× = $7.10</w:t>
             </w:r>
           </w:p>
         </w:tc>
@@ -4595,7 +4603,7 @@
                 <w:sz w:val="17"/>
                 <w:szCs w:val="17"/>
               </w:rPr>
-              <w:t xml:space="preserve">$4.52 (−43%) with the base $1.70 → $1.28; move the ad to Queen White</w:t>
+              <w:t xml:space="preserve">Move the ad to Queen White and fix the mix (base $1.70 → $1.28), then $7.10</w:t>
             </w:r>
           </w:p>
         </w:tc>
@@ -4645,7 +4653,7 @@
                 <w:sz w:val="17"/>
                 <w:szCs w:val="17"/>
               </w:rPr>
-              <w:t xml:space="preserve">$4.43 (22.7%)</w:t>
+              <w:t xml:space="preserve">$4.43 = Queen White $19.51 × 22.7%</w:t>
             </w:r>
           </w:p>
         </w:tc>
@@ -4791,7 +4799,7 @@
                 <w:sz w:val="17"/>
                 <w:szCs w:val="17"/>
               </w:rPr>
-              <w:t xml:space="preserve">$5.72 (25.4%)</w:t>
+              <w:t xml:space="preserve">$4.96 once on Queen White = $19.51 × 25.4% (on Creme today: $5.72)</w:t>
             </w:r>
           </w:p>
         </w:tc>
@@ -5051,7 +5059,7 @@
           <w:sz w:val="17"/>
           <w:szCs w:val="17"/>
         </w:rPr>
-        <w:t xml:space="preserve">Premium = (rank now ÷ target − 1) × 50%, or +25% when the ratio is 1.5 or less; the push price never exceeds twice break-even. Break-even figures are the register’s: Sellerboard margin × the campaign’s top-of-search conversion. “Now · audit” = today’s top-of-search price and what the audit writes.</w:t>
+        <w:t xml:space="preserve">Premium = (rank now ÷ target − 1) × 50%, or +25% when the ratio is 1.5 or less; the push price never exceeds twice break-even. Break-even = the advertised colour’s Sellerboard margin × the campaign’s top-of-search conversion; where the ad moves to White, it is priced on White’s margin. “Now · audit” = today’s top-of-search price and what the audit writes.</w:t>
       </w:r>
     </w:p>
     <w:p>
@@ -5067,7 +5075,62 @@
         <w:spacing w:after="100"/>
       </w:pPr>
       <w:r>
-        <w:t xml:space="preserve">It is B6’s biggest term: about 116,000 searches a month, and 116 units a week in the audit’s plan at rank 9. In the last 30 days its exact campaign took 760 clicks at 15.3% conversion and spent $2,958. At the top it beats the market on click-through and on conversion (19.3% against 2.7%), and King White has 1,406 units Available. It meets every push condition, but the audit marks it out of focus and tapers it.</w:t>
+        <w:t xml:space="preserve">It is B6’s biggest term: about 116,000 searches a month, and 116 units a week in the audit’s plan at rank 9. In the last 30 days its exact campaign took 760 clicks at 15.3% conversion and spent $2,958. At the top it beats the market on click-through and on conversion (19.3% against 2.7%), and King White has 1,406 units Available. It meets every push condition.</w:t>
+      </w:r>
+    </w:p>
+    <w:p>
+      <w:pPr>
+        <w:spacing w:after="100"/>
+      </w:pPr>
+      <w:r>
+        <w:t xml:space="preserve">The audit marks it out of focus and contradicts itself three times:</w:t>
+      </w:r>
+    </w:p>
+    <w:p>
+      <w:pPr>
+        <w:pStyle w:val="ListParagraph"/>
+        <w:numPr>
+          <w:ilvl w:val="0"/>
+          <w:numId w:val="3"/>
+        </w:numPr>
+        <w:spacing w:after="60"/>
+      </w:pPr>
+      <w:r>
+        <w:t xml:space="preserve">It calls its change a step down to $5.65.</w:t>
+      </w:r>
+    </w:p>
+    <w:p>
+      <w:pPr>
+        <w:pStyle w:val="ListParagraph"/>
+        <w:numPr>
+          <w:ilvl w:val="0"/>
+          <w:numId w:val="3"/>
+        </w:numPr>
+        <w:spacing w:after="60"/>
+      </w:pPr>
+      <w:r>
+        <w:t xml:space="preserve">Its own check then holds that step down (“placement problem, not performance”).</w:t>
+      </w:r>
+    </w:p>
+    <w:p>
+      <w:pPr>
+        <w:pStyle w:val="ListParagraph"/>
+        <w:numPr>
+          <w:ilvl w:val="0"/>
+          <w:numId w:val="3"/>
+        </w:numPr>
+        <w:spacing w:after="60"/>
+      </w:pPr>
+      <w:r>
+        <w:t xml:space="preserve">The change it actually writes (base $1.60 → $1.39, boost 281% → 369%) raises the price from $6.10 to $6.52, while its notes say the price holds to the cent.</w:t>
+      </w:r>
+    </w:p>
+    <w:p>
+      <w:pPr>
+        <w:spacing w:after="100"/>
+      </w:pPr>
+      <w:r>
+        <w:t xml:space="preserve">The push price here, $6.16, is within 6% of the audit’s number. The real correction is fixed bidding and a deeper base cut.</w:t>
       </w:r>
     </w:p>
     <w:p>
@@ -5482,7 +5545,7 @@
                 <w:sz w:val="17"/>
                 <w:szCs w:val="17"/>
               </w:rPr>
-              <w:t xml:space="preserve">219 units (#1 in the size) · 1,406 = 132 days</w:t>
+              <w:t xml:space="preserve">219 units (#1 in the size) · 1,406 = 193 days at the 30-day pace (132 at the recent pace)</w:t>
             </w:r>
           </w:p>
         </w:tc>
@@ -5580,7 +5643,7 @@
                 <w:sz w:val="17"/>
                 <w:szCs w:val="17"/>
               </w:rPr>
-              <w:t xml:space="preserve">166 units (#1) · 323 = 47 days; 1,002 arriving about 30 Oct (32 days away)</w:t>
+              <w:t xml:space="preserve">166 units (#1) · 323 = 58 days at the 30-day pace (47 at the recent pace); 1,002 arriving about 30 Oct (32 days away)</w:t>
             </w:r>
           </w:p>
         </w:tc>
@@ -5678,7 +5741,7 @@
                 <w:sz w:val="17"/>
                 <w:szCs w:val="17"/>
               </w:rPr>
-              <w:t xml:space="preserve">51 units (#1) · 62 = 26 days; 78 inbound</w:t>
+              <w:t xml:space="preserve">51 units (#1) · 62 = 36 days (26 recent); 78 inbound</w:t>
             </w:r>
           </w:p>
         </w:tc>
@@ -5776,7 +5839,7 @@
                 <w:sz w:val="17"/>
                 <w:szCs w:val="17"/>
               </w:rPr>
-              <w:t xml:space="preserve">27 units (#1) · 53 = 32 days; 72 inbound</w:t>
+              <w:t xml:space="preserve">27 units (#1) · 53 = 59 days (32 recent); 72 inbound</w:t>
             </w:r>
           </w:p>
         </w:tc>
@@ -5940,7 +6003,7 @@
           <w:sz w:val="17"/>
           <w:szCs w:val="17"/>
         </w:rPr>
-        <w:t xml:space="preserve">Sellerboard, 30-day units and Available stock on 28 September.</w:t>
+        <w:t xml:space="preserve">Sellerboard, 30-day units and Available stock on 28 September. The recent pace is the register’s weighted sales rate, which leans on the last weeks, deal days included.</w:t>
       </w:r>
     </w:p>
     <w:p>
@@ -5960,7 +6023,7 @@
         <w:t xml:space="preserve">Why not Queen Olive: </w:t>
       </w:r>
       <w:r>
-        <w:t xml:space="preserve">Olive is the size’s seventh seller. The audit’s reason is that White would run out at its push pace, three days before the arrival. That is the push creating its own stockout, on a forecast about ten times too high (Section 12). At today’s pace White lasts 47 days against 32 to the arrival.</w:t>
+        <w:t xml:space="preserve">Olive is the size’s seventh seller. The audit’s reason is that White would run out at its push pace, three days before the arrival. That is the push creating its own stockout, on a forecast about ten times too high (Section 12). White lasts 58 days at the 30-day pace, and 47 at the faster recent pace, against 32 to the arrival.</w:t>
       </w:r>
     </w:p>
     <w:p>
@@ -5977,10 +6040,10 @@
           <w:b/>
           <w:bCs/>
         </w:rPr>
-        <w:t xml:space="preserve">Switches that change the size are plain errors. </w:t>
-      </w:r>
-      <w:r>
-        <w:t xml:space="preserve">The audit moves Black Bamboo Sheets from King Black to California King Black. It moves White Cooling Sheets from Queen White to King White, and Cali King Bamboo Sheets from California King Sage Green to King White. A colour switch is a stock fix inside a size. None of these has a stock reason, and the California King term belongs on California King White.</w:t>
+        <w:t xml:space="preserve">Switches that change the size are wrong. </w:t>
+      </w:r>
+      <w:r>
+        <w:t xml:space="preserve">The audit moves Black Bamboo Sheets from King Black to California King Black. It moves White Cooling Sheets from Queen White to King White, and Cali King Bamboo Sheets from California King Sage Green to King White. A colour switch is a stock fix inside a size. Two of them follow an operator ruling of 19 September that a colour named in the keyword fixes the colour, not the size. They also move away from colours the audit says are running out. That is the same inflated push-pace reading as Queen. King Black has 117 in stock against 52 sold in 30 days (about 67 days). The switch would move “black bamboo sheets” off a colour with 509 clicks and 58 orders onto one with none. The ruling should change: a colour switch stays inside the size. The third, California King Sage Green to King White, has no reason at all; that term belongs on California King White.</w:t>
       </w:r>
     </w:p>
     <w:p>
@@ -6924,7 +6987,23 @@
         <w:spacing w:after="100"/>
       </w:pPr>
       <w:r>
-        <w:t xml:space="preserve">Bamboo Sheets King Size (HSV) is live but has nearly stopped serving: 14 clicks in 30 days and $9.60 in 14 days, at a $0.50 base on down-only bidding. Switch it to fixed bidding and hold its top-of-search price until it serves again. Don’t raise the base to $1.40 as the audit does.</w:t>
+        <w:t xml:space="preserve">Bamboo Sheets King Size (HSV) is live but has nearly stopped serving: 14 clicks in 30 days and $9.60 in 14 days, at a $0.50 base on down-only bidding. At that base its boost can’t go past 900%, so the most it can bid at the top is $5.00. That is why the audit lifts the base to $1.40, which also nearly triples its product-page bid.</w:t>
+      </w:r>
+    </w:p>
+    <w:p>
+      <w:pPr>
+        <w:spacing w:after="100"/>
+      </w:pPr>
+      <w:r>
+        <w:rPr>
+          <w:b/>
+          <w:bCs/>
+          <w:color w:val="1F3A5F"/>
+        </w:rPr>
+        <w:t xml:space="preserve">Correction. </w:t>
+      </w:r>
+      <w:r>
+        <w:t xml:space="preserve">Set the base to $0.60 and the boost to 700% (the same $4.80 at the top) on fixed bidding, in one write. That leaves room up to $6.00 at the top. Once it has 15 top-of-search clicks, climb +30% a step toward its push price. “bamboo sheets king size” is the plan’s second term (54 units a week), so it is not parked.</w:t>
       </w:r>
     </w:p>
     <w:p>
@@ -7954,46 +8033,117 @@
         <w:spacing w:after="100"/>
       </w:pPr>
       <w:r>
-        <w:t xml:space="preserve">B6 has 64 non-ranking campaigns: 8 inside break-even, 8 over it and 38 too thin to read. Each is judged on its own ACoS against 23.8%. Over break-even, the base comes down; inside it, nothing moves. The clearest error is the brand broad campaign “Decolure” (discovery):</w:t>
-      </w:r>
-    </w:p>
-    <w:p>
-      <w:pPr>
-        <w:pStyle w:val="ListParagraph"/>
-        <w:numPr>
-          <w:ilvl w:val="0"/>
-          <w:numId w:val="3"/>
-        </w:numPr>
-        <w:spacing w:after="60"/>
-      </w:pPr>
-      <w:r>
-        <w:t xml:space="preserve">It took 583 clicks and 117 orders in 30 days at 11% ACoS.</w:t>
-      </w:r>
-    </w:p>
-    <w:p>
-      <w:pPr>
-        <w:pStyle w:val="ListParagraph"/>
-        <w:numPr>
-          <w:ilvl w:val="0"/>
-          <w:numId w:val="3"/>
-        </w:numPr>
-        <w:spacing w:after="60"/>
-      </w:pPr>
-      <w:r>
-        <w:t xml:space="preserve">The audit moves its ad from Queen White to Queen Olive and trims its boost.</w:t>
-      </w:r>
-    </w:p>
-    <w:p>
-      <w:pPr>
-        <w:pStyle w:val="ListParagraph"/>
-        <w:numPr>
-          <w:ilvl w:val="0"/>
-          <w:numId w:val="3"/>
-        </w:numPr>
-        <w:spacing w:after="60"/>
-      </w:pPr>
-      <w:r>
-        <w:t xml:space="preserve">Correction: nothing moves. A brand-term campaign keeps its own colour.</w:t>
+        <w:t xml:space="preserve">B6 has 64 non-ranking campaigns: 8 inside break-even, 8 over it and 38 too thin to read. Each is judged on its own ACoS against 23.8%. Over break-even, the base comes down; inside it, nothing moves.</w:t>
+      </w:r>
+    </w:p>
+    <w:p>
+      <w:pPr>
+        <w:spacing w:after="100"/>
+      </w:pPr>
+      <w:r>
+        <w:t xml:space="preserve">The change that matters most is on the brand broad campaign “Decolure”, the most profitable campaign on the product: 583 clicks and 117 orders in 30 days at 11% ACoS. The audit does three things to it:</w:t>
+      </w:r>
+    </w:p>
+    <w:p>
+      <w:pPr>
+        <w:pStyle w:val="ListParagraph"/>
+        <w:numPr>
+          <w:ilvl w:val="0"/>
+          <w:numId w:val="3"/>
+        </w:numPr>
+        <w:spacing w:after="60"/>
+      </w:pPr>
+      <w:r>
+        <w:t xml:space="preserve">It moves its ad from Queen White to Queen Olive.</w:t>
+      </w:r>
+    </w:p>
+    <w:p>
+      <w:pPr>
+        <w:pStyle w:val="ListParagraph"/>
+        <w:numPr>
+          <w:ilvl w:val="0"/>
+          <w:numId w:val="3"/>
+        </w:numPr>
+        <w:spacing w:after="60"/>
+      </w:pPr>
+      <w:r>
+        <w:t xml:space="preserve">It trims its boost.</w:t>
+      </w:r>
+    </w:p>
+    <w:p>
+      <w:pPr>
+        <w:pStyle w:val="ListParagraph"/>
+        <w:numPr>
+          <w:ilvl w:val="0"/>
+          <w:numId w:val="3"/>
+        </w:numPr>
+        <w:spacing w:after="60"/>
+      </w:pPr>
+      <w:r>
+        <w:t xml:space="preserve">Row 2265 adds negative-exact on “decolure bamboo sheets”, “decolure bamboo sheets king size” and “decolure bamboo sheets queen size”. Those three terms took 529 clicks and $921 in this campaign in 90 days, and the review passed the row.</w:t>
+      </w:r>
+    </w:p>
+    <w:p>
+      <w:pPr>
+        <w:spacing w:after="100"/>
+      </w:pPr>
+      <w:r>
+        <w:t xml:space="preserve">Moving brand terms to their own exact campaigns follows the one-campaign-per-term rule, and exact campaigns exist for all three. But they aren’t ready to take the traffic:</w:t>
+      </w:r>
+    </w:p>
+    <w:p>
+      <w:pPr>
+        <w:pStyle w:val="ListParagraph"/>
+        <w:numPr>
+          <w:ilvl w:val="0"/>
+          <w:numId w:val="3"/>
+        </w:numPr>
+        <w:spacing w:after="60"/>
+      </w:pPr>
+      <w:r>
+        <w:t xml:space="preserve">The queen-size one took 1 click in 90 days.</w:t>
+      </w:r>
+    </w:p>
+    <w:p>
+      <w:pPr>
+        <w:pStyle w:val="ListParagraph"/>
+        <w:numPr>
+          <w:ilvl w:val="0"/>
+          <w:numId w:val="3"/>
+        </w:numPr>
+        <w:spacing w:after="60"/>
+      </w:pPr>
+      <w:r>
+        <w:t xml:space="preserve">The king-size one has a $20 daily budget.</w:t>
+      </w:r>
+    </w:p>
+    <w:p>
+      <w:pPr>
+        <w:pStyle w:val="ListParagraph"/>
+        <w:numPr>
+          <w:ilvl w:val="0"/>
+          <w:numId w:val="3"/>
+        </w:numPr>
+        <w:spacing w:after="60"/>
+      </w:pPr>
+      <w:r>
+        <w:t xml:space="preserve">The audit also cuts the main brand exact’s base from $2.11 to $1.74.</w:t>
+      </w:r>
+    </w:p>
+    <w:p>
+      <w:pPr>
+        <w:spacing w:after="100"/>
+      </w:pPr>
+      <w:r>
+        <w:rPr>
+          <w:b/>
+          <w:bCs/>
+          <w:color w:val="1F3A5F"/>
+        </w:rPr>
+        <w:t xml:space="preserve">Correction. </w:t>
+      </w:r>
+      <w:r>
+        <w:t xml:space="preserve">Hold row 2265, the colour switch and the boost trim. First retag the three brand exact campaigns as defensive, and check that each serves on the right colour with enough budget. Only then add the negatives.</w:t>
       </w:r>
     </w:p>
     <w:p>
@@ -8069,7 +8219,7 @@
         <w:t xml:space="preserve">Use real ranks. </w:t>
       </w:r>
       <w:r>
-        <w:t xml:space="preserve">38 of the audit’s 40 targets carry no current rank, although the rank tracker has them. “cooling sheets” is a target at rank 10 for 93 units a week, but B6 ranks 142 there. Take it out of the requirement until it is within reach.</w:t>
+        <w:t xml:space="preserve">38 of the audit’s 40 targets carry no current rank, although the rank tracker has them. “cooling sheets” is a target at rank 10 for 93 units a week, but our rank crawl has B6 at 142 for it on 28 September (the audit has no rank for this term; the 142 in the audit belongs to “cooling bed sheets”). Take it out of the requirement until it is within reach.</w:t>
       </w:r>
     </w:p>
     <w:p>
@@ -8214,6 +8364,14 @@
       </w:pPr>
       <w:r>
         <w:t xml:space="preserve">14. Changes that shouldn’t load as written</w:t>
+      </w:r>
+    </w:p>
+    <w:p>
+      <w:pPr>
+        <w:spacing w:after="100"/>
+      </w:pPr>
+      <w:r>
+        <w:t xml:space="preserve">The audit’s review already holds some of these: two of the five writes on paused campaigns, five of the probes, and the 38 rows the engine’s own checks failed (the 35 budgets and 3 pause rows). They are listed here too, so nothing is missed. The review passed the rest, including all 18 withheld rows.</w:t>
       </w:r>
     </w:p>
     <w:p>
@@ -8327,6 +8485,26 @@
           <w:b/>
           <w:bCs/>
         </w:rPr>
+        <w:t xml:space="preserve">Row 2265: </w:t>
+      </w:r>
+      <w:r>
+        <w:t xml:space="preserve">the brand-term negatives on the Decolure brand broad, until the brand exact campaigns are ready (Section 11).</w:t>
+      </w:r>
+    </w:p>
+    <w:p>
+      <w:pPr>
+        <w:pStyle w:val="ListParagraph"/>
+        <w:numPr>
+          <w:ilvl w:val="0"/>
+          <w:numId w:val="3"/>
+        </w:numPr>
+        <w:spacing w:after="60"/>
+      </w:pPr>
+      <w:r>
+        <w:rPr>
+          <w:b/>
+          <w:bCs/>
+        </w:rPr>
         <w:t xml:space="preserve">15 new campaigns mid-deal: </w:t>
       </w:r>
       <w:r>
@@ -8350,7 +8528,7 @@
         <w:t xml:space="preserve">Its review endorses the run </w:t>
       </w:r>
       <w:r>
-        <w:t xml:space="preserve">at $1,295 a day and says no deal falls in the window, while the Best Deal is running.</w:t>
+        <w:t xml:space="preserve">at $1,164 a day after its own holds, and says no deal falls in the window while the Best Deal is running.</w:t>
       </w:r>
     </w:p>
     <w:p>
@@ -8501,7 +8679,7 @@
         <w:spacing w:after="60"/>
       </w:pPr>
       <w:r>
-        <w:t xml:space="preserve">Leave the Decolure brand broad untouched.</w:t>
+        <w:t xml:space="preserve">Hold the Decolure brand-broad negatives until the three brand exact campaigns are defensive and serving.</w:t>
       </w:r>
     </w:p>
     <w:p>
@@ -8718,6 +8896,45 @@
       </w:pPr>
       <w:r>
         <w:t xml:space="preserve">It has no current rank for 38 of its 40 target terms.</w:t>
+      </w:r>
+    </w:p>
+    <w:p>
+      <w:pPr>
+        <w:pStyle w:val="ListParagraph"/>
+        <w:numPr>
+          <w:ilvl w:val="0"/>
+          <w:numId w:val="3"/>
+        </w:numPr>
+        <w:spacing w:after="60"/>
+      </w:pPr>
+      <w:r>
+        <w:t xml:space="preserve">Its notes contradict the change it writes: on “bamboo sheets” it says the price holds to the cent while raising it 7%.</w:t>
+      </w:r>
+    </w:p>
+    <w:p>
+      <w:pPr>
+        <w:pStyle w:val="ListParagraph"/>
+        <w:numPr>
+          <w:ilvl w:val="0"/>
+          <w:numId w:val="3"/>
+        </w:numPr>
+        <w:spacing w:after="60"/>
+      </w:pPr>
+      <w:r>
+        <w:t xml:space="preserve">It adds brand-term negatives to the brand broad before the brand exact campaigns can take the traffic.</w:t>
+      </w:r>
+    </w:p>
+    <w:p>
+      <w:pPr>
+        <w:pStyle w:val="ListParagraph"/>
+        <w:numPr>
+          <w:ilvl w:val="0"/>
+          <w:numId w:val="3"/>
+        </w:numPr>
+        <w:spacing w:after="60"/>
+      </w:pPr>
+      <w:r>
+        <w:t xml:space="preserve">Where the boost is at its 900% ceiling, it raises the base bid, which raises product-page bids too.</w:t>
       </w:r>
     </w:p>
     <w:sectPr>

--- a/docs/DBS6_Audit_Corrections_20260928.docx
+++ b/docs/DBS6_Audit_Corrections_20260928.docx
@@ -76,10 +76,10 @@
           <w:b/>
           <w:bCs/>
         </w:rPr>
-        <w:t xml:space="preserve">Push at top of search now, while the deal runs, but in the right order. </w:t>
-      </w:r>
-      <w:r>
-        <w:t xml:space="preserve">Half of B6’s ad clicks land on product pages: 99 of 244 ranking campaigns take too few clicks at the top or lose too many to product pages. First get the ads to the top: lower the base bid, raise the boost, and switch push campaigns from down-only to fixed bidding. Then price each qualifying term to its push price: sized to its rank gap, never more than twice break-even, climbing at most 30% per step. The audit’s 18 jumps of 75% go (Section 5).</w:t>
+        <w:t xml:space="preserve">Push harder at top of search, on a tactical set of terms, with a costed plan. </w:t>
+      </w:r>
+      <w:r>
+        <w:t xml:space="preserve">A competitor with 129 reviews, True Bamboo, climbed from about 110 to the top 5 on three of our main terms in about 9 days by holding the top ad slot. Our click-through and conversion already beat the market on these terms; what’s missing is volume at the top. Eight terms get a plan for clicks, orders and budget (Section 5.3). Fixed bidding, the base cut and the push price go in one write. Prices then step up daily until each term holds the top slot, never above twice break-even. The audit’s 18 jumps of 75% go.</w:t>
       </w:r>
     </w:p>
     <w:p>
@@ -96,10 +96,10 @@
           <w:b/>
           <w:bCs/>
         </w:rPr>
-        <w:t xml:space="preserve">Push the terms that actually qualify. </w:t>
-      </w:r>
-      <w:r>
-        <w:t xml:space="preserve">Nine B6 terms beat the market at top of search on both click-through and conversion and have the stock. “bamboo sheets”, the biggest, is one of them. The audit marks it out of focus and calls its change a step down, while the change it writes raises the price (Sections 5.2 and 5.4).</w:t>
+        <w:t xml:space="preserve">“bamboo sheets” is in the push. </w:t>
+      </w:r>
+      <w:r>
+        <w:t xml:space="preserve">It is B6’s biggest term and qualifies. The audit marks it out of focus and contradicts itself on its price (Section 5.6).</w:t>
       </w:r>
     </w:p>
     <w:p>
@@ -308,7 +308,7 @@
         <w:t xml:space="preserve">Decisions needed from you today: </w:t>
       </w:r>
       <w:r>
-        <w:t xml:space="preserve">the goals for the deal days and after (Section 3), and whether “bamboo sheets” joins the push (Section 5.4).</w:t>
+        <w:t xml:space="preserve">the goals for the deal days and after (Section 3), and the push budget for three weeks: about $1,200 a day at the full plan, or $750 adjusted for overlap between terms (Section 5.3).</w:t>
       </w:r>
     </w:p>
     <w:p>
@@ -689,7 +689,7 @@
                 <w:sz w:val="17"/>
                 <w:szCs w:val="17"/>
               </w:rPr>
-              <w:t xml:space="preserve">A price above break-even paid on purpose to buy rank. It is set by how far the term is from its target rank. It is never more than twice break-even, which keeps the cost per sale below the order value, and it climbs at most 30% per step.</w:t>
+              <w:t xml:space="preserve">A price above break-even paid on purpose to buy rank. It is set by how far the term is from its target rank. It is never more than twice break-even, which keeps the cost per sale below the order value, and it steps up by at most 30% a day while the term isn’t holding the top slot.</w:t>
             </w:r>
           </w:p>
         </w:tc>
@@ -1724,10 +1724,10 @@
           <w:b/>
           <w:bCs/>
         </w:rPr>
-        <w:t xml:space="preserve">Push the qualifying focus terms at top of search while the deal runs, and keep building into Prime and Black Friday / Cyber Monday. </w:t>
-      </w:r>
-      <w:r>
-        <w:t xml:space="preserve">A term qualifies when it meets four conditions: it beats the market at top of search on click-through and on conversion, it has 7 or more days of Available stock, and its keyword is live and serving. A term that doesn’t qualify runs at break-even until it does.</w:t>
+        <w:t xml:space="preserve">Push a tactical set of terms at top of search, starting while the deal runs and building into Prime and Black Friday / Cyber Monday. </w:t>
+      </w:r>
+      <w:r>
+        <w:t xml:space="preserve">Not hundreds of terms, and more than a few. Each push term gets a plan for top-of-search clicks, orders and budget a day, which is tuned weekly on results. A term qualifies when it meets four conditions: it beats the market at top of search on click-through and on conversion, it has 7 or more days of Available stock, and its keyword is live and serving. Where a term has barely been shown at the top, judge it on its overall conversion against the market until it has 15 top-of-search clicks. A term that doesn’t qualify runs at break-even until it does.</w:t>
       </w:r>
     </w:p>
     <w:p>
@@ -1747,7 +1747,7 @@
         <w:t xml:space="preserve">A push price has limits. </w:t>
       </w:r>
       <w:r>
-        <w:t xml:space="preserve">Start from break-even and add a premium for the rank gap: +25% when the current rank is within 1.5× the target, otherwise (current ÷ target − 1) × 50%. Never pay more than twice break-even. Never climb more than 30% in one step.</w:t>
+        <w:t xml:space="preserve">Start from break-even and add a premium for the rank gap: +25% when the current rank is within 1.5× the target, otherwise (current ÷ target − 1) × 50%. Step up by at most 30% a day until the term holds a top-3 sponsored position most hours and at least 30% of top-of-search impressions. Never pay more than twice break-even. If a term sits at that ceiling on fixed bidding and still can’t hold the top for 3 days, bring it to you: raise its ceiling for a set time, or swap the term.</w:t>
       </w:r>
     </w:p>
     <w:p>
@@ -1764,10 +1764,10 @@
           <w:b/>
           <w:bCs/>
         </w:rPr>
-        <w:t xml:space="preserve">Get the ad to the top before paying more. </w:t>
-      </w:r>
-      <w:r>
-        <w:t xml:space="preserve">If more than 20% of clicks land on product pages, lower the base bid and raise the boost so the top-of-search price holds. Cut the base by at most 50% a step, or 25% where product pages bring orders. If under 30% of clicks land at the top, this comes before any price or budget move. Push campaigns run on fixed bidding.</w:t>
+        <w:t xml:space="preserve">Fix the mix in the same write as the push. </w:t>
+      </w:r>
+      <w:r>
+        <w:t xml:space="preserve">If more than 20% of clicks land on product pages, lower the base bid and raise the boost to reach the push price, in one write. Cut the base by at most 50% a step, or 25% where product pages bring orders. Push campaigns run on fixed bidding.</w:t>
       </w:r>
     </w:p>
     <w:p>
@@ -1967,7 +1967,7 @@
         <w:t xml:space="preserve">For the deal days (to 30 September): </w:t>
       </w:r>
       <w:r>
-        <w:t xml:space="preserve">a spend limit and a TACoS ceiling for the push. Deal spend is running at $924 a day; the limit should cover the push terms first.</w:t>
+        <w:t xml:space="preserve">the push budget (Section 5.3) plus a spend limit for everything else. Deal spend is running at $924 a day.</w:t>
       </w:r>
     </w:p>
     <w:p>
@@ -1987,7 +1987,7 @@
         <w:t xml:space="preserve">From 1 October: </w:t>
       </w:r>
       <w:r>
-        <w:t xml:space="preserve">a TACoS goal well below the audit’s 25% (B6 ran at about 7% before the deal), and a daily spend limit set as a share of the last 7 days’ total sales, so the push can grow as sales grow.</w:t>
+        <w:t xml:space="preserve">the push budget is a deliberate, time-boxed investment, approved for three weeks and reviewed weekly. Everything outside the push gets a TACoS goal well below the audit’s 25% (B6 ran at about 7% before the deal), and a daily spend limit set as a share of the last 7 days’ total sales.</w:t>
       </w:r>
     </w:p>
     <w:p>
@@ -2007,7 +2007,7 @@
         <w:t xml:space="preserve">Product goal: </w:t>
       </w:r>
       <w:r>
-        <w:t xml:space="preserve">enter the October Prime event and Black Friday with the focus terms as high as possible. Milestones:</w:t>
+        <w:t xml:space="preserve">top 10 on at least half of the push terms by 19 October, and on the rest by early November, ahead of Prime and Black Friday. True Bamboo moved from about 110 to the top 5 on three of these terms in 9 days, so this is achievable. Milestones:</w:t>
       </w:r>
     </w:p>
     <w:p>
@@ -2117,7 +2117,7 @@
         <w:spacing w:after="60"/>
       </w:pPr>
       <w:r>
-        <w:t xml:space="preserve">Write each qualifying focus term’s push price: one step now, at most 30% above today and never above twice break-even. Terms that don’t qualify move toward break-even (Section 5).</w:t>
+        <w:t xml:space="preserve">Write each push term’s price from the plan (Section 5.3), in the same write as the base cut. Step it up by up to 30% a day until it holds the top slot, never above twice break-even. Terms outside the push move toward break-even.</w:t>
       </w:r>
     </w:p>
     <w:p>
@@ -2194,7 +2194,7 @@
           <w:b/>
           <w:bCs/>
         </w:rPr>
-        <w:t xml:space="preserve">Bring spend back inside the limit. </w:t>
+        <w:t xml:space="preserve">Bring spend outside the push back inside the limit. </w:t>
       </w:r>
       <w:r>
         <w:t xml:space="preserve">Out-of-focus ranking campaigns come to break-even. Deal budgets come down to each campaign’s required clicks at its new price. Product-page leaks keep getting fixed.</w:t>
@@ -2298,7 +2298,7 @@
         <w:spacing w:after="60"/>
       </w:pPr>
       <w:r>
-        <w:t xml:space="preserve">Give push terms whose rank moved their next step (at most +30%, never above twice break-even). Where rank didn’t move after a week of full delivery at the top, stop the premium and find out why.</w:t>
+        <w:t xml:space="preserve">Tune the push weekly (5, 12 and 19 October). Keep funding the terms whose organic rank is moving. For a term that held the top slot for a week without moving, check the listing against True Bamboo (main image, price, reviews), stock and conversion before spending more, and swap it if there is no fix. Stop a term whose top-of-search conversion falls below the market on 50+ clicks.</w:t>
       </w:r>
     </w:p>
     <w:p>
@@ -2439,7 +2439,7 @@
         <w:spacing w:after="60"/>
       </w:pPr>
       <w:r>
-        <w:t xml:space="preserve">It contradicts itself on “bamboo sheets”, the biggest term that qualifies (Section 5.4).</w:t>
+        <w:t xml:space="preserve">It contradicts itself on “bamboo sheets”, the biggest term that qualifies (Section 5.6).</w:t>
       </w:r>
     </w:p>
     <w:p>
@@ -2447,7 +2447,7 @@
         <w:pStyle w:val="Heading2"/>
       </w:pPr>
       <w:r>
-        <w:t xml:space="preserve">5.2 Which terms qualify</w:t>
+        <w:t xml:space="preserve">5.2 What a competitor shows is possible</w:t>
       </w:r>
     </w:p>
     <w:p>
@@ -2455,7 +2455,3001 @@
         <w:spacing w:after="100"/>
       </w:pPr>
       <w:r>
-        <w:t xml:space="preserve">Nine B6 terms beat the market at top of search on both click-through and conversion and have 7+ days of Available stock. Most of them must fix their placement mix first, because a push on a campaign leaking to product pages pays for the wrong placement.</w:t>
+        <w:t xml:space="preserve">True Bamboo’s 6-piece (B0HD7R5L1D: $89.99, 4.6 stars, 129 reviews) came back after months out of stock. It reached the top 5 on several of our main terms within days:</w:t>
+      </w:r>
+    </w:p>
+    <w:tbl>
+      <w:tblPr>
+        <w:tblW w:type="dxa" w:w="9972"/>
+        <w:tblBorders>
+          <w:top w:val="single" w:color="auto" w:sz="4"/>
+          <w:left w:val="single" w:color="auto" w:sz="4"/>
+          <w:bottom w:val="single" w:color="auto" w:sz="4"/>
+          <w:right w:val="single" w:color="auto" w:sz="4"/>
+          <w:insideH w:val="single" w:color="auto" w:sz="4"/>
+          <w:insideV w:val="single" w:color="auto" w:sz="4"/>
+        </w:tblBorders>
+      </w:tblPr>
+      <w:tblGrid>
+        <w:gridCol w:w="2700"/>
+        <w:gridCol w:w="1500"/>
+        <w:gridCol w:w="3200"/>
+        <w:gridCol w:w="2572"/>
+      </w:tblGrid>
+      <w:tr>
+        <w:trPr>
+          <w:tblHeader/>
+        </w:trPr>
+        <w:tc>
+          <w:tcPr>
+            <w:tcW w:type="dxa" w:w="2700"/>
+            <w:shd w:fill="1F3A5F" w:color="auto" w:val="clear"/>
+            <w:tcMar>
+              <w:top w:type="dxa" w:w="40"/>
+              <w:left w:type="dxa" w:w="70"/>
+              <w:bottom w:type="dxa" w:w="40"/>
+              <w:right w:type="dxa" w:w="70"/>
+            </w:tcMar>
+          </w:tcPr>
+          <w:p>
+            <w:pPr>
+              <w:spacing w:after="0"/>
+            </w:pPr>
+            <w:r>
+              <w:rPr>
+                <w:b/>
+                <w:bCs/>
+                <w:color w:val="FFFFFF"/>
+                <w:sz w:val="17"/>
+                <w:szCs w:val="17"/>
+              </w:rPr>
+              <w:t xml:space="preserve">Term</w:t>
+            </w:r>
+          </w:p>
+        </w:tc>
+        <w:tc>
+          <w:tcPr>
+            <w:tcW w:type="dxa" w:w="1500"/>
+            <w:shd w:fill="1F3A5F" w:color="auto" w:val="clear"/>
+            <w:tcMar>
+              <w:top w:type="dxa" w:w="40"/>
+              <w:left w:type="dxa" w:w="70"/>
+              <w:bottom w:type="dxa" w:w="40"/>
+              <w:right w:type="dxa" w:w="70"/>
+            </w:tcMar>
+          </w:tcPr>
+          <w:p>
+            <w:pPr>
+              <w:spacing w:after="0"/>
+            </w:pPr>
+            <w:r>
+              <w:rPr>
+                <w:b/>
+                <w:bCs/>
+                <w:color w:val="FFFFFF"/>
+                <w:sz w:val="17"/>
+                <w:szCs w:val="17"/>
+              </w:rPr>
+              <w:t xml:space="preserve">Keyword sales, last 4 weeks</w:t>
+            </w:r>
+          </w:p>
+        </w:tc>
+        <w:tc>
+          <w:tcPr>
+            <w:tcW w:type="dxa" w:w="3200"/>
+            <w:shd w:fill="1F3A5F" w:color="auto" w:val="clear"/>
+            <w:tcMar>
+              <w:top w:type="dxa" w:w="40"/>
+              <w:left w:type="dxa" w:w="70"/>
+              <w:bottom w:type="dxa" w:w="40"/>
+              <w:right w:type="dxa" w:w="70"/>
+            </w:tcMar>
+          </w:tcPr>
+          <w:p>
+            <w:pPr>
+              <w:spacing w:after="0"/>
+            </w:pPr>
+            <w:r>
+              <w:rPr>
+                <w:b/>
+                <w:bCs/>
+                <w:color w:val="FFFFFF"/>
+                <w:sz w:val="17"/>
+                <w:szCs w:val="17"/>
+              </w:rPr>
+              <w:t xml:space="preserve">True Bamboo rank: 4 Sep → 18 Sep → 27 Sep</w:t>
+            </w:r>
+          </w:p>
+        </w:tc>
+        <w:tc>
+          <w:tcPr>
+            <w:tcW w:type="dxa" w:w="2572"/>
+            <w:shd w:fill="1F3A5F" w:color="auto" w:val="clear"/>
+            <w:tcMar>
+              <w:top w:type="dxa" w:w="40"/>
+              <w:left w:type="dxa" w:w="70"/>
+              <w:bottom w:type="dxa" w:w="40"/>
+              <w:right w:type="dxa" w:w="70"/>
+            </w:tcMar>
+          </w:tcPr>
+          <w:p>
+            <w:pPr>
+              <w:spacing w:after="0"/>
+            </w:pPr>
+            <w:r>
+              <w:rPr>
+                <w:b/>
+                <w:bCs/>
+                <w:color w:val="FFFFFF"/>
+                <w:sz w:val="17"/>
+                <w:szCs w:val="17"/>
+              </w:rPr>
+              <w:t xml:space="preserve">B6 rank, 28 Sep</w:t>
+            </w:r>
+          </w:p>
+        </w:tc>
+      </w:tr>
+      <w:tr>
+        <w:tc>
+          <w:tcPr>
+            <w:tcW w:type="dxa" w:w="2700"/>
+            <w:shd w:fill="FFFFFF" w:color="auto" w:val="clear"/>
+            <w:tcMar>
+              <w:top w:type="dxa" w:w="40"/>
+              <w:left w:type="dxa" w:w="70"/>
+              <w:bottom w:type="dxa" w:w="40"/>
+              <w:right w:type="dxa" w:w="70"/>
+            </w:tcMar>
+          </w:tcPr>
+          <w:p>
+            <w:pPr>
+              <w:spacing w:after="0"/>
+            </w:pPr>
+            <w:r>
+              <w:rPr>
+                <w:sz w:val="17"/>
+                <w:szCs w:val="17"/>
+              </w:rPr>
+              <w:t xml:space="preserve">bamboo sheets</w:t>
+            </w:r>
+          </w:p>
+        </w:tc>
+        <w:tc>
+          <w:tcPr>
+            <w:tcW w:type="dxa" w:w="1500"/>
+            <w:shd w:fill="FFFFFF" w:color="auto" w:val="clear"/>
+            <w:tcMar>
+              <w:top w:type="dxa" w:w="40"/>
+              <w:left w:type="dxa" w:w="70"/>
+              <w:bottom w:type="dxa" w:w="40"/>
+              <w:right w:type="dxa" w:w="70"/>
+            </w:tcMar>
+          </w:tcPr>
+          <w:p>
+            <w:pPr>
+              <w:spacing w:after="0"/>
+            </w:pPr>
+            <w:r>
+              <w:rPr>
+                <w:sz w:val="17"/>
+                <w:szCs w:val="17"/>
+              </w:rPr>
+              <w:t xml:space="preserve">7,476</w:t>
+            </w:r>
+          </w:p>
+        </w:tc>
+        <w:tc>
+          <w:tcPr>
+            <w:tcW w:type="dxa" w:w="3200"/>
+            <w:shd w:fill="FFFFFF" w:color="auto" w:val="clear"/>
+            <w:tcMar>
+              <w:top w:type="dxa" w:w="40"/>
+              <w:left w:type="dxa" w:w="70"/>
+              <w:bottom w:type="dxa" w:w="40"/>
+              <w:right w:type="dxa" w:w="70"/>
+            </w:tcMar>
+          </w:tcPr>
+          <w:p>
+            <w:pPr>
+              <w:spacing w:after="0"/>
+            </w:pPr>
+            <w:r>
+              <w:rPr>
+                <w:sz w:val="17"/>
+                <w:szCs w:val="17"/>
+              </w:rPr>
+              <w:t xml:space="preserve">48 → 109 → 24</w:t>
+            </w:r>
+          </w:p>
+        </w:tc>
+        <w:tc>
+          <w:tcPr>
+            <w:tcW w:type="dxa" w:w="2572"/>
+            <w:shd w:fill="FFFFFF" w:color="auto" w:val="clear"/>
+            <w:tcMar>
+              <w:top w:type="dxa" w:w="40"/>
+              <w:left w:type="dxa" w:w="70"/>
+              <w:bottom w:type="dxa" w:w="40"/>
+              <w:right w:type="dxa" w:w="70"/>
+            </w:tcMar>
+          </w:tcPr>
+          <w:p>
+            <w:pPr>
+              <w:spacing w:after="0"/>
+            </w:pPr>
+            <w:r>
+              <w:rPr>
+                <w:sz w:val="17"/>
+                <w:szCs w:val="17"/>
+              </w:rPr>
+              <w:t xml:space="preserve">29</w:t>
+            </w:r>
+          </w:p>
+        </w:tc>
+      </w:tr>
+      <w:tr>
+        <w:tc>
+          <w:tcPr>
+            <w:tcW w:type="dxa" w:w="2700"/>
+            <w:shd w:fill="F2F5F9" w:color="auto" w:val="clear"/>
+            <w:tcMar>
+              <w:top w:type="dxa" w:w="40"/>
+              <w:left w:type="dxa" w:w="70"/>
+              <w:bottom w:type="dxa" w:w="40"/>
+              <w:right w:type="dxa" w:w="70"/>
+            </w:tcMar>
+          </w:tcPr>
+          <w:p>
+            <w:pPr>
+              <w:spacing w:after="0"/>
+            </w:pPr>
+            <w:r>
+              <w:rPr>
+                <w:sz w:val="17"/>
+                <w:szCs w:val="17"/>
+              </w:rPr>
+              <w:t xml:space="preserve">bamboo sheets queen size</w:t>
+            </w:r>
+          </w:p>
+        </w:tc>
+        <w:tc>
+          <w:tcPr>
+            <w:tcW w:type="dxa" w:w="1500"/>
+            <w:shd w:fill="F2F5F9" w:color="auto" w:val="clear"/>
+            <w:tcMar>
+              <w:top w:type="dxa" w:w="40"/>
+              <w:left w:type="dxa" w:w="70"/>
+              <w:bottom w:type="dxa" w:w="40"/>
+              <w:right w:type="dxa" w:w="70"/>
+            </w:tcMar>
+          </w:tcPr>
+          <w:p>
+            <w:pPr>
+              <w:spacing w:after="0"/>
+            </w:pPr>
+            <w:r>
+              <w:rPr>
+                <w:sz w:val="17"/>
+                <w:szCs w:val="17"/>
+              </w:rPr>
+              <w:t xml:space="preserve">2,583</w:t>
+            </w:r>
+          </w:p>
+        </w:tc>
+        <w:tc>
+          <w:tcPr>
+            <w:tcW w:type="dxa" w:w="3200"/>
+            <w:shd w:fill="F2F5F9" w:color="auto" w:val="clear"/>
+            <w:tcMar>
+              <w:top w:type="dxa" w:w="40"/>
+              <w:left w:type="dxa" w:w="70"/>
+              <w:bottom w:type="dxa" w:w="40"/>
+              <w:right w:type="dxa" w:w="70"/>
+            </w:tcMar>
+          </w:tcPr>
+          <w:p>
+            <w:pPr>
+              <w:spacing w:after="0"/>
+            </w:pPr>
+            <w:r>
+              <w:rPr>
+                <w:sz w:val="17"/>
+                <w:szCs w:val="17"/>
+              </w:rPr>
+              <w:t xml:space="preserve">114 → 33 → 3</w:t>
+            </w:r>
+          </w:p>
+        </w:tc>
+        <w:tc>
+          <w:tcPr>
+            <w:tcW w:type="dxa" w:w="2572"/>
+            <w:shd w:fill="F2F5F9" w:color="auto" w:val="clear"/>
+            <w:tcMar>
+              <w:top w:type="dxa" w:w="40"/>
+              <w:left w:type="dxa" w:w="70"/>
+              <w:bottom w:type="dxa" w:w="40"/>
+              <w:right w:type="dxa" w:w="70"/>
+            </w:tcMar>
+          </w:tcPr>
+          <w:p>
+            <w:pPr>
+              <w:spacing w:after="0"/>
+            </w:pPr>
+            <w:r>
+              <w:rPr>
+                <w:sz w:val="17"/>
+                <w:szCs w:val="17"/>
+              </w:rPr>
+              <w:t xml:space="preserve">21</w:t>
+            </w:r>
+          </w:p>
+        </w:tc>
+      </w:tr>
+      <w:tr>
+        <w:tc>
+          <w:tcPr>
+            <w:tcW w:type="dxa" w:w="2700"/>
+            <w:shd w:fill="FFFFFF" w:color="auto" w:val="clear"/>
+            <w:tcMar>
+              <w:top w:type="dxa" w:w="40"/>
+              <w:left w:type="dxa" w:w="70"/>
+              <w:bottom w:type="dxa" w:w="40"/>
+              <w:right w:type="dxa" w:w="70"/>
+            </w:tcMar>
+          </w:tcPr>
+          <w:p>
+            <w:pPr>
+              <w:spacing w:after="0"/>
+            </w:pPr>
+            <w:r>
+              <w:rPr>
+                <w:sz w:val="17"/>
+                <w:szCs w:val="17"/>
+              </w:rPr>
+              <w:t xml:space="preserve">cooling sheets queen</w:t>
+            </w:r>
+          </w:p>
+        </w:tc>
+        <w:tc>
+          <w:tcPr>
+            <w:tcW w:type="dxa" w:w="1500"/>
+            <w:shd w:fill="FFFFFF" w:color="auto" w:val="clear"/>
+            <w:tcMar>
+              <w:top w:type="dxa" w:w="40"/>
+              <w:left w:type="dxa" w:w="70"/>
+              <w:bottom w:type="dxa" w:w="40"/>
+              <w:right w:type="dxa" w:w="70"/>
+            </w:tcMar>
+          </w:tcPr>
+          <w:p>
+            <w:pPr>
+              <w:spacing w:after="0"/>
+            </w:pPr>
+            <w:r>
+              <w:rPr>
+                <w:sz w:val="17"/>
+                <w:szCs w:val="17"/>
+              </w:rPr>
+              <w:t xml:space="preserve">2,277</w:t>
+            </w:r>
+          </w:p>
+        </w:tc>
+        <w:tc>
+          <w:tcPr>
+            <w:tcW w:type="dxa" w:w="3200"/>
+            <w:shd w:fill="FFFFFF" w:color="auto" w:val="clear"/>
+            <w:tcMar>
+              <w:top w:type="dxa" w:w="40"/>
+              <w:left w:type="dxa" w:w="70"/>
+              <w:bottom w:type="dxa" w:w="40"/>
+              <w:right w:type="dxa" w:w="70"/>
+            </w:tcMar>
+          </w:tcPr>
+          <w:p>
+            <w:pPr>
+              <w:spacing w:after="0"/>
+            </w:pPr>
+            <w:r>
+              <w:rPr>
+                <w:sz w:val="17"/>
+                <w:szCs w:val="17"/>
+              </w:rPr>
+              <w:t xml:space="preserve">131 (9 Sep) → — → 19</w:t>
+            </w:r>
+          </w:p>
+        </w:tc>
+        <w:tc>
+          <w:tcPr>
+            <w:tcW w:type="dxa" w:w="2572"/>
+            <w:shd w:fill="FFFFFF" w:color="auto" w:val="clear"/>
+            <w:tcMar>
+              <w:top w:type="dxa" w:w="40"/>
+              <w:left w:type="dxa" w:w="70"/>
+              <w:bottom w:type="dxa" w:w="40"/>
+              <w:right w:type="dxa" w:w="70"/>
+            </w:tcMar>
+          </w:tcPr>
+          <w:p>
+            <w:pPr>
+              <w:spacing w:after="0"/>
+            </w:pPr>
+            <w:r>
+              <w:rPr>
+                <w:sz w:val="17"/>
+                <w:szCs w:val="17"/>
+              </w:rPr>
+              <w:t xml:space="preserve">not tracked</w:t>
+            </w:r>
+          </w:p>
+        </w:tc>
+      </w:tr>
+      <w:tr>
+        <w:tc>
+          <w:tcPr>
+            <w:tcW w:type="dxa" w:w="2700"/>
+            <w:shd w:fill="F2F5F9" w:color="auto" w:val="clear"/>
+            <w:tcMar>
+              <w:top w:type="dxa" w:w="40"/>
+              <w:left w:type="dxa" w:w="70"/>
+              <w:bottom w:type="dxa" w:w="40"/>
+              <w:right w:type="dxa" w:w="70"/>
+            </w:tcMar>
+          </w:tcPr>
+          <w:p>
+            <w:pPr>
+              <w:spacing w:after="0"/>
+            </w:pPr>
+            <w:r>
+              <w:rPr>
+                <w:sz w:val="17"/>
+                <w:szCs w:val="17"/>
+              </w:rPr>
+              <w:t xml:space="preserve">bamboo sheets king size</w:t>
+            </w:r>
+          </w:p>
+        </w:tc>
+        <w:tc>
+          <w:tcPr>
+            <w:tcW w:type="dxa" w:w="1500"/>
+            <w:shd w:fill="F2F5F9" w:color="auto" w:val="clear"/>
+            <w:tcMar>
+              <w:top w:type="dxa" w:w="40"/>
+              <w:left w:type="dxa" w:w="70"/>
+              <w:bottom w:type="dxa" w:w="40"/>
+              <w:right w:type="dxa" w:w="70"/>
+            </w:tcMar>
+          </w:tcPr>
+          <w:p>
+            <w:pPr>
+              <w:spacing w:after="0"/>
+            </w:pPr>
+            <w:r>
+              <w:rPr>
+                <w:sz w:val="17"/>
+                <w:szCs w:val="17"/>
+              </w:rPr>
+              <w:t xml:space="preserve">1,502</w:t>
+            </w:r>
+          </w:p>
+        </w:tc>
+        <w:tc>
+          <w:tcPr>
+            <w:tcW w:type="dxa" w:w="3200"/>
+            <w:shd w:fill="F2F5F9" w:color="auto" w:val="clear"/>
+            <w:tcMar>
+              <w:top w:type="dxa" w:w="40"/>
+              <w:left w:type="dxa" w:w="70"/>
+              <w:bottom w:type="dxa" w:w="40"/>
+              <w:right w:type="dxa" w:w="70"/>
+            </w:tcMar>
+          </w:tcPr>
+          <w:p>
+            <w:pPr>
+              <w:spacing w:after="0"/>
+            </w:pPr>
+            <w:r>
+              <w:rPr>
+                <w:sz w:val="17"/>
+                <w:szCs w:val="17"/>
+              </w:rPr>
+              <w:t xml:space="preserve">117 → 113 → 5</w:t>
+            </w:r>
+          </w:p>
+        </w:tc>
+        <w:tc>
+          <w:tcPr>
+            <w:tcW w:type="dxa" w:w="2572"/>
+            <w:shd w:fill="F2F5F9" w:color="auto" w:val="clear"/>
+            <w:tcMar>
+              <w:top w:type="dxa" w:w="40"/>
+              <w:left w:type="dxa" w:w="70"/>
+              <w:bottom w:type="dxa" w:w="40"/>
+              <w:right w:type="dxa" w:w="70"/>
+            </w:tcMar>
+          </w:tcPr>
+          <w:p>
+            <w:pPr>
+              <w:spacing w:after="0"/>
+            </w:pPr>
+            <w:r>
+              <w:rPr>
+                <w:sz w:val="17"/>
+                <w:szCs w:val="17"/>
+              </w:rPr>
+              <w:t xml:space="preserve">27</w:t>
+            </w:r>
+          </w:p>
+        </w:tc>
+      </w:tr>
+      <w:tr>
+        <w:tc>
+          <w:tcPr>
+            <w:tcW w:type="dxa" w:w="2700"/>
+            <w:shd w:fill="FFFFFF" w:color="auto" w:val="clear"/>
+            <w:tcMar>
+              <w:top w:type="dxa" w:w="40"/>
+              <w:left w:type="dxa" w:w="70"/>
+              <w:bottom w:type="dxa" w:w="40"/>
+              <w:right w:type="dxa" w:w="70"/>
+            </w:tcMar>
+          </w:tcPr>
+          <w:p>
+            <w:pPr>
+              <w:spacing w:after="0"/>
+            </w:pPr>
+            <w:r>
+              <w:rPr>
+                <w:sz w:val="17"/>
+                <w:szCs w:val="17"/>
+              </w:rPr>
+              <w:t xml:space="preserve">cooling sheets king size</w:t>
+            </w:r>
+          </w:p>
+        </w:tc>
+        <w:tc>
+          <w:tcPr>
+            <w:tcW w:type="dxa" w:w="1500"/>
+            <w:shd w:fill="FFFFFF" w:color="auto" w:val="clear"/>
+            <w:tcMar>
+              <w:top w:type="dxa" w:w="40"/>
+              <w:left w:type="dxa" w:w="70"/>
+              <w:bottom w:type="dxa" w:w="40"/>
+              <w:right w:type="dxa" w:w="70"/>
+            </w:tcMar>
+          </w:tcPr>
+          <w:p>
+            <w:pPr>
+              <w:spacing w:after="0"/>
+            </w:pPr>
+            <w:r>
+              <w:rPr>
+                <w:sz w:val="17"/>
+                <w:szCs w:val="17"/>
+              </w:rPr>
+              <w:t xml:space="preserve">1,468</w:t>
+            </w:r>
+          </w:p>
+        </w:tc>
+        <w:tc>
+          <w:tcPr>
+            <w:tcW w:type="dxa" w:w="3200"/>
+            <w:shd w:fill="FFFFFF" w:color="auto" w:val="clear"/>
+            <w:tcMar>
+              <w:top w:type="dxa" w:w="40"/>
+              <w:left w:type="dxa" w:w="70"/>
+              <w:bottom w:type="dxa" w:w="40"/>
+              <w:right w:type="dxa" w:w="70"/>
+            </w:tcMar>
+          </w:tcPr>
+          <w:p>
+            <w:pPr>
+              <w:spacing w:after="0"/>
+            </w:pPr>
+            <w:r>
+              <w:rPr>
+                <w:sz w:val="17"/>
+                <w:szCs w:val="17"/>
+              </w:rPr>
+              <w:t xml:space="preserve">— → 114 → 14</w:t>
+            </w:r>
+          </w:p>
+        </w:tc>
+        <w:tc>
+          <w:tcPr>
+            <w:tcW w:type="dxa" w:w="2572"/>
+            <w:shd w:fill="FFFFFF" w:color="auto" w:val="clear"/>
+            <w:tcMar>
+              <w:top w:type="dxa" w:w="40"/>
+              <w:left w:type="dxa" w:w="70"/>
+              <w:bottom w:type="dxa" w:w="40"/>
+              <w:right w:type="dxa" w:w="70"/>
+            </w:tcMar>
+          </w:tcPr>
+          <w:p>
+            <w:pPr>
+              <w:spacing w:after="0"/>
+            </w:pPr>
+            <w:r>
+              <w:rPr>
+                <w:sz w:val="17"/>
+                <w:szCs w:val="17"/>
+              </w:rPr>
+              <w:t xml:space="preserve">not tracked</w:t>
+            </w:r>
+          </w:p>
+        </w:tc>
+      </w:tr>
+      <w:tr>
+        <w:tc>
+          <w:tcPr>
+            <w:tcW w:type="dxa" w:w="2700"/>
+            <w:shd w:fill="F2F5F9" w:color="auto" w:val="clear"/>
+            <w:tcMar>
+              <w:top w:type="dxa" w:w="40"/>
+              <w:left w:type="dxa" w:w="70"/>
+              <w:bottom w:type="dxa" w:w="40"/>
+              <w:right w:type="dxa" w:w="70"/>
+            </w:tcMar>
+          </w:tcPr>
+          <w:p>
+            <w:pPr>
+              <w:spacing w:after="0"/>
+            </w:pPr>
+            <w:r>
+              <w:rPr>
+                <w:sz w:val="17"/>
+                <w:szCs w:val="17"/>
+              </w:rPr>
+              <w:t xml:space="preserve">bamboo sheets full</w:t>
+            </w:r>
+          </w:p>
+        </w:tc>
+        <w:tc>
+          <w:tcPr>
+            <w:tcW w:type="dxa" w:w="1500"/>
+            <w:shd w:fill="F2F5F9" w:color="auto" w:val="clear"/>
+            <w:tcMar>
+              <w:top w:type="dxa" w:w="40"/>
+              <w:left w:type="dxa" w:w="70"/>
+              <w:bottom w:type="dxa" w:w="40"/>
+              <w:right w:type="dxa" w:w="70"/>
+            </w:tcMar>
+          </w:tcPr>
+          <w:p>
+            <w:pPr>
+              <w:spacing w:after="0"/>
+            </w:pPr>
+            <w:r>
+              <w:rPr>
+                <w:sz w:val="17"/>
+                <w:szCs w:val="17"/>
+              </w:rPr>
+              <w:t xml:space="preserve">496</w:t>
+            </w:r>
+          </w:p>
+        </w:tc>
+        <w:tc>
+          <w:tcPr>
+            <w:tcW w:type="dxa" w:w="3200"/>
+            <w:shd w:fill="F2F5F9" w:color="auto" w:val="clear"/>
+            <w:tcMar>
+              <w:top w:type="dxa" w:w="40"/>
+              <w:left w:type="dxa" w:w="70"/>
+              <w:bottom w:type="dxa" w:w="40"/>
+              <w:right w:type="dxa" w:w="70"/>
+            </w:tcMar>
+          </w:tcPr>
+          <w:p>
+            <w:pPr>
+              <w:spacing w:after="0"/>
+            </w:pPr>
+            <w:r>
+              <w:rPr>
+                <w:sz w:val="17"/>
+                <w:szCs w:val="17"/>
+              </w:rPr>
+              <w:t xml:space="preserve">127 (7 Sep) → 43 → 13</w:t>
+            </w:r>
+          </w:p>
+        </w:tc>
+        <w:tc>
+          <w:tcPr>
+            <w:tcW w:type="dxa" w:w="2572"/>
+            <w:shd w:fill="F2F5F9" w:color="auto" w:val="clear"/>
+            <w:tcMar>
+              <w:top w:type="dxa" w:w="40"/>
+              <w:left w:type="dxa" w:w="70"/>
+              <w:bottom w:type="dxa" w:w="40"/>
+              <w:right w:type="dxa" w:w="70"/>
+            </w:tcMar>
+          </w:tcPr>
+          <w:p>
+            <w:pPr>
+              <w:spacing w:after="0"/>
+            </w:pPr>
+            <w:r>
+              <w:rPr>
+                <w:sz w:val="17"/>
+                <w:szCs w:val="17"/>
+              </w:rPr>
+              <w:t xml:space="preserve">18</w:t>
+            </w:r>
+          </w:p>
+        </w:tc>
+      </w:tr>
+      <w:tr>
+        <w:tc>
+          <w:tcPr>
+            <w:tcW w:type="dxa" w:w="2700"/>
+            <w:shd w:fill="FFFFFF" w:color="auto" w:val="clear"/>
+            <w:tcMar>
+              <w:top w:type="dxa" w:w="40"/>
+              <w:left w:type="dxa" w:w="70"/>
+              <w:bottom w:type="dxa" w:w="40"/>
+              <w:right w:type="dxa" w:w="70"/>
+            </w:tcMar>
+          </w:tcPr>
+          <w:p>
+            <w:pPr>
+              <w:spacing w:after="0"/>
+            </w:pPr>
+            <w:r>
+              <w:rPr>
+                <w:sz w:val="17"/>
+                <w:szCs w:val="17"/>
+              </w:rPr>
+              <w:t xml:space="preserve">bamboo cooling sheets</w:t>
+            </w:r>
+          </w:p>
+        </w:tc>
+        <w:tc>
+          <w:tcPr>
+            <w:tcW w:type="dxa" w:w="1500"/>
+            <w:shd w:fill="FFFFFF" w:color="auto" w:val="clear"/>
+            <w:tcMar>
+              <w:top w:type="dxa" w:w="40"/>
+              <w:left w:type="dxa" w:w="70"/>
+              <w:bottom w:type="dxa" w:w="40"/>
+              <w:right w:type="dxa" w:w="70"/>
+            </w:tcMar>
+          </w:tcPr>
+          <w:p>
+            <w:pPr>
+              <w:spacing w:after="0"/>
+            </w:pPr>
+            <w:r>
+              <w:rPr>
+                <w:sz w:val="17"/>
+                <w:szCs w:val="17"/>
+              </w:rPr>
+              <w:t xml:space="preserve">494</w:t>
+            </w:r>
+          </w:p>
+        </w:tc>
+        <w:tc>
+          <w:tcPr>
+            <w:tcW w:type="dxa" w:w="3200"/>
+            <w:shd w:fill="FFFFFF" w:color="auto" w:val="clear"/>
+            <w:tcMar>
+              <w:top w:type="dxa" w:w="40"/>
+              <w:left w:type="dxa" w:w="70"/>
+              <w:bottom w:type="dxa" w:w="40"/>
+              <w:right w:type="dxa" w:w="70"/>
+            </w:tcMar>
+          </w:tcPr>
+          <w:p>
+            <w:pPr>
+              <w:spacing w:after="0"/>
+            </w:pPr>
+            <w:r>
+              <w:rPr>
+                <w:sz w:val="17"/>
+                <w:szCs w:val="17"/>
+              </w:rPr>
+              <w:t xml:space="preserve">85 → 58 → 29</w:t>
+            </w:r>
+          </w:p>
+        </w:tc>
+        <w:tc>
+          <w:tcPr>
+            <w:tcW w:type="dxa" w:w="2572"/>
+            <w:shd w:fill="FFFFFF" w:color="auto" w:val="clear"/>
+            <w:tcMar>
+              <w:top w:type="dxa" w:w="40"/>
+              <w:left w:type="dxa" w:w="70"/>
+              <w:bottom w:type="dxa" w:w="40"/>
+              <w:right w:type="dxa" w:w="70"/>
+            </w:tcMar>
+          </w:tcPr>
+          <w:p>
+            <w:pPr>
+              <w:spacing w:after="0"/>
+            </w:pPr>
+            <w:r>
+              <w:rPr>
+                <w:sz w:val="17"/>
+                <w:szCs w:val="17"/>
+              </w:rPr>
+              <w:t xml:space="preserve">20</w:t>
+            </w:r>
+          </w:p>
+        </w:tc>
+      </w:tr>
+      <w:tr>
+        <w:tc>
+          <w:tcPr>
+            <w:tcW w:type="dxa" w:w="2700"/>
+            <w:shd w:fill="F2F5F9" w:color="auto" w:val="clear"/>
+            <w:tcMar>
+              <w:top w:type="dxa" w:w="40"/>
+              <w:left w:type="dxa" w:w="70"/>
+              <w:bottom w:type="dxa" w:w="40"/>
+              <w:right w:type="dxa" w:w="70"/>
+            </w:tcMar>
+          </w:tcPr>
+          <w:p>
+            <w:pPr>
+              <w:spacing w:after="0"/>
+            </w:pPr>
+            <w:r>
+              <w:rPr>
+                <w:sz w:val="17"/>
+                <w:szCs w:val="17"/>
+              </w:rPr>
+              <w:t xml:space="preserve">queen bamboo sheet set</w:t>
+            </w:r>
+          </w:p>
+        </w:tc>
+        <w:tc>
+          <w:tcPr>
+            <w:tcW w:type="dxa" w:w="1500"/>
+            <w:shd w:fill="F2F5F9" w:color="auto" w:val="clear"/>
+            <w:tcMar>
+              <w:top w:type="dxa" w:w="40"/>
+              <w:left w:type="dxa" w:w="70"/>
+              <w:bottom w:type="dxa" w:w="40"/>
+              <w:right w:type="dxa" w:w="70"/>
+            </w:tcMar>
+          </w:tcPr>
+          <w:p>
+            <w:pPr>
+              <w:spacing w:after="0"/>
+            </w:pPr>
+            <w:r>
+              <w:rPr>
+                <w:sz w:val="17"/>
+                <w:szCs w:val="17"/>
+              </w:rPr>
+              <w:t xml:space="preserve">476</w:t>
+            </w:r>
+          </w:p>
+        </w:tc>
+        <w:tc>
+          <w:tcPr>
+            <w:tcW w:type="dxa" w:w="3200"/>
+            <w:shd w:fill="F2F5F9" w:color="auto" w:val="clear"/>
+            <w:tcMar>
+              <w:top w:type="dxa" w:w="40"/>
+              <w:left w:type="dxa" w:w="70"/>
+              <w:bottom w:type="dxa" w:w="40"/>
+              <w:right w:type="dxa" w:w="70"/>
+            </w:tcMar>
+          </w:tcPr>
+          <w:p>
+            <w:pPr>
+              <w:spacing w:after="0"/>
+            </w:pPr>
+            <w:r>
+              <w:rPr>
+                <w:sz w:val="17"/>
+                <w:szCs w:val="17"/>
+              </w:rPr>
+              <w:t xml:space="preserve">67 → 46 → 2</w:t>
+            </w:r>
+          </w:p>
+        </w:tc>
+        <w:tc>
+          <w:tcPr>
+            <w:tcW w:type="dxa" w:w="2572"/>
+            <w:shd w:fill="F2F5F9" w:color="auto" w:val="clear"/>
+            <w:tcMar>
+              <w:top w:type="dxa" w:w="40"/>
+              <w:left w:type="dxa" w:w="70"/>
+              <w:bottom w:type="dxa" w:w="40"/>
+              <w:right w:type="dxa" w:w="70"/>
+            </w:tcMar>
+          </w:tcPr>
+          <w:p>
+            <w:pPr>
+              <w:spacing w:after="0"/>
+            </w:pPr>
+            <w:r>
+              <w:rPr>
+                <w:sz w:val="17"/>
+                <w:szCs w:val="17"/>
+              </w:rPr>
+              <w:t xml:space="preserve">25</w:t>
+            </w:r>
+          </w:p>
+        </w:tc>
+      </w:tr>
+      <w:tr>
+        <w:tc>
+          <w:tcPr>
+            <w:tcW w:type="dxa" w:w="2700"/>
+            <w:shd w:fill="FFFFFF" w:color="auto" w:val="clear"/>
+            <w:tcMar>
+              <w:top w:type="dxa" w:w="40"/>
+              <w:left w:type="dxa" w:w="70"/>
+              <w:bottom w:type="dxa" w:w="40"/>
+              <w:right w:type="dxa" w:w="70"/>
+            </w:tcMar>
+          </w:tcPr>
+          <w:p>
+            <w:pPr>
+              <w:spacing w:after="0"/>
+            </w:pPr>
+            <w:r>
+              <w:rPr>
+                <w:sz w:val="17"/>
+                <w:szCs w:val="17"/>
+              </w:rPr>
+              <w:t xml:space="preserve">bamboo sheets king</w:t>
+            </w:r>
+          </w:p>
+        </w:tc>
+        <w:tc>
+          <w:tcPr>
+            <w:tcW w:type="dxa" w:w="1500"/>
+            <w:shd w:fill="FFFFFF" w:color="auto" w:val="clear"/>
+            <w:tcMar>
+              <w:top w:type="dxa" w:w="40"/>
+              <w:left w:type="dxa" w:w="70"/>
+              <w:bottom w:type="dxa" w:w="40"/>
+              <w:right w:type="dxa" w:w="70"/>
+            </w:tcMar>
+          </w:tcPr>
+          <w:p>
+            <w:pPr>
+              <w:spacing w:after="0"/>
+            </w:pPr>
+            <w:r>
+              <w:rPr>
+                <w:sz w:val="17"/>
+                <w:szCs w:val="17"/>
+              </w:rPr>
+              <w:t xml:space="preserve">475</w:t>
+            </w:r>
+          </w:p>
+        </w:tc>
+        <w:tc>
+          <w:tcPr>
+            <w:tcW w:type="dxa" w:w="3200"/>
+            <w:shd w:fill="FFFFFF" w:color="auto" w:val="clear"/>
+            <w:tcMar>
+              <w:top w:type="dxa" w:w="40"/>
+              <w:left w:type="dxa" w:w="70"/>
+              <w:bottom w:type="dxa" w:w="40"/>
+              <w:right w:type="dxa" w:w="70"/>
+            </w:tcMar>
+          </w:tcPr>
+          <w:p>
+            <w:pPr>
+              <w:spacing w:after="0"/>
+            </w:pPr>
+            <w:r>
+              <w:rPr>
+                <w:sz w:val="17"/>
+                <w:szCs w:val="17"/>
+              </w:rPr>
+              <w:t xml:space="preserve">88 → 80 → 9</w:t>
+            </w:r>
+          </w:p>
+        </w:tc>
+        <w:tc>
+          <w:tcPr>
+            <w:tcW w:type="dxa" w:w="2572"/>
+            <w:shd w:fill="FFFFFF" w:color="auto" w:val="clear"/>
+            <w:tcMar>
+              <w:top w:type="dxa" w:w="40"/>
+              <w:left w:type="dxa" w:w="70"/>
+              <w:bottom w:type="dxa" w:w="40"/>
+              <w:right w:type="dxa" w:w="70"/>
+            </w:tcMar>
+          </w:tcPr>
+          <w:p>
+            <w:pPr>
+              <w:spacing w:after="0"/>
+            </w:pPr>
+            <w:r>
+              <w:rPr>
+                <w:sz w:val="17"/>
+                <w:szCs w:val="17"/>
+              </w:rPr>
+              <w:t xml:space="preserve">19</w:t>
+            </w:r>
+          </w:p>
+        </w:tc>
+      </w:tr>
+    </w:tbl>
+    <w:p>
+      <w:pPr>
+        <w:spacing w:after="120"/>
+      </w:pPr>
+      <w:r>
+        <w:rPr>
+          <w:i/>
+          <w:iCs/>
+          <w:color w:val="555555"/>
+          <w:sz w:val="17"/>
+          <w:szCs w:val="17"/>
+        </w:rPr>
+        <w:t xml:space="preserve">ASinsight rank and keyword sales for B0HD7R5L1D; B6 ranks from our daily rank crawl. Whether True Bamboo ran a deal in this window is not known.</w:t>
+      </w:r>
+    </w:p>
+    <w:p>
+      <w:pPr>
+        <w:spacing w:after="100"/>
+      </w:pPr>
+      <w:r>
+        <w:t xml:space="preserve">On “bamboo sheets king size”, ASinsight’s hourly view shows True Bamboo’s organic rank going from about 50 on 21 September to 4 by 25 September, while its sponsored rank sat at the top most hours of every day. What this means for B6:</w:t>
+      </w:r>
+    </w:p>
+    <w:p>
+      <w:pPr>
+        <w:pStyle w:val="ListParagraph"/>
+        <w:numPr>
+          <w:ilvl w:val="0"/>
+          <w:numId w:val="3"/>
+        </w:numPr>
+        <w:spacing w:after="60"/>
+      </w:pPr>
+      <w:r>
+        <w:t xml:space="preserve">Rank moves in days, not months, when the ad holds the top slot all day with enough clicks. The audit’s targets run to 26 November and later.</w:t>
+      </w:r>
+    </w:p>
+    <w:p>
+      <w:pPr>
+        <w:pStyle w:val="ListParagraph"/>
+        <w:numPr>
+          <w:ilvl w:val="0"/>
+          <w:numId w:val="3"/>
+        </w:numPr>
+        <w:spacing w:after="60"/>
+      </w:pPr>
+      <w:r>
+        <w:t xml:space="preserve">Our click-through and conversion at the top already beat the market on these terms (Section 5.4), so the listing is not the main blocker; volume at the top is. “bamboo sheets” gets 7 of the 69 top-of-search clicks a day its plan needs, “bamboo sheets queen size” under 1 of 44, and “bamboo sheets king size” almost none of 24.</w:t>
+      </w:r>
+    </w:p>
+    <w:p>
+      <w:pPr>
+        <w:pStyle w:val="ListParagraph"/>
+        <w:numPr>
+          <w:ilvl w:val="0"/>
+          <w:numId w:val="3"/>
+        </w:numPr>
+        <w:spacing w:after="60"/>
+      </w:pPr>
+      <w:r>
+        <w:t xml:space="preserve">The earlier version of these corrections was still too cautious in two places: one 30% step a week, and fixing the mix before pushing. Both now happen together, with daily steps.</w:t>
+      </w:r>
+    </w:p>
+    <w:p>
+      <w:pPr>
+        <w:pStyle w:val="ListParagraph"/>
+        <w:numPr>
+          <w:ilvl w:val="0"/>
+          <w:numId w:val="3"/>
+        </w:numPr>
+        <w:spacing w:after="60"/>
+      </w:pPr>
+      <w:r>
+        <w:t xml:space="preserve">Check the listing against True Bamboo on the push terms anyway (main image, title, price and coupon, reviews), so the extra clicks convert.</w:t>
+      </w:r>
+    </w:p>
+    <w:p>
+      <w:pPr>
+        <w:pStyle w:val="Heading2"/>
+      </w:pPr>
+      <w:r>
+        <w:t xml:space="preserve">5.3 The push plan</w:t>
+      </w:r>
+    </w:p>
+    <w:p>
+      <w:pPr>
+        <w:spacing w:after="100"/>
+      </w:pPr>
+      <w:r>
+        <w:t xml:space="preserve">Eight terms get pushed now, and two more once they are tracked. Each has a plan for clicks, orders and budget a day, tuned weekly on results:</w:t>
+      </w:r>
+    </w:p>
+    <w:tbl>
+      <w:tblPr>
+        <w:tblW w:type="dxa" w:w="9972"/>
+        <w:tblBorders>
+          <w:top w:val="single" w:color="auto" w:sz="4"/>
+          <w:left w:val="single" w:color="auto" w:sz="4"/>
+          <w:bottom w:val="single" w:color="auto" w:sz="4"/>
+          <w:right w:val="single" w:color="auto" w:sz="4"/>
+          <w:insideH w:val="single" w:color="auto" w:sz="4"/>
+          <w:insideV w:val="single" w:color="auto" w:sz="4"/>
+        </w:tblBorders>
+      </w:tblPr>
+      <w:tblGrid>
+        <w:gridCol w:w="2300"/>
+        <w:gridCol w:w="1100"/>
+        <w:gridCol w:w="1300"/>
+        <w:gridCol w:w="1000"/>
+        <w:gridCol w:w="1000"/>
+        <w:gridCol w:w="1500"/>
+        <w:gridCol w:w="1772"/>
+      </w:tblGrid>
+      <w:tr>
+        <w:trPr>
+          <w:tblHeader/>
+        </w:trPr>
+        <w:tc>
+          <w:tcPr>
+            <w:tcW w:type="dxa" w:w="2300"/>
+            <w:shd w:fill="1F3A5F" w:color="auto" w:val="clear"/>
+            <w:tcMar>
+              <w:top w:type="dxa" w:w="40"/>
+              <w:left w:type="dxa" w:w="70"/>
+              <w:bottom w:type="dxa" w:w="40"/>
+              <w:right w:type="dxa" w:w="70"/>
+            </w:tcMar>
+          </w:tcPr>
+          <w:p>
+            <w:pPr>
+              <w:spacing w:after="0"/>
+            </w:pPr>
+            <w:r>
+              <w:rPr>
+                <w:b/>
+                <w:bCs/>
+                <w:color w:val="FFFFFF"/>
+                <w:sz w:val="17"/>
+                <w:szCs w:val="17"/>
+              </w:rPr>
+              <w:t xml:space="preserve">Term</w:t>
+            </w:r>
+          </w:p>
+        </w:tc>
+        <w:tc>
+          <w:tcPr>
+            <w:tcW w:type="dxa" w:w="1100"/>
+            <w:shd w:fill="1F3A5F" w:color="auto" w:val="clear"/>
+            <w:tcMar>
+              <w:top w:type="dxa" w:w="40"/>
+              <w:left w:type="dxa" w:w="70"/>
+              <w:bottom w:type="dxa" w:w="40"/>
+              <w:right w:type="dxa" w:w="70"/>
+            </w:tcMar>
+          </w:tcPr>
+          <w:p>
+            <w:pPr>
+              <w:spacing w:after="0"/>
+            </w:pPr>
+            <w:r>
+              <w:rPr>
+                <w:b/>
+                <w:bCs/>
+                <w:color w:val="FFFFFF"/>
+                <w:sz w:val="17"/>
+                <w:szCs w:val="17"/>
+              </w:rPr>
+              <w:t xml:space="preserve">Rank now → target</w:t>
+            </w:r>
+          </w:p>
+        </w:tc>
+        <w:tc>
+          <w:tcPr>
+            <w:tcW w:type="dxa" w:w="1300"/>
+            <w:shd w:fill="1F3A5F" w:color="auto" w:val="clear"/>
+            <w:tcMar>
+              <w:top w:type="dxa" w:w="40"/>
+              <w:left w:type="dxa" w:w="70"/>
+              <w:bottom w:type="dxa" w:w="40"/>
+              <w:right w:type="dxa" w:w="70"/>
+            </w:tcMar>
+          </w:tcPr>
+          <w:p>
+            <w:pPr>
+              <w:spacing w:after="0"/>
+            </w:pPr>
+            <w:r>
+              <w:rPr>
+                <w:b/>
+                <w:bCs/>
+                <w:color w:val="FFFFFF"/>
+                <w:sz w:val="17"/>
+                <w:szCs w:val="17"/>
+              </w:rPr>
+              <w:t xml:space="preserve">Top-of-search clicks a day: plan · today</w:t>
+            </w:r>
+          </w:p>
+        </w:tc>
+        <w:tc>
+          <w:tcPr>
+            <w:tcW w:type="dxa" w:w="1000"/>
+            <w:shd w:fill="1F3A5F" w:color="auto" w:val="clear"/>
+            <w:tcMar>
+              <w:top w:type="dxa" w:w="40"/>
+              <w:left w:type="dxa" w:w="70"/>
+              <w:bottom w:type="dxa" w:w="40"/>
+              <w:right w:type="dxa" w:w="70"/>
+            </w:tcMar>
+          </w:tcPr>
+          <w:p>
+            <w:pPr>
+              <w:spacing w:after="0"/>
+            </w:pPr>
+            <w:r>
+              <w:rPr>
+                <w:b/>
+                <w:bCs/>
+                <w:color w:val="FFFFFF"/>
+                <w:sz w:val="17"/>
+                <w:szCs w:val="17"/>
+              </w:rPr>
+              <w:t xml:space="preserve">Top-of-search conversion</w:t>
+            </w:r>
+          </w:p>
+        </w:tc>
+        <w:tc>
+          <w:tcPr>
+            <w:tcW w:type="dxa" w:w="1000"/>
+            <w:shd w:fill="1F3A5F" w:color="auto" w:val="clear"/>
+            <w:tcMar>
+              <w:top w:type="dxa" w:w="40"/>
+              <w:left w:type="dxa" w:w="70"/>
+              <w:bottom w:type="dxa" w:w="40"/>
+              <w:right w:type="dxa" w:w="70"/>
+            </w:tcMar>
+          </w:tcPr>
+          <w:p>
+            <w:pPr>
+              <w:spacing w:after="0"/>
+            </w:pPr>
+            <w:r>
+              <w:rPr>
+                <w:b/>
+                <w:bCs/>
+                <w:color w:val="FFFFFF"/>
+                <w:sz w:val="17"/>
+                <w:szCs w:val="17"/>
+              </w:rPr>
+              <w:t xml:space="preserve">Orders a day expected</w:t>
+            </w:r>
+          </w:p>
+        </w:tc>
+        <w:tc>
+          <w:tcPr>
+            <w:tcW w:type="dxa" w:w="1500"/>
+            <w:shd w:fill="1F3A5F" w:color="auto" w:val="clear"/>
+            <w:tcMar>
+              <w:top w:type="dxa" w:w="40"/>
+              <w:left w:type="dxa" w:w="70"/>
+              <w:bottom w:type="dxa" w:w="40"/>
+              <w:right w:type="dxa" w:w="70"/>
+            </w:tcMar>
+          </w:tcPr>
+          <w:p>
+            <w:pPr>
+              <w:spacing w:after="0"/>
+            </w:pPr>
+            <w:r>
+              <w:rPr>
+                <w:b/>
+                <w:bCs/>
+                <w:color w:val="FFFFFF"/>
+                <w:sz w:val="17"/>
+                <w:szCs w:val="17"/>
+              </w:rPr>
+              <w:t xml:space="preserve">Top-of-search price this week (ceiling)</w:t>
+            </w:r>
+          </w:p>
+        </w:tc>
+        <w:tc>
+          <w:tcPr>
+            <w:tcW w:type="dxa" w:w="1772"/>
+            <w:shd w:fill="1F3A5F" w:color="auto" w:val="clear"/>
+            <w:tcMar>
+              <w:top w:type="dxa" w:w="40"/>
+              <w:left w:type="dxa" w:w="70"/>
+              <w:bottom w:type="dxa" w:w="40"/>
+              <w:right w:type="dxa" w:w="70"/>
+            </w:tcMar>
+          </w:tcPr>
+          <w:p>
+            <w:pPr>
+              <w:spacing w:after="0"/>
+            </w:pPr>
+            <w:r>
+              <w:rPr>
+                <w:b/>
+                <w:bCs/>
+                <w:color w:val="FFFFFF"/>
+                <w:sz w:val="17"/>
+                <w:szCs w:val="17"/>
+              </w:rPr>
+              <w:t xml:space="preserve">Budget a day</w:t>
+            </w:r>
+          </w:p>
+        </w:tc>
+      </w:tr>
+      <w:tr>
+        <w:tc>
+          <w:tcPr>
+            <w:tcW w:type="dxa" w:w="2300"/>
+            <w:shd w:fill="FFFFFF" w:color="auto" w:val="clear"/>
+            <w:tcMar>
+              <w:top w:type="dxa" w:w="40"/>
+              <w:left w:type="dxa" w:w="70"/>
+              <w:bottom w:type="dxa" w:w="40"/>
+              <w:right w:type="dxa" w:w="70"/>
+            </w:tcMar>
+          </w:tcPr>
+          <w:p>
+            <w:pPr>
+              <w:spacing w:after="0"/>
+            </w:pPr>
+            <w:r>
+              <w:rPr>
+                <w:sz w:val="17"/>
+                <w:szCs w:val="17"/>
+              </w:rPr>
+              <w:t xml:space="preserve">bamboo sheets</w:t>
+            </w:r>
+          </w:p>
+        </w:tc>
+        <w:tc>
+          <w:tcPr>
+            <w:tcW w:type="dxa" w:w="1100"/>
+            <w:shd w:fill="FFFFFF" w:color="auto" w:val="clear"/>
+            <w:tcMar>
+              <w:top w:type="dxa" w:w="40"/>
+              <w:left w:type="dxa" w:w="70"/>
+              <w:bottom w:type="dxa" w:w="40"/>
+              <w:right w:type="dxa" w:w="70"/>
+            </w:tcMar>
+          </w:tcPr>
+          <w:p>
+            <w:pPr>
+              <w:spacing w:after="0"/>
+            </w:pPr>
+            <w:r>
+              <w:rPr>
+                <w:sz w:val="17"/>
+                <w:szCs w:val="17"/>
+              </w:rPr>
+              <w:t xml:space="preserve">29 → 9</w:t>
+            </w:r>
+          </w:p>
+        </w:tc>
+        <w:tc>
+          <w:tcPr>
+            <w:tcW w:type="dxa" w:w="1300"/>
+            <w:shd w:fill="FFFFFF" w:color="auto" w:val="clear"/>
+            <w:tcMar>
+              <w:top w:type="dxa" w:w="40"/>
+              <w:left w:type="dxa" w:w="70"/>
+              <w:bottom w:type="dxa" w:w="40"/>
+              <w:right w:type="dxa" w:w="70"/>
+            </w:tcMar>
+          </w:tcPr>
+          <w:p>
+            <w:pPr>
+              <w:spacing w:after="0"/>
+            </w:pPr>
+            <w:r>
+              <w:rPr>
+                <w:sz w:val="17"/>
+                <w:szCs w:val="17"/>
+              </w:rPr>
+              <w:t xml:space="preserve">69 · 7</w:t>
+            </w:r>
+          </w:p>
+        </w:tc>
+        <w:tc>
+          <w:tcPr>
+            <w:tcW w:type="dxa" w:w="1000"/>
+            <w:shd w:fill="FFFFFF" w:color="auto" w:val="clear"/>
+            <w:tcMar>
+              <w:top w:type="dxa" w:w="40"/>
+              <w:left w:type="dxa" w:w="70"/>
+              <w:bottom w:type="dxa" w:w="40"/>
+              <w:right w:type="dxa" w:w="70"/>
+            </w:tcMar>
+          </w:tcPr>
+          <w:p>
+            <w:pPr>
+              <w:spacing w:after="0"/>
+            </w:pPr>
+            <w:r>
+              <w:rPr>
+                <w:sz w:val="17"/>
+                <w:szCs w:val="17"/>
+              </w:rPr>
+              <w:t xml:space="preserve">19.3%</w:t>
+            </w:r>
+          </w:p>
+        </w:tc>
+        <w:tc>
+          <w:tcPr>
+            <w:tcW w:type="dxa" w:w="1000"/>
+            <w:shd w:fill="FFFFFF" w:color="auto" w:val="clear"/>
+            <w:tcMar>
+              <w:top w:type="dxa" w:w="40"/>
+              <w:left w:type="dxa" w:w="70"/>
+              <w:bottom w:type="dxa" w:w="40"/>
+              <w:right w:type="dxa" w:w="70"/>
+            </w:tcMar>
+          </w:tcPr>
+          <w:p>
+            <w:pPr>
+              <w:spacing w:after="0"/>
+            </w:pPr>
+            <w:r>
+              <w:rPr>
+                <w:sz w:val="17"/>
+                <w:szCs w:val="17"/>
+              </w:rPr>
+              <w:t xml:space="preserve">13.3</w:t>
+            </w:r>
+          </w:p>
+        </w:tc>
+        <w:tc>
+          <w:tcPr>
+            <w:tcW w:type="dxa" w:w="1500"/>
+            <w:shd w:fill="FFFFFF" w:color="auto" w:val="clear"/>
+            <w:tcMar>
+              <w:top w:type="dxa" w:w="40"/>
+              <w:left w:type="dxa" w:w="70"/>
+              <w:bottom w:type="dxa" w:w="40"/>
+              <w:right w:type="dxa" w:w="70"/>
+            </w:tcMar>
+          </w:tcPr>
+          <w:p>
+            <w:pPr>
+              <w:spacing w:after="0"/>
+            </w:pPr>
+            <w:r>
+              <w:rPr>
+                <w:sz w:val="17"/>
+                <w:szCs w:val="17"/>
+              </w:rPr>
+              <w:t xml:space="preserve">$6.16 ($6.16)</w:t>
+            </w:r>
+          </w:p>
+        </w:tc>
+        <w:tc>
+          <w:tcPr>
+            <w:tcW w:type="dxa" w:w="1772"/>
+            <w:shd w:fill="FFFFFF" w:color="auto" w:val="clear"/>
+            <w:tcMar>
+              <w:top w:type="dxa" w:w="40"/>
+              <w:left w:type="dxa" w:w="70"/>
+              <w:bottom w:type="dxa" w:w="40"/>
+              <w:right w:type="dxa" w:w="70"/>
+            </w:tcMar>
+          </w:tcPr>
+          <w:p>
+            <w:pPr>
+              <w:spacing w:after="0"/>
+            </w:pPr>
+            <w:r>
+              <w:rPr>
+                <w:sz w:val="17"/>
+                <w:szCs w:val="17"/>
+              </w:rPr>
+              <w:t xml:space="preserve">$425</w:t>
+            </w:r>
+          </w:p>
+        </w:tc>
+      </w:tr>
+      <w:tr>
+        <w:tc>
+          <w:tcPr>
+            <w:tcW w:type="dxa" w:w="2300"/>
+            <w:shd w:fill="F2F5F9" w:color="auto" w:val="clear"/>
+            <w:tcMar>
+              <w:top w:type="dxa" w:w="40"/>
+              <w:left w:type="dxa" w:w="70"/>
+              <w:bottom w:type="dxa" w:w="40"/>
+              <w:right w:type="dxa" w:w="70"/>
+            </w:tcMar>
+          </w:tcPr>
+          <w:p>
+            <w:pPr>
+              <w:spacing w:after="0"/>
+            </w:pPr>
+            <w:r>
+              <w:rPr>
+                <w:sz w:val="17"/>
+                <w:szCs w:val="17"/>
+              </w:rPr>
+              <w:t xml:space="preserve">bamboo sheets queen size</w:t>
+            </w:r>
+          </w:p>
+        </w:tc>
+        <w:tc>
+          <w:tcPr>
+            <w:tcW w:type="dxa" w:w="1100"/>
+            <w:shd w:fill="F2F5F9" w:color="auto" w:val="clear"/>
+            <w:tcMar>
+              <w:top w:type="dxa" w:w="40"/>
+              <w:left w:type="dxa" w:w="70"/>
+              <w:bottom w:type="dxa" w:w="40"/>
+              <w:right w:type="dxa" w:w="70"/>
+            </w:tcMar>
+          </w:tcPr>
+          <w:p>
+            <w:pPr>
+              <w:spacing w:after="0"/>
+            </w:pPr>
+            <w:r>
+              <w:rPr>
+                <w:sz w:val="17"/>
+                <w:szCs w:val="17"/>
+              </w:rPr>
+              <w:t xml:space="preserve">21 → 5</w:t>
+            </w:r>
+          </w:p>
+        </w:tc>
+        <w:tc>
+          <w:tcPr>
+            <w:tcW w:type="dxa" w:w="1300"/>
+            <w:shd w:fill="F2F5F9" w:color="auto" w:val="clear"/>
+            <w:tcMar>
+              <w:top w:type="dxa" w:w="40"/>
+              <w:left w:type="dxa" w:w="70"/>
+              <w:bottom w:type="dxa" w:w="40"/>
+              <w:right w:type="dxa" w:w="70"/>
+            </w:tcMar>
+          </w:tcPr>
+          <w:p>
+            <w:pPr>
+              <w:spacing w:after="0"/>
+            </w:pPr>
+            <w:r>
+              <w:rPr>
+                <w:sz w:val="17"/>
+                <w:szCs w:val="17"/>
+              </w:rPr>
+              <w:t xml:space="preserve">44 · 0.8</w:t>
+            </w:r>
+          </w:p>
+        </w:tc>
+        <w:tc>
+          <w:tcPr>
+            <w:tcW w:type="dxa" w:w="1000"/>
+            <w:shd w:fill="F2F5F9" w:color="auto" w:val="clear"/>
+            <w:tcMar>
+              <w:top w:type="dxa" w:w="40"/>
+              <w:left w:type="dxa" w:w="70"/>
+              <w:bottom w:type="dxa" w:w="40"/>
+              <w:right w:type="dxa" w:w="70"/>
+            </w:tcMar>
+          </w:tcPr>
+          <w:p>
+            <w:pPr>
+              <w:spacing w:after="0"/>
+            </w:pPr>
+            <w:r>
+              <w:rPr>
+                <w:sz w:val="17"/>
+                <w:szCs w:val="17"/>
+              </w:rPr>
+              <w:t xml:space="preserve">22.7%</w:t>
+            </w:r>
+          </w:p>
+        </w:tc>
+        <w:tc>
+          <w:tcPr>
+            <w:tcW w:type="dxa" w:w="1000"/>
+            <w:shd w:fill="F2F5F9" w:color="auto" w:val="clear"/>
+            <w:tcMar>
+              <w:top w:type="dxa" w:w="40"/>
+              <w:left w:type="dxa" w:w="70"/>
+              <w:bottom w:type="dxa" w:w="40"/>
+              <w:right w:type="dxa" w:w="70"/>
+            </w:tcMar>
+          </w:tcPr>
+          <w:p>
+            <w:pPr>
+              <w:spacing w:after="0"/>
+            </w:pPr>
+            <w:r>
+              <w:rPr>
+                <w:sz w:val="17"/>
+                <w:szCs w:val="17"/>
+              </w:rPr>
+              <w:t xml:space="preserve">10.0</w:t>
+            </w:r>
+          </w:p>
+        </w:tc>
+        <w:tc>
+          <w:tcPr>
+            <w:tcW w:type="dxa" w:w="1500"/>
+            <w:shd w:fill="F2F5F9" w:color="auto" w:val="clear"/>
+            <w:tcMar>
+              <w:top w:type="dxa" w:w="40"/>
+              <w:left w:type="dxa" w:w="70"/>
+              <w:bottom w:type="dxa" w:w="40"/>
+              <w:right w:type="dxa" w:w="70"/>
+            </w:tcMar>
+          </w:tcPr>
+          <w:p>
+            <w:pPr>
+              <w:spacing w:after="0"/>
+            </w:pPr>
+            <w:r>
+              <w:rPr>
+                <w:sz w:val="17"/>
+                <w:szCs w:val="17"/>
+              </w:rPr>
+              <w:t xml:space="preserve">$7.71 ($8.86)</w:t>
+            </w:r>
+          </w:p>
+        </w:tc>
+        <w:tc>
+          <w:tcPr>
+            <w:tcW w:type="dxa" w:w="1772"/>
+            <w:shd w:fill="F2F5F9" w:color="auto" w:val="clear"/>
+            <w:tcMar>
+              <w:top w:type="dxa" w:w="40"/>
+              <w:left w:type="dxa" w:w="70"/>
+              <w:bottom w:type="dxa" w:w="40"/>
+              <w:right w:type="dxa" w:w="70"/>
+            </w:tcMar>
+          </w:tcPr>
+          <w:p>
+            <w:pPr>
+              <w:spacing w:after="0"/>
+            </w:pPr>
+            <w:r>
+              <w:rPr>
+                <w:sz w:val="17"/>
+                <w:szCs w:val="17"/>
+              </w:rPr>
+              <w:t xml:space="preserve">$339</w:t>
+            </w:r>
+          </w:p>
+        </w:tc>
+      </w:tr>
+      <w:tr>
+        <w:tc>
+          <w:tcPr>
+            <w:tcW w:type="dxa" w:w="2300"/>
+            <w:shd w:fill="FFFFFF" w:color="auto" w:val="clear"/>
+            <w:tcMar>
+              <w:top w:type="dxa" w:w="40"/>
+              <w:left w:type="dxa" w:w="70"/>
+              <w:bottom w:type="dxa" w:w="40"/>
+              <w:right w:type="dxa" w:w="70"/>
+            </w:tcMar>
+          </w:tcPr>
+          <w:p>
+            <w:pPr>
+              <w:spacing w:after="0"/>
+            </w:pPr>
+            <w:r>
+              <w:rPr>
+                <w:sz w:val="17"/>
+                <w:szCs w:val="17"/>
+              </w:rPr>
+              <w:t xml:space="preserve">bamboo sheets king size</w:t>
+            </w:r>
+          </w:p>
+        </w:tc>
+        <w:tc>
+          <w:tcPr>
+            <w:tcW w:type="dxa" w:w="1100"/>
+            <w:shd w:fill="FFFFFF" w:color="auto" w:val="clear"/>
+            <w:tcMar>
+              <w:top w:type="dxa" w:w="40"/>
+              <w:left w:type="dxa" w:w="70"/>
+              <w:bottom w:type="dxa" w:w="40"/>
+              <w:right w:type="dxa" w:w="70"/>
+            </w:tcMar>
+          </w:tcPr>
+          <w:p>
+            <w:pPr>
+              <w:spacing w:after="0"/>
+            </w:pPr>
+            <w:r>
+              <w:rPr>
+                <w:sz w:val="17"/>
+                <w:szCs w:val="17"/>
+              </w:rPr>
+              <w:t xml:space="preserve">27 → 10</w:t>
+            </w:r>
+          </w:p>
+        </w:tc>
+        <w:tc>
+          <w:tcPr>
+            <w:tcW w:type="dxa" w:w="1300"/>
+            <w:shd w:fill="FFFFFF" w:color="auto" w:val="clear"/>
+            <w:tcMar>
+              <w:top w:type="dxa" w:w="40"/>
+              <w:left w:type="dxa" w:w="70"/>
+              <w:bottom w:type="dxa" w:w="40"/>
+              <w:right w:type="dxa" w:w="70"/>
+            </w:tcMar>
+          </w:tcPr>
+          <w:p>
+            <w:pPr>
+              <w:spacing w:after="0"/>
+            </w:pPr>
+            <w:r>
+              <w:rPr>
+                <w:sz w:val="17"/>
+                <w:szCs w:val="17"/>
+              </w:rPr>
+              <w:t xml:space="preserve">24 · 0.1</w:t>
+            </w:r>
+          </w:p>
+        </w:tc>
+        <w:tc>
+          <w:tcPr>
+            <w:tcW w:type="dxa" w:w="1000"/>
+            <w:shd w:fill="FFFFFF" w:color="auto" w:val="clear"/>
+            <w:tcMar>
+              <w:top w:type="dxa" w:w="40"/>
+              <w:left w:type="dxa" w:w="70"/>
+              <w:bottom w:type="dxa" w:w="40"/>
+              <w:right w:type="dxa" w:w="70"/>
+            </w:tcMar>
+          </w:tcPr>
+          <w:p>
+            <w:pPr>
+              <w:spacing w:after="0"/>
+            </w:pPr>
+            <w:r>
+              <w:rPr>
+                <w:sz w:val="17"/>
+                <w:szCs w:val="17"/>
+              </w:rPr>
+              <w:t xml:space="preserve">17.9%*</w:t>
+            </w:r>
+          </w:p>
+        </w:tc>
+        <w:tc>
+          <w:tcPr>
+            <w:tcW w:type="dxa" w:w="1000"/>
+            <w:shd w:fill="FFFFFF" w:color="auto" w:val="clear"/>
+            <w:tcMar>
+              <w:top w:type="dxa" w:w="40"/>
+              <w:left w:type="dxa" w:w="70"/>
+              <w:bottom w:type="dxa" w:w="40"/>
+              <w:right w:type="dxa" w:w="70"/>
+            </w:tcMar>
+          </w:tcPr>
+          <w:p>
+            <w:pPr>
+              <w:spacing w:after="0"/>
+            </w:pPr>
+            <w:r>
+              <w:rPr>
+                <w:sz w:val="17"/>
+                <w:szCs w:val="17"/>
+              </w:rPr>
+              <w:t xml:space="preserve">4.3</w:t>
+            </w:r>
+          </w:p>
+        </w:tc>
+        <w:tc>
+          <w:tcPr>
+            <w:tcW w:type="dxa" w:w="1500"/>
+            <w:shd w:fill="FFFFFF" w:color="auto" w:val="clear"/>
+            <w:tcMar>
+              <w:top w:type="dxa" w:w="40"/>
+              <w:left w:type="dxa" w:w="70"/>
+              <w:bottom w:type="dxa" w:w="40"/>
+              <w:right w:type="dxa" w:w="70"/>
+            </w:tcMar>
+          </w:tcPr>
+          <w:p>
+            <w:pPr>
+              <w:spacing w:after="0"/>
+            </w:pPr>
+            <w:r>
+              <w:rPr>
+                <w:sz w:val="17"/>
+                <w:szCs w:val="17"/>
+              </w:rPr>
+              <w:t xml:space="preserve">$5.29 ($5.72)</w:t>
+            </w:r>
+          </w:p>
+        </w:tc>
+        <w:tc>
+          <w:tcPr>
+            <w:tcW w:type="dxa" w:w="1772"/>
+            <w:shd w:fill="FFFFFF" w:color="auto" w:val="clear"/>
+            <w:tcMar>
+              <w:top w:type="dxa" w:w="40"/>
+              <w:left w:type="dxa" w:w="70"/>
+              <w:bottom w:type="dxa" w:w="40"/>
+              <w:right w:type="dxa" w:w="70"/>
+            </w:tcMar>
+          </w:tcPr>
+          <w:p>
+            <w:pPr>
+              <w:spacing w:after="0"/>
+            </w:pPr>
+            <w:r>
+              <w:rPr>
+                <w:sz w:val="17"/>
+                <w:szCs w:val="17"/>
+              </w:rPr>
+              <w:t xml:space="preserve">$127</w:t>
+            </w:r>
+          </w:p>
+        </w:tc>
+      </w:tr>
+      <w:tr>
+        <w:tc>
+          <w:tcPr>
+            <w:tcW w:type="dxa" w:w="2300"/>
+            <w:shd w:fill="F2F5F9" w:color="auto" w:val="clear"/>
+            <w:tcMar>
+              <w:top w:type="dxa" w:w="40"/>
+              <w:left w:type="dxa" w:w="70"/>
+              <w:bottom w:type="dxa" w:w="40"/>
+              <w:right w:type="dxa" w:w="70"/>
+            </w:tcMar>
+          </w:tcPr>
+          <w:p>
+            <w:pPr>
+              <w:spacing w:after="0"/>
+            </w:pPr>
+            <w:r>
+              <w:rPr>
+                <w:sz w:val="17"/>
+                <w:szCs w:val="17"/>
+              </w:rPr>
+              <w:t xml:space="preserve">bamboo sheets full</w:t>
+            </w:r>
+          </w:p>
+        </w:tc>
+        <w:tc>
+          <w:tcPr>
+            <w:tcW w:type="dxa" w:w="1100"/>
+            <w:shd w:fill="F2F5F9" w:color="auto" w:val="clear"/>
+            <w:tcMar>
+              <w:top w:type="dxa" w:w="40"/>
+              <w:left w:type="dxa" w:w="70"/>
+              <w:bottom w:type="dxa" w:w="40"/>
+              <w:right w:type="dxa" w:w="70"/>
+            </w:tcMar>
+          </w:tcPr>
+          <w:p>
+            <w:pPr>
+              <w:spacing w:after="0"/>
+            </w:pPr>
+            <w:r>
+              <w:rPr>
+                <w:sz w:val="17"/>
+                <w:szCs w:val="17"/>
+              </w:rPr>
+              <w:t xml:space="preserve">18 → 2</w:t>
+            </w:r>
+          </w:p>
+        </w:tc>
+        <w:tc>
+          <w:tcPr>
+            <w:tcW w:type="dxa" w:w="1300"/>
+            <w:shd w:fill="F2F5F9" w:color="auto" w:val="clear"/>
+            <w:tcMar>
+              <w:top w:type="dxa" w:w="40"/>
+              <w:left w:type="dxa" w:w="70"/>
+              <w:bottom w:type="dxa" w:w="40"/>
+              <w:right w:type="dxa" w:w="70"/>
+            </w:tcMar>
+          </w:tcPr>
+          <w:p>
+            <w:pPr>
+              <w:spacing w:after="0"/>
+            </w:pPr>
+            <w:r>
+              <w:rPr>
+                <w:sz w:val="17"/>
+                <w:szCs w:val="17"/>
+              </w:rPr>
+              <w:t xml:space="preserve">22 · 0 (paused)</w:t>
+            </w:r>
+          </w:p>
+        </w:tc>
+        <w:tc>
+          <w:tcPr>
+            <w:tcW w:type="dxa" w:w="1000"/>
+            <w:shd w:fill="F2F5F9" w:color="auto" w:val="clear"/>
+            <w:tcMar>
+              <w:top w:type="dxa" w:w="40"/>
+              <w:left w:type="dxa" w:w="70"/>
+              <w:bottom w:type="dxa" w:w="40"/>
+              <w:right w:type="dxa" w:w="70"/>
+            </w:tcMar>
+          </w:tcPr>
+          <w:p>
+            <w:pPr>
+              <w:spacing w:after="0"/>
+            </w:pPr>
+            <w:r>
+              <w:rPr>
+                <w:sz w:val="17"/>
+                <w:szCs w:val="17"/>
+              </w:rPr>
+              <w:t xml:space="preserve">12.5%*</w:t>
+            </w:r>
+          </w:p>
+        </w:tc>
+        <w:tc>
+          <w:tcPr>
+            <w:tcW w:type="dxa" w:w="1000"/>
+            <w:shd w:fill="F2F5F9" w:color="auto" w:val="clear"/>
+            <w:tcMar>
+              <w:top w:type="dxa" w:w="40"/>
+              <w:left w:type="dxa" w:w="70"/>
+              <w:bottom w:type="dxa" w:w="40"/>
+              <w:right w:type="dxa" w:w="70"/>
+            </w:tcMar>
+          </w:tcPr>
+          <w:p>
+            <w:pPr>
+              <w:spacing w:after="0"/>
+            </w:pPr>
+            <w:r>
+              <w:rPr>
+                <w:sz w:val="17"/>
+                <w:szCs w:val="17"/>
+              </w:rPr>
+              <w:t xml:space="preserve">2.7</w:t>
+            </w:r>
+          </w:p>
+        </w:tc>
+        <w:tc>
+          <w:tcPr>
+            <w:tcW w:type="dxa" w:w="1500"/>
+            <w:shd w:fill="F2F5F9" w:color="auto" w:val="clear"/>
+            <w:tcMar>
+              <w:top w:type="dxa" w:w="40"/>
+              <w:left w:type="dxa" w:w="70"/>
+              <w:bottom w:type="dxa" w:w="40"/>
+              <w:right w:type="dxa" w:w="70"/>
+            </w:tcMar>
+          </w:tcPr>
+          <w:p>
+            <w:pPr>
+              <w:spacing w:after="0"/>
+            </w:pPr>
+            <w:r>
+              <w:rPr>
+                <w:sz w:val="17"/>
+                <w:szCs w:val="17"/>
+              </w:rPr>
+              <w:t xml:space="preserve">$5.52 ($5.52)</w:t>
+            </w:r>
+          </w:p>
+        </w:tc>
+        <w:tc>
+          <w:tcPr>
+            <w:tcW w:type="dxa" w:w="1772"/>
+            <w:shd w:fill="F2F5F9" w:color="auto" w:val="clear"/>
+            <w:tcMar>
+              <w:top w:type="dxa" w:w="40"/>
+              <w:left w:type="dxa" w:w="70"/>
+              <w:bottom w:type="dxa" w:w="40"/>
+              <w:right w:type="dxa" w:w="70"/>
+            </w:tcMar>
+          </w:tcPr>
+          <w:p>
+            <w:pPr>
+              <w:spacing w:after="0"/>
+            </w:pPr>
+            <w:r>
+              <w:rPr>
+                <w:sz w:val="17"/>
+                <w:szCs w:val="17"/>
+              </w:rPr>
+              <w:t xml:space="preserve">$121</w:t>
+            </w:r>
+          </w:p>
+        </w:tc>
+      </w:tr>
+      <w:tr>
+        <w:tc>
+          <w:tcPr>
+            <w:tcW w:type="dxa" w:w="2300"/>
+            <w:shd w:fill="FFFFFF" w:color="auto" w:val="clear"/>
+            <w:tcMar>
+              <w:top w:type="dxa" w:w="40"/>
+              <w:left w:type="dxa" w:w="70"/>
+              <w:bottom w:type="dxa" w:w="40"/>
+              <w:right w:type="dxa" w:w="70"/>
+            </w:tcMar>
+          </w:tcPr>
+          <w:p>
+            <w:pPr>
+              <w:spacing w:after="0"/>
+            </w:pPr>
+            <w:r>
+              <w:rPr>
+                <w:sz w:val="17"/>
+                <w:szCs w:val="17"/>
+              </w:rPr>
+              <w:t xml:space="preserve">bamboo cooling sheets</w:t>
+            </w:r>
+          </w:p>
+        </w:tc>
+        <w:tc>
+          <w:tcPr>
+            <w:tcW w:type="dxa" w:w="1100"/>
+            <w:shd w:fill="FFFFFF" w:color="auto" w:val="clear"/>
+            <w:tcMar>
+              <w:top w:type="dxa" w:w="40"/>
+              <w:left w:type="dxa" w:w="70"/>
+              <w:bottom w:type="dxa" w:w="40"/>
+              <w:right w:type="dxa" w:w="70"/>
+            </w:tcMar>
+          </w:tcPr>
+          <w:p>
+            <w:pPr>
+              <w:spacing w:after="0"/>
+            </w:pPr>
+            <w:r>
+              <w:rPr>
+                <w:sz w:val="17"/>
+                <w:szCs w:val="17"/>
+              </w:rPr>
+              <w:t xml:space="preserve">20 → 5</w:t>
+            </w:r>
+          </w:p>
+        </w:tc>
+        <w:tc>
+          <w:tcPr>
+            <w:tcW w:type="dxa" w:w="1300"/>
+            <w:shd w:fill="FFFFFF" w:color="auto" w:val="clear"/>
+            <w:tcMar>
+              <w:top w:type="dxa" w:w="40"/>
+              <w:left w:type="dxa" w:w="70"/>
+              <w:bottom w:type="dxa" w:w="40"/>
+              <w:right w:type="dxa" w:w="70"/>
+            </w:tcMar>
+          </w:tcPr>
+          <w:p>
+            <w:pPr>
+              <w:spacing w:after="0"/>
+            </w:pPr>
+            <w:r>
+              <w:rPr>
+                <w:sz w:val="17"/>
+                <w:szCs w:val="17"/>
+              </w:rPr>
+              <w:t xml:space="preserve">20 · 0.1</w:t>
+            </w:r>
+          </w:p>
+        </w:tc>
+        <w:tc>
+          <w:tcPr>
+            <w:tcW w:type="dxa" w:w="1000"/>
+            <w:shd w:fill="FFFFFF" w:color="auto" w:val="clear"/>
+            <w:tcMar>
+              <w:top w:type="dxa" w:w="40"/>
+              <w:left w:type="dxa" w:w="70"/>
+              <w:bottom w:type="dxa" w:w="40"/>
+              <w:right w:type="dxa" w:w="70"/>
+            </w:tcMar>
+          </w:tcPr>
+          <w:p>
+            <w:pPr>
+              <w:spacing w:after="0"/>
+            </w:pPr>
+            <w:r>
+              <w:rPr>
+                <w:sz w:val="17"/>
+                <w:szCs w:val="17"/>
+              </w:rPr>
+              <w:t xml:space="preserve">11.5%*</w:t>
+            </w:r>
+          </w:p>
+        </w:tc>
+        <w:tc>
+          <w:tcPr>
+            <w:tcW w:type="dxa" w:w="1000"/>
+            <w:shd w:fill="FFFFFF" w:color="auto" w:val="clear"/>
+            <w:tcMar>
+              <w:top w:type="dxa" w:w="40"/>
+              <w:left w:type="dxa" w:w="70"/>
+              <w:bottom w:type="dxa" w:w="40"/>
+              <w:right w:type="dxa" w:w="70"/>
+            </w:tcMar>
+          </w:tcPr>
+          <w:p>
+            <w:pPr>
+              <w:spacing w:after="0"/>
+            </w:pPr>
+            <w:r>
+              <w:rPr>
+                <w:sz w:val="17"/>
+                <w:szCs w:val="17"/>
+              </w:rPr>
+              <w:t xml:space="preserve">2.3</w:t>
+            </w:r>
+          </w:p>
+        </w:tc>
+        <w:tc>
+          <w:tcPr>
+            <w:tcW w:type="dxa" w:w="1500"/>
+            <w:shd w:fill="FFFFFF" w:color="auto" w:val="clear"/>
+            <w:tcMar>
+              <w:top w:type="dxa" w:w="40"/>
+              <w:left w:type="dxa" w:w="70"/>
+              <w:bottom w:type="dxa" w:w="40"/>
+              <w:right w:type="dxa" w:w="70"/>
+            </w:tcMar>
+          </w:tcPr>
+          <w:p>
+            <w:pPr>
+              <w:spacing w:after="0"/>
+            </w:pPr>
+            <w:r>
+              <w:rPr>
+                <w:sz w:val="17"/>
+                <w:szCs w:val="17"/>
+              </w:rPr>
+              <w:t xml:space="preserve">$4.11 ($4.49)</w:t>
+            </w:r>
+          </w:p>
+        </w:tc>
+        <w:tc>
+          <w:tcPr>
+            <w:tcW w:type="dxa" w:w="1772"/>
+            <w:shd w:fill="FFFFFF" w:color="auto" w:val="clear"/>
+            <w:tcMar>
+              <w:top w:type="dxa" w:w="40"/>
+              <w:left w:type="dxa" w:w="70"/>
+              <w:bottom w:type="dxa" w:w="40"/>
+              <w:right w:type="dxa" w:w="70"/>
+            </w:tcMar>
+          </w:tcPr>
+          <w:p>
+            <w:pPr>
+              <w:spacing w:after="0"/>
+            </w:pPr>
+            <w:r>
+              <w:rPr>
+                <w:sz w:val="17"/>
+                <w:szCs w:val="17"/>
+              </w:rPr>
+              <w:t xml:space="preserve">$82</w:t>
+            </w:r>
+          </w:p>
+        </w:tc>
+      </w:tr>
+      <w:tr>
+        <w:tc>
+          <w:tcPr>
+            <w:tcW w:type="dxa" w:w="2300"/>
+            <w:shd w:fill="F2F5F9" w:color="auto" w:val="clear"/>
+            <w:tcMar>
+              <w:top w:type="dxa" w:w="40"/>
+              <w:left w:type="dxa" w:w="70"/>
+              <w:bottom w:type="dxa" w:w="40"/>
+              <w:right w:type="dxa" w:w="70"/>
+            </w:tcMar>
+          </w:tcPr>
+          <w:p>
+            <w:pPr>
+              <w:spacing w:after="0"/>
+            </w:pPr>
+            <w:r>
+              <w:rPr>
+                <w:sz w:val="17"/>
+                <w:szCs w:val="17"/>
+              </w:rPr>
+              <w:t xml:space="preserve">queen bamboo sheet set</w:t>
+            </w:r>
+          </w:p>
+        </w:tc>
+        <w:tc>
+          <w:tcPr>
+            <w:tcW w:type="dxa" w:w="1100"/>
+            <w:shd w:fill="F2F5F9" w:color="auto" w:val="clear"/>
+            <w:tcMar>
+              <w:top w:type="dxa" w:w="40"/>
+              <w:left w:type="dxa" w:w="70"/>
+              <w:bottom w:type="dxa" w:w="40"/>
+              <w:right w:type="dxa" w:w="70"/>
+            </w:tcMar>
+          </w:tcPr>
+          <w:p>
+            <w:pPr>
+              <w:spacing w:after="0"/>
+            </w:pPr>
+            <w:r>
+              <w:rPr>
+                <w:sz w:val="17"/>
+                <w:szCs w:val="17"/>
+              </w:rPr>
+              <w:t xml:space="preserve">25 → 6</w:t>
+            </w:r>
+          </w:p>
+        </w:tc>
+        <w:tc>
+          <w:tcPr>
+            <w:tcW w:type="dxa" w:w="1300"/>
+            <w:shd w:fill="F2F5F9" w:color="auto" w:val="clear"/>
+            <w:tcMar>
+              <w:top w:type="dxa" w:w="40"/>
+              <w:left w:type="dxa" w:w="70"/>
+              <w:bottom w:type="dxa" w:w="40"/>
+              <w:right w:type="dxa" w:w="70"/>
+            </w:tcMar>
+          </w:tcPr>
+          <w:p>
+            <w:pPr>
+              <w:spacing w:after="0"/>
+            </w:pPr>
+            <w:r>
+              <w:rPr>
+                <w:sz w:val="17"/>
+                <w:szCs w:val="17"/>
+              </w:rPr>
+              <w:t xml:space="preserve">5 · 0.9</w:t>
+            </w:r>
+          </w:p>
+        </w:tc>
+        <w:tc>
+          <w:tcPr>
+            <w:tcW w:type="dxa" w:w="1000"/>
+            <w:shd w:fill="F2F5F9" w:color="auto" w:val="clear"/>
+            <w:tcMar>
+              <w:top w:type="dxa" w:w="40"/>
+              <w:left w:type="dxa" w:w="70"/>
+              <w:bottom w:type="dxa" w:w="40"/>
+              <w:right w:type="dxa" w:w="70"/>
+            </w:tcMar>
+          </w:tcPr>
+          <w:p>
+            <w:pPr>
+              <w:spacing w:after="0"/>
+            </w:pPr>
+            <w:r>
+              <w:rPr>
+                <w:sz w:val="17"/>
+                <w:szCs w:val="17"/>
+              </w:rPr>
+              <w:t xml:space="preserve">21.1%</w:t>
+            </w:r>
+          </w:p>
+        </w:tc>
+        <w:tc>
+          <w:tcPr>
+            <w:tcW w:type="dxa" w:w="1000"/>
+            <w:shd w:fill="F2F5F9" w:color="auto" w:val="clear"/>
+            <w:tcMar>
+              <w:top w:type="dxa" w:w="40"/>
+              <w:left w:type="dxa" w:w="70"/>
+              <w:bottom w:type="dxa" w:w="40"/>
+              <w:right w:type="dxa" w:w="70"/>
+            </w:tcMar>
+          </w:tcPr>
+          <w:p>
+            <w:pPr>
+              <w:spacing w:after="0"/>
+            </w:pPr>
+            <w:r>
+              <w:rPr>
+                <w:sz w:val="17"/>
+                <w:szCs w:val="17"/>
+              </w:rPr>
+              <w:t xml:space="preserve">1.1</w:t>
+            </w:r>
+          </w:p>
+        </w:tc>
+        <w:tc>
+          <w:tcPr>
+            <w:tcW w:type="dxa" w:w="1500"/>
+            <w:shd w:fill="F2F5F9" w:color="auto" w:val="clear"/>
+            <w:tcMar>
+              <w:top w:type="dxa" w:w="40"/>
+              <w:left w:type="dxa" w:w="70"/>
+              <w:bottom w:type="dxa" w:w="40"/>
+              <w:right w:type="dxa" w:w="70"/>
+            </w:tcMar>
+          </w:tcPr>
+          <w:p>
+            <w:pPr>
+              <w:spacing w:after="0"/>
+            </w:pPr>
+            <w:r>
+              <w:rPr>
+                <w:sz w:val="17"/>
+                <w:szCs w:val="17"/>
+              </w:rPr>
+              <w:t xml:space="preserve">$7.10 ($7.10)</w:t>
+            </w:r>
+          </w:p>
+        </w:tc>
+        <w:tc>
+          <w:tcPr>
+            <w:tcW w:type="dxa" w:w="1772"/>
+            <w:shd w:fill="F2F5F9" w:color="auto" w:val="clear"/>
+            <w:tcMar>
+              <w:top w:type="dxa" w:w="40"/>
+              <w:left w:type="dxa" w:w="70"/>
+              <w:bottom w:type="dxa" w:w="40"/>
+              <w:right w:type="dxa" w:w="70"/>
+            </w:tcMar>
+          </w:tcPr>
+          <w:p>
+            <w:pPr>
+              <w:spacing w:after="0"/>
+            </w:pPr>
+            <w:r>
+              <w:rPr>
+                <w:sz w:val="17"/>
+                <w:szCs w:val="17"/>
+              </w:rPr>
+              <w:t xml:space="preserve">$36</w:t>
+            </w:r>
+          </w:p>
+        </w:tc>
+      </w:tr>
+      <w:tr>
+        <w:tc>
+          <w:tcPr>
+            <w:tcW w:type="dxa" w:w="2300"/>
+            <w:shd w:fill="FFFFFF" w:color="auto" w:val="clear"/>
+            <w:tcMar>
+              <w:top w:type="dxa" w:w="40"/>
+              <w:left w:type="dxa" w:w="70"/>
+              <w:bottom w:type="dxa" w:w="40"/>
+              <w:right w:type="dxa" w:w="70"/>
+            </w:tcMar>
+          </w:tcPr>
+          <w:p>
+            <w:pPr>
+              <w:spacing w:after="0"/>
+            </w:pPr>
+            <w:r>
+              <w:rPr>
+                <w:sz w:val="17"/>
+                <w:szCs w:val="17"/>
+              </w:rPr>
+              <w:t xml:space="preserve">bamboo sheets king</w:t>
+            </w:r>
+          </w:p>
+        </w:tc>
+        <w:tc>
+          <w:tcPr>
+            <w:tcW w:type="dxa" w:w="1100"/>
+            <w:shd w:fill="FFFFFF" w:color="auto" w:val="clear"/>
+            <w:tcMar>
+              <w:top w:type="dxa" w:w="40"/>
+              <w:left w:type="dxa" w:w="70"/>
+              <w:bottom w:type="dxa" w:w="40"/>
+              <w:right w:type="dxa" w:w="70"/>
+            </w:tcMar>
+          </w:tcPr>
+          <w:p>
+            <w:pPr>
+              <w:spacing w:after="0"/>
+            </w:pPr>
+            <w:r>
+              <w:rPr>
+                <w:sz w:val="17"/>
+                <w:szCs w:val="17"/>
+              </w:rPr>
+              <w:t xml:space="preserve">19 → 9</w:t>
+            </w:r>
+          </w:p>
+        </w:tc>
+        <w:tc>
+          <w:tcPr>
+            <w:tcW w:type="dxa" w:w="1300"/>
+            <w:shd w:fill="FFFFFF" w:color="auto" w:val="clear"/>
+            <w:tcMar>
+              <w:top w:type="dxa" w:w="40"/>
+              <w:left w:type="dxa" w:w="70"/>
+              <w:bottom w:type="dxa" w:w="40"/>
+              <w:right w:type="dxa" w:w="70"/>
+            </w:tcMar>
+          </w:tcPr>
+          <w:p>
+            <w:pPr>
+              <w:spacing w:after="0"/>
+            </w:pPr>
+            <w:r>
+              <w:rPr>
+                <w:sz w:val="17"/>
+                <w:szCs w:val="17"/>
+              </w:rPr>
+              <w:t xml:space="preserve">11 · —</w:t>
+            </w:r>
+          </w:p>
+        </w:tc>
+        <w:tc>
+          <w:tcPr>
+            <w:tcW w:type="dxa" w:w="1000"/>
+            <w:shd w:fill="FFFFFF" w:color="auto" w:val="clear"/>
+            <w:tcMar>
+              <w:top w:type="dxa" w:w="40"/>
+              <w:left w:type="dxa" w:w="70"/>
+              <w:bottom w:type="dxa" w:w="40"/>
+              <w:right w:type="dxa" w:w="70"/>
+            </w:tcMar>
+          </w:tcPr>
+          <w:p>
+            <w:pPr>
+              <w:spacing w:after="0"/>
+            </w:pPr>
+            <w:r>
+              <w:rPr>
+                <w:sz w:val="17"/>
+                <w:szCs w:val="17"/>
+              </w:rPr>
+              <w:t xml:space="preserve">12.1%*</w:t>
+            </w:r>
+          </w:p>
+        </w:tc>
+        <w:tc>
+          <w:tcPr>
+            <w:tcW w:type="dxa" w:w="1000"/>
+            <w:shd w:fill="FFFFFF" w:color="auto" w:val="clear"/>
+            <w:tcMar>
+              <w:top w:type="dxa" w:w="40"/>
+              <w:left w:type="dxa" w:w="70"/>
+              <w:bottom w:type="dxa" w:w="40"/>
+              <w:right w:type="dxa" w:w="70"/>
+            </w:tcMar>
+          </w:tcPr>
+          <w:p>
+            <w:pPr>
+              <w:spacing w:after="0"/>
+            </w:pPr>
+            <w:r>
+              <w:rPr>
+                <w:sz w:val="17"/>
+                <w:szCs w:val="17"/>
+              </w:rPr>
+              <w:t xml:space="preserve">1.3</w:t>
+            </w:r>
+          </w:p>
+        </w:tc>
+        <w:tc>
+          <w:tcPr>
+            <w:tcW w:type="dxa" w:w="1500"/>
+            <w:shd w:fill="FFFFFF" w:color="auto" w:val="clear"/>
+            <w:tcMar>
+              <w:top w:type="dxa" w:w="40"/>
+              <w:left w:type="dxa" w:w="70"/>
+              <w:bottom w:type="dxa" w:w="40"/>
+              <w:right w:type="dxa" w:w="70"/>
+            </w:tcMar>
+          </w:tcPr>
+          <w:p>
+            <w:pPr>
+              <w:spacing w:after="0"/>
+            </w:pPr>
+            <w:r>
+              <w:rPr>
+                <w:sz w:val="17"/>
+                <w:szCs w:val="17"/>
+              </w:rPr>
+              <w:t xml:space="preserve">$3.09 ($3.86)</w:t>
+            </w:r>
+          </w:p>
+        </w:tc>
+        <w:tc>
+          <w:tcPr>
+            <w:tcW w:type="dxa" w:w="1772"/>
+            <w:shd w:fill="FFFFFF" w:color="auto" w:val="clear"/>
+            <w:tcMar>
+              <w:top w:type="dxa" w:w="40"/>
+              <w:left w:type="dxa" w:w="70"/>
+              <w:bottom w:type="dxa" w:w="40"/>
+              <w:right w:type="dxa" w:w="70"/>
+            </w:tcMar>
+          </w:tcPr>
+          <w:p>
+            <w:pPr>
+              <w:spacing w:after="0"/>
+            </w:pPr>
+            <w:r>
+              <w:rPr>
+                <w:sz w:val="17"/>
+                <w:szCs w:val="17"/>
+              </w:rPr>
+              <w:t xml:space="preserve">$34</w:t>
+            </w:r>
+          </w:p>
+        </w:tc>
+      </w:tr>
+      <w:tr>
+        <w:tc>
+          <w:tcPr>
+            <w:tcW w:type="dxa" w:w="2300"/>
+            <w:shd w:fill="F2F5F9" w:color="auto" w:val="clear"/>
+            <w:tcMar>
+              <w:top w:type="dxa" w:w="40"/>
+              <w:left w:type="dxa" w:w="70"/>
+              <w:bottom w:type="dxa" w:w="40"/>
+              <w:right w:type="dxa" w:w="70"/>
+            </w:tcMar>
+          </w:tcPr>
+          <w:p>
+            <w:pPr>
+              <w:spacing w:after="0"/>
+            </w:pPr>
+            <w:r>
+              <w:rPr>
+                <w:sz w:val="17"/>
+                <w:szCs w:val="17"/>
+              </w:rPr>
+              <w:t xml:space="preserve">full size bamboo sheets</w:t>
+            </w:r>
+          </w:p>
+        </w:tc>
+        <w:tc>
+          <w:tcPr>
+            <w:tcW w:type="dxa" w:w="1100"/>
+            <w:shd w:fill="F2F5F9" w:color="auto" w:val="clear"/>
+            <w:tcMar>
+              <w:top w:type="dxa" w:w="40"/>
+              <w:left w:type="dxa" w:w="70"/>
+              <w:bottom w:type="dxa" w:w="40"/>
+              <w:right w:type="dxa" w:w="70"/>
+            </w:tcMar>
+          </w:tcPr>
+          <w:p>
+            <w:pPr>
+              <w:spacing w:after="0"/>
+            </w:pPr>
+            <w:r>
+              <w:rPr>
+                <w:sz w:val="17"/>
+                <w:szCs w:val="17"/>
+              </w:rPr>
+              <w:t xml:space="preserve">23 → 10</w:t>
+            </w:r>
+          </w:p>
+        </w:tc>
+        <w:tc>
+          <w:tcPr>
+            <w:tcW w:type="dxa" w:w="1300"/>
+            <w:shd w:fill="F2F5F9" w:color="auto" w:val="clear"/>
+            <w:tcMar>
+              <w:top w:type="dxa" w:w="40"/>
+              <w:left w:type="dxa" w:w="70"/>
+              <w:bottom w:type="dxa" w:w="40"/>
+              <w:right w:type="dxa" w:w="70"/>
+            </w:tcMar>
+          </w:tcPr>
+          <w:p>
+            <w:pPr>
+              <w:spacing w:after="0"/>
+            </w:pPr>
+            <w:r>
+              <w:rPr>
+                <w:sz w:val="17"/>
+                <w:szCs w:val="17"/>
+              </w:rPr>
+              <w:t xml:space="preserve">7 · 1.4</w:t>
+            </w:r>
+          </w:p>
+        </w:tc>
+        <w:tc>
+          <w:tcPr>
+            <w:tcW w:type="dxa" w:w="1000"/>
+            <w:shd w:fill="F2F5F9" w:color="auto" w:val="clear"/>
+            <w:tcMar>
+              <w:top w:type="dxa" w:w="40"/>
+              <w:left w:type="dxa" w:w="70"/>
+              <w:bottom w:type="dxa" w:w="40"/>
+              <w:right w:type="dxa" w:w="70"/>
+            </w:tcMar>
+          </w:tcPr>
+          <w:p>
+            <w:pPr>
+              <w:spacing w:after="0"/>
+            </w:pPr>
+            <w:r>
+              <w:rPr>
+                <w:sz w:val="17"/>
+                <w:szCs w:val="17"/>
+              </w:rPr>
+              <w:t xml:space="preserve">12.5%</w:t>
+            </w:r>
+          </w:p>
+        </w:tc>
+        <w:tc>
+          <w:tcPr>
+            <w:tcW w:type="dxa" w:w="1000"/>
+            <w:shd w:fill="F2F5F9" w:color="auto" w:val="clear"/>
+            <w:tcMar>
+              <w:top w:type="dxa" w:w="40"/>
+              <w:left w:type="dxa" w:w="70"/>
+              <w:bottom w:type="dxa" w:w="40"/>
+              <w:right w:type="dxa" w:w="70"/>
+            </w:tcMar>
+          </w:tcPr>
+          <w:p>
+            <w:pPr>
+              <w:spacing w:after="0"/>
+            </w:pPr>
+            <w:r>
+              <w:rPr>
+                <w:sz w:val="17"/>
+                <w:szCs w:val="17"/>
+              </w:rPr>
+              <w:t xml:space="preserve">0.8</w:t>
+            </w:r>
+          </w:p>
+        </w:tc>
+        <w:tc>
+          <w:tcPr>
+            <w:tcW w:type="dxa" w:w="1500"/>
+            <w:shd w:fill="F2F5F9" w:color="auto" w:val="clear"/>
+            <w:tcMar>
+              <w:top w:type="dxa" w:w="40"/>
+              <w:left w:type="dxa" w:w="70"/>
+              <w:bottom w:type="dxa" w:w="40"/>
+              <w:right w:type="dxa" w:w="70"/>
+            </w:tcMar>
+          </w:tcPr>
+          <w:p>
+            <w:pPr>
+              <w:spacing w:after="0"/>
+            </w:pPr>
+            <w:r>
+              <w:rPr>
+                <w:sz w:val="17"/>
+                <w:szCs w:val="17"/>
+              </w:rPr>
+              <w:t xml:space="preserve">$5.28 ($6.40)</w:t>
+            </w:r>
+          </w:p>
+        </w:tc>
+        <w:tc>
+          <w:tcPr>
+            <w:tcW w:type="dxa" w:w="1772"/>
+            <w:shd w:fill="F2F5F9" w:color="auto" w:val="clear"/>
+            <w:tcMar>
+              <w:top w:type="dxa" w:w="40"/>
+              <w:left w:type="dxa" w:w="70"/>
+              <w:bottom w:type="dxa" w:w="40"/>
+              <w:right w:type="dxa" w:w="70"/>
+            </w:tcMar>
+          </w:tcPr>
+          <w:p>
+            <w:pPr>
+              <w:spacing w:after="0"/>
+            </w:pPr>
+            <w:r>
+              <w:rPr>
+                <w:sz w:val="17"/>
+                <w:szCs w:val="17"/>
+              </w:rPr>
+              <w:t xml:space="preserve">$35</w:t>
+            </w:r>
+          </w:p>
+        </w:tc>
+      </w:tr>
+      <w:tr>
+        <w:tc>
+          <w:tcPr>
+            <w:tcW w:type="dxa" w:w="2300"/>
+            <w:shd w:fill="FFFFFF" w:color="auto" w:val="clear"/>
+            <w:tcMar>
+              <w:top w:type="dxa" w:w="40"/>
+              <w:left w:type="dxa" w:w="70"/>
+              <w:bottom w:type="dxa" w:w="40"/>
+              <w:right w:type="dxa" w:w="70"/>
+            </w:tcMar>
+          </w:tcPr>
+          <w:p>
+            <w:pPr>
+              <w:spacing w:after="0"/>
+            </w:pPr>
+            <w:r>
+              <w:rPr>
+                <w:sz w:val="17"/>
+                <w:szCs w:val="17"/>
+              </w:rPr>
+              <w:t xml:space="preserve">Total</w:t>
+            </w:r>
+          </w:p>
+        </w:tc>
+        <w:tc>
+          <w:tcPr>
+            <w:tcW w:type="dxa" w:w="1100"/>
+            <w:shd w:fill="FFFFFF" w:color="auto" w:val="clear"/>
+            <w:tcMar>
+              <w:top w:type="dxa" w:w="40"/>
+              <w:left w:type="dxa" w:w="70"/>
+              <w:bottom w:type="dxa" w:w="40"/>
+              <w:right w:type="dxa" w:w="70"/>
+            </w:tcMar>
+          </w:tcPr>
+          <w:p>
+            <w:pPr>
+              <w:spacing w:after="0"/>
+            </w:pPr>
+            <w:r>
+              <w:rPr>
+                <w:sz w:val="17"/>
+                <w:szCs w:val="17"/>
+              </w:rPr>
+              <w:t xml:space="preserve"/>
+            </w:r>
+          </w:p>
+        </w:tc>
+        <w:tc>
+          <w:tcPr>
+            <w:tcW w:type="dxa" w:w="1300"/>
+            <w:shd w:fill="FFFFFF" w:color="auto" w:val="clear"/>
+            <w:tcMar>
+              <w:top w:type="dxa" w:w="40"/>
+              <w:left w:type="dxa" w:w="70"/>
+              <w:bottom w:type="dxa" w:w="40"/>
+              <w:right w:type="dxa" w:w="70"/>
+            </w:tcMar>
+          </w:tcPr>
+          <w:p>
+            <w:pPr>
+              <w:spacing w:after="0"/>
+            </w:pPr>
+            <w:r>
+              <w:rPr>
+                <w:sz w:val="17"/>
+                <w:szCs w:val="17"/>
+              </w:rPr>
+              <w:t xml:space="preserve">202</w:t>
+            </w:r>
+          </w:p>
+        </w:tc>
+        <w:tc>
+          <w:tcPr>
+            <w:tcW w:type="dxa" w:w="1000"/>
+            <w:shd w:fill="FFFFFF" w:color="auto" w:val="clear"/>
+            <w:tcMar>
+              <w:top w:type="dxa" w:w="40"/>
+              <w:left w:type="dxa" w:w="70"/>
+              <w:bottom w:type="dxa" w:w="40"/>
+              <w:right w:type="dxa" w:w="70"/>
+            </w:tcMar>
+          </w:tcPr>
+          <w:p>
+            <w:pPr>
+              <w:spacing w:after="0"/>
+            </w:pPr>
+            <w:r>
+              <w:rPr>
+                <w:sz w:val="17"/>
+                <w:szCs w:val="17"/>
+              </w:rPr>
+              <w:t xml:space="preserve"/>
+            </w:r>
+          </w:p>
+        </w:tc>
+        <w:tc>
+          <w:tcPr>
+            <w:tcW w:type="dxa" w:w="1000"/>
+            <w:shd w:fill="FFFFFF" w:color="auto" w:val="clear"/>
+            <w:tcMar>
+              <w:top w:type="dxa" w:w="40"/>
+              <w:left w:type="dxa" w:w="70"/>
+              <w:bottom w:type="dxa" w:w="40"/>
+              <w:right w:type="dxa" w:w="70"/>
+            </w:tcMar>
+          </w:tcPr>
+          <w:p>
+            <w:pPr>
+              <w:spacing w:after="0"/>
+            </w:pPr>
+            <w:r>
+              <w:rPr>
+                <w:sz w:val="17"/>
+                <w:szCs w:val="17"/>
+              </w:rPr>
+              <w:t xml:space="preserve">36</w:t>
+            </w:r>
+          </w:p>
+        </w:tc>
+        <w:tc>
+          <w:tcPr>
+            <w:tcW w:type="dxa" w:w="1500"/>
+            <w:shd w:fill="FFFFFF" w:color="auto" w:val="clear"/>
+            <w:tcMar>
+              <w:top w:type="dxa" w:w="40"/>
+              <w:left w:type="dxa" w:w="70"/>
+              <w:bottom w:type="dxa" w:w="40"/>
+              <w:right w:type="dxa" w:w="70"/>
+            </w:tcMar>
+          </w:tcPr>
+          <w:p>
+            <w:pPr>
+              <w:spacing w:after="0"/>
+            </w:pPr>
+            <w:r>
+              <w:rPr>
+                <w:sz w:val="17"/>
+                <w:szCs w:val="17"/>
+              </w:rPr>
+              <w:t xml:space="preserve"/>
+            </w:r>
+          </w:p>
+        </w:tc>
+        <w:tc>
+          <w:tcPr>
+            <w:tcW w:type="dxa" w:w="1772"/>
+            <w:shd w:fill="FFFFFF" w:color="auto" w:val="clear"/>
+            <w:tcMar>
+              <w:top w:type="dxa" w:w="40"/>
+              <w:left w:type="dxa" w:w="70"/>
+              <w:bottom w:type="dxa" w:w="40"/>
+              <w:right w:type="dxa" w:w="70"/>
+            </w:tcMar>
+          </w:tcPr>
+          <w:p>
+            <w:pPr>
+              <w:spacing w:after="0"/>
+            </w:pPr>
+            <w:r>
+              <w:rPr>
+                <w:sz w:val="17"/>
+                <w:szCs w:val="17"/>
+              </w:rPr>
+              <w:t xml:space="preserve">$1,199</w:t>
+            </w:r>
+          </w:p>
+        </w:tc>
+      </w:tr>
+    </w:tbl>
+    <w:p>
+      <w:pPr>
+        <w:spacing w:after="120"/>
+      </w:pPr>
+      <w:r>
+        <w:rPr>
+          <w:i/>
+          <w:iCs/>
+          <w:color w:val="555555"/>
+          <w:sz w:val="17"/>
+          <w:szCs w:val="17"/>
+        </w:rPr>
+        <w:t xml:space="preserve">Plan clicks = the audit’s plan for the target rank (units the rank sells ÷ conversion), before the overlap scaling in Section 12. * The campaign’s overall conversion, which beats the market. These terms have barely been shown at the top, which is the problem the push fixes. Budget = plan clicks × this week’s price; add the product-page clicks the base still buys. Ceiling = twice break-even.</w:t>
+      </w:r>
+    </w:p>
+    <w:p>
+      <w:pPr>
+        <w:spacing w:after="100"/>
+      </w:pPr>
+      <w:r>
+        <w:t xml:space="preserve">At the full plan this costs about $1,200 a day and should bring about 36 orders a day at about 41% ACoS. The terms share shoppers, so the real total will be lower. Scaled for that overlap (×0.62, Section 12), it is about $750 a day and 22 orders. Either way it is a deliberate, time-boxed investment: three weeks from 29 September, tuned weekly.</w:t>
+      </w:r>
+    </w:p>
+    <w:p>
+      <w:pPr>
+        <w:spacing w:after="100"/>
+      </w:pPr>
+      <w:r>
+        <w:t xml:space="preserve">Set up next: “cooling sheets king size” (1,468 sales a month; True Bamboo 14th; plan 34 clicks a day) and “cooling sheets queen” (2,277; True Bamboo 19th; plan 9 a day). Add both to the rank tracker and confirm each has one live exact campaign on White. Push them once they are tracked.</w:t>
+      </w:r>
+    </w:p>
+    <w:p>
+      <w:pPr>
+        <w:pStyle w:val="ListParagraph"/>
+        <w:numPr>
+          <w:ilvl w:val="0"/>
+          <w:numId w:val="3"/>
+        </w:numPr>
+        <w:spacing w:after="60"/>
+      </w:pPr>
+      <w:r>
+        <w:rPr>
+          <w:b/>
+          <w:bCs/>
+        </w:rPr>
+        <w:t xml:space="preserve">Daily: </w:t>
+      </w:r>
+      <w:r>
+        <w:t xml:space="preserve">step each price up by up to 30% until the term holds a top-3 sponsored position most hours and at least 30% of top-of-search impressions, never above its ceiling.</w:t>
+      </w:r>
+    </w:p>
+    <w:p>
+      <w:pPr>
+        <w:pStyle w:val="ListParagraph"/>
+        <w:numPr>
+          <w:ilvl w:val="0"/>
+          <w:numId w:val="3"/>
+        </w:numPr>
+        <w:spacing w:after="60"/>
+      </w:pPr>
+      <w:r>
+        <w:rPr>
+          <w:b/>
+          <w:bCs/>
+        </w:rPr>
+        <w:t xml:space="preserve">At the ceiling for 3 days without holding the top: </w:t>
+      </w:r>
+      <w:r>
+        <w:t xml:space="preserve">bring it to you, to raise that term’s ceiling for a set time or swap the term.</w:t>
+      </w:r>
+    </w:p>
+    <w:p>
+      <w:pPr>
+        <w:pStyle w:val="ListParagraph"/>
+        <w:numPr>
+          <w:ilvl w:val="0"/>
+          <w:numId w:val="3"/>
+        </w:numPr>
+        <w:spacing w:after="60"/>
+      </w:pPr>
+      <w:r>
+        <w:rPr>
+          <w:b/>
+          <w:bCs/>
+        </w:rPr>
+        <w:t xml:space="preserve">Weekly: </w:t>
+      </w:r>
+      <w:r>
+        <w:t xml:space="preserve">keep funding what moves; for a term that held the top for a week without moving, check the listing, stock and conversion before spending more.</w:t>
+      </w:r>
+    </w:p>
+    <w:p>
+      <w:pPr>
+        <w:pStyle w:val="ListParagraph"/>
+        <w:numPr>
+          <w:ilvl w:val="0"/>
+          <w:numId w:val="3"/>
+        </w:numPr>
+        <w:spacing w:after="60"/>
+      </w:pPr>
+      <w:r>
+        <w:rPr>
+          <w:b/>
+          <w:bCs/>
+        </w:rPr>
+        <w:t xml:space="preserve">Stop: </w:t>
+      </w:r>
+      <w:r>
+        <w:t xml:space="preserve">a term whose top-of-search conversion falls below the market on 50+ clicks.</w:t>
+      </w:r>
+    </w:p>
+    <w:p>
+      <w:pPr>
+        <w:spacing w:after="100"/>
+      </w:pPr>
+      <w:r>
+        <w:rPr>
+          <w:b/>
+          <w:bCs/>
+          <w:color w:val="1F3A5F"/>
+        </w:rPr>
+        <w:t xml:space="preserve">Your decision. </w:t>
+      </w:r>
+      <w:r>
+        <w:t xml:space="preserve">Approve the push budget for three weeks: the full plan (about $1,200 a day) or the overlap-adjusted plan (about $750 a day).</w:t>
+      </w:r>
+    </w:p>
+    <w:p>
+      <w:pPr>
+        <w:pStyle w:val="Heading2"/>
+      </w:pPr>
+      <w:r>
+        <w:t xml:space="preserve">5.4 Which terms qualify</w:t>
+      </w:r>
+    </w:p>
+    <w:p>
+      <w:pPr>
+        <w:spacing w:after="100"/>
+      </w:pPr>
+      <w:r>
+        <w:t xml:space="preserve">Nine B6 terms beat the market at top of search on both click-through and conversion and have 7+ days of Available stock. Most also leak to product pages, so the base cut goes in the same write as the push price.</w:t>
       </w:r>
     </w:p>
     <w:tbl>
@@ -2714,7 +5708,7 @@
                 <w:sz w:val="17"/>
                 <w:szCs w:val="17"/>
               </w:rPr>
-              <w:t xml:space="preserve">no — your decision</w:t>
+              <w:t xml:space="preserve">added to the push</w:t>
             </w:r>
           </w:p>
         </w:tc>
@@ -2786,7 +5780,7 @@
                 <w:sz w:val="17"/>
                 <w:szCs w:val="17"/>
               </w:rPr>
-              <w:t xml:space="preserve">Push (Section 5.4)</w:t>
+              <w:t xml:space="preserve">Push (Section 5.6)</w:t>
             </w:r>
           </w:p>
         </w:tc>
@@ -2932,7 +5926,7 @@
                 <w:sz w:val="17"/>
                 <w:szCs w:val="17"/>
               </w:rPr>
-              <w:t xml:space="preserve">Mix first (product pages 64%), then push</w:t>
+              <w:t xml:space="preserve">Push; base cut in the same write (product pages 64%)</w:t>
             </w:r>
           </w:p>
         </w:tc>
@@ -3224,7 +6218,7 @@
                 <w:sz w:val="17"/>
                 <w:szCs w:val="17"/>
               </w:rPr>
-              <w:t xml:space="preserve">Mix first (52%); move to Queen White</w:t>
+              <w:t xml:space="preserve">Push on Queen White; base cut in the same write (52%)</w:t>
             </w:r>
           </w:p>
         </w:tc>
@@ -3980,7 +6974,7 @@
         <w:pStyle w:val="Heading2"/>
       </w:pPr>
       <w:r>
-        <w:t xml:space="preserve">5.3 How the correct price is worked out — examples</w:t>
+        <w:t xml:space="preserve">5.5 How the correct price is worked out — examples</w:t>
       </w:r>
     </w:p>
     <w:tbl>
@@ -4603,7 +7597,7 @@
                 <w:sz w:val="17"/>
                 <w:szCs w:val="17"/>
               </w:rPr>
-              <w:t xml:space="preserve">Move the ad to Queen White and fix the mix (base $1.70 → $1.28), then $7.10</w:t>
+              <w:t xml:space="preserve">Move the ad to Queen White, cut the base $1.70 → $1.28 and set $7.10, in one write</w:t>
             </w:r>
           </w:p>
         </w:tc>
@@ -4749,7 +7743,7 @@
                 <w:sz w:val="17"/>
                 <w:szCs w:val="17"/>
               </w:rPr>
-              <w:t xml:space="preserve">Mix first: base $1.37 → $1.03, boost to hold $5.93. Climb +30% a step toward $8.86 once 70% of clicks are at the top. Stay on White (the audit moves it to Olive).</w:t>
+              <w:t xml:space="preserve">Base $1.37 → $1.03 and top of search +30% to $7.71, in one write. Then up to 30% a day toward $8.86 until it holds the top. Stay on White (the audit moves it to Olive).</w:t>
             </w:r>
           </w:p>
         </w:tc>
@@ -4945,7 +7939,7 @@
                 <w:sz w:val="17"/>
                 <w:szCs w:val="17"/>
               </w:rPr>
-              <w:t xml:space="preserve">in the register</w:t>
+              <w:t xml:space="preserve">$2.24 once on Queen White = $19.51 × 11.5%</w:t>
             </w:r>
           </w:p>
         </w:tc>
@@ -4993,7 +7987,7 @@
                 <w:sz w:val="17"/>
                 <w:szCs w:val="17"/>
               </w:rPr>
-              <w:t xml:space="preserve">none until it shows at the top</w:t>
+              <w:t xml:space="preserve">$5.61, capped at 2× = $4.49</w:t>
             </w:r>
           </w:p>
         </w:tc>
@@ -5041,7 +8035,7 @@
                 <w:sz w:val="17"/>
                 <w:szCs w:val="17"/>
               </w:rPr>
-              <w:t xml:space="preserve">Mix first: base $1.58 → $1.19, boost to hold $3.16 (not $5.53); move the ad to Queen White; push once the mix is fixed</w:t>
+              <w:t xml:space="preserve">Move the ad to Queen White, cut the base $1.58 → $1.19 and set $4.11 (+30%), in one write; then up to 30% a day toward $4.49</w:t>
             </w:r>
           </w:p>
         </w:tc>
@@ -5059,7 +8053,7 @@
           <w:sz w:val="17"/>
           <w:szCs w:val="17"/>
         </w:rPr>
-        <w:t xml:space="preserve">Premium = (rank now ÷ target − 1) × 50%, or +25% when the ratio is 1.5 or less; the push price never exceeds twice break-even. Break-even = the advertised colour’s Sellerboard margin × the campaign’s top-of-search conversion; where the ad moves to White, it is priced on White’s margin. “Now · audit” = today’s top-of-search price and what the audit writes.</w:t>
+        <w:t xml:space="preserve">Premium = (rank now ÷ target − 1) × 50%, or +25% when the ratio is 1.5 or less; the push price never exceeds twice break-even and steps up by at most 30% a day. Break-even = the advertised colour’s Sellerboard margin × the campaign’s top-of-search conversion; where the ad moves to White, it is priced on White’s margin. “Now · audit” = today’s top-of-search price and what the audit writes.</w:t>
       </w:r>
     </w:p>
     <w:p>
@@ -5067,7 +8061,7 @@
         <w:pStyle w:val="Heading2"/>
       </w:pPr>
       <w:r>
-        <w:t xml:space="preserve">5.4 “bamboo sheets”</w:t>
+        <w:t xml:space="preserve">5.6 “bamboo sheets”</w:t>
       </w:r>
     </w:p>
     <w:p>
@@ -5138,7 +8132,7 @@
         <w:spacing w:after="100"/>
       </w:pPr>
       <w:r>
-        <w:t xml:space="preserve">It buys too little at the top: 39% of its clicks, against 57% on product pages, and 1.5% of the top-of-search impressions. After the reach and sum checks (Section 12), it needs about 40 top-of-search clicks a day and gets 7. The fix is the mix and fixed bidding more than a higher price:</w:t>
+        <w:t xml:space="preserve">It buys too little at the top: 39% of its clicks, against 57% on product pages, and 1.5% of the top-of-search impressions. The plan asks for 69 top-of-search clicks a day (about 40 after the overlap scaling in Section 12); it gets 7. The fix is the mix and fixed bidding more than a higher price:</w:t>
       </w:r>
     </w:p>
     <w:p>
@@ -5203,10 +8197,10 @@
           <w:bCs/>
           <w:color w:val="1F3A5F"/>
         </w:rPr>
-        <w:t xml:space="preserve">Your decision. </w:t>
-      </w:r>
-      <w:r>
-        <w:t xml:space="preserve">Whether “bamboo sheets” joins the push. About 40 top-of-search clicks a day at $6.16 is roughly $250 a day, plus the product-page clicks the base still buys.</w:t>
+        <w:t xml:space="preserve">In the push plan. </w:t>
+      </w:r>
+      <w:r>
+        <w:t xml:space="preserve">69 top-of-search clicks a day at $6.16 is about $425 a day and should bring about 13 orders a day (Section 5.3).</w:t>
       </w:r>
     </w:p>
     <w:p>
@@ -5214,7 +8208,7 @@
         <w:pStyle w:val="Heading2"/>
       </w:pPr>
       <w:r>
-        <w:t xml:space="preserve">5.5 Every focus campaign gets a move this week</w:t>
+        <w:t xml:space="preserve">5.7 Every focus campaign gets a move this week</w:t>
       </w:r>
     </w:p>
     <w:p>
@@ -5242,7 +8236,7 @@
         <w:t xml:space="preserve">Push </w:t>
       </w:r>
       <w:r>
-        <w:t xml:space="preserve">where it qualifies: fixed bidding, the push price, the mix fixed, and a budget for its required clicks.</w:t>
+        <w:t xml:space="preserve">where it is in the plan: fixed bidding, the base cut and push price in one write, daily steps until it holds the top, and a budget for its planned clicks.</w:t>
       </w:r>
     </w:p>
     <w:p>
@@ -5290,7 +8284,7 @@
         <w:pStyle w:val="Heading2"/>
       </w:pPr>
       <w:r>
-        <w:t xml:space="preserve">5.6 How the push is paid for</w:t>
+        <w:t xml:space="preserve">5.8 How the push is paid for</w:t>
       </w:r>
     </w:p>
     <w:p>
@@ -5298,7 +8292,7 @@
         <w:spacing w:after="100"/>
       </w:pPr>
       <w:r>
-        <w:t xml:space="preserve">The money moves rather than grows. It comes from:</w:t>
+        <w:t xml:space="preserve">The push grows spend on purpose; that is what buys rank at the speed True Bamboo showed. Part of it is paid for by:</w:t>
       </w:r>
     </w:p>
     <w:p>
@@ -5351,6 +8345,14 @@
       </w:pPr>
       <w:r>
         <w:t xml:space="preserve">No 75% jumps.</w:t>
+      </w:r>
+    </w:p>
+    <w:p>
+      <w:pPr>
+        <w:spacing w:after="100"/>
+      </w:pPr>
+      <w:r>
+        <w:t xml:space="preserve">The rest is new money. That is why the push budget is approved separately, for three weeks, and tuned weekly on rank movement.</w:t>
       </w:r>
     </w:p>
     <w:p>
@@ -8179,7 +11181,7 @@
         <w:t xml:space="preserve">Count only the units a term doesn’t already sell, and check the total against the product. </w:t>
       </w:r>
       <w:r>
-        <w:t xml:space="preserve">B6’s terms add up to 117 extra units a day against 72 sold in total, so every requirement is scaled to 0.62.</w:t>
+        <w:t xml:space="preserve">B6’s terms add up to 117 extra units a day against 72 sold in total, so every requirement is scaled to 0.62. The push plan (Section 5.3) shows the cost at both the full and the scaled volume.</w:t>
       </w:r>
     </w:p>
     <w:p>
@@ -8549,7 +11551,7 @@
         <w:spacing w:after="60"/>
       </w:pPr>
       <w:r>
-        <w:t xml:space="preserve">Today: agree the goals for the deal days and after, and decide on “bamboo sheets”.</w:t>
+        <w:t xml:space="preserve">Today: agree the goals for the deal days and after, and approve the push budget.</w:t>
       </w:r>
     </w:p>
     <w:p>
@@ -8575,7 +11577,7 @@
         <w:spacing w:after="60"/>
       </w:pPr>
       <w:r>
-        <w:t xml:space="preserve">Fixed bidding and the mix fix on the push campaigns, and push prices on the qualifying terms.</w:t>
+        <w:t xml:space="preserve">On the push terms: fixed bidding, the base cut and the push price in one write, budgets by hand, and daily steps until each holds the top.</w:t>
       </w:r>
     </w:p>
     <w:p>
@@ -8588,7 +11590,7 @@
         <w:spacing w:after="60"/>
       </w:pPr>
       <w:r>
-        <w:t xml:space="preserve">Restart “bamboo sheets full”, and set the push budgets by hand.</w:t>
+        <w:t xml:space="preserve">Restart “bamboo sheets full”. Add “cooling sheets king size” and “cooling sheets queen” to the rank tracker, and start hourly tracking of sponsored and organic rank for B6 and True Bamboo on the push terms.</w:t>
       </w:r>
     </w:p>
     <w:p>
@@ -8692,7 +11694,7 @@
         <w:spacing w:after="60"/>
       </w:pPr>
       <w:r>
-        <w:t xml:space="preserve">8–14 October: first clean read, and the next push steps where rank moved.</w:t>
+        <w:t xml:space="preserve">5, 12 and 19 October: tune the push plan. Fund what moves; fix or swap what doesn’t.</w:t>
       </w:r>
     </w:p>
     <w:p>
@@ -8896,6 +11898,32 @@
       </w:pPr>
       <w:r>
         <w:t xml:space="preserve">It has no current rank for 38 of its 40 target terms.</w:t>
+      </w:r>
+    </w:p>
+    <w:p>
+      <w:pPr>
+        <w:pStyle w:val="ListParagraph"/>
+        <w:numPr>
+          <w:ilvl w:val="0"/>
+          <w:numId w:val="3"/>
+        </w:numPr>
+        <w:spacing w:after="60"/>
+      </w:pPr>
+      <w:r>
+        <w:t xml:space="preserve">It sets rank timelines in months when a competitor shows top-5 moves in days. It should use competitor hourly sponsored and organic rank and traffic estimates to size clicks and timelines.</w:t>
+      </w:r>
+    </w:p>
+    <w:p>
+      <w:pPr>
+        <w:pStyle w:val="ListParagraph"/>
+        <w:numPr>
+          <w:ilvl w:val="0"/>
+          <w:numId w:val="3"/>
+        </w:numPr>
+        <w:spacing w:after="60"/>
+      </w:pPr>
+      <w:r>
+        <w:t xml:space="preserve">It spreads the push across hundreds of campaigns instead of a tactical set of terms with a costed click plan.</w:t>
       </w:r>
     </w:p>
     <w:p>

--- a/docs/DBS6_Audit_Corrections_20260928.docx
+++ b/docs/DBS6_Audit_Corrections_20260928.docx
@@ -79,7 +79,7 @@
         <w:t xml:space="preserve">Push harder at top of search, on a tactical set of terms, with a costed plan. </w:t>
       </w:r>
       <w:r>
-        <w:t xml:space="preserve">A competitor with 129 reviews, True Bamboo, climbed from about 110 to the top 5 on three of our main terms in about 9 days by holding the top ad slot. Our click-through and conversion already beat the market on these terms; what’s missing is volume at the top. Eight terms get a plan for clicks, orders and budget (Section 5.3). Fixed bidding, the base cut and the push price go in one write. Prices then step up daily until each term holds the top slot, never above twice break-even. The audit’s 18 jumps of 75% go.</w:t>
+        <w:t xml:space="preserve">A competitor with 129 reviews, True Bamboo, climbed from about 110 to the top 5 on three of our main terms in about 9 days by holding the top ad slot. Our click-through and conversion already beat the market on these terms; what’s missing is volume at the top. Sixteen terms get a plan for clicks, orders and budget (Section 5.3). Fixed bidding, the base cut and the push price go in one write. Prices then step up daily until each term holds the top slot, never above twice break-even. The audit’s 18 jumps of 75% go.</w:t>
       </w:r>
     </w:p>
     <w:p>
@@ -308,7 +308,7 @@
         <w:t xml:space="preserve">Decisions needed from you today: </w:t>
       </w:r>
       <w:r>
-        <w:t xml:space="preserve">the goals for the deal days and after (Section 3), and the push budget for three weeks: about $1,200 a day at the full plan, or $750 adjusted for overlap between terms (Section 5.3).</w:t>
+        <w:t xml:space="preserve">the goals for the deal days and after (Section 3), and the push budget for three weeks: about $1,530 a day at the full plan, or $950 adjusted for overlap between terms (Section 5.3).</w:t>
       </w:r>
     </w:p>
     <w:p>
@@ -3560,7 +3560,67 @@
         <w:spacing w:after="100"/>
       </w:pPr>
       <w:r>
-        <w:t xml:space="preserve">Eight terms get pushed now, and two more once they are tracked. Each has a plan for clicks, orders and budget a day, tuned weekly on results:</w:t>
+        <w:t xml:space="preserve">A term is in the push when four things hold:</w:t>
+      </w:r>
+    </w:p>
+    <w:p>
+      <w:pPr>
+        <w:pStyle w:val="ListParagraph"/>
+        <w:numPr>
+          <w:ilvl w:val="0"/>
+          <w:numId w:val="3"/>
+        </w:numPr>
+        <w:spacing w:after="60"/>
+      </w:pPr>
+      <w:r>
+        <w:t xml:space="preserve">It has real demand.</w:t>
+      </w:r>
+    </w:p>
+    <w:p>
+      <w:pPr>
+        <w:pStyle w:val="ListParagraph"/>
+        <w:numPr>
+          <w:ilvl w:val="0"/>
+          <w:numId w:val="3"/>
+        </w:numPr>
+        <w:spacing w:after="60"/>
+      </w:pPr>
+      <w:r>
+        <w:t xml:space="preserve">It converts above the market: at the top, or overall where it has barely been shown there.</w:t>
+      </w:r>
+    </w:p>
+    <w:p>
+      <w:pPr>
+        <w:pStyle w:val="ListParagraph"/>
+        <w:numPr>
+          <w:ilvl w:val="0"/>
+          <w:numId w:val="3"/>
+        </w:numPr>
+        <w:spacing w:after="60"/>
+      </w:pPr>
+      <w:r>
+        <w:t xml:space="preserve">White is in stock.</w:t>
+      </w:r>
+    </w:p>
+    <w:p>
+      <w:pPr>
+        <w:pStyle w:val="ListParagraph"/>
+        <w:numPr>
+          <w:ilvl w:val="0"/>
+          <w:numId w:val="3"/>
+        </w:numPr>
+        <w:spacing w:after="60"/>
+      </w:pPr>
+      <w:r>
+        <w:t xml:space="preserve">It is within reach: we, or True Bamboo, rank inside about 30 places.</w:t>
+      </w:r>
+    </w:p>
+    <w:p>
+      <w:pPr>
+        <w:spacing w:after="100"/>
+      </w:pPr>
+      <w:r>
+        <w:t xml:space="preserve">That gives 16 terms now, in four groups. Each has a plan for clicks, orders and budget a day, tuned weekly on results:</w:t>
       </w:r>
     </w:p>
     <w:tbl>
@@ -3799,7 +3859,7 @@
                 <w:sz w:val="17"/>
                 <w:szCs w:val="17"/>
               </w:rPr>
-              <w:t xml:space="preserve">bamboo sheets</w:t>
+              <w:t xml:space="preserve">Head terms</w:t>
             </w:r>
           </w:p>
         </w:tc>
@@ -3823,7 +3883,7 @@
                 <w:sz w:val="17"/>
                 <w:szCs w:val="17"/>
               </w:rPr>
-              <w:t xml:space="preserve">29 → 9</w:t>
+              <w:t xml:space="preserve"/>
             </w:r>
           </w:p>
         </w:tc>
@@ -3847,7 +3907,7 @@
                 <w:sz w:val="17"/>
                 <w:szCs w:val="17"/>
               </w:rPr>
-              <w:t xml:space="preserve">69 · 7</w:t>
+              <w:t xml:space="preserve"/>
             </w:r>
           </w:p>
         </w:tc>
@@ -3871,7 +3931,7 @@
                 <w:sz w:val="17"/>
                 <w:szCs w:val="17"/>
               </w:rPr>
-              <w:t xml:space="preserve">19.3%</w:t>
+              <w:t xml:space="preserve"/>
             </w:r>
           </w:p>
         </w:tc>
@@ -3895,7 +3955,7 @@
                 <w:sz w:val="17"/>
                 <w:szCs w:val="17"/>
               </w:rPr>
-              <w:t xml:space="preserve">13.3</w:t>
+              <w:t xml:space="preserve"/>
             </w:r>
           </w:p>
         </w:tc>
@@ -3919,7 +3979,7 @@
                 <w:sz w:val="17"/>
                 <w:szCs w:val="17"/>
               </w:rPr>
-              <w:t xml:space="preserve">$6.16 ($6.16)</w:t>
+              <w:t xml:space="preserve"/>
             </w:r>
           </w:p>
         </w:tc>
@@ -3943,7 +4003,7 @@
                 <w:sz w:val="17"/>
                 <w:szCs w:val="17"/>
               </w:rPr>
-              <w:t xml:space="preserve">$425</w:t>
+              <w:t xml:space="preserve"/>
             </w:r>
           </w:p>
         </w:tc>
@@ -3969,7 +4029,7 @@
                 <w:sz w:val="17"/>
                 <w:szCs w:val="17"/>
               </w:rPr>
-              <w:t xml:space="preserve">bamboo sheets queen size</w:t>
+              <w:t xml:space="preserve">bamboo sheets</w:t>
             </w:r>
           </w:p>
         </w:tc>
@@ -3993,7 +4053,7 @@
                 <w:sz w:val="17"/>
                 <w:szCs w:val="17"/>
               </w:rPr>
-              <w:t xml:space="preserve">21 → 5</w:t>
+              <w:t xml:space="preserve">29 → 9</w:t>
             </w:r>
           </w:p>
         </w:tc>
@@ -4017,7 +4077,7 @@
                 <w:sz w:val="17"/>
                 <w:szCs w:val="17"/>
               </w:rPr>
-              <w:t xml:space="preserve">44 · 0.8</w:t>
+              <w:t xml:space="preserve">69 · 7</w:t>
             </w:r>
           </w:p>
         </w:tc>
@@ -4041,7 +4101,7 @@
                 <w:sz w:val="17"/>
                 <w:szCs w:val="17"/>
               </w:rPr>
-              <w:t xml:space="preserve">22.7%</w:t>
+              <w:t xml:space="preserve">19.3%</w:t>
             </w:r>
           </w:p>
         </w:tc>
@@ -4065,7 +4125,7 @@
                 <w:sz w:val="17"/>
                 <w:szCs w:val="17"/>
               </w:rPr>
-              <w:t xml:space="preserve">10.0</w:t>
+              <w:t xml:space="preserve">13.3</w:t>
             </w:r>
           </w:p>
         </w:tc>
@@ -4089,7 +4149,7 @@
                 <w:sz w:val="17"/>
                 <w:szCs w:val="17"/>
               </w:rPr>
-              <w:t xml:space="preserve">$7.71 ($8.86)</w:t>
+              <w:t xml:space="preserve">$6.16 ($6.16)</w:t>
             </w:r>
           </w:p>
         </w:tc>
@@ -4113,7 +4173,7 @@
                 <w:sz w:val="17"/>
                 <w:szCs w:val="17"/>
               </w:rPr>
-              <w:t xml:space="preserve">$339</w:t>
+              <w:t xml:space="preserve">$425</w:t>
             </w:r>
           </w:p>
         </w:tc>
@@ -4139,7 +4199,7 @@
                 <w:sz w:val="17"/>
                 <w:szCs w:val="17"/>
               </w:rPr>
-              <w:t xml:space="preserve">bamboo sheets king size</w:t>
+              <w:t xml:space="preserve">bamboo sheets queen size</w:t>
             </w:r>
           </w:p>
         </w:tc>
@@ -4163,7 +4223,7 @@
                 <w:sz w:val="17"/>
                 <w:szCs w:val="17"/>
               </w:rPr>
-              <w:t xml:space="preserve">27 → 10</w:t>
+              <w:t xml:space="preserve">21 → 5</w:t>
             </w:r>
           </w:p>
         </w:tc>
@@ -4187,7 +4247,7 @@
                 <w:sz w:val="17"/>
                 <w:szCs w:val="17"/>
               </w:rPr>
-              <w:t xml:space="preserve">24 · 0.1</w:t>
+              <w:t xml:space="preserve">44 · 0.8</w:t>
             </w:r>
           </w:p>
         </w:tc>
@@ -4211,7 +4271,7 @@
                 <w:sz w:val="17"/>
                 <w:szCs w:val="17"/>
               </w:rPr>
-              <w:t xml:space="preserve">17.9%*</w:t>
+              <w:t xml:space="preserve">22.7%</w:t>
             </w:r>
           </w:p>
         </w:tc>
@@ -4235,7 +4295,7 @@
                 <w:sz w:val="17"/>
                 <w:szCs w:val="17"/>
               </w:rPr>
-              <w:t xml:space="preserve">4.3</w:t>
+              <w:t xml:space="preserve">10.0</w:t>
             </w:r>
           </w:p>
         </w:tc>
@@ -4259,7 +4319,7 @@
                 <w:sz w:val="17"/>
                 <w:szCs w:val="17"/>
               </w:rPr>
-              <w:t xml:space="preserve">$5.29 ($5.72)</w:t>
+              <w:t xml:space="preserve">$7.71 ($8.86)</w:t>
             </w:r>
           </w:p>
         </w:tc>
@@ -4283,7 +4343,7 @@
                 <w:sz w:val="17"/>
                 <w:szCs w:val="17"/>
               </w:rPr>
-              <w:t xml:space="preserve">$127</w:t>
+              <w:t xml:space="preserve">$339</w:t>
             </w:r>
           </w:p>
         </w:tc>
@@ -4309,7 +4369,7 @@
                 <w:sz w:val="17"/>
                 <w:szCs w:val="17"/>
               </w:rPr>
-              <w:t xml:space="preserve">bamboo sheets full</w:t>
+              <w:t xml:space="preserve">bamboo sheets king size</w:t>
             </w:r>
           </w:p>
         </w:tc>
@@ -4333,7 +4393,7 @@
                 <w:sz w:val="17"/>
                 <w:szCs w:val="17"/>
               </w:rPr>
-              <w:t xml:space="preserve">18 → 2</w:t>
+              <w:t xml:space="preserve">27 → 10</w:t>
             </w:r>
           </w:p>
         </w:tc>
@@ -4357,7 +4417,7 @@
                 <w:sz w:val="17"/>
                 <w:szCs w:val="17"/>
               </w:rPr>
-              <w:t xml:space="preserve">22 · 0 (paused)</w:t>
+              <w:t xml:space="preserve">24 · 0.1</w:t>
             </w:r>
           </w:p>
         </w:tc>
@@ -4381,7 +4441,7 @@
                 <w:sz w:val="17"/>
                 <w:szCs w:val="17"/>
               </w:rPr>
-              <w:t xml:space="preserve">12.5%*</w:t>
+              <w:t xml:space="preserve">17.9%*</w:t>
             </w:r>
           </w:p>
         </w:tc>
@@ -4405,7 +4465,7 @@
                 <w:sz w:val="17"/>
                 <w:szCs w:val="17"/>
               </w:rPr>
-              <w:t xml:space="preserve">2.7</w:t>
+              <w:t xml:space="preserve">4.3</w:t>
             </w:r>
           </w:p>
         </w:tc>
@@ -4429,7 +4489,7 @@
                 <w:sz w:val="17"/>
                 <w:szCs w:val="17"/>
               </w:rPr>
-              <w:t xml:space="preserve">$5.52 ($5.52)</w:t>
+              <w:t xml:space="preserve">$5.29 ($5.72)</w:t>
             </w:r>
           </w:p>
         </w:tc>
@@ -4453,7 +4513,7 @@
                 <w:sz w:val="17"/>
                 <w:szCs w:val="17"/>
               </w:rPr>
-              <w:t xml:space="preserve">$121</w:t>
+              <w:t xml:space="preserve">$127</w:t>
             </w:r>
           </w:p>
         </w:tc>
@@ -4479,7 +4539,7 @@
                 <w:sz w:val="17"/>
                 <w:szCs w:val="17"/>
               </w:rPr>
-              <w:t xml:space="preserve">bamboo cooling sheets</w:t>
+              <w:t xml:space="preserve">bamboo sheets full</w:t>
             </w:r>
           </w:p>
         </w:tc>
@@ -4503,7 +4563,7 @@
                 <w:sz w:val="17"/>
                 <w:szCs w:val="17"/>
               </w:rPr>
-              <w:t xml:space="preserve">20 → 5</w:t>
+              <w:t xml:space="preserve">18 → 2</w:t>
             </w:r>
           </w:p>
         </w:tc>
@@ -4527,7 +4587,7 @@
                 <w:sz w:val="17"/>
                 <w:szCs w:val="17"/>
               </w:rPr>
-              <w:t xml:space="preserve">20 · 0.1</w:t>
+              <w:t xml:space="preserve">22 · 0 (paused)</w:t>
             </w:r>
           </w:p>
         </w:tc>
@@ -4551,7 +4611,7 @@
                 <w:sz w:val="17"/>
                 <w:szCs w:val="17"/>
               </w:rPr>
-              <w:t xml:space="preserve">11.5%*</w:t>
+              <w:t xml:space="preserve">12.5%*</w:t>
             </w:r>
           </w:p>
         </w:tc>
@@ -4575,7 +4635,7 @@
                 <w:sz w:val="17"/>
                 <w:szCs w:val="17"/>
               </w:rPr>
-              <w:t xml:space="preserve">2.3</w:t>
+              <w:t xml:space="preserve">2.7</w:t>
             </w:r>
           </w:p>
         </w:tc>
@@ -4599,7 +4659,7 @@
                 <w:sz w:val="17"/>
                 <w:szCs w:val="17"/>
               </w:rPr>
-              <w:t xml:space="preserve">$4.11 ($4.49)</w:t>
+              <w:t xml:space="preserve">$5.52 ($5.52)</w:t>
             </w:r>
           </w:p>
         </w:tc>
@@ -4623,7 +4683,7 @@
                 <w:sz w:val="17"/>
                 <w:szCs w:val="17"/>
               </w:rPr>
-              <w:t xml:space="preserve">$82</w:t>
+              <w:t xml:space="preserve">$121</w:t>
             </w:r>
           </w:p>
         </w:tc>
@@ -4649,7 +4709,7 @@
                 <w:sz w:val="17"/>
                 <w:szCs w:val="17"/>
               </w:rPr>
-              <w:t xml:space="preserve">queen bamboo sheet set</w:t>
+              <w:t xml:space="preserve">bamboo cooling sheets</w:t>
             </w:r>
           </w:p>
         </w:tc>
@@ -4673,7 +4733,7 @@
                 <w:sz w:val="17"/>
                 <w:szCs w:val="17"/>
               </w:rPr>
-              <w:t xml:space="preserve">25 → 6</w:t>
+              <w:t xml:space="preserve">20 → 5</w:t>
             </w:r>
           </w:p>
         </w:tc>
@@ -4697,7 +4757,7 @@
                 <w:sz w:val="17"/>
                 <w:szCs w:val="17"/>
               </w:rPr>
-              <w:t xml:space="preserve">5 · 0.9</w:t>
+              <w:t xml:space="preserve">20 · 0.1</w:t>
             </w:r>
           </w:p>
         </w:tc>
@@ -4721,7 +4781,7 @@
                 <w:sz w:val="17"/>
                 <w:szCs w:val="17"/>
               </w:rPr>
-              <w:t xml:space="preserve">21.1%</w:t>
+              <w:t xml:space="preserve">11.5%*</w:t>
             </w:r>
           </w:p>
         </w:tc>
@@ -4745,7 +4805,7 @@
                 <w:sz w:val="17"/>
                 <w:szCs w:val="17"/>
               </w:rPr>
-              <w:t xml:space="preserve">1.1</w:t>
+              <w:t xml:space="preserve">2.3</w:t>
             </w:r>
           </w:p>
         </w:tc>
@@ -4769,7 +4829,7 @@
                 <w:sz w:val="17"/>
                 <w:szCs w:val="17"/>
               </w:rPr>
-              <w:t xml:space="preserve">$7.10 ($7.10)</w:t>
+              <w:t xml:space="preserve">$4.11 ($4.49)</w:t>
             </w:r>
           </w:p>
         </w:tc>
@@ -4793,7 +4853,7 @@
                 <w:sz w:val="17"/>
                 <w:szCs w:val="17"/>
               </w:rPr>
-              <w:t xml:space="preserve">$36</w:t>
+              <w:t xml:space="preserve">$82</w:t>
             </w:r>
           </w:p>
         </w:tc>
@@ -4819,7 +4879,7 @@
                 <w:sz w:val="17"/>
                 <w:szCs w:val="17"/>
               </w:rPr>
-              <w:t xml:space="preserve">bamboo sheets king</w:t>
+              <w:t xml:space="preserve">Size and set terms</w:t>
             </w:r>
           </w:p>
         </w:tc>
@@ -4843,7 +4903,7 @@
                 <w:sz w:val="17"/>
                 <w:szCs w:val="17"/>
               </w:rPr>
-              <w:t xml:space="preserve">19 → 9</w:t>
+              <w:t xml:space="preserve"/>
             </w:r>
           </w:p>
         </w:tc>
@@ -4867,7 +4927,7 @@
                 <w:sz w:val="17"/>
                 <w:szCs w:val="17"/>
               </w:rPr>
-              <w:t xml:space="preserve">11 · —</w:t>
+              <w:t xml:space="preserve"/>
             </w:r>
           </w:p>
         </w:tc>
@@ -4891,7 +4951,7 @@
                 <w:sz w:val="17"/>
                 <w:szCs w:val="17"/>
               </w:rPr>
-              <w:t xml:space="preserve">12.1%*</w:t>
+              <w:t xml:space="preserve"/>
             </w:r>
           </w:p>
         </w:tc>
@@ -4915,7 +4975,7 @@
                 <w:sz w:val="17"/>
                 <w:szCs w:val="17"/>
               </w:rPr>
-              <w:t xml:space="preserve">1.3</w:t>
+              <w:t xml:space="preserve"/>
             </w:r>
           </w:p>
         </w:tc>
@@ -4939,7 +4999,7 @@
                 <w:sz w:val="17"/>
                 <w:szCs w:val="17"/>
               </w:rPr>
-              <w:t xml:space="preserve">$3.09 ($3.86)</w:t>
+              <w:t xml:space="preserve"/>
             </w:r>
           </w:p>
         </w:tc>
@@ -4963,7 +5023,7 @@
                 <w:sz w:val="17"/>
                 <w:szCs w:val="17"/>
               </w:rPr>
-              <w:t xml:space="preserve">$34</w:t>
+              <w:t xml:space="preserve"/>
             </w:r>
           </w:p>
         </w:tc>
@@ -4989,7 +5049,7 @@
                 <w:sz w:val="17"/>
                 <w:szCs w:val="17"/>
               </w:rPr>
-              <w:t xml:space="preserve">full size bamboo sheets</w:t>
+              <w:t xml:space="preserve">bamboo sheets king</w:t>
             </w:r>
           </w:p>
         </w:tc>
@@ -5013,7 +5073,7 @@
                 <w:sz w:val="17"/>
                 <w:szCs w:val="17"/>
               </w:rPr>
-              <w:t xml:space="preserve">23 → 10</w:t>
+              <w:t xml:space="preserve">19 → 9</w:t>
             </w:r>
           </w:p>
         </w:tc>
@@ -5037,7 +5097,7 @@
                 <w:sz w:val="17"/>
                 <w:szCs w:val="17"/>
               </w:rPr>
-              <w:t xml:space="preserve">7 · 1.4</w:t>
+              <w:t xml:space="preserve">11 · —</w:t>
             </w:r>
           </w:p>
         </w:tc>
@@ -5061,7 +5121,7 @@
                 <w:sz w:val="17"/>
                 <w:szCs w:val="17"/>
               </w:rPr>
-              <w:t xml:space="preserve">12.5%</w:t>
+              <w:t xml:space="preserve">12.1%*</w:t>
             </w:r>
           </w:p>
         </w:tc>
@@ -5085,7 +5145,7 @@
                 <w:sz w:val="17"/>
                 <w:szCs w:val="17"/>
               </w:rPr>
-              <w:t xml:space="preserve">0.8</w:t>
+              <w:t xml:space="preserve">1.3</w:t>
             </w:r>
           </w:p>
         </w:tc>
@@ -5109,7 +5169,7 @@
                 <w:sz w:val="17"/>
                 <w:szCs w:val="17"/>
               </w:rPr>
-              <w:t xml:space="preserve">$5.28 ($6.40)</w:t>
+              <w:t xml:space="preserve">$3.09 ($3.86)</w:t>
             </w:r>
           </w:p>
         </w:tc>
@@ -5133,7 +5193,7 @@
                 <w:sz w:val="17"/>
                 <w:szCs w:val="17"/>
               </w:rPr>
-              <w:t xml:space="preserve">$35</w:t>
+              <w:t xml:space="preserve">$34</w:t>
             </w:r>
           </w:p>
         </w:tc>
@@ -5159,7 +5219,7 @@
                 <w:sz w:val="17"/>
                 <w:szCs w:val="17"/>
               </w:rPr>
-              <w:t xml:space="preserve">Total</w:t>
+              <w:t xml:space="preserve">bamboo bed sheets</w:t>
             </w:r>
           </w:p>
         </w:tc>
@@ -5183,6 +5243,856 @@
                 <w:sz w:val="17"/>
                 <w:szCs w:val="17"/>
               </w:rPr>
+              <w:t xml:space="preserve">23 → 6</w:t>
+            </w:r>
+          </w:p>
+        </w:tc>
+        <w:tc>
+          <w:tcPr>
+            <w:tcW w:type="dxa" w:w="1300"/>
+            <w:shd w:fill="FFFFFF" w:color="auto" w:val="clear"/>
+            <w:tcMar>
+              <w:top w:type="dxa" w:w="40"/>
+              <w:left w:type="dxa" w:w="70"/>
+              <w:bottom w:type="dxa" w:w="40"/>
+              <w:right w:type="dxa" w:w="70"/>
+            </w:tcMar>
+          </w:tcPr>
+          <w:p>
+            <w:pPr>
+              <w:spacing w:after="0"/>
+            </w:pPr>
+            <w:r>
+              <w:rPr>
+                <w:sz w:val="17"/>
+                <w:szCs w:val="17"/>
+              </w:rPr>
+              <w:t xml:space="preserve">7.7 · 0.9</w:t>
+            </w:r>
+          </w:p>
+        </w:tc>
+        <w:tc>
+          <w:tcPr>
+            <w:tcW w:type="dxa" w:w="1000"/>
+            <w:shd w:fill="FFFFFF" w:color="auto" w:val="clear"/>
+            <w:tcMar>
+              <w:top w:type="dxa" w:w="40"/>
+              <w:left w:type="dxa" w:w="70"/>
+              <w:bottom w:type="dxa" w:w="40"/>
+              <w:right w:type="dxa" w:w="70"/>
+            </w:tcMar>
+          </w:tcPr>
+          <w:p>
+            <w:pPr>
+              <w:spacing w:after="0"/>
+            </w:pPr>
+            <w:r>
+              <w:rPr>
+                <w:sz w:val="17"/>
+                <w:szCs w:val="17"/>
+              </w:rPr>
+              <w:t xml:space="preserve">21.7%</w:t>
+            </w:r>
+          </w:p>
+        </w:tc>
+        <w:tc>
+          <w:tcPr>
+            <w:tcW w:type="dxa" w:w="1000"/>
+            <w:shd w:fill="FFFFFF" w:color="auto" w:val="clear"/>
+            <w:tcMar>
+              <w:top w:type="dxa" w:w="40"/>
+              <w:left w:type="dxa" w:w="70"/>
+              <w:bottom w:type="dxa" w:w="40"/>
+              <w:right w:type="dxa" w:w="70"/>
+            </w:tcMar>
+          </w:tcPr>
+          <w:p>
+            <w:pPr>
+              <w:spacing w:after="0"/>
+            </w:pPr>
+            <w:r>
+              <w:rPr>
+                <w:sz w:val="17"/>
+                <w:szCs w:val="17"/>
+              </w:rPr>
+              <w:t xml:space="preserve">1.7</w:t>
+            </w:r>
+          </w:p>
+        </w:tc>
+        <w:tc>
+          <w:tcPr>
+            <w:tcW w:type="dxa" w:w="1500"/>
+            <w:shd w:fill="FFFFFF" w:color="auto" w:val="clear"/>
+            <w:tcMar>
+              <w:top w:type="dxa" w:w="40"/>
+              <w:left w:type="dxa" w:w="70"/>
+              <w:bottom w:type="dxa" w:w="40"/>
+              <w:right w:type="dxa" w:w="70"/>
+            </w:tcMar>
+          </w:tcPr>
+          <w:p>
+            <w:pPr>
+              <w:spacing w:after="0"/>
+            </w:pPr>
+            <w:r>
+              <w:rPr>
+                <w:sz w:val="17"/>
+                <w:szCs w:val="17"/>
+              </w:rPr>
+              <w:t xml:space="preserve">$6.93 ($6.93)</w:t>
+            </w:r>
+          </w:p>
+        </w:tc>
+        <w:tc>
+          <w:tcPr>
+            <w:tcW w:type="dxa" w:w="1772"/>
+            <w:shd w:fill="FFFFFF" w:color="auto" w:val="clear"/>
+            <w:tcMar>
+              <w:top w:type="dxa" w:w="40"/>
+              <w:left w:type="dxa" w:w="70"/>
+              <w:bottom w:type="dxa" w:w="40"/>
+              <w:right w:type="dxa" w:w="70"/>
+            </w:tcMar>
+          </w:tcPr>
+          <w:p>
+            <w:pPr>
+              <w:spacing w:after="0"/>
+            </w:pPr>
+            <w:r>
+              <w:rPr>
+                <w:sz w:val="17"/>
+                <w:szCs w:val="17"/>
+              </w:rPr>
+              <w:t xml:space="preserve">$53</w:t>
+            </w:r>
+          </w:p>
+        </w:tc>
+      </w:tr>
+      <w:tr>
+        <w:tc>
+          <w:tcPr>
+            <w:tcW w:type="dxa" w:w="2300"/>
+            <w:shd w:fill="F2F5F9" w:color="auto" w:val="clear"/>
+            <w:tcMar>
+              <w:top w:type="dxa" w:w="40"/>
+              <w:left w:type="dxa" w:w="70"/>
+              <w:bottom w:type="dxa" w:w="40"/>
+              <w:right w:type="dxa" w:w="70"/>
+            </w:tcMar>
+          </w:tcPr>
+          <w:p>
+            <w:pPr>
+              <w:spacing w:after="0"/>
+            </w:pPr>
+            <w:r>
+              <w:rPr>
+                <w:sz w:val="17"/>
+                <w:szCs w:val="17"/>
+              </w:rPr>
+              <w:t xml:space="preserve">full size bamboo sheets</w:t>
+            </w:r>
+          </w:p>
+        </w:tc>
+        <w:tc>
+          <w:tcPr>
+            <w:tcW w:type="dxa" w:w="1100"/>
+            <w:shd w:fill="F2F5F9" w:color="auto" w:val="clear"/>
+            <w:tcMar>
+              <w:top w:type="dxa" w:w="40"/>
+              <w:left w:type="dxa" w:w="70"/>
+              <w:bottom w:type="dxa" w:w="40"/>
+              <w:right w:type="dxa" w:w="70"/>
+            </w:tcMar>
+          </w:tcPr>
+          <w:p>
+            <w:pPr>
+              <w:spacing w:after="0"/>
+            </w:pPr>
+            <w:r>
+              <w:rPr>
+                <w:sz w:val="17"/>
+                <w:szCs w:val="17"/>
+              </w:rPr>
+              <w:t xml:space="preserve">23 → 10</w:t>
+            </w:r>
+          </w:p>
+        </w:tc>
+        <w:tc>
+          <w:tcPr>
+            <w:tcW w:type="dxa" w:w="1300"/>
+            <w:shd w:fill="F2F5F9" w:color="auto" w:val="clear"/>
+            <w:tcMar>
+              <w:top w:type="dxa" w:w="40"/>
+              <w:left w:type="dxa" w:w="70"/>
+              <w:bottom w:type="dxa" w:w="40"/>
+              <w:right w:type="dxa" w:w="70"/>
+            </w:tcMar>
+          </w:tcPr>
+          <w:p>
+            <w:pPr>
+              <w:spacing w:after="0"/>
+            </w:pPr>
+            <w:r>
+              <w:rPr>
+                <w:sz w:val="17"/>
+                <w:szCs w:val="17"/>
+              </w:rPr>
+              <w:t xml:space="preserve">7 · 1.4</w:t>
+            </w:r>
+          </w:p>
+        </w:tc>
+        <w:tc>
+          <w:tcPr>
+            <w:tcW w:type="dxa" w:w="1000"/>
+            <w:shd w:fill="F2F5F9" w:color="auto" w:val="clear"/>
+            <w:tcMar>
+              <w:top w:type="dxa" w:w="40"/>
+              <w:left w:type="dxa" w:w="70"/>
+              <w:bottom w:type="dxa" w:w="40"/>
+              <w:right w:type="dxa" w:w="70"/>
+            </w:tcMar>
+          </w:tcPr>
+          <w:p>
+            <w:pPr>
+              <w:spacing w:after="0"/>
+            </w:pPr>
+            <w:r>
+              <w:rPr>
+                <w:sz w:val="17"/>
+                <w:szCs w:val="17"/>
+              </w:rPr>
+              <w:t xml:space="preserve">12.5%</w:t>
+            </w:r>
+          </w:p>
+        </w:tc>
+        <w:tc>
+          <w:tcPr>
+            <w:tcW w:type="dxa" w:w="1000"/>
+            <w:shd w:fill="F2F5F9" w:color="auto" w:val="clear"/>
+            <w:tcMar>
+              <w:top w:type="dxa" w:w="40"/>
+              <w:left w:type="dxa" w:w="70"/>
+              <w:bottom w:type="dxa" w:w="40"/>
+              <w:right w:type="dxa" w:w="70"/>
+            </w:tcMar>
+          </w:tcPr>
+          <w:p>
+            <w:pPr>
+              <w:spacing w:after="0"/>
+            </w:pPr>
+            <w:r>
+              <w:rPr>
+                <w:sz w:val="17"/>
+                <w:szCs w:val="17"/>
+              </w:rPr>
+              <w:t xml:space="preserve">0.8</w:t>
+            </w:r>
+          </w:p>
+        </w:tc>
+        <w:tc>
+          <w:tcPr>
+            <w:tcW w:type="dxa" w:w="1500"/>
+            <w:shd w:fill="F2F5F9" w:color="auto" w:val="clear"/>
+            <w:tcMar>
+              <w:top w:type="dxa" w:w="40"/>
+              <w:left w:type="dxa" w:w="70"/>
+              <w:bottom w:type="dxa" w:w="40"/>
+              <w:right w:type="dxa" w:w="70"/>
+            </w:tcMar>
+          </w:tcPr>
+          <w:p>
+            <w:pPr>
+              <w:spacing w:after="0"/>
+            </w:pPr>
+            <w:r>
+              <w:rPr>
+                <w:sz w:val="17"/>
+                <w:szCs w:val="17"/>
+              </w:rPr>
+              <w:t xml:space="preserve">$5.28 ($6.40)</w:t>
+            </w:r>
+          </w:p>
+        </w:tc>
+        <w:tc>
+          <w:tcPr>
+            <w:tcW w:type="dxa" w:w="1772"/>
+            <w:shd w:fill="F2F5F9" w:color="auto" w:val="clear"/>
+            <w:tcMar>
+              <w:top w:type="dxa" w:w="40"/>
+              <w:left w:type="dxa" w:w="70"/>
+              <w:bottom w:type="dxa" w:w="40"/>
+              <w:right w:type="dxa" w:w="70"/>
+            </w:tcMar>
+          </w:tcPr>
+          <w:p>
+            <w:pPr>
+              <w:spacing w:after="0"/>
+            </w:pPr>
+            <w:r>
+              <w:rPr>
+                <w:sz w:val="17"/>
+                <w:szCs w:val="17"/>
+              </w:rPr>
+              <w:t xml:space="preserve">$35</w:t>
+            </w:r>
+          </w:p>
+        </w:tc>
+      </w:tr>
+      <w:tr>
+        <w:tc>
+          <w:tcPr>
+            <w:tcW w:type="dxa" w:w="2300"/>
+            <w:shd w:fill="FFFFFF" w:color="auto" w:val="clear"/>
+            <w:tcMar>
+              <w:top w:type="dxa" w:w="40"/>
+              <w:left w:type="dxa" w:w="70"/>
+              <w:bottom w:type="dxa" w:w="40"/>
+              <w:right w:type="dxa" w:w="70"/>
+            </w:tcMar>
+          </w:tcPr>
+          <w:p>
+            <w:pPr>
+              <w:spacing w:after="0"/>
+            </w:pPr>
+            <w:r>
+              <w:rPr>
+                <w:sz w:val="17"/>
+                <w:szCs w:val="17"/>
+              </w:rPr>
+              <w:t xml:space="preserve">queen bamboo sheet set</w:t>
+            </w:r>
+          </w:p>
+        </w:tc>
+        <w:tc>
+          <w:tcPr>
+            <w:tcW w:type="dxa" w:w="1100"/>
+            <w:shd w:fill="FFFFFF" w:color="auto" w:val="clear"/>
+            <w:tcMar>
+              <w:top w:type="dxa" w:w="40"/>
+              <w:left w:type="dxa" w:w="70"/>
+              <w:bottom w:type="dxa" w:w="40"/>
+              <w:right w:type="dxa" w:w="70"/>
+            </w:tcMar>
+          </w:tcPr>
+          <w:p>
+            <w:pPr>
+              <w:spacing w:after="0"/>
+            </w:pPr>
+            <w:r>
+              <w:rPr>
+                <w:sz w:val="17"/>
+                <w:szCs w:val="17"/>
+              </w:rPr>
+              <w:t xml:space="preserve">25 → 6</w:t>
+            </w:r>
+          </w:p>
+        </w:tc>
+        <w:tc>
+          <w:tcPr>
+            <w:tcW w:type="dxa" w:w="1300"/>
+            <w:shd w:fill="FFFFFF" w:color="auto" w:val="clear"/>
+            <w:tcMar>
+              <w:top w:type="dxa" w:w="40"/>
+              <w:left w:type="dxa" w:w="70"/>
+              <w:bottom w:type="dxa" w:w="40"/>
+              <w:right w:type="dxa" w:w="70"/>
+            </w:tcMar>
+          </w:tcPr>
+          <w:p>
+            <w:pPr>
+              <w:spacing w:after="0"/>
+            </w:pPr>
+            <w:r>
+              <w:rPr>
+                <w:sz w:val="17"/>
+                <w:szCs w:val="17"/>
+              </w:rPr>
+              <w:t xml:space="preserve">5 · 0.9</w:t>
+            </w:r>
+          </w:p>
+        </w:tc>
+        <w:tc>
+          <w:tcPr>
+            <w:tcW w:type="dxa" w:w="1000"/>
+            <w:shd w:fill="FFFFFF" w:color="auto" w:val="clear"/>
+            <w:tcMar>
+              <w:top w:type="dxa" w:w="40"/>
+              <w:left w:type="dxa" w:w="70"/>
+              <w:bottom w:type="dxa" w:w="40"/>
+              <w:right w:type="dxa" w:w="70"/>
+            </w:tcMar>
+          </w:tcPr>
+          <w:p>
+            <w:pPr>
+              <w:spacing w:after="0"/>
+            </w:pPr>
+            <w:r>
+              <w:rPr>
+                <w:sz w:val="17"/>
+                <w:szCs w:val="17"/>
+              </w:rPr>
+              <w:t xml:space="preserve">21.1%</w:t>
+            </w:r>
+          </w:p>
+        </w:tc>
+        <w:tc>
+          <w:tcPr>
+            <w:tcW w:type="dxa" w:w="1000"/>
+            <w:shd w:fill="FFFFFF" w:color="auto" w:val="clear"/>
+            <w:tcMar>
+              <w:top w:type="dxa" w:w="40"/>
+              <w:left w:type="dxa" w:w="70"/>
+              <w:bottom w:type="dxa" w:w="40"/>
+              <w:right w:type="dxa" w:w="70"/>
+            </w:tcMar>
+          </w:tcPr>
+          <w:p>
+            <w:pPr>
+              <w:spacing w:after="0"/>
+            </w:pPr>
+            <w:r>
+              <w:rPr>
+                <w:sz w:val="17"/>
+                <w:szCs w:val="17"/>
+              </w:rPr>
+              <w:t xml:space="preserve">1.1</w:t>
+            </w:r>
+          </w:p>
+        </w:tc>
+        <w:tc>
+          <w:tcPr>
+            <w:tcW w:type="dxa" w:w="1500"/>
+            <w:shd w:fill="FFFFFF" w:color="auto" w:val="clear"/>
+            <w:tcMar>
+              <w:top w:type="dxa" w:w="40"/>
+              <w:left w:type="dxa" w:w="70"/>
+              <w:bottom w:type="dxa" w:w="40"/>
+              <w:right w:type="dxa" w:w="70"/>
+            </w:tcMar>
+          </w:tcPr>
+          <w:p>
+            <w:pPr>
+              <w:spacing w:after="0"/>
+            </w:pPr>
+            <w:r>
+              <w:rPr>
+                <w:sz w:val="17"/>
+                <w:szCs w:val="17"/>
+              </w:rPr>
+              <w:t xml:space="preserve">$7.10 ($7.10)</w:t>
+            </w:r>
+          </w:p>
+        </w:tc>
+        <w:tc>
+          <w:tcPr>
+            <w:tcW w:type="dxa" w:w="1772"/>
+            <w:shd w:fill="FFFFFF" w:color="auto" w:val="clear"/>
+            <w:tcMar>
+              <w:top w:type="dxa" w:w="40"/>
+              <w:left w:type="dxa" w:w="70"/>
+              <w:bottom w:type="dxa" w:w="40"/>
+              <w:right w:type="dxa" w:w="70"/>
+            </w:tcMar>
+          </w:tcPr>
+          <w:p>
+            <w:pPr>
+              <w:spacing w:after="0"/>
+            </w:pPr>
+            <w:r>
+              <w:rPr>
+                <w:sz w:val="17"/>
+                <w:szCs w:val="17"/>
+              </w:rPr>
+              <w:t xml:space="preserve">$36</w:t>
+            </w:r>
+          </w:p>
+        </w:tc>
+      </w:tr>
+      <w:tr>
+        <w:tc>
+          <w:tcPr>
+            <w:tcW w:type="dxa" w:w="2300"/>
+            <w:shd w:fill="F2F5F9" w:color="auto" w:val="clear"/>
+            <w:tcMar>
+              <w:top w:type="dxa" w:w="40"/>
+              <w:left w:type="dxa" w:w="70"/>
+              <w:bottom w:type="dxa" w:w="40"/>
+              <w:right w:type="dxa" w:w="70"/>
+            </w:tcMar>
+          </w:tcPr>
+          <w:p>
+            <w:pPr>
+              <w:spacing w:after="0"/>
+            </w:pPr>
+            <w:r>
+              <w:rPr>
+                <w:sz w:val="17"/>
+                <w:szCs w:val="17"/>
+              </w:rPr>
+              <w:t xml:space="preserve">king bamboo sheets</w:t>
+            </w:r>
+          </w:p>
+        </w:tc>
+        <w:tc>
+          <w:tcPr>
+            <w:tcW w:type="dxa" w:w="1100"/>
+            <w:shd w:fill="F2F5F9" w:color="auto" w:val="clear"/>
+            <w:tcMar>
+              <w:top w:type="dxa" w:w="40"/>
+              <w:left w:type="dxa" w:w="70"/>
+              <w:bottom w:type="dxa" w:w="40"/>
+              <w:right w:type="dxa" w:w="70"/>
+            </w:tcMar>
+          </w:tcPr>
+          <w:p>
+            <w:pPr>
+              <w:spacing w:after="0"/>
+            </w:pPr>
+            <w:r>
+              <w:rPr>
+                <w:sz w:val="17"/>
+                <w:szCs w:val="17"/>
+              </w:rPr>
+              <w:t xml:space="preserve">15 → 10</w:t>
+            </w:r>
+          </w:p>
+        </w:tc>
+        <w:tc>
+          <w:tcPr>
+            <w:tcW w:type="dxa" w:w="1300"/>
+            <w:shd w:fill="F2F5F9" w:color="auto" w:val="clear"/>
+            <w:tcMar>
+              <w:top w:type="dxa" w:w="40"/>
+              <w:left w:type="dxa" w:w="70"/>
+              <w:bottom w:type="dxa" w:w="40"/>
+              <w:right w:type="dxa" w:w="70"/>
+            </w:tcMar>
+          </w:tcPr>
+          <w:p>
+            <w:pPr>
+              <w:spacing w:after="0"/>
+            </w:pPr>
+            <w:r>
+              <w:rPr>
+                <w:sz w:val="17"/>
+                <w:szCs w:val="17"/>
+              </w:rPr>
+              <w:t xml:space="preserve">4.3 · 0</w:t>
+            </w:r>
+          </w:p>
+        </w:tc>
+        <w:tc>
+          <w:tcPr>
+            <w:tcW w:type="dxa" w:w="1000"/>
+            <w:shd w:fill="F2F5F9" w:color="auto" w:val="clear"/>
+            <w:tcMar>
+              <w:top w:type="dxa" w:w="40"/>
+              <w:left w:type="dxa" w:w="70"/>
+              <w:bottom w:type="dxa" w:w="40"/>
+              <w:right w:type="dxa" w:w="70"/>
+            </w:tcMar>
+          </w:tcPr>
+          <w:p>
+            <w:pPr>
+              <w:spacing w:after="0"/>
+            </w:pPr>
+            <w:r>
+              <w:rPr>
+                <w:sz w:val="17"/>
+                <w:szCs w:val="17"/>
+              </w:rPr>
+              <w:t xml:space="preserve">19.2%</w:t>
+            </w:r>
+          </w:p>
+        </w:tc>
+        <w:tc>
+          <w:tcPr>
+            <w:tcW w:type="dxa" w:w="1000"/>
+            <w:shd w:fill="F2F5F9" w:color="auto" w:val="clear"/>
+            <w:tcMar>
+              <w:top w:type="dxa" w:w="40"/>
+              <w:left w:type="dxa" w:w="70"/>
+              <w:bottom w:type="dxa" w:w="40"/>
+              <w:right w:type="dxa" w:w="70"/>
+            </w:tcMar>
+          </w:tcPr>
+          <w:p>
+            <w:pPr>
+              <w:spacing w:after="0"/>
+            </w:pPr>
+            <w:r>
+              <w:rPr>
+                <w:sz w:val="17"/>
+                <w:szCs w:val="17"/>
+              </w:rPr>
+              <w:t xml:space="preserve">0.8</w:t>
+            </w:r>
+          </w:p>
+        </w:tc>
+        <w:tc>
+          <w:tcPr>
+            <w:tcW w:type="dxa" w:w="1500"/>
+            <w:shd w:fill="F2F5F9" w:color="auto" w:val="clear"/>
+            <w:tcMar>
+              <w:top w:type="dxa" w:w="40"/>
+              <w:left w:type="dxa" w:w="70"/>
+              <w:bottom w:type="dxa" w:w="40"/>
+              <w:right w:type="dxa" w:w="70"/>
+            </w:tcMar>
+          </w:tcPr>
+          <w:p>
+            <w:pPr>
+              <w:spacing w:after="0"/>
+            </w:pPr>
+            <w:r>
+              <w:rPr>
+                <w:sz w:val="17"/>
+                <w:szCs w:val="17"/>
+              </w:rPr>
+              <w:t xml:space="preserve">$3.83 ($6.12)</w:t>
+            </w:r>
+          </w:p>
+        </w:tc>
+        <w:tc>
+          <w:tcPr>
+            <w:tcW w:type="dxa" w:w="1772"/>
+            <w:shd w:fill="F2F5F9" w:color="auto" w:val="clear"/>
+            <w:tcMar>
+              <w:top w:type="dxa" w:w="40"/>
+              <w:left w:type="dxa" w:w="70"/>
+              <w:bottom w:type="dxa" w:w="40"/>
+              <w:right w:type="dxa" w:w="70"/>
+            </w:tcMar>
+          </w:tcPr>
+          <w:p>
+            <w:pPr>
+              <w:spacing w:after="0"/>
+            </w:pPr>
+            <w:r>
+              <w:rPr>
+                <w:sz w:val="17"/>
+                <w:szCs w:val="17"/>
+              </w:rPr>
+              <w:t xml:space="preserve">$16</w:t>
+            </w:r>
+          </w:p>
+        </w:tc>
+      </w:tr>
+      <w:tr>
+        <w:tc>
+          <w:tcPr>
+            <w:tcW w:type="dxa" w:w="2300"/>
+            <w:shd w:fill="FFFFFF" w:color="auto" w:val="clear"/>
+            <w:tcMar>
+              <w:top w:type="dxa" w:w="40"/>
+              <w:left w:type="dxa" w:w="70"/>
+              <w:bottom w:type="dxa" w:w="40"/>
+              <w:right w:type="dxa" w:w="70"/>
+            </w:tcMar>
+          </w:tcPr>
+          <w:p>
+            <w:pPr>
+              <w:spacing w:after="0"/>
+            </w:pPr>
+            <w:r>
+              <w:rPr>
+                <w:sz w:val="17"/>
+                <w:szCs w:val="17"/>
+              </w:rPr>
+              <w:t xml:space="preserve">bamboo king sheets</w:t>
+            </w:r>
+          </w:p>
+        </w:tc>
+        <w:tc>
+          <w:tcPr>
+            <w:tcW w:type="dxa" w:w="1100"/>
+            <w:shd w:fill="FFFFFF" w:color="auto" w:val="clear"/>
+            <w:tcMar>
+              <w:top w:type="dxa" w:w="40"/>
+              <w:left w:type="dxa" w:w="70"/>
+              <w:bottom w:type="dxa" w:w="40"/>
+              <w:right w:type="dxa" w:w="70"/>
+            </w:tcMar>
+          </w:tcPr>
+          <w:p>
+            <w:pPr>
+              <w:spacing w:after="0"/>
+            </w:pPr>
+            <w:r>
+              <w:rPr>
+                <w:sz w:val="17"/>
+                <w:szCs w:val="17"/>
+              </w:rPr>
+              <w:t xml:space="preserve">23 → 9</w:t>
+            </w:r>
+          </w:p>
+        </w:tc>
+        <w:tc>
+          <w:tcPr>
+            <w:tcW w:type="dxa" w:w="1300"/>
+            <w:shd w:fill="FFFFFF" w:color="auto" w:val="clear"/>
+            <w:tcMar>
+              <w:top w:type="dxa" w:w="40"/>
+              <w:left w:type="dxa" w:w="70"/>
+              <w:bottom w:type="dxa" w:w="40"/>
+              <w:right w:type="dxa" w:w="70"/>
+            </w:tcMar>
+          </w:tcPr>
+          <w:p>
+            <w:pPr>
+              <w:spacing w:after="0"/>
+            </w:pPr>
+            <w:r>
+              <w:rPr>
+                <w:sz w:val="17"/>
+                <w:szCs w:val="17"/>
+              </w:rPr>
+              <w:t xml:space="preserve">3.9 · 0 (paused)</w:t>
+            </w:r>
+          </w:p>
+        </w:tc>
+        <w:tc>
+          <w:tcPr>
+            <w:tcW w:type="dxa" w:w="1000"/>
+            <w:shd w:fill="FFFFFF" w:color="auto" w:val="clear"/>
+            <w:tcMar>
+              <w:top w:type="dxa" w:w="40"/>
+              <w:left w:type="dxa" w:w="70"/>
+              <w:bottom w:type="dxa" w:w="40"/>
+              <w:right w:type="dxa" w:w="70"/>
+            </w:tcMar>
+          </w:tcPr>
+          <w:p>
+            <w:pPr>
+              <w:spacing w:after="0"/>
+            </w:pPr>
+            <w:r>
+              <w:rPr>
+                <w:sz w:val="17"/>
+                <w:szCs w:val="17"/>
+              </w:rPr>
+              <w:t xml:space="preserve">12.7%*</w:t>
+            </w:r>
+          </w:p>
+        </w:tc>
+        <w:tc>
+          <w:tcPr>
+            <w:tcW w:type="dxa" w:w="1000"/>
+            <w:shd w:fill="FFFFFF" w:color="auto" w:val="clear"/>
+            <w:tcMar>
+              <w:top w:type="dxa" w:w="40"/>
+              <w:left w:type="dxa" w:w="70"/>
+              <w:bottom w:type="dxa" w:w="40"/>
+              <w:right w:type="dxa" w:w="70"/>
+            </w:tcMar>
+          </w:tcPr>
+          <w:p>
+            <w:pPr>
+              <w:spacing w:after="0"/>
+            </w:pPr>
+            <w:r>
+              <w:rPr>
+                <w:sz w:val="17"/>
+                <w:szCs w:val="17"/>
+              </w:rPr>
+              <w:t xml:space="preserve">0.5</w:t>
+            </w:r>
+          </w:p>
+        </w:tc>
+        <w:tc>
+          <w:tcPr>
+            <w:tcW w:type="dxa" w:w="1500"/>
+            <w:shd w:fill="FFFFFF" w:color="auto" w:val="clear"/>
+            <w:tcMar>
+              <w:top w:type="dxa" w:w="40"/>
+              <w:left w:type="dxa" w:w="70"/>
+              <w:bottom w:type="dxa" w:w="40"/>
+              <w:right w:type="dxa" w:w="70"/>
+            </w:tcMar>
+          </w:tcPr>
+          <w:p>
+            <w:pPr>
+              <w:spacing w:after="0"/>
+            </w:pPr>
+            <w:r>
+              <w:rPr>
+                <w:sz w:val="17"/>
+                <w:szCs w:val="17"/>
+              </w:rPr>
+              <w:t xml:space="preserve">$3.61 ($4.06)</w:t>
+            </w:r>
+          </w:p>
+        </w:tc>
+        <w:tc>
+          <w:tcPr>
+            <w:tcW w:type="dxa" w:w="1772"/>
+            <w:shd w:fill="FFFFFF" w:color="auto" w:val="clear"/>
+            <w:tcMar>
+              <w:top w:type="dxa" w:w="40"/>
+              <w:left w:type="dxa" w:w="70"/>
+              <w:bottom w:type="dxa" w:w="40"/>
+              <w:right w:type="dxa" w:w="70"/>
+            </w:tcMar>
+          </w:tcPr>
+          <w:p>
+            <w:pPr>
+              <w:spacing w:after="0"/>
+            </w:pPr>
+            <w:r>
+              <w:rPr>
+                <w:sz w:val="17"/>
+                <w:szCs w:val="17"/>
+              </w:rPr>
+              <w:t xml:space="preserve">$14</w:t>
+            </w:r>
+          </w:p>
+        </w:tc>
+      </w:tr>
+      <w:tr>
+        <w:tc>
+          <w:tcPr>
+            <w:tcW w:type="dxa" w:w="2300"/>
+            <w:shd w:fill="F2F5F9" w:color="auto" w:val="clear"/>
+            <w:tcMar>
+              <w:top w:type="dxa" w:w="40"/>
+              <w:left w:type="dxa" w:w="70"/>
+              <w:bottom w:type="dxa" w:w="40"/>
+              <w:right w:type="dxa" w:w="70"/>
+            </w:tcMar>
+          </w:tcPr>
+          <w:p>
+            <w:pPr>
+              <w:spacing w:after="0"/>
+            </w:pPr>
+            <w:r>
+              <w:rPr>
+                <w:sz w:val="17"/>
+                <w:szCs w:val="17"/>
+              </w:rPr>
+              <w:t xml:space="preserve">Near the top</w:t>
+            </w:r>
+          </w:p>
+        </w:tc>
+        <w:tc>
+          <w:tcPr>
+            <w:tcW w:type="dxa" w:w="1100"/>
+            <w:shd w:fill="F2F5F9" w:color="auto" w:val="clear"/>
+            <w:tcMar>
+              <w:top w:type="dxa" w:w="40"/>
+              <w:left w:type="dxa" w:w="70"/>
+              <w:bottom w:type="dxa" w:w="40"/>
+              <w:right w:type="dxa" w:w="70"/>
+            </w:tcMar>
+          </w:tcPr>
+          <w:p>
+            <w:pPr>
+              <w:spacing w:after="0"/>
+            </w:pPr>
+            <w:r>
+              <w:rPr>
+                <w:sz w:val="17"/>
+                <w:szCs w:val="17"/>
+              </w:rPr>
               <w:t xml:space="preserve"/>
             </w:r>
           </w:p>
@@ -5190,31 +6100,31 @@
         <w:tc>
           <w:tcPr>
             <w:tcW w:type="dxa" w:w="1300"/>
-            <w:shd w:fill="FFFFFF" w:color="auto" w:val="clear"/>
-            <w:tcMar>
-              <w:top w:type="dxa" w:w="40"/>
-              <w:left w:type="dxa" w:w="70"/>
-              <w:bottom w:type="dxa" w:w="40"/>
-              <w:right w:type="dxa" w:w="70"/>
-            </w:tcMar>
-          </w:tcPr>
-          <w:p>
-            <w:pPr>
-              <w:spacing w:after="0"/>
-            </w:pPr>
-            <w:r>
-              <w:rPr>
-                <w:sz w:val="17"/>
-                <w:szCs w:val="17"/>
-              </w:rPr>
-              <w:t xml:space="preserve">202</w:t>
+            <w:shd w:fill="F2F5F9" w:color="auto" w:val="clear"/>
+            <w:tcMar>
+              <w:top w:type="dxa" w:w="40"/>
+              <w:left w:type="dxa" w:w="70"/>
+              <w:bottom w:type="dxa" w:w="40"/>
+              <w:right w:type="dxa" w:w="70"/>
+            </w:tcMar>
+          </w:tcPr>
+          <w:p>
+            <w:pPr>
+              <w:spacing w:after="0"/>
+            </w:pPr>
+            <w:r>
+              <w:rPr>
+                <w:sz w:val="17"/>
+                <w:szCs w:val="17"/>
+              </w:rPr>
+              <w:t xml:space="preserve"/>
             </w:r>
           </w:p>
         </w:tc>
         <w:tc>
           <w:tcPr>
             <w:tcW w:type="dxa" w:w="1000"/>
-            <w:shd w:fill="FFFFFF" w:color="auto" w:val="clear"/>
+            <w:shd w:fill="F2F5F9" w:color="auto" w:val="clear"/>
             <w:tcMar>
               <w:top w:type="dxa" w:w="40"/>
               <w:left w:type="dxa" w:w="70"/>
@@ -5238,31 +6148,31 @@
         <w:tc>
           <w:tcPr>
             <w:tcW w:type="dxa" w:w="1000"/>
-            <w:shd w:fill="FFFFFF" w:color="auto" w:val="clear"/>
-            <w:tcMar>
-              <w:top w:type="dxa" w:w="40"/>
-              <w:left w:type="dxa" w:w="70"/>
-              <w:bottom w:type="dxa" w:w="40"/>
-              <w:right w:type="dxa" w:w="70"/>
-            </w:tcMar>
-          </w:tcPr>
-          <w:p>
-            <w:pPr>
-              <w:spacing w:after="0"/>
-            </w:pPr>
-            <w:r>
-              <w:rPr>
-                <w:sz w:val="17"/>
-                <w:szCs w:val="17"/>
-              </w:rPr>
-              <w:t xml:space="preserve">36</w:t>
+            <w:shd w:fill="F2F5F9" w:color="auto" w:val="clear"/>
+            <w:tcMar>
+              <w:top w:type="dxa" w:w="40"/>
+              <w:left w:type="dxa" w:w="70"/>
+              <w:bottom w:type="dxa" w:w="40"/>
+              <w:right w:type="dxa" w:w="70"/>
+            </w:tcMar>
+          </w:tcPr>
+          <w:p>
+            <w:pPr>
+              <w:spacing w:after="0"/>
+            </w:pPr>
+            <w:r>
+              <w:rPr>
+                <w:sz w:val="17"/>
+                <w:szCs w:val="17"/>
+              </w:rPr>
+              <w:t xml:space="preserve"/>
             </w:r>
           </w:p>
         </w:tc>
         <w:tc>
           <w:tcPr>
             <w:tcW w:type="dxa" w:w="1500"/>
-            <w:shd w:fill="FFFFFF" w:color="auto" w:val="clear"/>
+            <w:shd w:fill="F2F5F9" w:color="auto" w:val="clear"/>
             <w:tcMar>
               <w:top w:type="dxa" w:w="40"/>
               <w:left w:type="dxa" w:w="70"/>
@@ -5286,24 +6196,1384 @@
         <w:tc>
           <w:tcPr>
             <w:tcW w:type="dxa" w:w="1772"/>
-            <w:shd w:fill="FFFFFF" w:color="auto" w:val="clear"/>
-            <w:tcMar>
-              <w:top w:type="dxa" w:w="40"/>
-              <w:left w:type="dxa" w:w="70"/>
-              <w:bottom w:type="dxa" w:w="40"/>
-              <w:right w:type="dxa" w:w="70"/>
-            </w:tcMar>
-          </w:tcPr>
-          <w:p>
-            <w:pPr>
-              <w:spacing w:after="0"/>
-            </w:pPr>
-            <w:r>
-              <w:rPr>
-                <w:sz w:val="17"/>
-                <w:szCs w:val="17"/>
-              </w:rPr>
-              <w:t xml:space="preserve">$1,199</w:t>
+            <w:shd w:fill="F2F5F9" w:color="auto" w:val="clear"/>
+            <w:tcMar>
+              <w:top w:type="dxa" w:w="40"/>
+              <w:left w:type="dxa" w:w="70"/>
+              <w:bottom w:type="dxa" w:w="40"/>
+              <w:right w:type="dxa" w:w="70"/>
+            </w:tcMar>
+          </w:tcPr>
+          <w:p>
+            <w:pPr>
+              <w:spacing w:after="0"/>
+            </w:pPr>
+            <w:r>
+              <w:rPr>
+                <w:sz w:val="17"/>
+                <w:szCs w:val="17"/>
+              </w:rPr>
+              <w:t xml:space="preserve"/>
+            </w:r>
+          </w:p>
+        </w:tc>
+      </w:tr>
+      <w:tr>
+        <w:tc>
+          <w:tcPr>
+            <w:tcW w:type="dxa" w:w="2300"/>
+            <w:shd w:fill="FFFFFF" w:color="auto" w:val="clear"/>
+            <w:tcMar>
+              <w:top w:type="dxa" w:w="40"/>
+              <w:left w:type="dxa" w:w="70"/>
+              <w:bottom w:type="dxa" w:w="40"/>
+              <w:right w:type="dxa" w:w="70"/>
+            </w:tcMar>
+          </w:tcPr>
+          <w:p>
+            <w:pPr>
+              <w:spacing w:after="0"/>
+            </w:pPr>
+            <w:r>
+              <w:rPr>
+                <w:sz w:val="17"/>
+                <w:szCs w:val="17"/>
+              </w:rPr>
+              <w:t xml:space="preserve">bamboo sheets with corner straps</w:t>
+            </w:r>
+          </w:p>
+        </w:tc>
+        <w:tc>
+          <w:tcPr>
+            <w:tcW w:type="dxa" w:w="1100"/>
+            <w:shd w:fill="FFFFFF" w:color="auto" w:val="clear"/>
+            <w:tcMar>
+              <w:top w:type="dxa" w:w="40"/>
+              <w:left w:type="dxa" w:w="70"/>
+              <w:bottom w:type="dxa" w:w="40"/>
+              <w:right w:type="dxa" w:w="70"/>
+            </w:tcMar>
+          </w:tcPr>
+          <w:p>
+            <w:pPr>
+              <w:spacing w:after="0"/>
+            </w:pPr>
+            <w:r>
+              <w:rPr>
+                <w:sz w:val="17"/>
+                <w:szCs w:val="17"/>
+              </w:rPr>
+              <w:t xml:space="preserve">7 → 1</w:t>
+            </w:r>
+          </w:p>
+        </w:tc>
+        <w:tc>
+          <w:tcPr>
+            <w:tcW w:type="dxa" w:w="1300"/>
+            <w:shd w:fill="FFFFFF" w:color="auto" w:val="clear"/>
+            <w:tcMar>
+              <w:top w:type="dxa" w:w="40"/>
+              <w:left w:type="dxa" w:w="70"/>
+              <w:bottom w:type="dxa" w:w="40"/>
+              <w:right w:type="dxa" w:w="70"/>
+            </w:tcMar>
+          </w:tcPr>
+          <w:p>
+            <w:pPr>
+              <w:spacing w:after="0"/>
+            </w:pPr>
+            <w:r>
+              <w:rPr>
+                <w:sz w:val="17"/>
+                <w:szCs w:val="17"/>
+              </w:rPr>
+              <w:t xml:space="preserve">2.4 · 0.4</w:t>
+            </w:r>
+          </w:p>
+        </w:tc>
+        <w:tc>
+          <w:tcPr>
+            <w:tcW w:type="dxa" w:w="1000"/>
+            <w:shd w:fill="FFFFFF" w:color="auto" w:val="clear"/>
+            <w:tcMar>
+              <w:top w:type="dxa" w:w="40"/>
+              <w:left w:type="dxa" w:w="70"/>
+              <w:bottom w:type="dxa" w:w="40"/>
+              <w:right w:type="dxa" w:w="70"/>
+            </w:tcMar>
+          </w:tcPr>
+          <w:p>
+            <w:pPr>
+              <w:spacing w:after="0"/>
+            </w:pPr>
+            <w:r>
+              <w:rPr>
+                <w:sz w:val="17"/>
+                <w:szCs w:val="17"/>
+              </w:rPr>
+              <w:t xml:space="preserve">22.0%</w:t>
+            </w:r>
+          </w:p>
+        </w:tc>
+        <w:tc>
+          <w:tcPr>
+            <w:tcW w:type="dxa" w:w="1000"/>
+            <w:shd w:fill="FFFFFF" w:color="auto" w:val="clear"/>
+            <w:tcMar>
+              <w:top w:type="dxa" w:w="40"/>
+              <w:left w:type="dxa" w:w="70"/>
+              <w:bottom w:type="dxa" w:w="40"/>
+              <w:right w:type="dxa" w:w="70"/>
+            </w:tcMar>
+          </w:tcPr>
+          <w:p>
+            <w:pPr>
+              <w:spacing w:after="0"/>
+            </w:pPr>
+            <w:r>
+              <w:rPr>
+                <w:sz w:val="17"/>
+                <w:szCs w:val="17"/>
+              </w:rPr>
+              <w:t xml:space="preserve">0.5</w:t>
+            </w:r>
+          </w:p>
+        </w:tc>
+        <w:tc>
+          <w:tcPr>
+            <w:tcW w:type="dxa" w:w="1500"/>
+            <w:shd w:fill="FFFFFF" w:color="auto" w:val="clear"/>
+            <w:tcMar>
+              <w:top w:type="dxa" w:w="40"/>
+              <w:left w:type="dxa" w:w="70"/>
+              <w:bottom w:type="dxa" w:w="40"/>
+              <w:right w:type="dxa" w:w="70"/>
+            </w:tcMar>
+          </w:tcPr>
+          <w:p>
+            <w:pPr>
+              <w:spacing w:after="0"/>
+            </w:pPr>
+            <w:r>
+              <w:rPr>
+                <w:sz w:val="17"/>
+                <w:szCs w:val="17"/>
+              </w:rPr>
+              <w:t xml:space="preserve">$7.03 ($7.03)</w:t>
+            </w:r>
+          </w:p>
+        </w:tc>
+        <w:tc>
+          <w:tcPr>
+            <w:tcW w:type="dxa" w:w="1772"/>
+            <w:shd w:fill="FFFFFF" w:color="auto" w:val="clear"/>
+            <w:tcMar>
+              <w:top w:type="dxa" w:w="40"/>
+              <w:left w:type="dxa" w:w="70"/>
+              <w:bottom w:type="dxa" w:w="40"/>
+              <w:right w:type="dxa" w:w="70"/>
+            </w:tcMar>
+          </w:tcPr>
+          <w:p>
+            <w:pPr>
+              <w:spacing w:after="0"/>
+            </w:pPr>
+            <w:r>
+              <w:rPr>
+                <w:sz w:val="17"/>
+                <w:szCs w:val="17"/>
+              </w:rPr>
+              <w:t xml:space="preserve">$17</w:t>
+            </w:r>
+          </w:p>
+        </w:tc>
+      </w:tr>
+      <w:tr>
+        <w:tc>
+          <w:tcPr>
+            <w:tcW w:type="dxa" w:w="2300"/>
+            <w:shd w:fill="F2F5F9" w:color="auto" w:val="clear"/>
+            <w:tcMar>
+              <w:top w:type="dxa" w:w="40"/>
+              <w:left w:type="dxa" w:w="70"/>
+              <w:bottom w:type="dxa" w:w="40"/>
+              <w:right w:type="dxa" w:w="70"/>
+            </w:tcMar>
+          </w:tcPr>
+          <w:p>
+            <w:pPr>
+              <w:spacing w:after="0"/>
+            </w:pPr>
+            <w:r>
+              <w:rPr>
+                <w:sz w:val="17"/>
+                <w:szCs w:val="17"/>
+              </w:rPr>
+              <w:t xml:space="preserve">viscose bamboo sheets</w:t>
+            </w:r>
+          </w:p>
+        </w:tc>
+        <w:tc>
+          <w:tcPr>
+            <w:tcW w:type="dxa" w:w="1100"/>
+            <w:shd w:fill="F2F5F9" w:color="auto" w:val="clear"/>
+            <w:tcMar>
+              <w:top w:type="dxa" w:w="40"/>
+              <w:left w:type="dxa" w:w="70"/>
+              <w:bottom w:type="dxa" w:w="40"/>
+              <w:right w:type="dxa" w:w="70"/>
+            </w:tcMar>
+          </w:tcPr>
+          <w:p>
+            <w:pPr>
+              <w:spacing w:after="0"/>
+            </w:pPr>
+            <w:r>
+              <w:rPr>
+                <w:sz w:val="17"/>
+                <w:szCs w:val="17"/>
+              </w:rPr>
+              <w:t xml:space="preserve">8 → 1</w:t>
+            </w:r>
+          </w:p>
+        </w:tc>
+        <w:tc>
+          <w:tcPr>
+            <w:tcW w:type="dxa" w:w="1300"/>
+            <w:shd w:fill="F2F5F9" w:color="auto" w:val="clear"/>
+            <w:tcMar>
+              <w:top w:type="dxa" w:w="40"/>
+              <w:left w:type="dxa" w:w="70"/>
+              <w:bottom w:type="dxa" w:w="40"/>
+              <w:right w:type="dxa" w:w="70"/>
+            </w:tcMar>
+          </w:tcPr>
+          <w:p>
+            <w:pPr>
+              <w:spacing w:after="0"/>
+            </w:pPr>
+            <w:r>
+              <w:rPr>
+                <w:sz w:val="17"/>
+                <w:szCs w:val="17"/>
+              </w:rPr>
+              <w:t xml:space="preserve">1.1 · 2.5</w:t>
+            </w:r>
+          </w:p>
+        </w:tc>
+        <w:tc>
+          <w:tcPr>
+            <w:tcW w:type="dxa" w:w="1000"/>
+            <w:shd w:fill="F2F5F9" w:color="auto" w:val="clear"/>
+            <w:tcMar>
+              <w:top w:type="dxa" w:w="40"/>
+              <w:left w:type="dxa" w:w="70"/>
+              <w:bottom w:type="dxa" w:w="40"/>
+              <w:right w:type="dxa" w:w="70"/>
+            </w:tcMar>
+          </w:tcPr>
+          <w:p>
+            <w:pPr>
+              <w:spacing w:after="0"/>
+            </w:pPr>
+            <w:r>
+              <w:rPr>
+                <w:sz w:val="17"/>
+                <w:szCs w:val="17"/>
+              </w:rPr>
+              <w:t xml:space="preserve">15.7%</w:t>
+            </w:r>
+          </w:p>
+        </w:tc>
+        <w:tc>
+          <w:tcPr>
+            <w:tcW w:type="dxa" w:w="1000"/>
+            <w:shd w:fill="F2F5F9" w:color="auto" w:val="clear"/>
+            <w:tcMar>
+              <w:top w:type="dxa" w:w="40"/>
+              <w:left w:type="dxa" w:w="70"/>
+              <w:bottom w:type="dxa" w:w="40"/>
+              <w:right w:type="dxa" w:w="70"/>
+            </w:tcMar>
+          </w:tcPr>
+          <w:p>
+            <w:pPr>
+              <w:spacing w:after="0"/>
+            </w:pPr>
+            <w:r>
+              <w:rPr>
+                <w:sz w:val="17"/>
+                <w:szCs w:val="17"/>
+              </w:rPr>
+              <w:t xml:space="preserve">0.2</w:t>
+            </w:r>
+          </w:p>
+        </w:tc>
+        <w:tc>
+          <w:tcPr>
+            <w:tcW w:type="dxa" w:w="1500"/>
+            <w:shd w:fill="F2F5F9" w:color="auto" w:val="clear"/>
+            <w:tcMar>
+              <w:top w:type="dxa" w:w="40"/>
+              <w:left w:type="dxa" w:w="70"/>
+              <w:bottom w:type="dxa" w:w="40"/>
+              <w:right w:type="dxa" w:w="70"/>
+            </w:tcMar>
+          </w:tcPr>
+          <w:p>
+            <w:pPr>
+              <w:spacing w:after="0"/>
+            </w:pPr>
+            <w:r>
+              <w:rPr>
+                <w:sz w:val="17"/>
+                <w:szCs w:val="17"/>
+              </w:rPr>
+              <w:t xml:space="preserve">$6.13 ($6.13)</w:t>
+            </w:r>
+          </w:p>
+        </w:tc>
+        <w:tc>
+          <w:tcPr>
+            <w:tcW w:type="dxa" w:w="1772"/>
+            <w:shd w:fill="F2F5F9" w:color="auto" w:val="clear"/>
+            <w:tcMar>
+              <w:top w:type="dxa" w:w="40"/>
+              <w:left w:type="dxa" w:w="70"/>
+              <w:bottom w:type="dxa" w:w="40"/>
+              <w:right w:type="dxa" w:w="70"/>
+            </w:tcMar>
+          </w:tcPr>
+          <w:p>
+            <w:pPr>
+              <w:spacing w:after="0"/>
+            </w:pPr>
+            <w:r>
+              <w:rPr>
+                <w:sz w:val="17"/>
+                <w:szCs w:val="17"/>
+              </w:rPr>
+              <w:t xml:space="preserve">$7</w:t>
+            </w:r>
+          </w:p>
+        </w:tc>
+      </w:tr>
+      <w:tr>
+        <w:tc>
+          <w:tcPr>
+            <w:tcW w:type="dxa" w:w="2300"/>
+            <w:shd w:fill="FFFFFF" w:color="auto" w:val="clear"/>
+            <w:tcMar>
+              <w:top w:type="dxa" w:w="40"/>
+              <w:left w:type="dxa" w:w="70"/>
+              <w:bottom w:type="dxa" w:w="40"/>
+              <w:right w:type="dxa" w:w="70"/>
+            </w:tcMar>
+          </w:tcPr>
+          <w:p>
+            <w:pPr>
+              <w:spacing w:after="0"/>
+            </w:pPr>
+            <w:r>
+              <w:rPr>
+                <w:sz w:val="17"/>
+                <w:szCs w:val="17"/>
+              </w:rPr>
+              <w:t xml:space="preserve">bamboo sheets queen (after the fix in Section 13)</w:t>
+            </w:r>
+          </w:p>
+        </w:tc>
+        <w:tc>
+          <w:tcPr>
+            <w:tcW w:type="dxa" w:w="1100"/>
+            <w:shd w:fill="FFFFFF" w:color="auto" w:val="clear"/>
+            <w:tcMar>
+              <w:top w:type="dxa" w:w="40"/>
+              <w:left w:type="dxa" w:w="70"/>
+              <w:bottom w:type="dxa" w:w="40"/>
+              <w:right w:type="dxa" w:w="70"/>
+            </w:tcMar>
+          </w:tcPr>
+          <w:p>
+            <w:pPr>
+              <w:spacing w:after="0"/>
+            </w:pPr>
+            <w:r>
+              <w:rPr>
+                <w:sz w:val="17"/>
+                <w:szCs w:val="17"/>
+              </w:rPr>
+              <w:t xml:space="preserve">58 → 5</w:t>
+            </w:r>
+          </w:p>
+        </w:tc>
+        <w:tc>
+          <w:tcPr>
+            <w:tcW w:type="dxa" w:w="1300"/>
+            <w:shd w:fill="FFFFFF" w:color="auto" w:val="clear"/>
+            <w:tcMar>
+              <w:top w:type="dxa" w:w="40"/>
+              <w:left w:type="dxa" w:w="70"/>
+              <w:bottom w:type="dxa" w:w="40"/>
+              <w:right w:type="dxa" w:w="70"/>
+            </w:tcMar>
+          </w:tcPr>
+          <w:p>
+            <w:pPr>
+              <w:spacing w:after="0"/>
+            </w:pPr>
+            <w:r>
+              <w:rPr>
+                <w:sz w:val="17"/>
+                <w:szCs w:val="17"/>
+              </w:rPr>
+              <w:t xml:space="preserve">1.8 · 0.4</w:t>
+            </w:r>
+          </w:p>
+        </w:tc>
+        <w:tc>
+          <w:tcPr>
+            <w:tcW w:type="dxa" w:w="1000"/>
+            <w:shd w:fill="FFFFFF" w:color="auto" w:val="clear"/>
+            <w:tcMar>
+              <w:top w:type="dxa" w:w="40"/>
+              <w:left w:type="dxa" w:w="70"/>
+              <w:bottom w:type="dxa" w:w="40"/>
+              <w:right w:type="dxa" w:w="70"/>
+            </w:tcMar>
+          </w:tcPr>
+          <w:p>
+            <w:pPr>
+              <w:spacing w:after="0"/>
+            </w:pPr>
+            <w:r>
+              <w:rPr>
+                <w:sz w:val="17"/>
+                <w:szCs w:val="17"/>
+              </w:rPr>
+              <w:t xml:space="preserve">25.4%</w:t>
+            </w:r>
+          </w:p>
+        </w:tc>
+        <w:tc>
+          <w:tcPr>
+            <w:tcW w:type="dxa" w:w="1000"/>
+            <w:shd w:fill="FFFFFF" w:color="auto" w:val="clear"/>
+            <w:tcMar>
+              <w:top w:type="dxa" w:w="40"/>
+              <w:left w:type="dxa" w:w="70"/>
+              <w:bottom w:type="dxa" w:w="40"/>
+              <w:right w:type="dxa" w:w="70"/>
+            </w:tcMar>
+          </w:tcPr>
+          <w:p>
+            <w:pPr>
+              <w:spacing w:after="0"/>
+            </w:pPr>
+            <w:r>
+              <w:rPr>
+                <w:sz w:val="17"/>
+                <w:szCs w:val="17"/>
+              </w:rPr>
+              <w:t xml:space="preserve">0.5</w:t>
+            </w:r>
+          </w:p>
+        </w:tc>
+        <w:tc>
+          <w:tcPr>
+            <w:tcW w:type="dxa" w:w="1500"/>
+            <w:shd w:fill="FFFFFF" w:color="auto" w:val="clear"/>
+            <w:tcMar>
+              <w:top w:type="dxa" w:w="40"/>
+              <w:left w:type="dxa" w:w="70"/>
+              <w:bottom w:type="dxa" w:w="40"/>
+              <w:right w:type="dxa" w:w="70"/>
+            </w:tcMar>
+          </w:tcPr>
+          <w:p>
+            <w:pPr>
+              <w:spacing w:after="0"/>
+            </w:pPr>
+            <w:r>
+              <w:rPr>
+                <w:sz w:val="17"/>
+                <w:szCs w:val="17"/>
+              </w:rPr>
+              <w:t xml:space="preserve">$4.18 ($9.92)</w:t>
+            </w:r>
+          </w:p>
+        </w:tc>
+        <w:tc>
+          <w:tcPr>
+            <w:tcW w:type="dxa" w:w="1772"/>
+            <w:shd w:fill="FFFFFF" w:color="auto" w:val="clear"/>
+            <w:tcMar>
+              <w:top w:type="dxa" w:w="40"/>
+              <w:left w:type="dxa" w:w="70"/>
+              <w:bottom w:type="dxa" w:w="40"/>
+              <w:right w:type="dxa" w:w="70"/>
+            </w:tcMar>
+          </w:tcPr>
+          <w:p>
+            <w:pPr>
+              <w:spacing w:after="0"/>
+            </w:pPr>
+            <w:r>
+              <w:rPr>
+                <w:sz w:val="17"/>
+                <w:szCs w:val="17"/>
+              </w:rPr>
+              <w:t xml:space="preserve">$8</w:t>
+            </w:r>
+          </w:p>
+        </w:tc>
+      </w:tr>
+      <w:tr>
+        <w:tc>
+          <w:tcPr>
+            <w:tcW w:type="dxa" w:w="2300"/>
+            <w:shd w:fill="F2F5F9" w:color="auto" w:val="clear"/>
+            <w:tcMar>
+              <w:top w:type="dxa" w:w="40"/>
+              <w:left w:type="dxa" w:w="70"/>
+              <w:bottom w:type="dxa" w:w="40"/>
+              <w:right w:type="dxa" w:w="70"/>
+            </w:tcMar>
+          </w:tcPr>
+          <w:p>
+            <w:pPr>
+              <w:spacing w:after="0"/>
+            </w:pPr>
+            <w:r>
+              <w:rPr>
+                <w:sz w:val="17"/>
+                <w:szCs w:val="17"/>
+              </w:rPr>
+              <w:t xml:space="preserve">Cooling terms: new exact campaigns on White</w:t>
+            </w:r>
+          </w:p>
+        </w:tc>
+        <w:tc>
+          <w:tcPr>
+            <w:tcW w:type="dxa" w:w="1100"/>
+            <w:shd w:fill="F2F5F9" w:color="auto" w:val="clear"/>
+            <w:tcMar>
+              <w:top w:type="dxa" w:w="40"/>
+              <w:left w:type="dxa" w:w="70"/>
+              <w:bottom w:type="dxa" w:w="40"/>
+              <w:right w:type="dxa" w:w="70"/>
+            </w:tcMar>
+          </w:tcPr>
+          <w:p>
+            <w:pPr>
+              <w:spacing w:after="0"/>
+            </w:pPr>
+            <w:r>
+              <w:rPr>
+                <w:sz w:val="17"/>
+                <w:szCs w:val="17"/>
+              </w:rPr>
+              <w:t xml:space="preserve"/>
+            </w:r>
+          </w:p>
+        </w:tc>
+        <w:tc>
+          <w:tcPr>
+            <w:tcW w:type="dxa" w:w="1300"/>
+            <w:shd w:fill="F2F5F9" w:color="auto" w:val="clear"/>
+            <w:tcMar>
+              <w:top w:type="dxa" w:w="40"/>
+              <w:left w:type="dxa" w:w="70"/>
+              <w:bottom w:type="dxa" w:w="40"/>
+              <w:right w:type="dxa" w:w="70"/>
+            </w:tcMar>
+          </w:tcPr>
+          <w:p>
+            <w:pPr>
+              <w:spacing w:after="0"/>
+            </w:pPr>
+            <w:r>
+              <w:rPr>
+                <w:sz w:val="17"/>
+                <w:szCs w:val="17"/>
+              </w:rPr>
+              <w:t xml:space="preserve"/>
+            </w:r>
+          </w:p>
+        </w:tc>
+        <w:tc>
+          <w:tcPr>
+            <w:tcW w:type="dxa" w:w="1000"/>
+            <w:shd w:fill="F2F5F9" w:color="auto" w:val="clear"/>
+            <w:tcMar>
+              <w:top w:type="dxa" w:w="40"/>
+              <w:left w:type="dxa" w:w="70"/>
+              <w:bottom w:type="dxa" w:w="40"/>
+              <w:right w:type="dxa" w:w="70"/>
+            </w:tcMar>
+          </w:tcPr>
+          <w:p>
+            <w:pPr>
+              <w:spacing w:after="0"/>
+            </w:pPr>
+            <w:r>
+              <w:rPr>
+                <w:sz w:val="17"/>
+                <w:szCs w:val="17"/>
+              </w:rPr>
+              <w:t xml:space="preserve"/>
+            </w:r>
+          </w:p>
+        </w:tc>
+        <w:tc>
+          <w:tcPr>
+            <w:tcW w:type="dxa" w:w="1000"/>
+            <w:shd w:fill="F2F5F9" w:color="auto" w:val="clear"/>
+            <w:tcMar>
+              <w:top w:type="dxa" w:w="40"/>
+              <w:left w:type="dxa" w:w="70"/>
+              <w:bottom w:type="dxa" w:w="40"/>
+              <w:right w:type="dxa" w:w="70"/>
+            </w:tcMar>
+          </w:tcPr>
+          <w:p>
+            <w:pPr>
+              <w:spacing w:after="0"/>
+            </w:pPr>
+            <w:r>
+              <w:rPr>
+                <w:sz w:val="17"/>
+                <w:szCs w:val="17"/>
+              </w:rPr>
+              <w:t xml:space="preserve"/>
+            </w:r>
+          </w:p>
+        </w:tc>
+        <w:tc>
+          <w:tcPr>
+            <w:tcW w:type="dxa" w:w="1500"/>
+            <w:shd w:fill="F2F5F9" w:color="auto" w:val="clear"/>
+            <w:tcMar>
+              <w:top w:type="dxa" w:w="40"/>
+              <w:left w:type="dxa" w:w="70"/>
+              <w:bottom w:type="dxa" w:w="40"/>
+              <w:right w:type="dxa" w:w="70"/>
+            </w:tcMar>
+          </w:tcPr>
+          <w:p>
+            <w:pPr>
+              <w:spacing w:after="0"/>
+            </w:pPr>
+            <w:r>
+              <w:rPr>
+                <w:sz w:val="17"/>
+                <w:szCs w:val="17"/>
+              </w:rPr>
+              <w:t xml:space="preserve"/>
+            </w:r>
+          </w:p>
+        </w:tc>
+        <w:tc>
+          <w:tcPr>
+            <w:tcW w:type="dxa" w:w="1772"/>
+            <w:shd w:fill="F2F5F9" w:color="auto" w:val="clear"/>
+            <w:tcMar>
+              <w:top w:type="dxa" w:w="40"/>
+              <w:left w:type="dxa" w:w="70"/>
+              <w:bottom w:type="dxa" w:w="40"/>
+              <w:right w:type="dxa" w:w="70"/>
+            </w:tcMar>
+          </w:tcPr>
+          <w:p>
+            <w:pPr>
+              <w:spacing w:after="0"/>
+            </w:pPr>
+            <w:r>
+              <w:rPr>
+                <w:sz w:val="17"/>
+                <w:szCs w:val="17"/>
+              </w:rPr>
+              <w:t xml:space="preserve"/>
+            </w:r>
+          </w:p>
+        </w:tc>
+      </w:tr>
+      <w:tr>
+        <w:tc>
+          <w:tcPr>
+            <w:tcW w:type="dxa" w:w="2300"/>
+            <w:shd w:fill="FFFFFF" w:color="auto" w:val="clear"/>
+            <w:tcMar>
+              <w:top w:type="dxa" w:w="40"/>
+              <w:left w:type="dxa" w:w="70"/>
+              <w:bottom w:type="dxa" w:w="40"/>
+              <w:right w:type="dxa" w:w="70"/>
+            </w:tcMar>
+          </w:tcPr>
+          <w:p>
+            <w:pPr>
+              <w:spacing w:after="0"/>
+            </w:pPr>
+            <w:r>
+              <w:rPr>
+                <w:sz w:val="17"/>
+                <w:szCs w:val="17"/>
+              </w:rPr>
+              <w:t xml:space="preserve">cooling sheets king size</w:t>
+            </w:r>
+          </w:p>
+        </w:tc>
+        <w:tc>
+          <w:tcPr>
+            <w:tcW w:type="dxa" w:w="1100"/>
+            <w:shd w:fill="FFFFFF" w:color="auto" w:val="clear"/>
+            <w:tcMar>
+              <w:top w:type="dxa" w:w="40"/>
+              <w:left w:type="dxa" w:w="70"/>
+              <w:bottom w:type="dxa" w:w="40"/>
+              <w:right w:type="dxa" w:w="70"/>
+            </w:tcMar>
+          </w:tcPr>
+          <w:p>
+            <w:pPr>
+              <w:spacing w:after="0"/>
+            </w:pPr>
+            <w:r>
+              <w:rPr>
+                <w:sz w:val="17"/>
+                <w:szCs w:val="17"/>
+              </w:rPr>
+              <w:t xml:space="preserve">True Bamboo 14 → 10</w:t>
+            </w:r>
+          </w:p>
+        </w:tc>
+        <w:tc>
+          <w:tcPr>
+            <w:tcW w:type="dxa" w:w="1300"/>
+            <w:shd w:fill="FFFFFF" w:color="auto" w:val="clear"/>
+            <w:tcMar>
+              <w:top w:type="dxa" w:w="40"/>
+              <w:left w:type="dxa" w:w="70"/>
+              <w:bottom w:type="dxa" w:w="40"/>
+              <w:right w:type="dxa" w:w="70"/>
+            </w:tcMar>
+          </w:tcPr>
+          <w:p>
+            <w:pPr>
+              <w:spacing w:after="0"/>
+            </w:pPr>
+            <w:r>
+              <w:rPr>
+                <w:sz w:val="17"/>
+                <w:szCs w:val="17"/>
+              </w:rPr>
+              <w:t xml:space="preserve">34 · 0</w:t>
+            </w:r>
+          </w:p>
+        </w:tc>
+        <w:tc>
+          <w:tcPr>
+            <w:tcW w:type="dxa" w:w="1000"/>
+            <w:shd w:fill="FFFFFF" w:color="auto" w:val="clear"/>
+            <w:tcMar>
+              <w:top w:type="dxa" w:w="40"/>
+              <w:left w:type="dxa" w:w="70"/>
+              <w:bottom w:type="dxa" w:w="40"/>
+              <w:right w:type="dxa" w:w="70"/>
+            </w:tcMar>
+          </w:tcPr>
+          <w:p>
+            <w:pPr>
+              <w:spacing w:after="0"/>
+            </w:pPr>
+            <w:r>
+              <w:rPr>
+                <w:sz w:val="17"/>
+                <w:szCs w:val="17"/>
+              </w:rPr>
+              <w:t xml:space="preserve">11.5%†</w:t>
+            </w:r>
+          </w:p>
+        </w:tc>
+        <w:tc>
+          <w:tcPr>
+            <w:tcW w:type="dxa" w:w="1000"/>
+            <w:shd w:fill="FFFFFF" w:color="auto" w:val="clear"/>
+            <w:tcMar>
+              <w:top w:type="dxa" w:w="40"/>
+              <w:left w:type="dxa" w:w="70"/>
+              <w:bottom w:type="dxa" w:w="40"/>
+              <w:right w:type="dxa" w:w="70"/>
+            </w:tcMar>
+          </w:tcPr>
+          <w:p>
+            <w:pPr>
+              <w:spacing w:after="0"/>
+            </w:pPr>
+            <w:r>
+              <w:rPr>
+                <w:sz w:val="17"/>
+                <w:szCs w:val="17"/>
+              </w:rPr>
+              <w:t xml:space="preserve">3.9</w:t>
+            </w:r>
+          </w:p>
+        </w:tc>
+        <w:tc>
+          <w:tcPr>
+            <w:tcW w:type="dxa" w:w="1500"/>
+            <w:shd w:fill="FFFFFF" w:color="auto" w:val="clear"/>
+            <w:tcMar>
+              <w:top w:type="dxa" w:w="40"/>
+              <w:left w:type="dxa" w:w="70"/>
+              <w:bottom w:type="dxa" w:w="40"/>
+              <w:right w:type="dxa" w:w="70"/>
+            </w:tcMar>
+          </w:tcPr>
+          <w:p>
+            <w:pPr>
+              <w:spacing w:after="0"/>
+            </w:pPr>
+            <w:r>
+              <w:rPr>
+                <w:sz w:val="17"/>
+                <w:szCs w:val="17"/>
+              </w:rPr>
+              <w:t xml:space="preserve">$3.67 ($3.67)</w:t>
+            </w:r>
+          </w:p>
+        </w:tc>
+        <w:tc>
+          <w:tcPr>
+            <w:tcW w:type="dxa" w:w="1772"/>
+            <w:shd w:fill="FFFFFF" w:color="auto" w:val="clear"/>
+            <w:tcMar>
+              <w:top w:type="dxa" w:w="40"/>
+              <w:left w:type="dxa" w:w="70"/>
+              <w:bottom w:type="dxa" w:w="40"/>
+              <w:right w:type="dxa" w:w="70"/>
+            </w:tcMar>
+          </w:tcPr>
+          <w:p>
+            <w:pPr>
+              <w:spacing w:after="0"/>
+            </w:pPr>
+            <w:r>
+              <w:rPr>
+                <w:sz w:val="17"/>
+                <w:szCs w:val="17"/>
+              </w:rPr>
+              <w:t xml:space="preserve">$125</w:t>
+            </w:r>
+          </w:p>
+        </w:tc>
+      </w:tr>
+      <w:tr>
+        <w:tc>
+          <w:tcPr>
+            <w:tcW w:type="dxa" w:w="2300"/>
+            <w:shd w:fill="F2F5F9" w:color="auto" w:val="clear"/>
+            <w:tcMar>
+              <w:top w:type="dxa" w:w="40"/>
+              <w:left w:type="dxa" w:w="70"/>
+              <w:bottom w:type="dxa" w:w="40"/>
+              <w:right w:type="dxa" w:w="70"/>
+            </w:tcMar>
+          </w:tcPr>
+          <w:p>
+            <w:pPr>
+              <w:spacing w:after="0"/>
+            </w:pPr>
+            <w:r>
+              <w:rPr>
+                <w:sz w:val="17"/>
+                <w:szCs w:val="17"/>
+              </w:rPr>
+              <w:t xml:space="preserve">queen cooling sheets</w:t>
+            </w:r>
+          </w:p>
+        </w:tc>
+        <w:tc>
+          <w:tcPr>
+            <w:tcW w:type="dxa" w:w="1100"/>
+            <w:shd w:fill="F2F5F9" w:color="auto" w:val="clear"/>
+            <w:tcMar>
+              <w:top w:type="dxa" w:w="40"/>
+              <w:left w:type="dxa" w:w="70"/>
+              <w:bottom w:type="dxa" w:w="40"/>
+              <w:right w:type="dxa" w:w="70"/>
+            </w:tcMar>
+          </w:tcPr>
+          <w:p>
+            <w:pPr>
+              <w:spacing w:after="0"/>
+            </w:pPr>
+            <w:r>
+              <w:rPr>
+                <w:sz w:val="17"/>
+                <w:szCs w:val="17"/>
+              </w:rPr>
+              <w:t xml:space="preserve">— → 7</w:t>
+            </w:r>
+          </w:p>
+        </w:tc>
+        <w:tc>
+          <w:tcPr>
+            <w:tcW w:type="dxa" w:w="1300"/>
+            <w:shd w:fill="F2F5F9" w:color="auto" w:val="clear"/>
+            <w:tcMar>
+              <w:top w:type="dxa" w:w="40"/>
+              <w:left w:type="dxa" w:w="70"/>
+              <w:bottom w:type="dxa" w:w="40"/>
+              <w:right w:type="dxa" w:w="70"/>
+            </w:tcMar>
+          </w:tcPr>
+          <w:p>
+            <w:pPr>
+              <w:spacing w:after="0"/>
+            </w:pPr>
+            <w:r>
+              <w:rPr>
+                <w:sz w:val="17"/>
+                <w:szCs w:val="17"/>
+              </w:rPr>
+              <w:t xml:space="preserve">10.3 · 0</w:t>
+            </w:r>
+          </w:p>
+        </w:tc>
+        <w:tc>
+          <w:tcPr>
+            <w:tcW w:type="dxa" w:w="1000"/>
+            <w:shd w:fill="F2F5F9" w:color="auto" w:val="clear"/>
+            <w:tcMar>
+              <w:top w:type="dxa" w:w="40"/>
+              <w:left w:type="dxa" w:w="70"/>
+              <w:bottom w:type="dxa" w:w="40"/>
+              <w:right w:type="dxa" w:w="70"/>
+            </w:tcMar>
+          </w:tcPr>
+          <w:p>
+            <w:pPr>
+              <w:spacing w:after="0"/>
+            </w:pPr>
+            <w:r>
+              <w:rPr>
+                <w:sz w:val="17"/>
+                <w:szCs w:val="17"/>
+              </w:rPr>
+              <w:t xml:space="preserve">11.5%†</w:t>
+            </w:r>
+          </w:p>
+        </w:tc>
+        <w:tc>
+          <w:tcPr>
+            <w:tcW w:type="dxa" w:w="1000"/>
+            <w:shd w:fill="F2F5F9" w:color="auto" w:val="clear"/>
+            <w:tcMar>
+              <w:top w:type="dxa" w:w="40"/>
+              <w:left w:type="dxa" w:w="70"/>
+              <w:bottom w:type="dxa" w:w="40"/>
+              <w:right w:type="dxa" w:w="70"/>
+            </w:tcMar>
+          </w:tcPr>
+          <w:p>
+            <w:pPr>
+              <w:spacing w:after="0"/>
+            </w:pPr>
+            <w:r>
+              <w:rPr>
+                <w:sz w:val="17"/>
+                <w:szCs w:val="17"/>
+              </w:rPr>
+              <w:t xml:space="preserve">1.2</w:t>
+            </w:r>
+          </w:p>
+        </w:tc>
+        <w:tc>
+          <w:tcPr>
+            <w:tcW w:type="dxa" w:w="1500"/>
+            <w:shd w:fill="F2F5F9" w:color="auto" w:val="clear"/>
+            <w:tcMar>
+              <w:top w:type="dxa" w:w="40"/>
+              <w:left w:type="dxa" w:w="70"/>
+              <w:bottom w:type="dxa" w:w="40"/>
+              <w:right w:type="dxa" w:w="70"/>
+            </w:tcMar>
+          </w:tcPr>
+          <w:p>
+            <w:pPr>
+              <w:spacing w:after="0"/>
+            </w:pPr>
+            <w:r>
+              <w:rPr>
+                <w:sz w:val="17"/>
+                <w:szCs w:val="17"/>
+              </w:rPr>
+              <w:t xml:space="preserve">$4.49 ($4.49)</w:t>
+            </w:r>
+          </w:p>
+        </w:tc>
+        <w:tc>
+          <w:tcPr>
+            <w:tcW w:type="dxa" w:w="1772"/>
+            <w:shd w:fill="F2F5F9" w:color="auto" w:val="clear"/>
+            <w:tcMar>
+              <w:top w:type="dxa" w:w="40"/>
+              <w:left w:type="dxa" w:w="70"/>
+              <w:bottom w:type="dxa" w:w="40"/>
+              <w:right w:type="dxa" w:w="70"/>
+            </w:tcMar>
+          </w:tcPr>
+          <w:p>
+            <w:pPr>
+              <w:spacing w:after="0"/>
+            </w:pPr>
+            <w:r>
+              <w:rPr>
+                <w:sz w:val="17"/>
+                <w:szCs w:val="17"/>
+              </w:rPr>
+              <w:t xml:space="preserve">$46</w:t>
+            </w:r>
+          </w:p>
+        </w:tc>
+      </w:tr>
+      <w:tr>
+        <w:tc>
+          <w:tcPr>
+            <w:tcW w:type="dxa" w:w="2300"/>
+            <w:shd w:fill="FFFFFF" w:color="auto" w:val="clear"/>
+            <w:tcMar>
+              <w:top w:type="dxa" w:w="40"/>
+              <w:left w:type="dxa" w:w="70"/>
+              <w:bottom w:type="dxa" w:w="40"/>
+              <w:right w:type="dxa" w:w="70"/>
+            </w:tcMar>
+          </w:tcPr>
+          <w:p>
+            <w:pPr>
+              <w:spacing w:after="0"/>
+            </w:pPr>
+            <w:r>
+              <w:rPr>
+                <w:sz w:val="17"/>
+                <w:szCs w:val="17"/>
+              </w:rPr>
+              <w:t xml:space="preserve">cooling sheets queen</w:t>
+            </w:r>
+          </w:p>
+        </w:tc>
+        <w:tc>
+          <w:tcPr>
+            <w:tcW w:type="dxa" w:w="1100"/>
+            <w:shd w:fill="FFFFFF" w:color="auto" w:val="clear"/>
+            <w:tcMar>
+              <w:top w:type="dxa" w:w="40"/>
+              <w:left w:type="dxa" w:w="70"/>
+              <w:bottom w:type="dxa" w:w="40"/>
+              <w:right w:type="dxa" w:w="70"/>
+            </w:tcMar>
+          </w:tcPr>
+          <w:p>
+            <w:pPr>
+              <w:spacing w:after="0"/>
+            </w:pPr>
+            <w:r>
+              <w:rPr>
+                <w:sz w:val="17"/>
+                <w:szCs w:val="17"/>
+              </w:rPr>
+              <w:t xml:space="preserve">True Bamboo 19 → 9</w:t>
+            </w:r>
+          </w:p>
+        </w:tc>
+        <w:tc>
+          <w:tcPr>
+            <w:tcW w:type="dxa" w:w="1300"/>
+            <w:shd w:fill="FFFFFF" w:color="auto" w:val="clear"/>
+            <w:tcMar>
+              <w:top w:type="dxa" w:w="40"/>
+              <w:left w:type="dxa" w:w="70"/>
+              <w:bottom w:type="dxa" w:w="40"/>
+              <w:right w:type="dxa" w:w="70"/>
+            </w:tcMar>
+          </w:tcPr>
+          <w:p>
+            <w:pPr>
+              <w:spacing w:after="0"/>
+            </w:pPr>
+            <w:r>
+              <w:rPr>
+                <w:sz w:val="17"/>
+                <w:szCs w:val="17"/>
+              </w:rPr>
+              <w:t xml:space="preserve">9.4 · 0</w:t>
+            </w:r>
+          </w:p>
+        </w:tc>
+        <w:tc>
+          <w:tcPr>
+            <w:tcW w:type="dxa" w:w="1000"/>
+            <w:shd w:fill="FFFFFF" w:color="auto" w:val="clear"/>
+            <w:tcMar>
+              <w:top w:type="dxa" w:w="40"/>
+              <w:left w:type="dxa" w:w="70"/>
+              <w:bottom w:type="dxa" w:w="40"/>
+              <w:right w:type="dxa" w:w="70"/>
+            </w:tcMar>
+          </w:tcPr>
+          <w:p>
+            <w:pPr>
+              <w:spacing w:after="0"/>
+            </w:pPr>
+            <w:r>
+              <w:rPr>
+                <w:sz w:val="17"/>
+                <w:szCs w:val="17"/>
+              </w:rPr>
+              <w:t xml:space="preserve">11.5%†</w:t>
+            </w:r>
+          </w:p>
+        </w:tc>
+        <w:tc>
+          <w:tcPr>
+            <w:tcW w:type="dxa" w:w="1000"/>
+            <w:shd w:fill="FFFFFF" w:color="auto" w:val="clear"/>
+            <w:tcMar>
+              <w:top w:type="dxa" w:w="40"/>
+              <w:left w:type="dxa" w:w="70"/>
+              <w:bottom w:type="dxa" w:w="40"/>
+              <w:right w:type="dxa" w:w="70"/>
+            </w:tcMar>
+          </w:tcPr>
+          <w:p>
+            <w:pPr>
+              <w:spacing w:after="0"/>
+            </w:pPr>
+            <w:r>
+              <w:rPr>
+                <w:sz w:val="17"/>
+                <w:szCs w:val="17"/>
+              </w:rPr>
+              <w:t xml:space="preserve">1.1</w:t>
+            </w:r>
+          </w:p>
+        </w:tc>
+        <w:tc>
+          <w:tcPr>
+            <w:tcW w:type="dxa" w:w="1500"/>
+            <w:shd w:fill="FFFFFF" w:color="auto" w:val="clear"/>
+            <w:tcMar>
+              <w:top w:type="dxa" w:w="40"/>
+              <w:left w:type="dxa" w:w="70"/>
+              <w:bottom w:type="dxa" w:w="40"/>
+              <w:right w:type="dxa" w:w="70"/>
+            </w:tcMar>
+          </w:tcPr>
+          <w:p>
+            <w:pPr>
+              <w:spacing w:after="0"/>
+            </w:pPr>
+            <w:r>
+              <w:rPr>
+                <w:sz w:val="17"/>
+                <w:szCs w:val="17"/>
+              </w:rPr>
+              <w:t xml:space="preserve">$4.49 ($4.49)</w:t>
+            </w:r>
+          </w:p>
+        </w:tc>
+        <w:tc>
+          <w:tcPr>
+            <w:tcW w:type="dxa" w:w="1772"/>
+            <w:shd w:fill="FFFFFF" w:color="auto" w:val="clear"/>
+            <w:tcMar>
+              <w:top w:type="dxa" w:w="40"/>
+              <w:left w:type="dxa" w:w="70"/>
+              <w:bottom w:type="dxa" w:w="40"/>
+              <w:right w:type="dxa" w:w="70"/>
+            </w:tcMar>
+          </w:tcPr>
+          <w:p>
+            <w:pPr>
+              <w:spacing w:after="0"/>
+            </w:pPr>
+            <w:r>
+              <w:rPr>
+                <w:sz w:val="17"/>
+                <w:szCs w:val="17"/>
+              </w:rPr>
+              <w:t xml:space="preserve">$42</w:t>
+            </w:r>
+          </w:p>
+        </w:tc>
+      </w:tr>
+      <w:tr>
+        <w:tc>
+          <w:tcPr>
+            <w:tcW w:type="dxa" w:w="2300"/>
+            <w:shd w:fill="F2F5F9" w:color="auto" w:val="clear"/>
+            <w:tcMar>
+              <w:top w:type="dxa" w:w="40"/>
+              <w:left w:type="dxa" w:w="70"/>
+              <w:bottom w:type="dxa" w:w="40"/>
+              <w:right w:type="dxa" w:w="70"/>
+            </w:tcMar>
+          </w:tcPr>
+          <w:p>
+            <w:pPr>
+              <w:spacing w:after="0"/>
+            </w:pPr>
+            <w:r>
+              <w:rPr>
+                <w:sz w:val="17"/>
+                <w:szCs w:val="17"/>
+              </w:rPr>
+              <w:t xml:space="preserve">Total (16 terms)</w:t>
+            </w:r>
+          </w:p>
+        </w:tc>
+        <w:tc>
+          <w:tcPr>
+            <w:tcW w:type="dxa" w:w="1100"/>
+            <w:shd w:fill="F2F5F9" w:color="auto" w:val="clear"/>
+            <w:tcMar>
+              <w:top w:type="dxa" w:w="40"/>
+              <w:left w:type="dxa" w:w="70"/>
+              <w:bottom w:type="dxa" w:w="40"/>
+              <w:right w:type="dxa" w:w="70"/>
+            </w:tcMar>
+          </w:tcPr>
+          <w:p>
+            <w:pPr>
+              <w:spacing w:after="0"/>
+            </w:pPr>
+            <w:r>
+              <w:rPr>
+                <w:sz w:val="17"/>
+                <w:szCs w:val="17"/>
+              </w:rPr>
+              <w:t xml:space="preserve"/>
+            </w:r>
+          </w:p>
+        </w:tc>
+        <w:tc>
+          <w:tcPr>
+            <w:tcW w:type="dxa" w:w="1300"/>
+            <w:shd w:fill="F2F5F9" w:color="auto" w:val="clear"/>
+            <w:tcMar>
+              <w:top w:type="dxa" w:w="40"/>
+              <w:left w:type="dxa" w:w="70"/>
+              <w:bottom w:type="dxa" w:w="40"/>
+              <w:right w:type="dxa" w:w="70"/>
+            </w:tcMar>
+          </w:tcPr>
+          <w:p>
+            <w:pPr>
+              <w:spacing w:after="0"/>
+            </w:pPr>
+            <w:r>
+              <w:rPr>
+                <w:sz w:val="17"/>
+                <w:szCs w:val="17"/>
+              </w:rPr>
+              <w:t xml:space="preserve">277</w:t>
+            </w:r>
+          </w:p>
+        </w:tc>
+        <w:tc>
+          <w:tcPr>
+            <w:tcW w:type="dxa" w:w="1000"/>
+            <w:shd w:fill="F2F5F9" w:color="auto" w:val="clear"/>
+            <w:tcMar>
+              <w:top w:type="dxa" w:w="40"/>
+              <w:left w:type="dxa" w:w="70"/>
+              <w:bottom w:type="dxa" w:w="40"/>
+              <w:right w:type="dxa" w:w="70"/>
+            </w:tcMar>
+          </w:tcPr>
+          <w:p>
+            <w:pPr>
+              <w:spacing w:after="0"/>
+            </w:pPr>
+            <w:r>
+              <w:rPr>
+                <w:sz w:val="17"/>
+                <w:szCs w:val="17"/>
+              </w:rPr>
+              <w:t xml:space="preserve"/>
+            </w:r>
+          </w:p>
+        </w:tc>
+        <w:tc>
+          <w:tcPr>
+            <w:tcW w:type="dxa" w:w="1000"/>
+            <w:shd w:fill="F2F5F9" w:color="auto" w:val="clear"/>
+            <w:tcMar>
+              <w:top w:type="dxa" w:w="40"/>
+              <w:left w:type="dxa" w:w="70"/>
+              <w:bottom w:type="dxa" w:w="40"/>
+              <w:right w:type="dxa" w:w="70"/>
+            </w:tcMar>
+          </w:tcPr>
+          <w:p>
+            <w:pPr>
+              <w:spacing w:after="0"/>
+            </w:pPr>
+            <w:r>
+              <w:rPr>
+                <w:sz w:val="17"/>
+                <w:szCs w:val="17"/>
+              </w:rPr>
+              <w:t xml:space="preserve">46</w:t>
+            </w:r>
+          </w:p>
+        </w:tc>
+        <w:tc>
+          <w:tcPr>
+            <w:tcW w:type="dxa" w:w="1500"/>
+            <w:shd w:fill="F2F5F9" w:color="auto" w:val="clear"/>
+            <w:tcMar>
+              <w:top w:type="dxa" w:w="40"/>
+              <w:left w:type="dxa" w:w="70"/>
+              <w:bottom w:type="dxa" w:w="40"/>
+              <w:right w:type="dxa" w:w="70"/>
+            </w:tcMar>
+          </w:tcPr>
+          <w:p>
+            <w:pPr>
+              <w:spacing w:after="0"/>
+            </w:pPr>
+            <w:r>
+              <w:rPr>
+                <w:sz w:val="17"/>
+                <w:szCs w:val="17"/>
+              </w:rPr>
+              <w:t xml:space="preserve"/>
+            </w:r>
+          </w:p>
+        </w:tc>
+        <w:tc>
+          <w:tcPr>
+            <w:tcW w:type="dxa" w:w="1772"/>
+            <w:shd w:fill="F2F5F9" w:color="auto" w:val="clear"/>
+            <w:tcMar>
+              <w:top w:type="dxa" w:w="40"/>
+              <w:left w:type="dxa" w:w="70"/>
+              <w:bottom w:type="dxa" w:w="40"/>
+              <w:right w:type="dxa" w:w="70"/>
+            </w:tcMar>
+          </w:tcPr>
+          <w:p>
+            <w:pPr>
+              <w:spacing w:after="0"/>
+            </w:pPr>
+            <w:r>
+              <w:rPr>
+                <w:sz w:val="17"/>
+                <w:szCs w:val="17"/>
+              </w:rPr>
+              <w:t xml:space="preserve">$1,527</w:t>
             </w:r>
           </w:p>
         </w:tc>
@@ -5321,7 +7591,7 @@
           <w:sz w:val="17"/>
           <w:szCs w:val="17"/>
         </w:rPr>
-        <w:t xml:space="preserve">Plan clicks = the audit’s plan for the target rank (units the rank sells ÷ conversion), before the overlap scaling in Section 12. * The campaign’s overall conversion, which beats the market. These terms have barely been shown at the top, which is the problem the push fixes. Budget = plan clicks × this week’s price; add the product-page clicks the base still buys. Ceiling = twice break-even.</w:t>
+        <w:t xml:space="preserve">Plan clicks = the audit’s plan for the target rank (units the rank sells ÷ conversion), before the overlap scaling in Section 12; where the audit has no plan, the register’s requirement before scaling. * The campaign’s overall conversion, which beats the market; these terms have barely been shown at the top, which is the problem the push fixes. † Stand-in: our cooling campaigns’ conversion. B6 has almost no data of its own on these terms (“cooling sheets queen”: 23 clicks and 1 order in 90 days through auto and broad; “cooling sheets king size”: none), so the stop rule below decides once they have 50 top-of-search clicks. Budget = plan clicks × this week’s price; add the product-page clicks the base still buys. Ceiling = twice break-even on the advertised colour’s margin.</w:t>
       </w:r>
     </w:p>
     <w:p>
@@ -5329,7 +7599,7 @@
         <w:spacing w:after="100"/>
       </w:pPr>
       <w:r>
-        <w:t xml:space="preserve">At the full plan this costs about $1,200 a day and should bring about 36 orders a day at about 41% ACoS. The terms share shoppers, so the real total will be lower. Scaled for that overlap (×0.62, Section 12), it is about $750 a day and 22 orders. Either way it is a deliberate, time-boxed investment: three weeks from 29 September, tuned weekly.</w:t>
+        <w:t xml:space="preserve">At the full plan this costs about $1,530 a day and should bring about 46 orders a day at about 41% ACoS. The terms share shoppers, so the real total will be lower. Scaled for that overlap (×0.62, Section 12), it is about $950 a day and 29 orders. Either way it is a deliberate, time-boxed investment: three weeks from 29 September, tuned weekly.</w:t>
       </w:r>
     </w:p>
     <w:p>
@@ -5337,7 +7607,88 @@
         <w:spacing w:after="100"/>
       </w:pPr>
       <w:r>
-        <w:t xml:space="preserve">Set up next: “cooling sheets king size” (1,468 sales a month; True Bamboo 14th; plan 34 clicks a day) and “cooling sheets queen” (2,277; True Bamboo 19th; plan 9 a day). Add both to the rank tracker and confirm each has one live exact campaign on White. Push them once they are tracked.</w:t>
+        <w:t xml:space="preserve">The three cooling terms are pushed now, not after tracking starts. Build one exact campaign each on King White or Queen White, at the ceiling, on fixed bidding. Read their rank from ASinsight until our rank tracker has them. Their ceilings are low ($3.67–$4.49) because the stand-in conversion is modest; if they can’t hold the top at the ceiling for 3 days, the rule below brings them to you.</w:t>
+      </w:r>
+    </w:p>
+    <w:p>
+      <w:pPr>
+        <w:spacing w:after="100"/>
+      </w:pPr>
+      <w:r>
+        <w:t xml:space="preserve">Left out for now, and why:</w:t>
+      </w:r>
+    </w:p>
+    <w:p>
+      <w:pPr>
+        <w:pStyle w:val="ListParagraph"/>
+        <w:numPr>
+          <w:ilvl w:val="0"/>
+          <w:numId w:val="3"/>
+        </w:numPr>
+        <w:spacing w:after="60"/>
+      </w:pPr>
+      <w:r>
+        <w:t xml:space="preserve">“cooling sheets” (rank 142): too far to reach yet.</w:t>
+      </w:r>
+    </w:p>
+    <w:p>
+      <w:pPr>
+        <w:pStyle w:val="ListParagraph"/>
+        <w:numPr>
+          <w:ilvl w:val="0"/>
+          <w:numId w:val="3"/>
+        </w:numPr>
+        <w:spacing w:after="60"/>
+      </w:pPr>
+      <w:r>
+        <w:t xml:space="preserve">“cooling bed sheets”: its rank collapsed; find the cause first.</w:t>
+      </w:r>
+    </w:p>
+    <w:p>
+      <w:pPr>
+        <w:pStyle w:val="ListParagraph"/>
+        <w:numPr>
+          <w:ilvl w:val="0"/>
+          <w:numId w:val="3"/>
+        </w:numPr>
+        <w:spacing w:after="60"/>
+      </w:pPr>
+      <w:r>
+        <w:t xml:space="preserve">Colour terms such as “black bamboo sheets”: these are conversions terms (Section 9).</w:t>
+      </w:r>
+    </w:p>
+    <w:p>
+      <w:pPr>
+        <w:pStyle w:val="ListParagraph"/>
+        <w:numPr>
+          <w:ilvl w:val="0"/>
+          <w:numId w:val="3"/>
+        </w:numPr>
+        <w:spacing w:after="60"/>
+      </w:pPr>
+      <w:r>
+        <w:t xml:space="preserve">“king size bamboo sheets set”: a plan of 5 clicks a week.</w:t>
+      </w:r>
+    </w:p>
+    <w:p>
+      <w:pPr>
+        <w:pStyle w:val="ListParagraph"/>
+        <w:numPr>
+          <w:ilvl w:val="0"/>
+          <w:numId w:val="3"/>
+        </w:numPr>
+        <w:spacing w:after="60"/>
+      </w:pPr>
+      <w:r>
+        <w:t xml:space="preserve">The rank-1 targets with no campaign and no data, such as “organic sheets queen”, “queen size deep pocket sheets” and “6 piece king size sheets set”: build them and add them after the first weekly review.</w:t>
+      </w:r>
+    </w:p>
+    <w:p>
+      <w:pPr>
+        <w:spacing w:after="100"/>
+      </w:pPr>
+      <w:r>
+        <w:t xml:space="preserve">How each push term is tuned:</w:t>
       </w:r>
     </w:p>
     <w:p>
@@ -5433,7 +7784,7 @@
         <w:t xml:space="preserve">Your decision. </w:t>
       </w:r>
       <w:r>
-        <w:t xml:space="preserve">Approve the push budget for three weeks: the full plan (about $1,200 a day) or the overlap-adjusted plan (about $750 a day).</w:t>
+        <w:t xml:space="preserve">Approve the push budget for three weeks: the full plan (about $1,530 a day) or the overlap-adjusted plan (about $950 a day).</w:t>
       </w:r>
     </w:p>
     <w:p>
@@ -6438,7 +8789,7 @@
                 <w:sz w:val="17"/>
                 <w:szCs w:val="17"/>
               </w:rPr>
-              <w:t xml:space="preserve">no</w:t>
+              <w:t xml:space="preserve">added to the push</w:t>
             </w:r>
           </w:p>
         </w:tc>
@@ -6510,7 +8861,7 @@
                 <w:sz w:val="17"/>
                 <w:szCs w:val="17"/>
               </w:rPr>
-              <w:t xml:space="preserve">Break-even; mix first (63%); move to Queen White</w:t>
+              <w:t xml:space="preserve">Push on Queen White; base cut in the same write (63%)</w:t>
             </w:r>
           </w:p>
         </w:tc>
@@ -6584,7 +8935,7 @@
                 <w:sz w:val="17"/>
                 <w:szCs w:val="17"/>
               </w:rPr>
-              <w:t xml:space="preserve">no</w:t>
+              <w:t xml:space="preserve">added to the push</w:t>
             </w:r>
           </w:p>
         </w:tc>
@@ -6656,7 +9007,7 @@
                 <w:sz w:val="17"/>
                 <w:szCs w:val="17"/>
               </w:rPr>
-              <w:t xml:space="preserve">Break-even; mix first (70%)</w:t>
+              <w:t xml:space="preserve">Push; base cut in the same write (70%)</w:t>
             </w:r>
           </w:p>
         </w:tc>
@@ -6730,7 +9081,7 @@
                 <w:sz w:val="17"/>
                 <w:szCs w:val="17"/>
               </w:rPr>
-              <w:t xml:space="preserve">no</w:t>
+              <w:t xml:space="preserve">added to the push</w:t>
             </w:r>
           </w:p>
         </w:tc>
@@ -6802,7 +9153,7 @@
                 <w:sz w:val="17"/>
                 <w:szCs w:val="17"/>
               </w:rPr>
-              <w:t xml:space="preserve">Break-even; mix first</w:t>
+              <w:t xml:space="preserve">Push; base cut in the same write</w:t>
             </w:r>
           </w:p>
         </w:tc>
@@ -6948,7 +9299,7 @@
                 <w:sz w:val="17"/>
                 <w:szCs w:val="17"/>
               </w:rPr>
-              <w:t xml:space="preserve">Break-even; mix first (57%)</w:t>
+              <w:t xml:space="preserve">Colour term: conversions, at break-even; base cut (57%)</w:t>
             </w:r>
           </w:p>
         </w:tc>
@@ -11590,7 +13941,7 @@
         <w:spacing w:after="60"/>
       </w:pPr>
       <w:r>
-        <w:t xml:space="preserve">Restart “bamboo sheets full”. Add “cooling sheets king size” and “cooling sheets queen” to the rank tracker, and start hourly tracking of sponsored and organic rank for B6 and True Bamboo on the push terms.</w:t>
+        <w:t xml:space="preserve">Restart “bamboo sheets full” and “bamboo king sheets”. Build exact campaigns on White for “cooling sheets king size”, “cooling sheets queen” and “queen cooling sheets”, and add them to the rank tracker. Start hourly tracking of sponsored and organic rank for B6 and True Bamboo on the push terms.</w:t>
       </w:r>
     </w:p>
     <w:p>
@@ -11603,7 +13954,7 @@
         <w:spacing w:after="60"/>
       </w:pPr>
       <w:r>
-        <w:t xml:space="preserve">Keep every ranking ad on White, and hold the new campaigns and the retags.</w:t>
+        <w:t xml:space="preserve">Keep every ranking ad on White, and hold the audit’s 15 new campaigns and the retags.</w:t>
       </w:r>
     </w:p>
     <w:p>

--- a/docs/DBS6_Audit_Corrections_20260928.docx
+++ b/docs/DBS6_Audit_Corrections_20260928.docx
@@ -305,10 +305,10 @@
           <w:bCs/>
           <w:color w:val="1F3A5F"/>
         </w:rPr>
-        <w:t xml:space="preserve">Decisions needed from you today: </w:t>
-      </w:r>
-      <w:r>
-        <w:t xml:space="preserve">the goals for the deal days and after (Section 3), and the push budget for three weeks: about $1,530 a day at the full plan, or $950 adjusted for overlap between terms (Section 5.3).</w:t>
+        <w:t xml:space="preserve">Decided: </w:t>
+      </w:r>
+      <w:r>
+        <w:t xml:space="preserve">the full push plan, about $1,530 a day for about 46 orders a day, for three weeks from 29 September (Section 5.3). A separate audit on 1 October sets the post-deal prices, TACoS goal and spend limit.</w:t>
       </w:r>
     </w:p>
     <w:p>
@@ -1967,7 +1967,7 @@
         <w:t xml:space="preserve">For the deal days (to 30 September): </w:t>
       </w:r>
       <w:r>
-        <w:t xml:space="preserve">the push budget (Section 5.3) plus a spend limit for everything else. Deal spend is running at $924 a day.</w:t>
+        <w:t xml:space="preserve">the approved push budget (Section 5.3). Campaigns outside the push keep their current budgets until the 1 October audit, with no raises. Deal spend is running at $924 a day.</w:t>
       </w:r>
     </w:p>
     <w:p>
@@ -1984,10 +1984,10 @@
           <w:b/>
           <w:bCs/>
         </w:rPr>
-        <w:t xml:space="preserve">From 1 October: </w:t>
-      </w:r>
-      <w:r>
-        <w:t xml:space="preserve">the push budget is a deliberate, time-boxed investment, approved for three weeks and reviewed weekly. Everything outside the push gets a TACoS goal well below the audit’s 25% (B6 ran at about 7% before the deal), and a daily spend limit set as a share of the last 7 days’ total sales.</w:t>
+        <w:t xml:space="preserve">From 1 October, set in the separate post-deal audit: </w:t>
+      </w:r>
+      <w:r>
+        <w:t xml:space="preserve">a TACoS goal for everything outside the push, well below the audit’s 25% (B6 ran at about 7% before the deal), and a daily spend limit set as a share of the last 7 days’ total sales. The push budget carries on through it: it is approved for three weeks and reviewed weekly.</w:t>
       </w:r>
     </w:p>
     <w:p>
@@ -2164,7 +2164,7 @@
         <w:pStyle w:val="Heading2"/>
       </w:pPr>
       <w:r>
-        <w:t xml:space="preserve">Day 1 after the deal — 1 October</w:t>
+        <w:t xml:space="preserve">Day 1 after the deal — 1 October (the separate post-deal audit)</w:t>
       </w:r>
     </w:p>
     <w:p>
@@ -7599,7 +7599,7 @@
         <w:spacing w:after="100"/>
       </w:pPr>
       <w:r>
-        <w:t xml:space="preserve">At the full plan this costs about $1,530 a day and should bring about 46 orders a day at about 41% ACoS. The terms share shoppers, so the real total will be lower. Scaled for that overlap (×0.62, Section 12), it is about $950 a day and 29 orders. Either way it is a deliberate, time-boxed investment: three weeks from 29 September, tuned weekly.</w:t>
+        <w:t xml:space="preserve">At the full plan this costs about $1,530 a day and should bring about 46 orders a day at about 41% ACoS. The terms share shoppers, so the real total will be lower. Scaled for that overlap (×0.62, Section 12), it is about $950 a day and 29 orders. The full plan is approved as a deliberate, time-boxed investment: three weeks from 29 September, tuned weekly.</w:t>
       </w:r>
     </w:p>
     <w:p>
@@ -7781,10 +7781,10 @@
           <w:bCs/>
           <w:color w:val="1F3A5F"/>
         </w:rPr>
-        <w:t xml:space="preserve">Your decision. </w:t>
-      </w:r>
-      <w:r>
-        <w:t xml:space="preserve">Approve the push budget for three weeks: the full plan (about $1,530 a day) or the overlap-adjusted plan (about $950 a day).</w:t>
+        <w:t xml:space="preserve">Approved. </w:t>
+      </w:r>
+      <w:r>
+        <w:t xml:space="preserve">The full plan, about $1,530 a day, for three weeks from 29 September.</w:t>
       </w:r>
     </w:p>
     <w:p>
@@ -13902,7 +13902,7 @@
         <w:spacing w:after="60"/>
       </w:pPr>
       <w:r>
-        <w:t xml:space="preserve">Today: agree the goals for the deal days and after, and approve the push budget.</w:t>
+        <w:t xml:space="preserve">Today: load the approved push plan (Section 5.3).</w:t>
       </w:r>
     </w:p>
     <w:p>
@@ -13967,7 +13967,7 @@
         <w:spacing w:after="60"/>
       </w:pPr>
       <w:r>
-        <w:t xml:space="preserve">1 October: re-price on the full-price margin, bring spend inside the limit, and keep the push running on qualifying terms.</w:t>
+        <w:t xml:space="preserve">1 October: the separate post-deal audit re-prices on the full-price margin, sets the TACoS goal and spend limit outside the push, and keeps the push running.</w:t>
       </w:r>
     </w:p>
     <w:p>

--- a/docs/DBS6_Audit_Corrections_20260928.docx
+++ b/docs/DBS6_Audit_Corrections_20260928.docx
@@ -79,7 +79,7 @@
         <w:t xml:space="preserve">Push harder at top of search, on a tactical set of terms, with a costed plan. </w:t>
       </w:r>
       <w:r>
-        <w:t xml:space="preserve">A competitor with 129 reviews, True Bamboo, climbed from about 110 to the top 5 on three of our main terms in about 9 days by holding the top ad slot. Our click-through and conversion already beat the market on these terms; what’s missing is volume at the top. Sixteen terms get a plan for clicks, orders and budget (Section 5.3). Fixed bidding, the base cut and the push price go in one write. Prices then step up daily until each term holds the top slot, never above twice break-even. The audit’s 18 jumps of 75% go.</w:t>
+        <w:t xml:space="preserve">A competitor with 129 reviews, True Bamboo, climbed from about 110 to the top 5 on three of our main terms in about 9 days by holding the top ad slot. B6’s own history says the same: once the clicks land, its terms reach the top 10 in a median of 5 days. What’s missing is volume at the top. Ten terms are funded for the rest of the deal within a total B6 budget of $1,300 a day; from 1 October the budget is re-evaluated. Six more wait on a listing check, a price-limit decision or the 1 October audit (Section 5.3). Fixed bidding, the base cut and the push price go in one write. Prices then step up daily until each term holds the top slot, never above twice break-even. The audit’s 18 jumps of 75% go.</w:t>
       </w:r>
     </w:p>
     <w:p>
@@ -305,10 +305,10 @@
           <w:bCs/>
           <w:color w:val="1F3A5F"/>
         </w:rPr>
-        <w:t xml:space="preserve">Decided: </w:t>
-      </w:r>
-      <w:r>
-        <w:t xml:space="preserve">the full push plan, about $1,530 a day for about 46 orders a day, for three weeks from 29 September (Section 5.3). A separate audit on 1 October sets the post-deal prices, TACoS goal and spend limit.</w:t>
+        <w:t xml:space="preserve">Budget set: </w:t>
+      </w:r>
+      <w:r>
+        <w:t xml:space="preserve">for the rest of the deal (to 30 September), up to $1,300 a day of B6 ad spend in total. It is $982 a day now, at about 11% margin. The increase goes to top of search on the ranking terms in the push, about $1,060 a day (Section 5.3). From 1 October a separate audit re-evaluates the budget and sets the post-deal prices and goals, keeping margin after ads above 10%.</w:t>
       </w:r>
     </w:p>
     <w:p>
@@ -1967,7 +1967,7 @@
         <w:t xml:space="preserve">For the deal days (to 30 September): </w:t>
       </w:r>
       <w:r>
-        <w:t xml:space="preserve">the approved push budget (Section 5.3). Campaigns outside the push keep their current budgets until the 1 October audit, with no raises. Deal spend is running at $924 a day.</w:t>
+        <w:t xml:space="preserve">total B6 ad spend up to $1,300 a day, with the increase going to top of search on the push terms (Section 5.3). Campaigns outside the push keep their current budgets, with no raises.</w:t>
       </w:r>
     </w:p>
     <w:p>
@@ -1987,7 +1987,7 @@
         <w:t xml:space="preserve">From 1 October, set in the separate post-deal audit: </w:t>
       </w:r>
       <w:r>
-        <w:t xml:space="preserve">a TACoS goal for everything outside the push, well below the audit’s 25% (B6 ran at about 7% before the deal), and a daily spend limit set as a share of the last 7 days’ total sales. The push budget carries on through it: it is approved for three weeks and reviewed weekly.</w:t>
+        <w:t xml:space="preserve">a spend limit that keeps B6’s margin after ads above 10%. At the full price that means total ads at or under about 13.8% of sales, since B6 keeps 23.8% before ads. The same audit re-evaluates the push budget inside that limit; the push terms and the weekly tuning below carry over.</w:t>
       </w:r>
     </w:p>
     <w:p>
@@ -2210,7 +2210,7 @@
         <w:spacing w:after="60"/>
       </w:pPr>
       <w:r>
-        <w:t xml:space="preserve">The push on qualifying terms continues. The focus terms must not see a gap between deal traffic ending and the push carrying on.</w:t>
+        <w:t xml:space="preserve">The push terms carry on at the budget the 1 October audit sets. They must not see a gap between deal traffic ending and the push continuing.</w:t>
       </w:r>
     </w:p>
     <w:p>
@@ -3505,7 +3505,7 @@
         <w:spacing w:after="60"/>
       </w:pPr>
       <w:r>
-        <w:t xml:space="preserve">Rank moves in days, not months, when the ad holds the top slot all day with enough clicks. The audit’s targets run to 26 November and later.</w:t>
+        <w:t xml:space="preserve">Rank moves in days, not months, when the ad holds the top slot all day with enough clicks. B6’s own history in the audit agrees: across 113 cases in the last year where a term reached the top 10 and held it, that took a median of 5 days, and 75% got there within 19 days once the clicks landed. The late-November dates in the audit are the operator’s targets, not the engine’s forecast.</w:t>
       </w:r>
     </w:p>
     <w:p>
@@ -3518,7 +3518,7 @@
         <w:spacing w:after="60"/>
       </w:pPr>
       <w:r>
-        <w:t xml:space="preserve">Our click-through and conversion at the top already beat the market on these terms (Section 5.4), so the listing is not the main blocker; volume at the top is. “bamboo sheets” gets 7 of the 69 top-of-search clicks a day its plan needs, “bamboo sheets queen size” under 1 of 44, and “bamboo sheets king size” almost none of 24.</w:t>
+        <w:t xml:space="preserve">On most of these terms our click-through and conversion at the top already beat the market (Section 5.4), so volume at the top is the blocker. “bamboo sheets” gets 7 of the 69 top-of-search clicks a day its plan needs, and “bamboo sheets queen size” under 1 of 44. Two terms are the exception: Amazon’s search query data shows below-market click-through and conversion on “bamboo sheets king size” and “bamboo sheets king”, so they get a listing check before any push.</w:t>
       </w:r>
     </w:p>
     <w:p>
@@ -3620,7 +3620,7 @@
         <w:spacing w:after="100"/>
       </w:pPr>
       <w:r>
-        <w:t xml:space="preserve">That gives 16 terms now, in four groups. Each has a plan for clicks, orders and budget a day, tuned weekly on results:</w:t>
+        <w:t xml:space="preserve">Sixteen terms pass. Ten are funded for the rest of the deal within the $1,300 budget. The other six wait for a stated reason. Each funded term has a plan for clicks, orders and budget a day, tuned weekly on results:</w:t>
       </w:r>
     </w:p>
     <w:tbl>
@@ -3636,13 +3636,14 @@
         </w:tblBorders>
       </w:tblPr>
       <w:tblGrid>
-        <w:gridCol w:w="2300"/>
-        <w:gridCol w:w="1100"/>
+        <w:gridCol w:w="2200"/>
+        <w:gridCol w:w="1000"/>
+        <w:gridCol w:w="1200"/>
+        <w:gridCol w:w="900"/>
+        <w:gridCol w:w="800"/>
         <w:gridCol w:w="1300"/>
         <w:gridCol w:w="1000"/>
-        <w:gridCol w:w="1000"/>
-        <w:gridCol w:w="1500"/>
-        <w:gridCol w:w="1772"/>
+        <w:gridCol w:w="1572"/>
       </w:tblGrid>
       <w:tr>
         <w:trPr>
@@ -3650,7 +3651,7 @@
         </w:trPr>
         <w:tc>
           <w:tcPr>
-            <w:tcW w:type="dxa" w:w="2300"/>
+            <w:tcW w:type="dxa" w:w="2200"/>
             <w:shd w:fill="1F3A5F" w:color="auto" w:val="clear"/>
             <w:tcMar>
               <w:top w:type="dxa" w:w="40"/>
@@ -3677,7 +3678,7 @@
         </w:tc>
         <w:tc>
           <w:tcPr>
-            <w:tcW w:type="dxa" w:w="1100"/>
+            <w:tcW w:type="dxa" w:w="1000"/>
             <w:shd w:fill="1F3A5F" w:color="auto" w:val="clear"/>
             <w:tcMar>
               <w:top w:type="dxa" w:w="40"/>
@@ -3704,7 +3705,7 @@
         </w:tc>
         <w:tc>
           <w:tcPr>
-            <w:tcW w:type="dxa" w:w="1300"/>
+            <w:tcW w:type="dxa" w:w="1200"/>
             <w:shd w:fill="1F3A5F" w:color="auto" w:val="clear"/>
             <w:tcMar>
               <w:top w:type="dxa" w:w="40"/>
@@ -3731,7 +3732,7 @@
         </w:tc>
         <w:tc>
           <w:tcPr>
-            <w:tcW w:type="dxa" w:w="1000"/>
+            <w:tcW w:type="dxa" w:w="900"/>
             <w:shd w:fill="1F3A5F" w:color="auto" w:val="clear"/>
             <w:tcMar>
               <w:top w:type="dxa" w:w="40"/>
@@ -3758,7 +3759,7 @@
         </w:tc>
         <w:tc>
           <w:tcPr>
-            <w:tcW w:type="dxa" w:w="1000"/>
+            <w:tcW w:type="dxa" w:w="800"/>
             <w:shd w:fill="1F3A5F" w:color="auto" w:val="clear"/>
             <w:tcMar>
               <w:top w:type="dxa" w:w="40"/>
@@ -3779,13 +3780,13 @@
                 <w:sz w:val="17"/>
                 <w:szCs w:val="17"/>
               </w:rPr>
-              <w:t xml:space="preserve">Orders a day expected</w:t>
-            </w:r>
-          </w:p>
-        </w:tc>
-        <w:tc>
-          <w:tcPr>
-            <w:tcW w:type="dxa" w:w="1500"/>
+              <w:t xml:space="preserve">Orders a day</w:t>
+            </w:r>
+          </w:p>
+        </w:tc>
+        <w:tc>
+          <w:tcPr>
+            <w:tcW w:type="dxa" w:w="1300"/>
             <w:shd w:fill="1F3A5F" w:color="auto" w:val="clear"/>
             <w:tcMar>
               <w:top w:type="dxa" w:w="40"/>
@@ -3806,13 +3807,13 @@
                 <w:sz w:val="17"/>
                 <w:szCs w:val="17"/>
               </w:rPr>
-              <w:t xml:space="preserve">Top-of-search price this week (ceiling)</w:t>
-            </w:r>
-          </w:p>
-        </w:tc>
-        <w:tc>
-          <w:tcPr>
-            <w:tcW w:type="dxa" w:w="1772"/>
+              <w:t xml:space="preserve">Price this week (ceiling)</w:t>
+            </w:r>
+          </w:p>
+        </w:tc>
+        <w:tc>
+          <w:tcPr>
+            <w:tcW w:type="dxa" w:w="1000"/>
             <w:shd w:fill="1F3A5F" w:color="auto" w:val="clear"/>
             <w:tcMar>
               <w:top w:type="dxa" w:w="40"/>
@@ -3833,6 +3834,33 @@
                 <w:sz w:val="17"/>
                 <w:szCs w:val="17"/>
               </w:rPr>
+              <w:t xml:space="preserve">Top slot costs now</w:t>
+            </w:r>
+          </w:p>
+        </w:tc>
+        <w:tc>
+          <w:tcPr>
+            <w:tcW w:type="dxa" w:w="1572"/>
+            <w:shd w:fill="1F3A5F" w:color="auto" w:val="clear"/>
+            <w:tcMar>
+              <w:top w:type="dxa" w:w="40"/>
+              <w:left w:type="dxa" w:w="70"/>
+              <w:bottom w:type="dxa" w:w="40"/>
+              <w:right w:type="dxa" w:w="70"/>
+            </w:tcMar>
+          </w:tcPr>
+          <w:p>
+            <w:pPr>
+              <w:spacing w:after="0"/>
+            </w:pPr>
+            <w:r>
+              <w:rPr>
+                <w:b/>
+                <w:bCs/>
+                <w:color w:val="FFFFFF"/>
+                <w:sz w:val="17"/>
+                <w:szCs w:val="17"/>
+              </w:rPr>
               <w:t xml:space="preserve">Budget a day</w:t>
             </w:r>
           </w:p>
@@ -3841,31 +3869,31 @@
       <w:tr>
         <w:tc>
           <w:tcPr>
-            <w:tcW w:type="dxa" w:w="2300"/>
-            <w:shd w:fill="FFFFFF" w:color="auto" w:val="clear"/>
-            <w:tcMar>
-              <w:top w:type="dxa" w:w="40"/>
-              <w:left w:type="dxa" w:w="70"/>
-              <w:bottom w:type="dxa" w:w="40"/>
-              <w:right w:type="dxa" w:w="70"/>
-            </w:tcMar>
-          </w:tcPr>
-          <w:p>
-            <w:pPr>
-              <w:spacing w:after="0"/>
-            </w:pPr>
-            <w:r>
-              <w:rPr>
-                <w:sz w:val="17"/>
-                <w:szCs w:val="17"/>
-              </w:rPr>
-              <w:t xml:space="preserve">Head terms</w:t>
-            </w:r>
-          </w:p>
-        </w:tc>
-        <w:tc>
-          <w:tcPr>
-            <w:tcW w:type="dxa" w:w="1100"/>
+            <w:tcW w:type="dxa" w:w="2200"/>
+            <w:shd w:fill="FFFFFF" w:color="auto" w:val="clear"/>
+            <w:tcMar>
+              <w:top w:type="dxa" w:w="40"/>
+              <w:left w:type="dxa" w:w="70"/>
+              <w:bottom w:type="dxa" w:w="40"/>
+              <w:right w:type="dxa" w:w="70"/>
+            </w:tcMar>
+          </w:tcPr>
+          <w:p>
+            <w:pPr>
+              <w:spacing w:after="0"/>
+            </w:pPr>
+            <w:r>
+              <w:rPr>
+                <w:sz w:val="17"/>
+                <w:szCs w:val="17"/>
+              </w:rPr>
+              <w:t xml:space="preserve">Funded now</w:t>
+            </w:r>
+          </w:p>
+        </w:tc>
+        <w:tc>
+          <w:tcPr>
+            <w:tcW w:type="dxa" w:w="1000"/>
             <w:shd w:fill="FFFFFF" w:color="auto" w:val="clear"/>
             <w:tcMar>
               <w:top w:type="dxa" w:w="40"/>
@@ -3889,6 +3917,78 @@
         </w:tc>
         <w:tc>
           <w:tcPr>
+            <w:tcW w:type="dxa" w:w="1200"/>
+            <w:shd w:fill="FFFFFF" w:color="auto" w:val="clear"/>
+            <w:tcMar>
+              <w:top w:type="dxa" w:w="40"/>
+              <w:left w:type="dxa" w:w="70"/>
+              <w:bottom w:type="dxa" w:w="40"/>
+              <w:right w:type="dxa" w:w="70"/>
+            </w:tcMar>
+          </w:tcPr>
+          <w:p>
+            <w:pPr>
+              <w:spacing w:after="0"/>
+            </w:pPr>
+            <w:r>
+              <w:rPr>
+                <w:sz w:val="17"/>
+                <w:szCs w:val="17"/>
+              </w:rPr>
+              <w:t xml:space="preserve"/>
+            </w:r>
+          </w:p>
+        </w:tc>
+        <w:tc>
+          <w:tcPr>
+            <w:tcW w:type="dxa" w:w="900"/>
+            <w:shd w:fill="FFFFFF" w:color="auto" w:val="clear"/>
+            <w:tcMar>
+              <w:top w:type="dxa" w:w="40"/>
+              <w:left w:type="dxa" w:w="70"/>
+              <w:bottom w:type="dxa" w:w="40"/>
+              <w:right w:type="dxa" w:w="70"/>
+            </w:tcMar>
+          </w:tcPr>
+          <w:p>
+            <w:pPr>
+              <w:spacing w:after="0"/>
+            </w:pPr>
+            <w:r>
+              <w:rPr>
+                <w:sz w:val="17"/>
+                <w:szCs w:val="17"/>
+              </w:rPr>
+              <w:t xml:space="preserve"/>
+            </w:r>
+          </w:p>
+        </w:tc>
+        <w:tc>
+          <w:tcPr>
+            <w:tcW w:type="dxa" w:w="800"/>
+            <w:shd w:fill="FFFFFF" w:color="auto" w:val="clear"/>
+            <w:tcMar>
+              <w:top w:type="dxa" w:w="40"/>
+              <w:left w:type="dxa" w:w="70"/>
+              <w:bottom w:type="dxa" w:w="40"/>
+              <w:right w:type="dxa" w:w="70"/>
+            </w:tcMar>
+          </w:tcPr>
+          <w:p>
+            <w:pPr>
+              <w:spacing w:after="0"/>
+            </w:pPr>
+            <w:r>
+              <w:rPr>
+                <w:sz w:val="17"/>
+                <w:szCs w:val="17"/>
+              </w:rPr>
+              <w:t xml:space="preserve"/>
+            </w:r>
+          </w:p>
+        </w:tc>
+        <w:tc>
+          <w:tcPr>
             <w:tcW w:type="dxa" w:w="1300"/>
             <w:shd w:fill="FFFFFF" w:color="auto" w:val="clear"/>
             <w:tcMar>
@@ -3937,55 +4037,7 @@
         </w:tc>
         <w:tc>
           <w:tcPr>
-            <w:tcW w:type="dxa" w:w="1000"/>
-            <w:shd w:fill="FFFFFF" w:color="auto" w:val="clear"/>
-            <w:tcMar>
-              <w:top w:type="dxa" w:w="40"/>
-              <w:left w:type="dxa" w:w="70"/>
-              <w:bottom w:type="dxa" w:w="40"/>
-              <w:right w:type="dxa" w:w="70"/>
-            </w:tcMar>
-          </w:tcPr>
-          <w:p>
-            <w:pPr>
-              <w:spacing w:after="0"/>
-            </w:pPr>
-            <w:r>
-              <w:rPr>
-                <w:sz w:val="17"/>
-                <w:szCs w:val="17"/>
-              </w:rPr>
-              <w:t xml:space="preserve"/>
-            </w:r>
-          </w:p>
-        </w:tc>
-        <w:tc>
-          <w:tcPr>
-            <w:tcW w:type="dxa" w:w="1500"/>
-            <w:shd w:fill="FFFFFF" w:color="auto" w:val="clear"/>
-            <w:tcMar>
-              <w:top w:type="dxa" w:w="40"/>
-              <w:left w:type="dxa" w:w="70"/>
-              <w:bottom w:type="dxa" w:w="40"/>
-              <w:right w:type="dxa" w:w="70"/>
-            </w:tcMar>
-          </w:tcPr>
-          <w:p>
-            <w:pPr>
-              <w:spacing w:after="0"/>
-            </w:pPr>
-            <w:r>
-              <w:rPr>
-                <w:sz w:val="17"/>
-                <w:szCs w:val="17"/>
-              </w:rPr>
-              <w:t xml:space="preserve"/>
-            </w:r>
-          </w:p>
-        </w:tc>
-        <w:tc>
-          <w:tcPr>
-            <w:tcW w:type="dxa" w:w="1772"/>
+            <w:tcW w:type="dxa" w:w="1572"/>
             <w:shd w:fill="FFFFFF" w:color="auto" w:val="clear"/>
             <w:tcMar>
               <w:top w:type="dxa" w:w="40"/>
@@ -4011,7 +4063,7 @@
       <w:tr>
         <w:tc>
           <w:tcPr>
-            <w:tcW w:type="dxa" w:w="2300"/>
+            <w:tcW w:type="dxa" w:w="2200"/>
             <w:shd w:fill="F2F5F9" w:color="auto" w:val="clear"/>
             <w:tcMar>
               <w:top w:type="dxa" w:w="40"/>
@@ -4035,7 +4087,7 @@
         </w:tc>
         <w:tc>
           <w:tcPr>
-            <w:tcW w:type="dxa" w:w="1100"/>
+            <w:tcW w:type="dxa" w:w="1000"/>
             <w:shd w:fill="F2F5F9" w:color="auto" w:val="clear"/>
             <w:tcMar>
               <w:top w:type="dxa" w:w="40"/>
@@ -4059,6 +4111,78 @@
         </w:tc>
         <w:tc>
           <w:tcPr>
+            <w:tcW w:type="dxa" w:w="1200"/>
+            <w:shd w:fill="F2F5F9" w:color="auto" w:val="clear"/>
+            <w:tcMar>
+              <w:top w:type="dxa" w:w="40"/>
+              <w:left w:type="dxa" w:w="70"/>
+              <w:bottom w:type="dxa" w:w="40"/>
+              <w:right w:type="dxa" w:w="70"/>
+            </w:tcMar>
+          </w:tcPr>
+          <w:p>
+            <w:pPr>
+              <w:spacing w:after="0"/>
+            </w:pPr>
+            <w:r>
+              <w:rPr>
+                <w:sz w:val="17"/>
+                <w:szCs w:val="17"/>
+              </w:rPr>
+              <w:t xml:space="preserve">69 · 7</w:t>
+            </w:r>
+          </w:p>
+        </w:tc>
+        <w:tc>
+          <w:tcPr>
+            <w:tcW w:type="dxa" w:w="900"/>
+            <w:shd w:fill="F2F5F9" w:color="auto" w:val="clear"/>
+            <w:tcMar>
+              <w:top w:type="dxa" w:w="40"/>
+              <w:left w:type="dxa" w:w="70"/>
+              <w:bottom w:type="dxa" w:w="40"/>
+              <w:right w:type="dxa" w:w="70"/>
+            </w:tcMar>
+          </w:tcPr>
+          <w:p>
+            <w:pPr>
+              <w:spacing w:after="0"/>
+            </w:pPr>
+            <w:r>
+              <w:rPr>
+                <w:sz w:val="17"/>
+                <w:szCs w:val="17"/>
+              </w:rPr>
+              <w:t xml:space="preserve">19.3%</w:t>
+            </w:r>
+          </w:p>
+        </w:tc>
+        <w:tc>
+          <w:tcPr>
+            <w:tcW w:type="dxa" w:w="800"/>
+            <w:shd w:fill="F2F5F9" w:color="auto" w:val="clear"/>
+            <w:tcMar>
+              <w:top w:type="dxa" w:w="40"/>
+              <w:left w:type="dxa" w:w="70"/>
+              <w:bottom w:type="dxa" w:w="40"/>
+              <w:right w:type="dxa" w:w="70"/>
+            </w:tcMar>
+          </w:tcPr>
+          <w:p>
+            <w:pPr>
+              <w:spacing w:after="0"/>
+            </w:pPr>
+            <w:r>
+              <w:rPr>
+                <w:sz w:val="17"/>
+                <w:szCs w:val="17"/>
+              </w:rPr>
+              <w:t xml:space="preserve">13.3</w:t>
+            </w:r>
+          </w:p>
+        </w:tc>
+        <w:tc>
+          <w:tcPr>
             <w:tcW w:type="dxa" w:w="1300"/>
             <w:shd w:fill="F2F5F9" w:color="auto" w:val="clear"/>
             <w:tcMar>
@@ -4077,7 +4201,7 @@
                 <w:sz w:val="17"/>
                 <w:szCs w:val="17"/>
               </w:rPr>
-              <w:t xml:space="preserve">69 · 7</w:t>
+              <w:t xml:space="preserve">$6.16 ($6.16)</w:t>
             </w:r>
           </w:p>
         </w:tc>
@@ -4101,61 +4225,13 @@
                 <w:sz w:val="17"/>
                 <w:szCs w:val="17"/>
               </w:rPr>
-              <w:t xml:space="preserve">19.3%</w:t>
-            </w:r>
-          </w:p>
-        </w:tc>
-        <w:tc>
-          <w:tcPr>
-            <w:tcW w:type="dxa" w:w="1000"/>
-            <w:shd w:fill="F2F5F9" w:color="auto" w:val="clear"/>
-            <w:tcMar>
-              <w:top w:type="dxa" w:w="40"/>
-              <w:left w:type="dxa" w:w="70"/>
-              <w:bottom w:type="dxa" w:w="40"/>
-              <w:right w:type="dxa" w:w="70"/>
-            </w:tcMar>
-          </w:tcPr>
-          <w:p>
-            <w:pPr>
-              <w:spacing w:after="0"/>
-            </w:pPr>
-            <w:r>
-              <w:rPr>
-                <w:sz w:val="17"/>
-                <w:szCs w:val="17"/>
-              </w:rPr>
-              <w:t xml:space="preserve">13.3</w:t>
-            </w:r>
-          </w:p>
-        </w:tc>
-        <w:tc>
-          <w:tcPr>
-            <w:tcW w:type="dxa" w:w="1500"/>
-            <w:shd w:fill="F2F5F9" w:color="auto" w:val="clear"/>
-            <w:tcMar>
-              <w:top w:type="dxa" w:w="40"/>
-              <w:left w:type="dxa" w:w="70"/>
-              <w:bottom w:type="dxa" w:w="40"/>
-              <w:right w:type="dxa" w:w="70"/>
-            </w:tcMar>
-          </w:tcPr>
-          <w:p>
-            <w:pPr>
-              <w:spacing w:after="0"/>
-            </w:pPr>
-            <w:r>
-              <w:rPr>
-                <w:sz w:val="17"/>
-                <w:szCs w:val="17"/>
-              </w:rPr>
-              <w:t xml:space="preserve">$6.16 ($6.16)</w:t>
-            </w:r>
-          </w:p>
-        </w:tc>
-        <w:tc>
-          <w:tcPr>
-            <w:tcW w:type="dxa" w:w="1772"/>
+              <w:t xml:space="preserve">$5.67</w:t>
+            </w:r>
+          </w:p>
+        </w:tc>
+        <w:tc>
+          <w:tcPr>
+            <w:tcW w:type="dxa" w:w="1572"/>
             <w:shd w:fill="F2F5F9" w:color="auto" w:val="clear"/>
             <w:tcMar>
               <w:top w:type="dxa" w:w="40"/>
@@ -4181,7 +4257,7 @@
       <w:tr>
         <w:tc>
           <w:tcPr>
-            <w:tcW w:type="dxa" w:w="2300"/>
+            <w:tcW w:type="dxa" w:w="2200"/>
             <w:shd w:fill="FFFFFF" w:color="auto" w:val="clear"/>
             <w:tcMar>
               <w:top w:type="dxa" w:w="40"/>
@@ -4205,7 +4281,7 @@
         </w:tc>
         <w:tc>
           <w:tcPr>
-            <w:tcW w:type="dxa" w:w="1100"/>
+            <w:tcW w:type="dxa" w:w="1000"/>
             <w:shd w:fill="FFFFFF" w:color="auto" w:val="clear"/>
             <w:tcMar>
               <w:top w:type="dxa" w:w="40"/>
@@ -4229,6 +4305,78 @@
         </w:tc>
         <w:tc>
           <w:tcPr>
+            <w:tcW w:type="dxa" w:w="1200"/>
+            <w:shd w:fill="FFFFFF" w:color="auto" w:val="clear"/>
+            <w:tcMar>
+              <w:top w:type="dxa" w:w="40"/>
+              <w:left w:type="dxa" w:w="70"/>
+              <w:bottom w:type="dxa" w:w="40"/>
+              <w:right w:type="dxa" w:w="70"/>
+            </w:tcMar>
+          </w:tcPr>
+          <w:p>
+            <w:pPr>
+              <w:spacing w:after="0"/>
+            </w:pPr>
+            <w:r>
+              <w:rPr>
+                <w:sz w:val="17"/>
+                <w:szCs w:val="17"/>
+              </w:rPr>
+              <w:t xml:space="preserve">44 · 0.8</w:t>
+            </w:r>
+          </w:p>
+        </w:tc>
+        <w:tc>
+          <w:tcPr>
+            <w:tcW w:type="dxa" w:w="900"/>
+            <w:shd w:fill="FFFFFF" w:color="auto" w:val="clear"/>
+            <w:tcMar>
+              <w:top w:type="dxa" w:w="40"/>
+              <w:left w:type="dxa" w:w="70"/>
+              <w:bottom w:type="dxa" w:w="40"/>
+              <w:right w:type="dxa" w:w="70"/>
+            </w:tcMar>
+          </w:tcPr>
+          <w:p>
+            <w:pPr>
+              <w:spacing w:after="0"/>
+            </w:pPr>
+            <w:r>
+              <w:rPr>
+                <w:sz w:val="17"/>
+                <w:szCs w:val="17"/>
+              </w:rPr>
+              <w:t xml:space="preserve">22.7%</w:t>
+            </w:r>
+          </w:p>
+        </w:tc>
+        <w:tc>
+          <w:tcPr>
+            <w:tcW w:type="dxa" w:w="800"/>
+            <w:shd w:fill="FFFFFF" w:color="auto" w:val="clear"/>
+            <w:tcMar>
+              <w:top w:type="dxa" w:w="40"/>
+              <w:left w:type="dxa" w:w="70"/>
+              <w:bottom w:type="dxa" w:w="40"/>
+              <w:right w:type="dxa" w:w="70"/>
+            </w:tcMar>
+          </w:tcPr>
+          <w:p>
+            <w:pPr>
+              <w:spacing w:after="0"/>
+            </w:pPr>
+            <w:r>
+              <w:rPr>
+                <w:sz w:val="17"/>
+                <w:szCs w:val="17"/>
+              </w:rPr>
+              <w:t xml:space="preserve">10.0</w:t>
+            </w:r>
+          </w:p>
+        </w:tc>
+        <w:tc>
+          <w:tcPr>
             <w:tcW w:type="dxa" w:w="1300"/>
             <w:shd w:fill="FFFFFF" w:color="auto" w:val="clear"/>
             <w:tcMar>
@@ -4247,7 +4395,7 @@
                 <w:sz w:val="17"/>
                 <w:szCs w:val="17"/>
               </w:rPr>
-              <w:t xml:space="preserve">44 · 0.8</w:t>
+              <w:t xml:space="preserve">$7.71 ($8.86)</w:t>
             </w:r>
           </w:p>
         </w:tc>
@@ -4271,61 +4419,13 @@
                 <w:sz w:val="17"/>
                 <w:szCs w:val="17"/>
               </w:rPr>
-              <w:t xml:space="preserve">22.7%</w:t>
-            </w:r>
-          </w:p>
-        </w:tc>
-        <w:tc>
-          <w:tcPr>
-            <w:tcW w:type="dxa" w:w="1000"/>
-            <w:shd w:fill="FFFFFF" w:color="auto" w:val="clear"/>
-            <w:tcMar>
-              <w:top w:type="dxa" w:w="40"/>
-              <w:left w:type="dxa" w:w="70"/>
-              <w:bottom w:type="dxa" w:w="40"/>
-              <w:right w:type="dxa" w:w="70"/>
-            </w:tcMar>
-          </w:tcPr>
-          <w:p>
-            <w:pPr>
-              <w:spacing w:after="0"/>
-            </w:pPr>
-            <w:r>
-              <w:rPr>
-                <w:sz w:val="17"/>
-                <w:szCs w:val="17"/>
-              </w:rPr>
-              <w:t xml:space="preserve">10.0</w:t>
-            </w:r>
-          </w:p>
-        </w:tc>
-        <w:tc>
-          <w:tcPr>
-            <w:tcW w:type="dxa" w:w="1500"/>
-            <w:shd w:fill="FFFFFF" w:color="auto" w:val="clear"/>
-            <w:tcMar>
-              <w:top w:type="dxa" w:w="40"/>
-              <w:left w:type="dxa" w:w="70"/>
-              <w:bottom w:type="dxa" w:w="40"/>
-              <w:right w:type="dxa" w:w="70"/>
-            </w:tcMar>
-          </w:tcPr>
-          <w:p>
-            <w:pPr>
-              <w:spacing w:after="0"/>
-            </w:pPr>
-            <w:r>
-              <w:rPr>
-                <w:sz w:val="17"/>
-                <w:szCs w:val="17"/>
-              </w:rPr>
-              <w:t xml:space="preserve">$7.71 ($8.86)</w:t>
-            </w:r>
-          </w:p>
-        </w:tc>
-        <w:tc>
-          <w:tcPr>
-            <w:tcW w:type="dxa" w:w="1772"/>
+              <w:t xml:space="preserve">—</w:t>
+            </w:r>
+          </w:p>
+        </w:tc>
+        <w:tc>
+          <w:tcPr>
+            <w:tcW w:type="dxa" w:w="1572"/>
             <w:shd w:fill="FFFFFF" w:color="auto" w:val="clear"/>
             <w:tcMar>
               <w:top w:type="dxa" w:w="40"/>
@@ -4351,49 +4451,121 @@
       <w:tr>
         <w:tc>
           <w:tcPr>
-            <w:tcW w:type="dxa" w:w="2300"/>
-            <w:shd w:fill="F2F5F9" w:color="auto" w:val="clear"/>
-            <w:tcMar>
-              <w:top w:type="dxa" w:w="40"/>
-              <w:left w:type="dxa" w:w="70"/>
-              <w:bottom w:type="dxa" w:w="40"/>
-              <w:right w:type="dxa" w:w="70"/>
-            </w:tcMar>
-          </w:tcPr>
-          <w:p>
-            <w:pPr>
-              <w:spacing w:after="0"/>
-            </w:pPr>
-            <w:r>
-              <w:rPr>
-                <w:sz w:val="17"/>
-                <w:szCs w:val="17"/>
-              </w:rPr>
-              <w:t xml:space="preserve">bamboo sheets king size</w:t>
-            </w:r>
-          </w:p>
-        </w:tc>
-        <w:tc>
-          <w:tcPr>
-            <w:tcW w:type="dxa" w:w="1100"/>
-            <w:shd w:fill="F2F5F9" w:color="auto" w:val="clear"/>
-            <w:tcMar>
-              <w:top w:type="dxa" w:w="40"/>
-              <w:left w:type="dxa" w:w="70"/>
-              <w:bottom w:type="dxa" w:w="40"/>
-              <w:right w:type="dxa" w:w="70"/>
-            </w:tcMar>
-          </w:tcPr>
-          <w:p>
-            <w:pPr>
-              <w:spacing w:after="0"/>
-            </w:pPr>
-            <w:r>
-              <w:rPr>
-                <w:sz w:val="17"/>
-                <w:szCs w:val="17"/>
-              </w:rPr>
-              <w:t xml:space="preserve">27 → 10</w:t>
+            <w:tcW w:type="dxa" w:w="2200"/>
+            <w:shd w:fill="F2F5F9" w:color="auto" w:val="clear"/>
+            <w:tcMar>
+              <w:top w:type="dxa" w:w="40"/>
+              <w:left w:type="dxa" w:w="70"/>
+              <w:bottom w:type="dxa" w:w="40"/>
+              <w:right w:type="dxa" w:w="70"/>
+            </w:tcMar>
+          </w:tcPr>
+          <w:p>
+            <w:pPr>
+              <w:spacing w:after="0"/>
+            </w:pPr>
+            <w:r>
+              <w:rPr>
+                <w:sz w:val="17"/>
+                <w:szCs w:val="17"/>
+              </w:rPr>
+              <w:t xml:space="preserve">bamboo sheets full</w:t>
+            </w:r>
+          </w:p>
+        </w:tc>
+        <w:tc>
+          <w:tcPr>
+            <w:tcW w:type="dxa" w:w="1000"/>
+            <w:shd w:fill="F2F5F9" w:color="auto" w:val="clear"/>
+            <w:tcMar>
+              <w:top w:type="dxa" w:w="40"/>
+              <w:left w:type="dxa" w:w="70"/>
+              <w:bottom w:type="dxa" w:w="40"/>
+              <w:right w:type="dxa" w:w="70"/>
+            </w:tcMar>
+          </w:tcPr>
+          <w:p>
+            <w:pPr>
+              <w:spacing w:after="0"/>
+            </w:pPr>
+            <w:r>
+              <w:rPr>
+                <w:sz w:val="17"/>
+                <w:szCs w:val="17"/>
+              </w:rPr>
+              <w:t xml:space="preserve">18 → 2</w:t>
+            </w:r>
+          </w:p>
+        </w:tc>
+        <w:tc>
+          <w:tcPr>
+            <w:tcW w:type="dxa" w:w="1200"/>
+            <w:shd w:fill="F2F5F9" w:color="auto" w:val="clear"/>
+            <w:tcMar>
+              <w:top w:type="dxa" w:w="40"/>
+              <w:left w:type="dxa" w:w="70"/>
+              <w:bottom w:type="dxa" w:w="40"/>
+              <w:right w:type="dxa" w:w="70"/>
+            </w:tcMar>
+          </w:tcPr>
+          <w:p>
+            <w:pPr>
+              <w:spacing w:after="0"/>
+            </w:pPr>
+            <w:r>
+              <w:rPr>
+                <w:sz w:val="17"/>
+                <w:szCs w:val="17"/>
+              </w:rPr>
+              <w:t xml:space="preserve">22 · 0 (paused)</w:t>
+            </w:r>
+          </w:p>
+        </w:tc>
+        <w:tc>
+          <w:tcPr>
+            <w:tcW w:type="dxa" w:w="900"/>
+            <w:shd w:fill="F2F5F9" w:color="auto" w:val="clear"/>
+            <w:tcMar>
+              <w:top w:type="dxa" w:w="40"/>
+              <w:left w:type="dxa" w:w="70"/>
+              <w:bottom w:type="dxa" w:w="40"/>
+              <w:right w:type="dxa" w:w="70"/>
+            </w:tcMar>
+          </w:tcPr>
+          <w:p>
+            <w:pPr>
+              <w:spacing w:after="0"/>
+            </w:pPr>
+            <w:r>
+              <w:rPr>
+                <w:sz w:val="17"/>
+                <w:szCs w:val="17"/>
+              </w:rPr>
+              <w:t xml:space="preserve">12.5%*</w:t>
+            </w:r>
+          </w:p>
+        </w:tc>
+        <w:tc>
+          <w:tcPr>
+            <w:tcW w:type="dxa" w:w="800"/>
+            <w:shd w:fill="F2F5F9" w:color="auto" w:val="clear"/>
+            <w:tcMar>
+              <w:top w:type="dxa" w:w="40"/>
+              <w:left w:type="dxa" w:w="70"/>
+              <w:bottom w:type="dxa" w:w="40"/>
+              <w:right w:type="dxa" w:w="70"/>
+            </w:tcMar>
+          </w:tcPr>
+          <w:p>
+            <w:pPr>
+              <w:spacing w:after="0"/>
+            </w:pPr>
+            <w:r>
+              <w:rPr>
+                <w:sz w:val="17"/>
+                <w:szCs w:val="17"/>
+              </w:rPr>
+              <w:t xml:space="preserve">2.7</w:t>
             </w:r>
           </w:p>
         </w:tc>
@@ -4417,7 +4589,7 @@
                 <w:sz w:val="17"/>
                 <w:szCs w:val="17"/>
               </w:rPr>
-              <w:t xml:space="preserve">24 · 0.1</w:t>
+              <w:t xml:space="preserve">$5.52 ($5.52)</w:t>
             </w:r>
           </w:p>
         </w:tc>
@@ -4441,79 +4613,31 @@
                 <w:sz w:val="17"/>
                 <w:szCs w:val="17"/>
               </w:rPr>
-              <w:t xml:space="preserve">17.9%*</w:t>
-            </w:r>
-          </w:p>
-        </w:tc>
-        <w:tc>
-          <w:tcPr>
-            <w:tcW w:type="dxa" w:w="1000"/>
-            <w:shd w:fill="F2F5F9" w:color="auto" w:val="clear"/>
-            <w:tcMar>
-              <w:top w:type="dxa" w:w="40"/>
-              <w:left w:type="dxa" w:w="70"/>
-              <w:bottom w:type="dxa" w:w="40"/>
-              <w:right w:type="dxa" w:w="70"/>
-            </w:tcMar>
-          </w:tcPr>
-          <w:p>
-            <w:pPr>
-              <w:spacing w:after="0"/>
-            </w:pPr>
-            <w:r>
-              <w:rPr>
-                <w:sz w:val="17"/>
-                <w:szCs w:val="17"/>
-              </w:rPr>
-              <w:t xml:space="preserve">4.3</w:t>
-            </w:r>
-          </w:p>
-        </w:tc>
-        <w:tc>
-          <w:tcPr>
-            <w:tcW w:type="dxa" w:w="1500"/>
-            <w:shd w:fill="F2F5F9" w:color="auto" w:val="clear"/>
-            <w:tcMar>
-              <w:top w:type="dxa" w:w="40"/>
-              <w:left w:type="dxa" w:w="70"/>
-              <w:bottom w:type="dxa" w:w="40"/>
-              <w:right w:type="dxa" w:w="70"/>
-            </w:tcMar>
-          </w:tcPr>
-          <w:p>
-            <w:pPr>
-              <w:spacing w:after="0"/>
-            </w:pPr>
-            <w:r>
-              <w:rPr>
-                <w:sz w:val="17"/>
-                <w:szCs w:val="17"/>
-              </w:rPr>
-              <w:t xml:space="preserve">$5.29 ($5.72)</w:t>
-            </w:r>
-          </w:p>
-        </w:tc>
-        <w:tc>
-          <w:tcPr>
-            <w:tcW w:type="dxa" w:w="1772"/>
-            <w:shd w:fill="F2F5F9" w:color="auto" w:val="clear"/>
-            <w:tcMar>
-              <w:top w:type="dxa" w:w="40"/>
-              <w:left w:type="dxa" w:w="70"/>
-              <w:bottom w:type="dxa" w:w="40"/>
-              <w:right w:type="dxa" w:w="70"/>
-            </w:tcMar>
-          </w:tcPr>
-          <w:p>
-            <w:pPr>
-              <w:spacing w:after="0"/>
-            </w:pPr>
-            <w:r>
-              <w:rPr>
-                <w:sz w:val="17"/>
-                <w:szCs w:val="17"/>
-              </w:rPr>
-              <w:t xml:space="preserve">$127</w:t>
+              <w:t xml:space="preserve">—</w:t>
+            </w:r>
+          </w:p>
+        </w:tc>
+        <w:tc>
+          <w:tcPr>
+            <w:tcW w:type="dxa" w:w="1572"/>
+            <w:shd w:fill="F2F5F9" w:color="auto" w:val="clear"/>
+            <w:tcMar>
+              <w:top w:type="dxa" w:w="40"/>
+              <w:left w:type="dxa" w:w="70"/>
+              <w:bottom w:type="dxa" w:w="40"/>
+              <w:right w:type="dxa" w:w="70"/>
+            </w:tcMar>
+          </w:tcPr>
+          <w:p>
+            <w:pPr>
+              <w:spacing w:after="0"/>
+            </w:pPr>
+            <w:r>
+              <w:rPr>
+                <w:sz w:val="17"/>
+                <w:szCs w:val="17"/>
+              </w:rPr>
+              <w:t xml:space="preserve">$121</w:t>
             </w:r>
           </w:p>
         </w:tc>
@@ -4521,49 +4645,121 @@
       <w:tr>
         <w:tc>
           <w:tcPr>
-            <w:tcW w:type="dxa" w:w="2300"/>
-            <w:shd w:fill="FFFFFF" w:color="auto" w:val="clear"/>
-            <w:tcMar>
-              <w:top w:type="dxa" w:w="40"/>
-              <w:left w:type="dxa" w:w="70"/>
-              <w:bottom w:type="dxa" w:w="40"/>
-              <w:right w:type="dxa" w:w="70"/>
-            </w:tcMar>
-          </w:tcPr>
-          <w:p>
-            <w:pPr>
-              <w:spacing w:after="0"/>
-            </w:pPr>
-            <w:r>
-              <w:rPr>
-                <w:sz w:val="17"/>
-                <w:szCs w:val="17"/>
-              </w:rPr>
-              <w:t xml:space="preserve">bamboo sheets full</w:t>
-            </w:r>
-          </w:p>
-        </w:tc>
-        <w:tc>
-          <w:tcPr>
-            <w:tcW w:type="dxa" w:w="1100"/>
-            <w:shd w:fill="FFFFFF" w:color="auto" w:val="clear"/>
-            <w:tcMar>
-              <w:top w:type="dxa" w:w="40"/>
-              <w:left w:type="dxa" w:w="70"/>
-              <w:bottom w:type="dxa" w:w="40"/>
-              <w:right w:type="dxa" w:w="70"/>
-            </w:tcMar>
-          </w:tcPr>
-          <w:p>
-            <w:pPr>
-              <w:spacing w:after="0"/>
-            </w:pPr>
-            <w:r>
-              <w:rPr>
-                <w:sz w:val="17"/>
-                <w:szCs w:val="17"/>
-              </w:rPr>
-              <w:t xml:space="preserve">18 → 2</w:t>
+            <w:tcW w:type="dxa" w:w="2200"/>
+            <w:shd w:fill="FFFFFF" w:color="auto" w:val="clear"/>
+            <w:tcMar>
+              <w:top w:type="dxa" w:w="40"/>
+              <w:left w:type="dxa" w:w="70"/>
+              <w:bottom w:type="dxa" w:w="40"/>
+              <w:right w:type="dxa" w:w="70"/>
+            </w:tcMar>
+          </w:tcPr>
+          <w:p>
+            <w:pPr>
+              <w:spacing w:after="0"/>
+            </w:pPr>
+            <w:r>
+              <w:rPr>
+                <w:sz w:val="17"/>
+                <w:szCs w:val="17"/>
+              </w:rPr>
+              <w:t xml:space="preserve">bamboo bed sheets</w:t>
+            </w:r>
+          </w:p>
+        </w:tc>
+        <w:tc>
+          <w:tcPr>
+            <w:tcW w:type="dxa" w:w="1000"/>
+            <w:shd w:fill="FFFFFF" w:color="auto" w:val="clear"/>
+            <w:tcMar>
+              <w:top w:type="dxa" w:w="40"/>
+              <w:left w:type="dxa" w:w="70"/>
+              <w:bottom w:type="dxa" w:w="40"/>
+              <w:right w:type="dxa" w:w="70"/>
+            </w:tcMar>
+          </w:tcPr>
+          <w:p>
+            <w:pPr>
+              <w:spacing w:after="0"/>
+            </w:pPr>
+            <w:r>
+              <w:rPr>
+                <w:sz w:val="17"/>
+                <w:szCs w:val="17"/>
+              </w:rPr>
+              <w:t xml:space="preserve">23 → 6</w:t>
+            </w:r>
+          </w:p>
+        </w:tc>
+        <w:tc>
+          <w:tcPr>
+            <w:tcW w:type="dxa" w:w="1200"/>
+            <w:shd w:fill="FFFFFF" w:color="auto" w:val="clear"/>
+            <w:tcMar>
+              <w:top w:type="dxa" w:w="40"/>
+              <w:left w:type="dxa" w:w="70"/>
+              <w:bottom w:type="dxa" w:w="40"/>
+              <w:right w:type="dxa" w:w="70"/>
+            </w:tcMar>
+          </w:tcPr>
+          <w:p>
+            <w:pPr>
+              <w:spacing w:after="0"/>
+            </w:pPr>
+            <w:r>
+              <w:rPr>
+                <w:sz w:val="17"/>
+                <w:szCs w:val="17"/>
+              </w:rPr>
+              <w:t xml:space="preserve">7.7 · 0.9</w:t>
+            </w:r>
+          </w:p>
+        </w:tc>
+        <w:tc>
+          <w:tcPr>
+            <w:tcW w:type="dxa" w:w="900"/>
+            <w:shd w:fill="FFFFFF" w:color="auto" w:val="clear"/>
+            <w:tcMar>
+              <w:top w:type="dxa" w:w="40"/>
+              <w:left w:type="dxa" w:w="70"/>
+              <w:bottom w:type="dxa" w:w="40"/>
+              <w:right w:type="dxa" w:w="70"/>
+            </w:tcMar>
+          </w:tcPr>
+          <w:p>
+            <w:pPr>
+              <w:spacing w:after="0"/>
+            </w:pPr>
+            <w:r>
+              <w:rPr>
+                <w:sz w:val="17"/>
+                <w:szCs w:val="17"/>
+              </w:rPr>
+              <w:t xml:space="preserve">21.7%</w:t>
+            </w:r>
+          </w:p>
+        </w:tc>
+        <w:tc>
+          <w:tcPr>
+            <w:tcW w:type="dxa" w:w="800"/>
+            <w:shd w:fill="FFFFFF" w:color="auto" w:val="clear"/>
+            <w:tcMar>
+              <w:top w:type="dxa" w:w="40"/>
+              <w:left w:type="dxa" w:w="70"/>
+              <w:bottom w:type="dxa" w:w="40"/>
+              <w:right w:type="dxa" w:w="70"/>
+            </w:tcMar>
+          </w:tcPr>
+          <w:p>
+            <w:pPr>
+              <w:spacing w:after="0"/>
+            </w:pPr>
+            <w:r>
+              <w:rPr>
+                <w:sz w:val="17"/>
+                <w:szCs w:val="17"/>
+              </w:rPr>
+              <w:t xml:space="preserve">1.7</w:t>
             </w:r>
           </w:p>
         </w:tc>
@@ -4587,7 +4783,7 @@
                 <w:sz w:val="17"/>
                 <w:szCs w:val="17"/>
               </w:rPr>
-              <w:t xml:space="preserve">22 · 0 (paused)</w:t>
+              <w:t xml:space="preserve">$6.93 ($6.93)</w:t>
             </w:r>
           </w:p>
         </w:tc>
@@ -4611,79 +4807,31 @@
                 <w:sz w:val="17"/>
                 <w:szCs w:val="17"/>
               </w:rPr>
-              <w:t xml:space="preserve">12.5%*</w:t>
-            </w:r>
-          </w:p>
-        </w:tc>
-        <w:tc>
-          <w:tcPr>
-            <w:tcW w:type="dxa" w:w="1000"/>
-            <w:shd w:fill="FFFFFF" w:color="auto" w:val="clear"/>
-            <w:tcMar>
-              <w:top w:type="dxa" w:w="40"/>
-              <w:left w:type="dxa" w:w="70"/>
-              <w:bottom w:type="dxa" w:w="40"/>
-              <w:right w:type="dxa" w:w="70"/>
-            </w:tcMar>
-          </w:tcPr>
-          <w:p>
-            <w:pPr>
-              <w:spacing w:after="0"/>
-            </w:pPr>
-            <w:r>
-              <w:rPr>
-                <w:sz w:val="17"/>
-                <w:szCs w:val="17"/>
-              </w:rPr>
-              <w:t xml:space="preserve">2.7</w:t>
-            </w:r>
-          </w:p>
-        </w:tc>
-        <w:tc>
-          <w:tcPr>
-            <w:tcW w:type="dxa" w:w="1500"/>
-            <w:shd w:fill="FFFFFF" w:color="auto" w:val="clear"/>
-            <w:tcMar>
-              <w:top w:type="dxa" w:w="40"/>
-              <w:left w:type="dxa" w:w="70"/>
-              <w:bottom w:type="dxa" w:w="40"/>
-              <w:right w:type="dxa" w:w="70"/>
-            </w:tcMar>
-          </w:tcPr>
-          <w:p>
-            <w:pPr>
-              <w:spacing w:after="0"/>
-            </w:pPr>
-            <w:r>
-              <w:rPr>
-                <w:sz w:val="17"/>
-                <w:szCs w:val="17"/>
-              </w:rPr>
-              <w:t xml:space="preserve">$5.52 ($5.52)</w:t>
-            </w:r>
-          </w:p>
-        </w:tc>
-        <w:tc>
-          <w:tcPr>
-            <w:tcW w:type="dxa" w:w="1772"/>
-            <w:shd w:fill="FFFFFF" w:color="auto" w:val="clear"/>
-            <w:tcMar>
-              <w:top w:type="dxa" w:w="40"/>
-              <w:left w:type="dxa" w:w="70"/>
-              <w:bottom w:type="dxa" w:w="40"/>
-              <w:right w:type="dxa" w:w="70"/>
-            </w:tcMar>
-          </w:tcPr>
-          <w:p>
-            <w:pPr>
-              <w:spacing w:after="0"/>
-            </w:pPr>
-            <w:r>
-              <w:rPr>
-                <w:sz w:val="17"/>
-                <w:szCs w:val="17"/>
-              </w:rPr>
-              <w:t xml:space="preserve">$121</w:t>
+              <w:t xml:space="preserve">—</w:t>
+            </w:r>
+          </w:p>
+        </w:tc>
+        <w:tc>
+          <w:tcPr>
+            <w:tcW w:type="dxa" w:w="1572"/>
+            <w:shd w:fill="FFFFFF" w:color="auto" w:val="clear"/>
+            <w:tcMar>
+              <w:top w:type="dxa" w:w="40"/>
+              <w:left w:type="dxa" w:w="70"/>
+              <w:bottom w:type="dxa" w:w="40"/>
+              <w:right w:type="dxa" w:w="70"/>
+            </w:tcMar>
+          </w:tcPr>
+          <w:p>
+            <w:pPr>
+              <w:spacing w:after="0"/>
+            </w:pPr>
+            <w:r>
+              <w:rPr>
+                <w:sz w:val="17"/>
+                <w:szCs w:val="17"/>
+              </w:rPr>
+              <w:t xml:space="preserve">$53</w:t>
             </w:r>
           </w:p>
         </w:tc>
@@ -4691,49 +4839,121 @@
       <w:tr>
         <w:tc>
           <w:tcPr>
-            <w:tcW w:type="dxa" w:w="2300"/>
-            <w:shd w:fill="F2F5F9" w:color="auto" w:val="clear"/>
-            <w:tcMar>
-              <w:top w:type="dxa" w:w="40"/>
-              <w:left w:type="dxa" w:w="70"/>
-              <w:bottom w:type="dxa" w:w="40"/>
-              <w:right w:type="dxa" w:w="70"/>
-            </w:tcMar>
-          </w:tcPr>
-          <w:p>
-            <w:pPr>
-              <w:spacing w:after="0"/>
-            </w:pPr>
-            <w:r>
-              <w:rPr>
-                <w:sz w:val="17"/>
-                <w:szCs w:val="17"/>
-              </w:rPr>
-              <w:t xml:space="preserve">bamboo cooling sheets</w:t>
-            </w:r>
-          </w:p>
-        </w:tc>
-        <w:tc>
-          <w:tcPr>
-            <w:tcW w:type="dxa" w:w="1100"/>
-            <w:shd w:fill="F2F5F9" w:color="auto" w:val="clear"/>
-            <w:tcMar>
-              <w:top w:type="dxa" w:w="40"/>
-              <w:left w:type="dxa" w:w="70"/>
-              <w:bottom w:type="dxa" w:w="40"/>
-              <w:right w:type="dxa" w:w="70"/>
-            </w:tcMar>
-          </w:tcPr>
-          <w:p>
-            <w:pPr>
-              <w:spacing w:after="0"/>
-            </w:pPr>
-            <w:r>
-              <w:rPr>
-                <w:sz w:val="17"/>
-                <w:szCs w:val="17"/>
-              </w:rPr>
-              <w:t xml:space="preserve">20 → 5</w:t>
+            <w:tcW w:type="dxa" w:w="2200"/>
+            <w:shd w:fill="F2F5F9" w:color="auto" w:val="clear"/>
+            <w:tcMar>
+              <w:top w:type="dxa" w:w="40"/>
+              <w:left w:type="dxa" w:w="70"/>
+              <w:bottom w:type="dxa" w:w="40"/>
+              <w:right w:type="dxa" w:w="70"/>
+            </w:tcMar>
+          </w:tcPr>
+          <w:p>
+            <w:pPr>
+              <w:spacing w:after="0"/>
+            </w:pPr>
+            <w:r>
+              <w:rPr>
+                <w:sz w:val="17"/>
+                <w:szCs w:val="17"/>
+              </w:rPr>
+              <w:t xml:space="preserve">queen bamboo sheet set</w:t>
+            </w:r>
+          </w:p>
+        </w:tc>
+        <w:tc>
+          <w:tcPr>
+            <w:tcW w:type="dxa" w:w="1000"/>
+            <w:shd w:fill="F2F5F9" w:color="auto" w:val="clear"/>
+            <w:tcMar>
+              <w:top w:type="dxa" w:w="40"/>
+              <w:left w:type="dxa" w:w="70"/>
+              <w:bottom w:type="dxa" w:w="40"/>
+              <w:right w:type="dxa" w:w="70"/>
+            </w:tcMar>
+          </w:tcPr>
+          <w:p>
+            <w:pPr>
+              <w:spacing w:after="0"/>
+            </w:pPr>
+            <w:r>
+              <w:rPr>
+                <w:sz w:val="17"/>
+                <w:szCs w:val="17"/>
+              </w:rPr>
+              <w:t xml:space="preserve">25 → 6</w:t>
+            </w:r>
+          </w:p>
+        </w:tc>
+        <w:tc>
+          <w:tcPr>
+            <w:tcW w:type="dxa" w:w="1200"/>
+            <w:shd w:fill="F2F5F9" w:color="auto" w:val="clear"/>
+            <w:tcMar>
+              <w:top w:type="dxa" w:w="40"/>
+              <w:left w:type="dxa" w:w="70"/>
+              <w:bottom w:type="dxa" w:w="40"/>
+              <w:right w:type="dxa" w:w="70"/>
+            </w:tcMar>
+          </w:tcPr>
+          <w:p>
+            <w:pPr>
+              <w:spacing w:after="0"/>
+            </w:pPr>
+            <w:r>
+              <w:rPr>
+                <w:sz w:val="17"/>
+                <w:szCs w:val="17"/>
+              </w:rPr>
+              <w:t xml:space="preserve">5 · 0.9</w:t>
+            </w:r>
+          </w:p>
+        </w:tc>
+        <w:tc>
+          <w:tcPr>
+            <w:tcW w:type="dxa" w:w="900"/>
+            <w:shd w:fill="F2F5F9" w:color="auto" w:val="clear"/>
+            <w:tcMar>
+              <w:top w:type="dxa" w:w="40"/>
+              <w:left w:type="dxa" w:w="70"/>
+              <w:bottom w:type="dxa" w:w="40"/>
+              <w:right w:type="dxa" w:w="70"/>
+            </w:tcMar>
+          </w:tcPr>
+          <w:p>
+            <w:pPr>
+              <w:spacing w:after="0"/>
+            </w:pPr>
+            <w:r>
+              <w:rPr>
+                <w:sz w:val="17"/>
+                <w:szCs w:val="17"/>
+              </w:rPr>
+              <w:t xml:space="preserve">21.1%</w:t>
+            </w:r>
+          </w:p>
+        </w:tc>
+        <w:tc>
+          <w:tcPr>
+            <w:tcW w:type="dxa" w:w="800"/>
+            <w:shd w:fill="F2F5F9" w:color="auto" w:val="clear"/>
+            <w:tcMar>
+              <w:top w:type="dxa" w:w="40"/>
+              <w:left w:type="dxa" w:w="70"/>
+              <w:bottom w:type="dxa" w:w="40"/>
+              <w:right w:type="dxa" w:w="70"/>
+            </w:tcMar>
+          </w:tcPr>
+          <w:p>
+            <w:pPr>
+              <w:spacing w:after="0"/>
+            </w:pPr>
+            <w:r>
+              <w:rPr>
+                <w:sz w:val="17"/>
+                <w:szCs w:val="17"/>
+              </w:rPr>
+              <w:t xml:space="preserve">1.1</w:t>
             </w:r>
           </w:p>
         </w:tc>
@@ -4757,7 +4977,7 @@
                 <w:sz w:val="17"/>
                 <w:szCs w:val="17"/>
               </w:rPr>
-              <w:t xml:space="preserve">20 · 0.1</w:t>
+              <w:t xml:space="preserve">$7.10 ($7.10)</w:t>
             </w:r>
           </w:p>
         </w:tc>
@@ -4781,79 +5001,31 @@
                 <w:sz w:val="17"/>
                 <w:szCs w:val="17"/>
               </w:rPr>
-              <w:t xml:space="preserve">11.5%*</w:t>
-            </w:r>
-          </w:p>
-        </w:tc>
-        <w:tc>
-          <w:tcPr>
-            <w:tcW w:type="dxa" w:w="1000"/>
-            <w:shd w:fill="F2F5F9" w:color="auto" w:val="clear"/>
-            <w:tcMar>
-              <w:top w:type="dxa" w:w="40"/>
-              <w:left w:type="dxa" w:w="70"/>
-              <w:bottom w:type="dxa" w:w="40"/>
-              <w:right w:type="dxa" w:w="70"/>
-            </w:tcMar>
-          </w:tcPr>
-          <w:p>
-            <w:pPr>
-              <w:spacing w:after="0"/>
-            </w:pPr>
-            <w:r>
-              <w:rPr>
-                <w:sz w:val="17"/>
-                <w:szCs w:val="17"/>
-              </w:rPr>
-              <w:t xml:space="preserve">2.3</w:t>
-            </w:r>
-          </w:p>
-        </w:tc>
-        <w:tc>
-          <w:tcPr>
-            <w:tcW w:type="dxa" w:w="1500"/>
-            <w:shd w:fill="F2F5F9" w:color="auto" w:val="clear"/>
-            <w:tcMar>
-              <w:top w:type="dxa" w:w="40"/>
-              <w:left w:type="dxa" w:w="70"/>
-              <w:bottom w:type="dxa" w:w="40"/>
-              <w:right w:type="dxa" w:w="70"/>
-            </w:tcMar>
-          </w:tcPr>
-          <w:p>
-            <w:pPr>
-              <w:spacing w:after="0"/>
-            </w:pPr>
-            <w:r>
-              <w:rPr>
-                <w:sz w:val="17"/>
-                <w:szCs w:val="17"/>
-              </w:rPr>
-              <w:t xml:space="preserve">$4.11 ($4.49)</w:t>
-            </w:r>
-          </w:p>
-        </w:tc>
-        <w:tc>
-          <w:tcPr>
-            <w:tcW w:type="dxa" w:w="1772"/>
-            <w:shd w:fill="F2F5F9" w:color="auto" w:val="clear"/>
-            <w:tcMar>
-              <w:top w:type="dxa" w:w="40"/>
-              <w:left w:type="dxa" w:w="70"/>
-              <w:bottom w:type="dxa" w:w="40"/>
-              <w:right w:type="dxa" w:w="70"/>
-            </w:tcMar>
-          </w:tcPr>
-          <w:p>
-            <w:pPr>
-              <w:spacing w:after="0"/>
-            </w:pPr>
-            <w:r>
-              <w:rPr>
-                <w:sz w:val="17"/>
-                <w:szCs w:val="17"/>
-              </w:rPr>
-              <w:t xml:space="preserve">$82</w:t>
+              <w:t xml:space="preserve">$6.98</w:t>
+            </w:r>
+          </w:p>
+        </w:tc>
+        <w:tc>
+          <w:tcPr>
+            <w:tcW w:type="dxa" w:w="1572"/>
+            <w:shd w:fill="F2F5F9" w:color="auto" w:val="clear"/>
+            <w:tcMar>
+              <w:top w:type="dxa" w:w="40"/>
+              <w:left w:type="dxa" w:w="70"/>
+              <w:bottom w:type="dxa" w:w="40"/>
+              <w:right w:type="dxa" w:w="70"/>
+            </w:tcMar>
+          </w:tcPr>
+          <w:p>
+            <w:pPr>
+              <w:spacing w:after="0"/>
+            </w:pPr>
+            <w:r>
+              <w:rPr>
+                <w:sz w:val="17"/>
+                <w:szCs w:val="17"/>
+              </w:rPr>
+              <w:t xml:space="preserve">$36</w:t>
             </w:r>
           </w:p>
         </w:tc>
@@ -4861,49 +5033,121 @@
       <w:tr>
         <w:tc>
           <w:tcPr>
-            <w:tcW w:type="dxa" w:w="2300"/>
-            <w:shd w:fill="FFFFFF" w:color="auto" w:val="clear"/>
-            <w:tcMar>
-              <w:top w:type="dxa" w:w="40"/>
-              <w:left w:type="dxa" w:w="70"/>
-              <w:bottom w:type="dxa" w:w="40"/>
-              <w:right w:type="dxa" w:w="70"/>
-            </w:tcMar>
-          </w:tcPr>
-          <w:p>
-            <w:pPr>
-              <w:spacing w:after="0"/>
-            </w:pPr>
-            <w:r>
-              <w:rPr>
-                <w:sz w:val="17"/>
-                <w:szCs w:val="17"/>
-              </w:rPr>
-              <w:t xml:space="preserve">Size and set terms</w:t>
-            </w:r>
-          </w:p>
-        </w:tc>
-        <w:tc>
-          <w:tcPr>
-            <w:tcW w:type="dxa" w:w="1100"/>
-            <w:shd w:fill="FFFFFF" w:color="auto" w:val="clear"/>
-            <w:tcMar>
-              <w:top w:type="dxa" w:w="40"/>
-              <w:left w:type="dxa" w:w="70"/>
-              <w:bottom w:type="dxa" w:w="40"/>
-              <w:right w:type="dxa" w:w="70"/>
-            </w:tcMar>
-          </w:tcPr>
-          <w:p>
-            <w:pPr>
-              <w:spacing w:after="0"/>
-            </w:pPr>
-            <w:r>
-              <w:rPr>
-                <w:sz w:val="17"/>
-                <w:szCs w:val="17"/>
-              </w:rPr>
-              <w:t xml:space="preserve"/>
+            <w:tcW w:type="dxa" w:w="2200"/>
+            <w:shd w:fill="FFFFFF" w:color="auto" w:val="clear"/>
+            <w:tcMar>
+              <w:top w:type="dxa" w:w="40"/>
+              <w:left w:type="dxa" w:w="70"/>
+              <w:bottom w:type="dxa" w:w="40"/>
+              <w:right w:type="dxa" w:w="70"/>
+            </w:tcMar>
+          </w:tcPr>
+          <w:p>
+            <w:pPr>
+              <w:spacing w:after="0"/>
+            </w:pPr>
+            <w:r>
+              <w:rPr>
+                <w:sz w:val="17"/>
+                <w:szCs w:val="17"/>
+              </w:rPr>
+              <w:t xml:space="preserve">full size bamboo sheets</w:t>
+            </w:r>
+          </w:p>
+        </w:tc>
+        <w:tc>
+          <w:tcPr>
+            <w:tcW w:type="dxa" w:w="1000"/>
+            <w:shd w:fill="FFFFFF" w:color="auto" w:val="clear"/>
+            <w:tcMar>
+              <w:top w:type="dxa" w:w="40"/>
+              <w:left w:type="dxa" w:w="70"/>
+              <w:bottom w:type="dxa" w:w="40"/>
+              <w:right w:type="dxa" w:w="70"/>
+            </w:tcMar>
+          </w:tcPr>
+          <w:p>
+            <w:pPr>
+              <w:spacing w:after="0"/>
+            </w:pPr>
+            <w:r>
+              <w:rPr>
+                <w:sz w:val="17"/>
+                <w:szCs w:val="17"/>
+              </w:rPr>
+              <w:t xml:space="preserve">23 → 10</w:t>
+            </w:r>
+          </w:p>
+        </w:tc>
+        <w:tc>
+          <w:tcPr>
+            <w:tcW w:type="dxa" w:w="1200"/>
+            <w:shd w:fill="FFFFFF" w:color="auto" w:val="clear"/>
+            <w:tcMar>
+              <w:top w:type="dxa" w:w="40"/>
+              <w:left w:type="dxa" w:w="70"/>
+              <w:bottom w:type="dxa" w:w="40"/>
+              <w:right w:type="dxa" w:w="70"/>
+            </w:tcMar>
+          </w:tcPr>
+          <w:p>
+            <w:pPr>
+              <w:spacing w:after="0"/>
+            </w:pPr>
+            <w:r>
+              <w:rPr>
+                <w:sz w:val="17"/>
+                <w:szCs w:val="17"/>
+              </w:rPr>
+              <w:t xml:space="preserve">7 · 1.4</w:t>
+            </w:r>
+          </w:p>
+        </w:tc>
+        <w:tc>
+          <w:tcPr>
+            <w:tcW w:type="dxa" w:w="900"/>
+            <w:shd w:fill="FFFFFF" w:color="auto" w:val="clear"/>
+            <w:tcMar>
+              <w:top w:type="dxa" w:w="40"/>
+              <w:left w:type="dxa" w:w="70"/>
+              <w:bottom w:type="dxa" w:w="40"/>
+              <w:right w:type="dxa" w:w="70"/>
+            </w:tcMar>
+          </w:tcPr>
+          <w:p>
+            <w:pPr>
+              <w:spacing w:after="0"/>
+            </w:pPr>
+            <w:r>
+              <w:rPr>
+                <w:sz w:val="17"/>
+                <w:szCs w:val="17"/>
+              </w:rPr>
+              <w:t xml:space="preserve">12.5%</w:t>
+            </w:r>
+          </w:p>
+        </w:tc>
+        <w:tc>
+          <w:tcPr>
+            <w:tcW w:type="dxa" w:w="800"/>
+            <w:shd w:fill="FFFFFF" w:color="auto" w:val="clear"/>
+            <w:tcMar>
+              <w:top w:type="dxa" w:w="40"/>
+              <w:left w:type="dxa" w:w="70"/>
+              <w:bottom w:type="dxa" w:w="40"/>
+              <w:right w:type="dxa" w:w="70"/>
+            </w:tcMar>
+          </w:tcPr>
+          <w:p>
+            <w:pPr>
+              <w:spacing w:after="0"/>
+            </w:pPr>
+            <w:r>
+              <w:rPr>
+                <w:sz w:val="17"/>
+                <w:szCs w:val="17"/>
+              </w:rPr>
+              <w:t xml:space="preserve">0.8</w:t>
             </w:r>
           </w:p>
         </w:tc>
@@ -4927,7 +5171,7 @@
                 <w:sz w:val="17"/>
                 <w:szCs w:val="17"/>
               </w:rPr>
-              <w:t xml:space="preserve"/>
+              <w:t xml:space="preserve">$5.28 ($6.40)</w:t>
             </w:r>
           </w:p>
         </w:tc>
@@ -4951,79 +5195,31 @@
                 <w:sz w:val="17"/>
                 <w:szCs w:val="17"/>
               </w:rPr>
-              <w:t xml:space="preserve"/>
-            </w:r>
-          </w:p>
-        </w:tc>
-        <w:tc>
-          <w:tcPr>
-            <w:tcW w:type="dxa" w:w="1000"/>
-            <w:shd w:fill="FFFFFF" w:color="auto" w:val="clear"/>
-            <w:tcMar>
-              <w:top w:type="dxa" w:w="40"/>
-              <w:left w:type="dxa" w:w="70"/>
-              <w:bottom w:type="dxa" w:w="40"/>
-              <w:right w:type="dxa" w:w="70"/>
-            </w:tcMar>
-          </w:tcPr>
-          <w:p>
-            <w:pPr>
-              <w:spacing w:after="0"/>
-            </w:pPr>
-            <w:r>
-              <w:rPr>
-                <w:sz w:val="17"/>
-                <w:szCs w:val="17"/>
-              </w:rPr>
-              <w:t xml:space="preserve"/>
-            </w:r>
-          </w:p>
-        </w:tc>
-        <w:tc>
-          <w:tcPr>
-            <w:tcW w:type="dxa" w:w="1500"/>
-            <w:shd w:fill="FFFFFF" w:color="auto" w:val="clear"/>
-            <w:tcMar>
-              <w:top w:type="dxa" w:w="40"/>
-              <w:left w:type="dxa" w:w="70"/>
-              <w:bottom w:type="dxa" w:w="40"/>
-              <w:right w:type="dxa" w:w="70"/>
-            </w:tcMar>
-          </w:tcPr>
-          <w:p>
-            <w:pPr>
-              <w:spacing w:after="0"/>
-            </w:pPr>
-            <w:r>
-              <w:rPr>
-                <w:sz w:val="17"/>
-                <w:szCs w:val="17"/>
-              </w:rPr>
-              <w:t xml:space="preserve"/>
-            </w:r>
-          </w:p>
-        </w:tc>
-        <w:tc>
-          <w:tcPr>
-            <w:tcW w:type="dxa" w:w="1772"/>
-            <w:shd w:fill="FFFFFF" w:color="auto" w:val="clear"/>
-            <w:tcMar>
-              <w:top w:type="dxa" w:w="40"/>
-              <w:left w:type="dxa" w:w="70"/>
-              <w:bottom w:type="dxa" w:w="40"/>
-              <w:right w:type="dxa" w:w="70"/>
-            </w:tcMar>
-          </w:tcPr>
-          <w:p>
-            <w:pPr>
-              <w:spacing w:after="0"/>
-            </w:pPr>
-            <w:r>
-              <w:rPr>
-                <w:sz w:val="17"/>
-                <w:szCs w:val="17"/>
-              </w:rPr>
-              <w:t xml:space="preserve"/>
+              <w:t xml:space="preserve">$6.14</w:t>
+            </w:r>
+          </w:p>
+        </w:tc>
+        <w:tc>
+          <w:tcPr>
+            <w:tcW w:type="dxa" w:w="1572"/>
+            <w:shd w:fill="FFFFFF" w:color="auto" w:val="clear"/>
+            <w:tcMar>
+              <w:top w:type="dxa" w:w="40"/>
+              <w:left w:type="dxa" w:w="70"/>
+              <w:bottom w:type="dxa" w:w="40"/>
+              <w:right w:type="dxa" w:w="70"/>
+            </w:tcMar>
+          </w:tcPr>
+          <w:p>
+            <w:pPr>
+              <w:spacing w:after="0"/>
+            </w:pPr>
+            <w:r>
+              <w:rPr>
+                <w:sz w:val="17"/>
+                <w:szCs w:val="17"/>
+              </w:rPr>
+              <w:t xml:space="preserve">$35</w:t>
             </w:r>
           </w:p>
         </w:tc>
@@ -5031,49 +5227,121 @@
       <w:tr>
         <w:tc>
           <w:tcPr>
-            <w:tcW w:type="dxa" w:w="2300"/>
-            <w:shd w:fill="F2F5F9" w:color="auto" w:val="clear"/>
-            <w:tcMar>
-              <w:top w:type="dxa" w:w="40"/>
-              <w:left w:type="dxa" w:w="70"/>
-              <w:bottom w:type="dxa" w:w="40"/>
-              <w:right w:type="dxa" w:w="70"/>
-            </w:tcMar>
-          </w:tcPr>
-          <w:p>
-            <w:pPr>
-              <w:spacing w:after="0"/>
-            </w:pPr>
-            <w:r>
-              <w:rPr>
-                <w:sz w:val="17"/>
-                <w:szCs w:val="17"/>
-              </w:rPr>
-              <w:t xml:space="preserve">bamboo sheets king</w:t>
-            </w:r>
-          </w:p>
-        </w:tc>
-        <w:tc>
-          <w:tcPr>
-            <w:tcW w:type="dxa" w:w="1100"/>
-            <w:shd w:fill="F2F5F9" w:color="auto" w:val="clear"/>
-            <w:tcMar>
-              <w:top w:type="dxa" w:w="40"/>
-              <w:left w:type="dxa" w:w="70"/>
-              <w:bottom w:type="dxa" w:w="40"/>
-              <w:right w:type="dxa" w:w="70"/>
-            </w:tcMar>
-          </w:tcPr>
-          <w:p>
-            <w:pPr>
-              <w:spacing w:after="0"/>
-            </w:pPr>
-            <w:r>
-              <w:rPr>
-                <w:sz w:val="17"/>
-                <w:szCs w:val="17"/>
-              </w:rPr>
-              <w:t xml:space="preserve">19 → 9</w:t>
+            <w:tcW w:type="dxa" w:w="2200"/>
+            <w:shd w:fill="F2F5F9" w:color="auto" w:val="clear"/>
+            <w:tcMar>
+              <w:top w:type="dxa" w:w="40"/>
+              <w:left w:type="dxa" w:w="70"/>
+              <w:bottom w:type="dxa" w:w="40"/>
+              <w:right w:type="dxa" w:w="70"/>
+            </w:tcMar>
+          </w:tcPr>
+          <w:p>
+            <w:pPr>
+              <w:spacing w:after="0"/>
+            </w:pPr>
+            <w:r>
+              <w:rPr>
+                <w:sz w:val="17"/>
+                <w:szCs w:val="17"/>
+              </w:rPr>
+              <w:t xml:space="preserve">bamboo sheets with corner straps</w:t>
+            </w:r>
+          </w:p>
+        </w:tc>
+        <w:tc>
+          <w:tcPr>
+            <w:tcW w:type="dxa" w:w="1000"/>
+            <w:shd w:fill="F2F5F9" w:color="auto" w:val="clear"/>
+            <w:tcMar>
+              <w:top w:type="dxa" w:w="40"/>
+              <w:left w:type="dxa" w:w="70"/>
+              <w:bottom w:type="dxa" w:w="40"/>
+              <w:right w:type="dxa" w:w="70"/>
+            </w:tcMar>
+          </w:tcPr>
+          <w:p>
+            <w:pPr>
+              <w:spacing w:after="0"/>
+            </w:pPr>
+            <w:r>
+              <w:rPr>
+                <w:sz w:val="17"/>
+                <w:szCs w:val="17"/>
+              </w:rPr>
+              <w:t xml:space="preserve">7 → 1</w:t>
+            </w:r>
+          </w:p>
+        </w:tc>
+        <w:tc>
+          <w:tcPr>
+            <w:tcW w:type="dxa" w:w="1200"/>
+            <w:shd w:fill="F2F5F9" w:color="auto" w:val="clear"/>
+            <w:tcMar>
+              <w:top w:type="dxa" w:w="40"/>
+              <w:left w:type="dxa" w:w="70"/>
+              <w:bottom w:type="dxa" w:w="40"/>
+              <w:right w:type="dxa" w:w="70"/>
+            </w:tcMar>
+          </w:tcPr>
+          <w:p>
+            <w:pPr>
+              <w:spacing w:after="0"/>
+            </w:pPr>
+            <w:r>
+              <w:rPr>
+                <w:sz w:val="17"/>
+                <w:szCs w:val="17"/>
+              </w:rPr>
+              <w:t xml:space="preserve">2.4 · 0.4</w:t>
+            </w:r>
+          </w:p>
+        </w:tc>
+        <w:tc>
+          <w:tcPr>
+            <w:tcW w:type="dxa" w:w="900"/>
+            <w:shd w:fill="F2F5F9" w:color="auto" w:val="clear"/>
+            <w:tcMar>
+              <w:top w:type="dxa" w:w="40"/>
+              <w:left w:type="dxa" w:w="70"/>
+              <w:bottom w:type="dxa" w:w="40"/>
+              <w:right w:type="dxa" w:w="70"/>
+            </w:tcMar>
+          </w:tcPr>
+          <w:p>
+            <w:pPr>
+              <w:spacing w:after="0"/>
+            </w:pPr>
+            <w:r>
+              <w:rPr>
+                <w:sz w:val="17"/>
+                <w:szCs w:val="17"/>
+              </w:rPr>
+              <w:t xml:space="preserve">22.0%</w:t>
+            </w:r>
+          </w:p>
+        </w:tc>
+        <w:tc>
+          <w:tcPr>
+            <w:tcW w:type="dxa" w:w="800"/>
+            <w:shd w:fill="F2F5F9" w:color="auto" w:val="clear"/>
+            <w:tcMar>
+              <w:top w:type="dxa" w:w="40"/>
+              <w:left w:type="dxa" w:w="70"/>
+              <w:bottom w:type="dxa" w:w="40"/>
+              <w:right w:type="dxa" w:w="70"/>
+            </w:tcMar>
+          </w:tcPr>
+          <w:p>
+            <w:pPr>
+              <w:spacing w:after="0"/>
+            </w:pPr>
+            <w:r>
+              <w:rPr>
+                <w:sz w:val="17"/>
+                <w:szCs w:val="17"/>
+              </w:rPr>
+              <w:t xml:space="preserve">0.5</w:t>
             </w:r>
           </w:p>
         </w:tc>
@@ -5097,7 +5365,7 @@
                 <w:sz w:val="17"/>
                 <w:szCs w:val="17"/>
               </w:rPr>
-              <w:t xml:space="preserve">11 · —</w:t>
+              <w:t xml:space="preserve">$7.03 ($7.03)</w:t>
             </w:r>
           </w:p>
         </w:tc>
@@ -5121,79 +5389,31 @@
                 <w:sz w:val="17"/>
                 <w:szCs w:val="17"/>
               </w:rPr>
-              <w:t xml:space="preserve">12.1%*</w:t>
-            </w:r>
-          </w:p>
-        </w:tc>
-        <w:tc>
-          <w:tcPr>
-            <w:tcW w:type="dxa" w:w="1000"/>
-            <w:shd w:fill="F2F5F9" w:color="auto" w:val="clear"/>
-            <w:tcMar>
-              <w:top w:type="dxa" w:w="40"/>
-              <w:left w:type="dxa" w:w="70"/>
-              <w:bottom w:type="dxa" w:w="40"/>
-              <w:right w:type="dxa" w:w="70"/>
-            </w:tcMar>
-          </w:tcPr>
-          <w:p>
-            <w:pPr>
-              <w:spacing w:after="0"/>
-            </w:pPr>
-            <w:r>
-              <w:rPr>
-                <w:sz w:val="17"/>
-                <w:szCs w:val="17"/>
-              </w:rPr>
-              <w:t xml:space="preserve">1.3</w:t>
-            </w:r>
-          </w:p>
-        </w:tc>
-        <w:tc>
-          <w:tcPr>
-            <w:tcW w:type="dxa" w:w="1500"/>
-            <w:shd w:fill="F2F5F9" w:color="auto" w:val="clear"/>
-            <w:tcMar>
-              <w:top w:type="dxa" w:w="40"/>
-              <w:left w:type="dxa" w:w="70"/>
-              <w:bottom w:type="dxa" w:w="40"/>
-              <w:right w:type="dxa" w:w="70"/>
-            </w:tcMar>
-          </w:tcPr>
-          <w:p>
-            <w:pPr>
-              <w:spacing w:after="0"/>
-            </w:pPr>
-            <w:r>
-              <w:rPr>
-                <w:sz w:val="17"/>
-                <w:szCs w:val="17"/>
-              </w:rPr>
-              <w:t xml:space="preserve">$3.09 ($3.86)</w:t>
-            </w:r>
-          </w:p>
-        </w:tc>
-        <w:tc>
-          <w:tcPr>
-            <w:tcW w:type="dxa" w:w="1772"/>
-            <w:shd w:fill="F2F5F9" w:color="auto" w:val="clear"/>
-            <w:tcMar>
-              <w:top w:type="dxa" w:w="40"/>
-              <w:left w:type="dxa" w:w="70"/>
-              <w:bottom w:type="dxa" w:w="40"/>
-              <w:right w:type="dxa" w:w="70"/>
-            </w:tcMar>
-          </w:tcPr>
-          <w:p>
-            <w:pPr>
-              <w:spacing w:after="0"/>
-            </w:pPr>
-            <w:r>
-              <w:rPr>
-                <w:sz w:val="17"/>
-                <w:szCs w:val="17"/>
-              </w:rPr>
-              <w:t xml:space="preserve">$34</w:t>
+              <w:t xml:space="preserve">—</w:t>
+            </w:r>
+          </w:p>
+        </w:tc>
+        <w:tc>
+          <w:tcPr>
+            <w:tcW w:type="dxa" w:w="1572"/>
+            <w:shd w:fill="F2F5F9" w:color="auto" w:val="clear"/>
+            <w:tcMar>
+              <w:top w:type="dxa" w:w="40"/>
+              <w:left w:type="dxa" w:w="70"/>
+              <w:bottom w:type="dxa" w:w="40"/>
+              <w:right w:type="dxa" w:w="70"/>
+            </w:tcMar>
+          </w:tcPr>
+          <w:p>
+            <w:pPr>
+              <w:spacing w:after="0"/>
+            </w:pPr>
+            <w:r>
+              <w:rPr>
+                <w:sz w:val="17"/>
+                <w:szCs w:val="17"/>
+              </w:rPr>
+              <w:t xml:space="preserve">$17</w:t>
             </w:r>
           </w:p>
         </w:tc>
@@ -5201,49 +5421,121 @@
       <w:tr>
         <w:tc>
           <w:tcPr>
-            <w:tcW w:type="dxa" w:w="2300"/>
-            <w:shd w:fill="FFFFFF" w:color="auto" w:val="clear"/>
-            <w:tcMar>
-              <w:top w:type="dxa" w:w="40"/>
-              <w:left w:type="dxa" w:w="70"/>
-              <w:bottom w:type="dxa" w:w="40"/>
-              <w:right w:type="dxa" w:w="70"/>
-            </w:tcMar>
-          </w:tcPr>
-          <w:p>
-            <w:pPr>
-              <w:spacing w:after="0"/>
-            </w:pPr>
-            <w:r>
-              <w:rPr>
-                <w:sz w:val="17"/>
-                <w:szCs w:val="17"/>
-              </w:rPr>
-              <w:t xml:space="preserve">bamboo bed sheets</w:t>
-            </w:r>
-          </w:p>
-        </w:tc>
-        <w:tc>
-          <w:tcPr>
-            <w:tcW w:type="dxa" w:w="1100"/>
-            <w:shd w:fill="FFFFFF" w:color="auto" w:val="clear"/>
-            <w:tcMar>
-              <w:top w:type="dxa" w:w="40"/>
-              <w:left w:type="dxa" w:w="70"/>
-              <w:bottom w:type="dxa" w:w="40"/>
-              <w:right w:type="dxa" w:w="70"/>
-            </w:tcMar>
-          </w:tcPr>
-          <w:p>
-            <w:pPr>
-              <w:spacing w:after="0"/>
-            </w:pPr>
-            <w:r>
-              <w:rPr>
-                <w:sz w:val="17"/>
-                <w:szCs w:val="17"/>
-              </w:rPr>
-              <w:t xml:space="preserve">23 → 6</w:t>
+            <w:tcW w:type="dxa" w:w="2200"/>
+            <w:shd w:fill="FFFFFF" w:color="auto" w:val="clear"/>
+            <w:tcMar>
+              <w:top w:type="dxa" w:w="40"/>
+              <w:left w:type="dxa" w:w="70"/>
+              <w:bottom w:type="dxa" w:w="40"/>
+              <w:right w:type="dxa" w:w="70"/>
+            </w:tcMar>
+          </w:tcPr>
+          <w:p>
+            <w:pPr>
+              <w:spacing w:after="0"/>
+            </w:pPr>
+            <w:r>
+              <w:rPr>
+                <w:sz w:val="17"/>
+                <w:szCs w:val="17"/>
+              </w:rPr>
+              <w:t xml:space="preserve">king bamboo sheets</w:t>
+            </w:r>
+          </w:p>
+        </w:tc>
+        <w:tc>
+          <w:tcPr>
+            <w:tcW w:type="dxa" w:w="1000"/>
+            <w:shd w:fill="FFFFFF" w:color="auto" w:val="clear"/>
+            <w:tcMar>
+              <w:top w:type="dxa" w:w="40"/>
+              <w:left w:type="dxa" w:w="70"/>
+              <w:bottom w:type="dxa" w:w="40"/>
+              <w:right w:type="dxa" w:w="70"/>
+            </w:tcMar>
+          </w:tcPr>
+          <w:p>
+            <w:pPr>
+              <w:spacing w:after="0"/>
+            </w:pPr>
+            <w:r>
+              <w:rPr>
+                <w:sz w:val="17"/>
+                <w:szCs w:val="17"/>
+              </w:rPr>
+              <w:t xml:space="preserve">15 → 10</w:t>
+            </w:r>
+          </w:p>
+        </w:tc>
+        <w:tc>
+          <w:tcPr>
+            <w:tcW w:type="dxa" w:w="1200"/>
+            <w:shd w:fill="FFFFFF" w:color="auto" w:val="clear"/>
+            <w:tcMar>
+              <w:top w:type="dxa" w:w="40"/>
+              <w:left w:type="dxa" w:w="70"/>
+              <w:bottom w:type="dxa" w:w="40"/>
+              <w:right w:type="dxa" w:w="70"/>
+            </w:tcMar>
+          </w:tcPr>
+          <w:p>
+            <w:pPr>
+              <w:spacing w:after="0"/>
+            </w:pPr>
+            <w:r>
+              <w:rPr>
+                <w:sz w:val="17"/>
+                <w:szCs w:val="17"/>
+              </w:rPr>
+              <w:t xml:space="preserve">4.3 · 0</w:t>
+            </w:r>
+          </w:p>
+        </w:tc>
+        <w:tc>
+          <w:tcPr>
+            <w:tcW w:type="dxa" w:w="900"/>
+            <w:shd w:fill="FFFFFF" w:color="auto" w:val="clear"/>
+            <w:tcMar>
+              <w:top w:type="dxa" w:w="40"/>
+              <w:left w:type="dxa" w:w="70"/>
+              <w:bottom w:type="dxa" w:w="40"/>
+              <w:right w:type="dxa" w:w="70"/>
+            </w:tcMar>
+          </w:tcPr>
+          <w:p>
+            <w:pPr>
+              <w:spacing w:after="0"/>
+            </w:pPr>
+            <w:r>
+              <w:rPr>
+                <w:sz w:val="17"/>
+                <w:szCs w:val="17"/>
+              </w:rPr>
+              <w:t xml:space="preserve">19.2%</w:t>
+            </w:r>
+          </w:p>
+        </w:tc>
+        <w:tc>
+          <w:tcPr>
+            <w:tcW w:type="dxa" w:w="800"/>
+            <w:shd w:fill="FFFFFF" w:color="auto" w:val="clear"/>
+            <w:tcMar>
+              <w:top w:type="dxa" w:w="40"/>
+              <w:left w:type="dxa" w:w="70"/>
+              <w:bottom w:type="dxa" w:w="40"/>
+              <w:right w:type="dxa" w:w="70"/>
+            </w:tcMar>
+          </w:tcPr>
+          <w:p>
+            <w:pPr>
+              <w:spacing w:after="0"/>
+            </w:pPr>
+            <w:r>
+              <w:rPr>
+                <w:sz w:val="17"/>
+                <w:szCs w:val="17"/>
+              </w:rPr>
+              <w:t xml:space="preserve">0.8</w:t>
             </w:r>
           </w:p>
         </w:tc>
@@ -5267,7 +5559,7 @@
                 <w:sz w:val="17"/>
                 <w:szCs w:val="17"/>
               </w:rPr>
-              <w:t xml:space="preserve">7.7 · 0.9</w:t>
+              <w:t xml:space="preserve">$3.83 ($6.12)</w:t>
             </w:r>
           </w:p>
         </w:tc>
@@ -5291,79 +5583,31 @@
                 <w:sz w:val="17"/>
                 <w:szCs w:val="17"/>
               </w:rPr>
-              <w:t xml:space="preserve">21.7%</w:t>
-            </w:r>
-          </w:p>
-        </w:tc>
-        <w:tc>
-          <w:tcPr>
-            <w:tcW w:type="dxa" w:w="1000"/>
-            <w:shd w:fill="FFFFFF" w:color="auto" w:val="clear"/>
-            <w:tcMar>
-              <w:top w:type="dxa" w:w="40"/>
-              <w:left w:type="dxa" w:w="70"/>
-              <w:bottom w:type="dxa" w:w="40"/>
-              <w:right w:type="dxa" w:w="70"/>
-            </w:tcMar>
-          </w:tcPr>
-          <w:p>
-            <w:pPr>
-              <w:spacing w:after="0"/>
-            </w:pPr>
-            <w:r>
-              <w:rPr>
-                <w:sz w:val="17"/>
-                <w:szCs w:val="17"/>
-              </w:rPr>
-              <w:t xml:space="preserve">1.7</w:t>
-            </w:r>
-          </w:p>
-        </w:tc>
-        <w:tc>
-          <w:tcPr>
-            <w:tcW w:type="dxa" w:w="1500"/>
-            <w:shd w:fill="FFFFFF" w:color="auto" w:val="clear"/>
-            <w:tcMar>
-              <w:top w:type="dxa" w:w="40"/>
-              <w:left w:type="dxa" w:w="70"/>
-              <w:bottom w:type="dxa" w:w="40"/>
-              <w:right w:type="dxa" w:w="70"/>
-            </w:tcMar>
-          </w:tcPr>
-          <w:p>
-            <w:pPr>
-              <w:spacing w:after="0"/>
-            </w:pPr>
-            <w:r>
-              <w:rPr>
-                <w:sz w:val="17"/>
-                <w:szCs w:val="17"/>
-              </w:rPr>
-              <w:t xml:space="preserve">$6.93 ($6.93)</w:t>
-            </w:r>
-          </w:p>
-        </w:tc>
-        <w:tc>
-          <w:tcPr>
-            <w:tcW w:type="dxa" w:w="1772"/>
-            <w:shd w:fill="FFFFFF" w:color="auto" w:val="clear"/>
-            <w:tcMar>
-              <w:top w:type="dxa" w:w="40"/>
-              <w:left w:type="dxa" w:w="70"/>
-              <w:bottom w:type="dxa" w:w="40"/>
-              <w:right w:type="dxa" w:w="70"/>
-            </w:tcMar>
-          </w:tcPr>
-          <w:p>
-            <w:pPr>
-              <w:spacing w:after="0"/>
-            </w:pPr>
-            <w:r>
-              <w:rPr>
-                <w:sz w:val="17"/>
-                <w:szCs w:val="17"/>
-              </w:rPr>
-              <w:t xml:space="preserve">$53</w:t>
+              <w:t xml:space="preserve">—</w:t>
+            </w:r>
+          </w:p>
+        </w:tc>
+        <w:tc>
+          <w:tcPr>
+            <w:tcW w:type="dxa" w:w="1572"/>
+            <w:shd w:fill="FFFFFF" w:color="auto" w:val="clear"/>
+            <w:tcMar>
+              <w:top w:type="dxa" w:w="40"/>
+              <w:left w:type="dxa" w:w="70"/>
+              <w:bottom w:type="dxa" w:w="40"/>
+              <w:right w:type="dxa" w:w="70"/>
+            </w:tcMar>
+          </w:tcPr>
+          <w:p>
+            <w:pPr>
+              <w:spacing w:after="0"/>
+            </w:pPr>
+            <w:r>
+              <w:rPr>
+                <w:sz w:val="17"/>
+                <w:szCs w:val="17"/>
+              </w:rPr>
+              <w:t xml:space="preserve">$16</w:t>
             </w:r>
           </w:p>
         </w:tc>
@@ -5371,49 +5615,121 @@
       <w:tr>
         <w:tc>
           <w:tcPr>
-            <w:tcW w:type="dxa" w:w="2300"/>
-            <w:shd w:fill="F2F5F9" w:color="auto" w:val="clear"/>
-            <w:tcMar>
-              <w:top w:type="dxa" w:w="40"/>
-              <w:left w:type="dxa" w:w="70"/>
-              <w:bottom w:type="dxa" w:w="40"/>
-              <w:right w:type="dxa" w:w="70"/>
-            </w:tcMar>
-          </w:tcPr>
-          <w:p>
-            <w:pPr>
-              <w:spacing w:after="0"/>
-            </w:pPr>
-            <w:r>
-              <w:rPr>
-                <w:sz w:val="17"/>
-                <w:szCs w:val="17"/>
-              </w:rPr>
-              <w:t xml:space="preserve">full size bamboo sheets</w:t>
-            </w:r>
-          </w:p>
-        </w:tc>
-        <w:tc>
-          <w:tcPr>
-            <w:tcW w:type="dxa" w:w="1100"/>
-            <w:shd w:fill="F2F5F9" w:color="auto" w:val="clear"/>
-            <w:tcMar>
-              <w:top w:type="dxa" w:w="40"/>
-              <w:left w:type="dxa" w:w="70"/>
-              <w:bottom w:type="dxa" w:w="40"/>
-              <w:right w:type="dxa" w:w="70"/>
-            </w:tcMar>
-          </w:tcPr>
-          <w:p>
-            <w:pPr>
-              <w:spacing w:after="0"/>
-            </w:pPr>
-            <w:r>
-              <w:rPr>
-                <w:sz w:val="17"/>
-                <w:szCs w:val="17"/>
-              </w:rPr>
-              <w:t xml:space="preserve">23 → 10</w:t>
+            <w:tcW w:type="dxa" w:w="2200"/>
+            <w:shd w:fill="F2F5F9" w:color="auto" w:val="clear"/>
+            <w:tcMar>
+              <w:top w:type="dxa" w:w="40"/>
+              <w:left w:type="dxa" w:w="70"/>
+              <w:bottom w:type="dxa" w:w="40"/>
+              <w:right w:type="dxa" w:w="70"/>
+            </w:tcMar>
+          </w:tcPr>
+          <w:p>
+            <w:pPr>
+              <w:spacing w:after="0"/>
+            </w:pPr>
+            <w:r>
+              <w:rPr>
+                <w:sz w:val="17"/>
+                <w:szCs w:val="17"/>
+              </w:rPr>
+              <w:t xml:space="preserve">bamboo sheets queen (after the fix in Section 13)</w:t>
+            </w:r>
+          </w:p>
+        </w:tc>
+        <w:tc>
+          <w:tcPr>
+            <w:tcW w:type="dxa" w:w="1000"/>
+            <w:shd w:fill="F2F5F9" w:color="auto" w:val="clear"/>
+            <w:tcMar>
+              <w:top w:type="dxa" w:w="40"/>
+              <w:left w:type="dxa" w:w="70"/>
+              <w:bottom w:type="dxa" w:w="40"/>
+              <w:right w:type="dxa" w:w="70"/>
+            </w:tcMar>
+          </w:tcPr>
+          <w:p>
+            <w:pPr>
+              <w:spacing w:after="0"/>
+            </w:pPr>
+            <w:r>
+              <w:rPr>
+                <w:sz w:val="17"/>
+                <w:szCs w:val="17"/>
+              </w:rPr>
+              <w:t xml:space="preserve">58 → 5</w:t>
+            </w:r>
+          </w:p>
+        </w:tc>
+        <w:tc>
+          <w:tcPr>
+            <w:tcW w:type="dxa" w:w="1200"/>
+            <w:shd w:fill="F2F5F9" w:color="auto" w:val="clear"/>
+            <w:tcMar>
+              <w:top w:type="dxa" w:w="40"/>
+              <w:left w:type="dxa" w:w="70"/>
+              <w:bottom w:type="dxa" w:w="40"/>
+              <w:right w:type="dxa" w:w="70"/>
+            </w:tcMar>
+          </w:tcPr>
+          <w:p>
+            <w:pPr>
+              <w:spacing w:after="0"/>
+            </w:pPr>
+            <w:r>
+              <w:rPr>
+                <w:sz w:val="17"/>
+                <w:szCs w:val="17"/>
+              </w:rPr>
+              <w:t xml:space="preserve">1.8 · 0.4</w:t>
+            </w:r>
+          </w:p>
+        </w:tc>
+        <w:tc>
+          <w:tcPr>
+            <w:tcW w:type="dxa" w:w="900"/>
+            <w:shd w:fill="F2F5F9" w:color="auto" w:val="clear"/>
+            <w:tcMar>
+              <w:top w:type="dxa" w:w="40"/>
+              <w:left w:type="dxa" w:w="70"/>
+              <w:bottom w:type="dxa" w:w="40"/>
+              <w:right w:type="dxa" w:w="70"/>
+            </w:tcMar>
+          </w:tcPr>
+          <w:p>
+            <w:pPr>
+              <w:spacing w:after="0"/>
+            </w:pPr>
+            <w:r>
+              <w:rPr>
+                <w:sz w:val="17"/>
+                <w:szCs w:val="17"/>
+              </w:rPr>
+              <w:t xml:space="preserve">25.4%</w:t>
+            </w:r>
+          </w:p>
+        </w:tc>
+        <w:tc>
+          <w:tcPr>
+            <w:tcW w:type="dxa" w:w="800"/>
+            <w:shd w:fill="F2F5F9" w:color="auto" w:val="clear"/>
+            <w:tcMar>
+              <w:top w:type="dxa" w:w="40"/>
+              <w:left w:type="dxa" w:w="70"/>
+              <w:bottom w:type="dxa" w:w="40"/>
+              <w:right w:type="dxa" w:w="70"/>
+            </w:tcMar>
+          </w:tcPr>
+          <w:p>
+            <w:pPr>
+              <w:spacing w:after="0"/>
+            </w:pPr>
+            <w:r>
+              <w:rPr>
+                <w:sz w:val="17"/>
+                <w:szCs w:val="17"/>
+              </w:rPr>
+              <w:t xml:space="preserve">0.5</w:t>
             </w:r>
           </w:p>
         </w:tc>
@@ -5437,7 +5753,7 @@
                 <w:sz w:val="17"/>
                 <w:szCs w:val="17"/>
               </w:rPr>
-              <w:t xml:space="preserve">7 · 1.4</w:t>
+              <w:t xml:space="preserve">$4.18 ($9.92)</w:t>
             </w:r>
           </w:p>
         </w:tc>
@@ -5461,79 +5777,31 @@
                 <w:sz w:val="17"/>
                 <w:szCs w:val="17"/>
               </w:rPr>
-              <w:t xml:space="preserve">12.5%</w:t>
-            </w:r>
-          </w:p>
-        </w:tc>
-        <w:tc>
-          <w:tcPr>
-            <w:tcW w:type="dxa" w:w="1000"/>
-            <w:shd w:fill="F2F5F9" w:color="auto" w:val="clear"/>
-            <w:tcMar>
-              <w:top w:type="dxa" w:w="40"/>
-              <w:left w:type="dxa" w:w="70"/>
-              <w:bottom w:type="dxa" w:w="40"/>
-              <w:right w:type="dxa" w:w="70"/>
-            </w:tcMar>
-          </w:tcPr>
-          <w:p>
-            <w:pPr>
-              <w:spacing w:after="0"/>
-            </w:pPr>
-            <w:r>
-              <w:rPr>
-                <w:sz w:val="17"/>
-                <w:szCs w:val="17"/>
-              </w:rPr>
-              <w:t xml:space="preserve">0.8</w:t>
-            </w:r>
-          </w:p>
-        </w:tc>
-        <w:tc>
-          <w:tcPr>
-            <w:tcW w:type="dxa" w:w="1500"/>
-            <w:shd w:fill="F2F5F9" w:color="auto" w:val="clear"/>
-            <w:tcMar>
-              <w:top w:type="dxa" w:w="40"/>
-              <w:left w:type="dxa" w:w="70"/>
-              <w:bottom w:type="dxa" w:w="40"/>
-              <w:right w:type="dxa" w:w="70"/>
-            </w:tcMar>
-          </w:tcPr>
-          <w:p>
-            <w:pPr>
-              <w:spacing w:after="0"/>
-            </w:pPr>
-            <w:r>
-              <w:rPr>
-                <w:sz w:val="17"/>
-                <w:szCs w:val="17"/>
-              </w:rPr>
-              <w:t xml:space="preserve">$5.28 ($6.40)</w:t>
-            </w:r>
-          </w:p>
-        </w:tc>
-        <w:tc>
-          <w:tcPr>
-            <w:tcW w:type="dxa" w:w="1772"/>
-            <w:shd w:fill="F2F5F9" w:color="auto" w:val="clear"/>
-            <w:tcMar>
-              <w:top w:type="dxa" w:w="40"/>
-              <w:left w:type="dxa" w:w="70"/>
-              <w:bottom w:type="dxa" w:w="40"/>
-              <w:right w:type="dxa" w:w="70"/>
-            </w:tcMar>
-          </w:tcPr>
-          <w:p>
-            <w:pPr>
-              <w:spacing w:after="0"/>
-            </w:pPr>
-            <w:r>
-              <w:rPr>
-                <w:sz w:val="17"/>
-                <w:szCs w:val="17"/>
-              </w:rPr>
-              <w:t xml:space="preserve">$35</w:t>
+              <w:t xml:space="preserve">—</w:t>
+            </w:r>
+          </w:p>
+        </w:tc>
+        <w:tc>
+          <w:tcPr>
+            <w:tcW w:type="dxa" w:w="1572"/>
+            <w:shd w:fill="F2F5F9" w:color="auto" w:val="clear"/>
+            <w:tcMar>
+              <w:top w:type="dxa" w:w="40"/>
+              <w:left w:type="dxa" w:w="70"/>
+              <w:bottom w:type="dxa" w:w="40"/>
+              <w:right w:type="dxa" w:w="70"/>
+            </w:tcMar>
+          </w:tcPr>
+          <w:p>
+            <w:pPr>
+              <w:spacing w:after="0"/>
+            </w:pPr>
+            <w:r>
+              <w:rPr>
+                <w:sz w:val="17"/>
+                <w:szCs w:val="17"/>
+              </w:rPr>
+              <w:t xml:space="preserve">$8</w:t>
             </w:r>
           </w:p>
         </w:tc>
@@ -5541,49 +5809,121 @@
       <w:tr>
         <w:tc>
           <w:tcPr>
-            <w:tcW w:type="dxa" w:w="2300"/>
-            <w:shd w:fill="FFFFFF" w:color="auto" w:val="clear"/>
-            <w:tcMar>
-              <w:top w:type="dxa" w:w="40"/>
-              <w:left w:type="dxa" w:w="70"/>
-              <w:bottom w:type="dxa" w:w="40"/>
-              <w:right w:type="dxa" w:w="70"/>
-            </w:tcMar>
-          </w:tcPr>
-          <w:p>
-            <w:pPr>
-              <w:spacing w:after="0"/>
-            </w:pPr>
-            <w:r>
-              <w:rPr>
-                <w:sz w:val="17"/>
-                <w:szCs w:val="17"/>
-              </w:rPr>
-              <w:t xml:space="preserve">queen bamboo sheet set</w:t>
-            </w:r>
-          </w:p>
-        </w:tc>
-        <w:tc>
-          <w:tcPr>
-            <w:tcW w:type="dxa" w:w="1100"/>
-            <w:shd w:fill="FFFFFF" w:color="auto" w:val="clear"/>
-            <w:tcMar>
-              <w:top w:type="dxa" w:w="40"/>
-              <w:left w:type="dxa" w:w="70"/>
-              <w:bottom w:type="dxa" w:w="40"/>
-              <w:right w:type="dxa" w:w="70"/>
-            </w:tcMar>
-          </w:tcPr>
-          <w:p>
-            <w:pPr>
-              <w:spacing w:after="0"/>
-            </w:pPr>
-            <w:r>
-              <w:rPr>
-                <w:sz w:val="17"/>
-                <w:szCs w:val="17"/>
-              </w:rPr>
-              <w:t xml:space="preserve">25 → 6</w:t>
+            <w:tcW w:type="dxa" w:w="2200"/>
+            <w:shd w:fill="FFFFFF" w:color="auto" w:val="clear"/>
+            <w:tcMar>
+              <w:top w:type="dxa" w:w="40"/>
+              <w:left w:type="dxa" w:w="70"/>
+              <w:bottom w:type="dxa" w:w="40"/>
+              <w:right w:type="dxa" w:w="70"/>
+            </w:tcMar>
+          </w:tcPr>
+          <w:p>
+            <w:pPr>
+              <w:spacing w:after="0"/>
+            </w:pPr>
+            <w:r>
+              <w:rPr>
+                <w:sz w:val="17"/>
+                <w:szCs w:val="17"/>
+              </w:rPr>
+              <w:t xml:space="preserve">viscose bamboo sheets</w:t>
+            </w:r>
+          </w:p>
+        </w:tc>
+        <w:tc>
+          <w:tcPr>
+            <w:tcW w:type="dxa" w:w="1000"/>
+            <w:shd w:fill="FFFFFF" w:color="auto" w:val="clear"/>
+            <w:tcMar>
+              <w:top w:type="dxa" w:w="40"/>
+              <w:left w:type="dxa" w:w="70"/>
+              <w:bottom w:type="dxa" w:w="40"/>
+              <w:right w:type="dxa" w:w="70"/>
+            </w:tcMar>
+          </w:tcPr>
+          <w:p>
+            <w:pPr>
+              <w:spacing w:after="0"/>
+            </w:pPr>
+            <w:r>
+              <w:rPr>
+                <w:sz w:val="17"/>
+                <w:szCs w:val="17"/>
+              </w:rPr>
+              <w:t xml:space="preserve">8 → 1</w:t>
+            </w:r>
+          </w:p>
+        </w:tc>
+        <w:tc>
+          <w:tcPr>
+            <w:tcW w:type="dxa" w:w="1200"/>
+            <w:shd w:fill="FFFFFF" w:color="auto" w:val="clear"/>
+            <w:tcMar>
+              <w:top w:type="dxa" w:w="40"/>
+              <w:left w:type="dxa" w:w="70"/>
+              <w:bottom w:type="dxa" w:w="40"/>
+              <w:right w:type="dxa" w:w="70"/>
+            </w:tcMar>
+          </w:tcPr>
+          <w:p>
+            <w:pPr>
+              <w:spacing w:after="0"/>
+            </w:pPr>
+            <w:r>
+              <w:rPr>
+                <w:sz w:val="17"/>
+                <w:szCs w:val="17"/>
+              </w:rPr>
+              <w:t xml:space="preserve">1.1 · 2.5</w:t>
+            </w:r>
+          </w:p>
+        </w:tc>
+        <w:tc>
+          <w:tcPr>
+            <w:tcW w:type="dxa" w:w="900"/>
+            <w:shd w:fill="FFFFFF" w:color="auto" w:val="clear"/>
+            <w:tcMar>
+              <w:top w:type="dxa" w:w="40"/>
+              <w:left w:type="dxa" w:w="70"/>
+              <w:bottom w:type="dxa" w:w="40"/>
+              <w:right w:type="dxa" w:w="70"/>
+            </w:tcMar>
+          </w:tcPr>
+          <w:p>
+            <w:pPr>
+              <w:spacing w:after="0"/>
+            </w:pPr>
+            <w:r>
+              <w:rPr>
+                <w:sz w:val="17"/>
+                <w:szCs w:val="17"/>
+              </w:rPr>
+              <w:t xml:space="preserve">15.7%</w:t>
+            </w:r>
+          </w:p>
+        </w:tc>
+        <w:tc>
+          <w:tcPr>
+            <w:tcW w:type="dxa" w:w="800"/>
+            <w:shd w:fill="FFFFFF" w:color="auto" w:val="clear"/>
+            <w:tcMar>
+              <w:top w:type="dxa" w:w="40"/>
+              <w:left w:type="dxa" w:w="70"/>
+              <w:bottom w:type="dxa" w:w="40"/>
+              <w:right w:type="dxa" w:w="70"/>
+            </w:tcMar>
+          </w:tcPr>
+          <w:p>
+            <w:pPr>
+              <w:spacing w:after="0"/>
+            </w:pPr>
+            <w:r>
+              <w:rPr>
+                <w:sz w:val="17"/>
+                <w:szCs w:val="17"/>
+              </w:rPr>
+              <w:t xml:space="preserve">0.2</w:t>
             </w:r>
           </w:p>
         </w:tc>
@@ -5607,7 +5947,7 @@
                 <w:sz w:val="17"/>
                 <w:szCs w:val="17"/>
               </w:rPr>
-              <w:t xml:space="preserve">5 · 0.9</w:t>
+              <w:t xml:space="preserve">$6.13 ($6.13)</w:t>
             </w:r>
           </w:p>
         </w:tc>
@@ -5631,79 +5971,31 @@
                 <w:sz w:val="17"/>
                 <w:szCs w:val="17"/>
               </w:rPr>
-              <w:t xml:space="preserve">21.1%</w:t>
-            </w:r>
-          </w:p>
-        </w:tc>
-        <w:tc>
-          <w:tcPr>
-            <w:tcW w:type="dxa" w:w="1000"/>
-            <w:shd w:fill="FFFFFF" w:color="auto" w:val="clear"/>
-            <w:tcMar>
-              <w:top w:type="dxa" w:w="40"/>
-              <w:left w:type="dxa" w:w="70"/>
-              <w:bottom w:type="dxa" w:w="40"/>
-              <w:right w:type="dxa" w:w="70"/>
-            </w:tcMar>
-          </w:tcPr>
-          <w:p>
-            <w:pPr>
-              <w:spacing w:after="0"/>
-            </w:pPr>
-            <w:r>
-              <w:rPr>
-                <w:sz w:val="17"/>
-                <w:szCs w:val="17"/>
-              </w:rPr>
-              <w:t xml:space="preserve">1.1</w:t>
-            </w:r>
-          </w:p>
-        </w:tc>
-        <w:tc>
-          <w:tcPr>
-            <w:tcW w:type="dxa" w:w="1500"/>
-            <w:shd w:fill="FFFFFF" w:color="auto" w:val="clear"/>
-            <w:tcMar>
-              <w:top w:type="dxa" w:w="40"/>
-              <w:left w:type="dxa" w:w="70"/>
-              <w:bottom w:type="dxa" w:w="40"/>
-              <w:right w:type="dxa" w:w="70"/>
-            </w:tcMar>
-          </w:tcPr>
-          <w:p>
-            <w:pPr>
-              <w:spacing w:after="0"/>
-            </w:pPr>
-            <w:r>
-              <w:rPr>
-                <w:sz w:val="17"/>
-                <w:szCs w:val="17"/>
-              </w:rPr>
-              <w:t xml:space="preserve">$7.10 ($7.10)</w:t>
-            </w:r>
-          </w:p>
-        </w:tc>
-        <w:tc>
-          <w:tcPr>
-            <w:tcW w:type="dxa" w:w="1772"/>
-            <w:shd w:fill="FFFFFF" w:color="auto" w:val="clear"/>
-            <w:tcMar>
-              <w:top w:type="dxa" w:w="40"/>
-              <w:left w:type="dxa" w:w="70"/>
-              <w:bottom w:type="dxa" w:w="40"/>
-              <w:right w:type="dxa" w:w="70"/>
-            </w:tcMar>
-          </w:tcPr>
-          <w:p>
-            <w:pPr>
-              <w:spacing w:after="0"/>
-            </w:pPr>
-            <w:r>
-              <w:rPr>
-                <w:sz w:val="17"/>
-                <w:szCs w:val="17"/>
-              </w:rPr>
-              <w:t xml:space="preserve">$36</w:t>
+              <w:t xml:space="preserve">—</w:t>
+            </w:r>
+          </w:p>
+        </w:tc>
+        <w:tc>
+          <w:tcPr>
+            <w:tcW w:type="dxa" w:w="1572"/>
+            <w:shd w:fill="FFFFFF" w:color="auto" w:val="clear"/>
+            <w:tcMar>
+              <w:top w:type="dxa" w:w="40"/>
+              <w:left w:type="dxa" w:w="70"/>
+              <w:bottom w:type="dxa" w:w="40"/>
+              <w:right w:type="dxa" w:w="70"/>
+            </w:tcMar>
+          </w:tcPr>
+          <w:p>
+            <w:pPr>
+              <w:spacing w:after="0"/>
+            </w:pPr>
+            <w:r>
+              <w:rPr>
+                <w:sz w:val="17"/>
+                <w:szCs w:val="17"/>
+              </w:rPr>
+              <w:t xml:space="preserve">$7</w:t>
             </w:r>
           </w:p>
         </w:tc>
@@ -5711,49 +6003,121 @@
       <w:tr>
         <w:tc>
           <w:tcPr>
-            <w:tcW w:type="dxa" w:w="2300"/>
-            <w:shd w:fill="F2F5F9" w:color="auto" w:val="clear"/>
-            <w:tcMar>
-              <w:top w:type="dxa" w:w="40"/>
-              <w:left w:type="dxa" w:w="70"/>
-              <w:bottom w:type="dxa" w:w="40"/>
-              <w:right w:type="dxa" w:w="70"/>
-            </w:tcMar>
-          </w:tcPr>
-          <w:p>
-            <w:pPr>
-              <w:spacing w:after="0"/>
-            </w:pPr>
-            <w:r>
-              <w:rPr>
-                <w:sz w:val="17"/>
-                <w:szCs w:val="17"/>
-              </w:rPr>
-              <w:t xml:space="preserve">king bamboo sheets</w:t>
-            </w:r>
-          </w:p>
-        </w:tc>
-        <w:tc>
-          <w:tcPr>
-            <w:tcW w:type="dxa" w:w="1100"/>
-            <w:shd w:fill="F2F5F9" w:color="auto" w:val="clear"/>
-            <w:tcMar>
-              <w:top w:type="dxa" w:w="40"/>
-              <w:left w:type="dxa" w:w="70"/>
-              <w:bottom w:type="dxa" w:w="40"/>
-              <w:right w:type="dxa" w:w="70"/>
-            </w:tcMar>
-          </w:tcPr>
-          <w:p>
-            <w:pPr>
-              <w:spacing w:after="0"/>
-            </w:pPr>
-            <w:r>
-              <w:rPr>
-                <w:sz w:val="17"/>
-                <w:szCs w:val="17"/>
-              </w:rPr>
-              <w:t xml:space="preserve">15 → 10</w:t>
+            <w:tcW w:type="dxa" w:w="2200"/>
+            <w:shd w:fill="F2F5F9" w:color="auto" w:val="clear"/>
+            <w:tcMar>
+              <w:top w:type="dxa" w:w="40"/>
+              <w:left w:type="dxa" w:w="70"/>
+              <w:bottom w:type="dxa" w:w="40"/>
+              <w:right w:type="dxa" w:w="70"/>
+            </w:tcMar>
+          </w:tcPr>
+          <w:p>
+            <w:pPr>
+              <w:spacing w:after="0"/>
+            </w:pPr>
+            <w:r>
+              <w:rPr>
+                <w:sz w:val="17"/>
+                <w:szCs w:val="17"/>
+              </w:rPr>
+              <w:t xml:space="preserve">Funded total (10 terms)</w:t>
+            </w:r>
+          </w:p>
+        </w:tc>
+        <w:tc>
+          <w:tcPr>
+            <w:tcW w:type="dxa" w:w="1000"/>
+            <w:shd w:fill="F2F5F9" w:color="auto" w:val="clear"/>
+            <w:tcMar>
+              <w:top w:type="dxa" w:w="40"/>
+              <w:left w:type="dxa" w:w="70"/>
+              <w:bottom w:type="dxa" w:w="40"/>
+              <w:right w:type="dxa" w:w="70"/>
+            </w:tcMar>
+          </w:tcPr>
+          <w:p>
+            <w:pPr>
+              <w:spacing w:after="0"/>
+            </w:pPr>
+            <w:r>
+              <w:rPr>
+                <w:sz w:val="17"/>
+                <w:szCs w:val="17"/>
+              </w:rPr>
+              <w:t xml:space="preserve"/>
+            </w:r>
+          </w:p>
+        </w:tc>
+        <w:tc>
+          <w:tcPr>
+            <w:tcW w:type="dxa" w:w="1200"/>
+            <w:shd w:fill="F2F5F9" w:color="auto" w:val="clear"/>
+            <w:tcMar>
+              <w:top w:type="dxa" w:w="40"/>
+              <w:left w:type="dxa" w:w="70"/>
+              <w:bottom w:type="dxa" w:w="40"/>
+              <w:right w:type="dxa" w:w="70"/>
+            </w:tcMar>
+          </w:tcPr>
+          <w:p>
+            <w:pPr>
+              <w:spacing w:after="0"/>
+            </w:pPr>
+            <w:r>
+              <w:rPr>
+                <w:sz w:val="17"/>
+                <w:szCs w:val="17"/>
+              </w:rPr>
+              <w:t xml:space="preserve">164</w:t>
+            </w:r>
+          </w:p>
+        </w:tc>
+        <w:tc>
+          <w:tcPr>
+            <w:tcW w:type="dxa" w:w="900"/>
+            <w:shd w:fill="F2F5F9" w:color="auto" w:val="clear"/>
+            <w:tcMar>
+              <w:top w:type="dxa" w:w="40"/>
+              <w:left w:type="dxa" w:w="70"/>
+              <w:bottom w:type="dxa" w:w="40"/>
+              <w:right w:type="dxa" w:w="70"/>
+            </w:tcMar>
+          </w:tcPr>
+          <w:p>
+            <w:pPr>
+              <w:spacing w:after="0"/>
+            </w:pPr>
+            <w:r>
+              <w:rPr>
+                <w:sz w:val="17"/>
+                <w:szCs w:val="17"/>
+              </w:rPr>
+              <w:t xml:space="preserve"/>
+            </w:r>
+          </w:p>
+        </w:tc>
+        <w:tc>
+          <w:tcPr>
+            <w:tcW w:type="dxa" w:w="800"/>
+            <w:shd w:fill="F2F5F9" w:color="auto" w:val="clear"/>
+            <w:tcMar>
+              <w:top w:type="dxa" w:w="40"/>
+              <w:left w:type="dxa" w:w="70"/>
+              <w:bottom w:type="dxa" w:w="40"/>
+              <w:right w:type="dxa" w:w="70"/>
+            </w:tcMar>
+          </w:tcPr>
+          <w:p>
+            <w:pPr>
+              <w:spacing w:after="0"/>
+            </w:pPr>
+            <w:r>
+              <w:rPr>
+                <w:sz w:val="17"/>
+                <w:szCs w:val="17"/>
+              </w:rPr>
+              <w:t xml:space="preserve">31.6</w:t>
             </w:r>
           </w:p>
         </w:tc>
@@ -5777,7 +6141,7 @@
                 <w:sz w:val="17"/>
                 <w:szCs w:val="17"/>
               </w:rPr>
-              <w:t xml:space="preserve">4.3 · 0</w:t>
+              <w:t xml:space="preserve"/>
             </w:r>
           </w:p>
         </w:tc>
@@ -5801,79 +6165,31 @@
                 <w:sz w:val="17"/>
                 <w:szCs w:val="17"/>
               </w:rPr>
-              <w:t xml:space="preserve">19.2%</w:t>
-            </w:r>
-          </w:p>
-        </w:tc>
-        <w:tc>
-          <w:tcPr>
-            <w:tcW w:type="dxa" w:w="1000"/>
-            <w:shd w:fill="F2F5F9" w:color="auto" w:val="clear"/>
-            <w:tcMar>
-              <w:top w:type="dxa" w:w="40"/>
-              <w:left w:type="dxa" w:w="70"/>
-              <w:bottom w:type="dxa" w:w="40"/>
-              <w:right w:type="dxa" w:w="70"/>
-            </w:tcMar>
-          </w:tcPr>
-          <w:p>
-            <w:pPr>
-              <w:spacing w:after="0"/>
-            </w:pPr>
-            <w:r>
-              <w:rPr>
-                <w:sz w:val="17"/>
-                <w:szCs w:val="17"/>
-              </w:rPr>
-              <w:t xml:space="preserve">0.8</w:t>
-            </w:r>
-          </w:p>
-        </w:tc>
-        <w:tc>
-          <w:tcPr>
-            <w:tcW w:type="dxa" w:w="1500"/>
-            <w:shd w:fill="F2F5F9" w:color="auto" w:val="clear"/>
-            <w:tcMar>
-              <w:top w:type="dxa" w:w="40"/>
-              <w:left w:type="dxa" w:w="70"/>
-              <w:bottom w:type="dxa" w:w="40"/>
-              <w:right w:type="dxa" w:w="70"/>
-            </w:tcMar>
-          </w:tcPr>
-          <w:p>
-            <w:pPr>
-              <w:spacing w:after="0"/>
-            </w:pPr>
-            <w:r>
-              <w:rPr>
-                <w:sz w:val="17"/>
-                <w:szCs w:val="17"/>
-              </w:rPr>
-              <w:t xml:space="preserve">$3.83 ($6.12)</w:t>
-            </w:r>
-          </w:p>
-        </w:tc>
-        <w:tc>
-          <w:tcPr>
-            <w:tcW w:type="dxa" w:w="1772"/>
-            <w:shd w:fill="F2F5F9" w:color="auto" w:val="clear"/>
-            <w:tcMar>
-              <w:top w:type="dxa" w:w="40"/>
-              <w:left w:type="dxa" w:w="70"/>
-              <w:bottom w:type="dxa" w:w="40"/>
-              <w:right w:type="dxa" w:w="70"/>
-            </w:tcMar>
-          </w:tcPr>
-          <w:p>
-            <w:pPr>
-              <w:spacing w:after="0"/>
-            </w:pPr>
-            <w:r>
-              <w:rPr>
-                <w:sz w:val="17"/>
-                <w:szCs w:val="17"/>
-              </w:rPr>
-              <w:t xml:space="preserve">$16</w:t>
+              <w:t xml:space="preserve"/>
+            </w:r>
+          </w:p>
+        </w:tc>
+        <w:tc>
+          <w:tcPr>
+            <w:tcW w:type="dxa" w:w="1572"/>
+            <w:shd w:fill="F2F5F9" w:color="auto" w:val="clear"/>
+            <w:tcMar>
+              <w:top w:type="dxa" w:w="40"/>
+              <w:left w:type="dxa" w:w="70"/>
+              <w:bottom w:type="dxa" w:w="40"/>
+              <w:right w:type="dxa" w:w="70"/>
+            </w:tcMar>
+          </w:tcPr>
+          <w:p>
+            <w:pPr>
+              <w:spacing w:after="0"/>
+            </w:pPr>
+            <w:r>
+              <w:rPr>
+                <w:sz w:val="17"/>
+                <w:szCs w:val="17"/>
+              </w:rPr>
+              <w:t xml:space="preserve">$1,057</w:t>
             </w:r>
           </w:p>
         </w:tc>
@@ -5881,49 +6197,121 @@
       <w:tr>
         <w:tc>
           <w:tcPr>
-            <w:tcW w:type="dxa" w:w="2300"/>
-            <w:shd w:fill="FFFFFF" w:color="auto" w:val="clear"/>
-            <w:tcMar>
-              <w:top w:type="dxa" w:w="40"/>
-              <w:left w:type="dxa" w:w="70"/>
-              <w:bottom w:type="dxa" w:w="40"/>
-              <w:right w:type="dxa" w:w="70"/>
-            </w:tcMar>
-          </w:tcPr>
-          <w:p>
-            <w:pPr>
-              <w:spacing w:after="0"/>
-            </w:pPr>
-            <w:r>
-              <w:rPr>
-                <w:sz w:val="17"/>
-                <w:szCs w:val="17"/>
-              </w:rPr>
-              <w:t xml:space="preserve">bamboo king sheets</w:t>
-            </w:r>
-          </w:p>
-        </w:tc>
-        <w:tc>
-          <w:tcPr>
-            <w:tcW w:type="dxa" w:w="1100"/>
-            <w:shd w:fill="FFFFFF" w:color="auto" w:val="clear"/>
-            <w:tcMar>
-              <w:top w:type="dxa" w:w="40"/>
-              <w:left w:type="dxa" w:w="70"/>
-              <w:bottom w:type="dxa" w:w="40"/>
-              <w:right w:type="dxa" w:w="70"/>
-            </w:tcMar>
-          </w:tcPr>
-          <w:p>
-            <w:pPr>
-              <w:spacing w:after="0"/>
-            </w:pPr>
-            <w:r>
-              <w:rPr>
-                <w:sz w:val="17"/>
-                <w:szCs w:val="17"/>
-              </w:rPr>
-              <w:t xml:space="preserve">23 → 9</w:t>
+            <w:tcW w:type="dxa" w:w="2200"/>
+            <w:shd w:fill="FFFFFF" w:color="auto" w:val="clear"/>
+            <w:tcMar>
+              <w:top w:type="dxa" w:w="40"/>
+              <w:left w:type="dxa" w:w="70"/>
+              <w:bottom w:type="dxa" w:w="40"/>
+              <w:right w:type="dxa" w:w="70"/>
+            </w:tcMar>
+          </w:tcPr>
+          <w:p>
+            <w:pPr>
+              <w:spacing w:after="0"/>
+            </w:pPr>
+            <w:r>
+              <w:rPr>
+                <w:sz w:val="17"/>
+                <w:szCs w:val="17"/>
+              </w:rPr>
+              <w:t xml:space="preserve">Waiting</w:t>
+            </w:r>
+          </w:p>
+        </w:tc>
+        <w:tc>
+          <w:tcPr>
+            <w:tcW w:type="dxa" w:w="1000"/>
+            <w:shd w:fill="FFFFFF" w:color="auto" w:val="clear"/>
+            <w:tcMar>
+              <w:top w:type="dxa" w:w="40"/>
+              <w:left w:type="dxa" w:w="70"/>
+              <w:bottom w:type="dxa" w:w="40"/>
+              <w:right w:type="dxa" w:w="70"/>
+            </w:tcMar>
+          </w:tcPr>
+          <w:p>
+            <w:pPr>
+              <w:spacing w:after="0"/>
+            </w:pPr>
+            <w:r>
+              <w:rPr>
+                <w:sz w:val="17"/>
+                <w:szCs w:val="17"/>
+              </w:rPr>
+              <w:t xml:space="preserve"/>
+            </w:r>
+          </w:p>
+        </w:tc>
+        <w:tc>
+          <w:tcPr>
+            <w:tcW w:type="dxa" w:w="1200"/>
+            <w:shd w:fill="FFFFFF" w:color="auto" w:val="clear"/>
+            <w:tcMar>
+              <w:top w:type="dxa" w:w="40"/>
+              <w:left w:type="dxa" w:w="70"/>
+              <w:bottom w:type="dxa" w:w="40"/>
+              <w:right w:type="dxa" w:w="70"/>
+            </w:tcMar>
+          </w:tcPr>
+          <w:p>
+            <w:pPr>
+              <w:spacing w:after="0"/>
+            </w:pPr>
+            <w:r>
+              <w:rPr>
+                <w:sz w:val="17"/>
+                <w:szCs w:val="17"/>
+              </w:rPr>
+              <w:t xml:space="preserve"/>
+            </w:r>
+          </w:p>
+        </w:tc>
+        <w:tc>
+          <w:tcPr>
+            <w:tcW w:type="dxa" w:w="900"/>
+            <w:shd w:fill="FFFFFF" w:color="auto" w:val="clear"/>
+            <w:tcMar>
+              <w:top w:type="dxa" w:w="40"/>
+              <w:left w:type="dxa" w:w="70"/>
+              <w:bottom w:type="dxa" w:w="40"/>
+              <w:right w:type="dxa" w:w="70"/>
+            </w:tcMar>
+          </w:tcPr>
+          <w:p>
+            <w:pPr>
+              <w:spacing w:after="0"/>
+            </w:pPr>
+            <w:r>
+              <w:rPr>
+                <w:sz w:val="17"/>
+                <w:szCs w:val="17"/>
+              </w:rPr>
+              <w:t xml:space="preserve"/>
+            </w:r>
+          </w:p>
+        </w:tc>
+        <w:tc>
+          <w:tcPr>
+            <w:tcW w:type="dxa" w:w="800"/>
+            <w:shd w:fill="FFFFFF" w:color="auto" w:val="clear"/>
+            <w:tcMar>
+              <w:top w:type="dxa" w:w="40"/>
+              <w:left w:type="dxa" w:w="70"/>
+              <w:bottom w:type="dxa" w:w="40"/>
+              <w:right w:type="dxa" w:w="70"/>
+            </w:tcMar>
+          </w:tcPr>
+          <w:p>
+            <w:pPr>
+              <w:spacing w:after="0"/>
+            </w:pPr>
+            <w:r>
+              <w:rPr>
+                <w:sz w:val="17"/>
+                <w:szCs w:val="17"/>
+              </w:rPr>
+              <w:t xml:space="preserve"/>
             </w:r>
           </w:p>
         </w:tc>
@@ -5947,7 +6335,7 @@
                 <w:sz w:val="17"/>
                 <w:szCs w:val="17"/>
               </w:rPr>
-              <w:t xml:space="preserve">3.9 · 0 (paused)</w:t>
+              <w:t xml:space="preserve"/>
             </w:r>
           </w:p>
         </w:tc>
@@ -5971,79 +6359,31 @@
                 <w:sz w:val="17"/>
                 <w:szCs w:val="17"/>
               </w:rPr>
-              <w:t xml:space="preserve">12.7%*</w:t>
-            </w:r>
-          </w:p>
-        </w:tc>
-        <w:tc>
-          <w:tcPr>
-            <w:tcW w:type="dxa" w:w="1000"/>
-            <w:shd w:fill="FFFFFF" w:color="auto" w:val="clear"/>
-            <w:tcMar>
-              <w:top w:type="dxa" w:w="40"/>
-              <w:left w:type="dxa" w:w="70"/>
-              <w:bottom w:type="dxa" w:w="40"/>
-              <w:right w:type="dxa" w:w="70"/>
-            </w:tcMar>
-          </w:tcPr>
-          <w:p>
-            <w:pPr>
-              <w:spacing w:after="0"/>
-            </w:pPr>
-            <w:r>
-              <w:rPr>
-                <w:sz w:val="17"/>
-                <w:szCs w:val="17"/>
-              </w:rPr>
-              <w:t xml:space="preserve">0.5</w:t>
-            </w:r>
-          </w:p>
-        </w:tc>
-        <w:tc>
-          <w:tcPr>
-            <w:tcW w:type="dxa" w:w="1500"/>
-            <w:shd w:fill="FFFFFF" w:color="auto" w:val="clear"/>
-            <w:tcMar>
-              <w:top w:type="dxa" w:w="40"/>
-              <w:left w:type="dxa" w:w="70"/>
-              <w:bottom w:type="dxa" w:w="40"/>
-              <w:right w:type="dxa" w:w="70"/>
-            </w:tcMar>
-          </w:tcPr>
-          <w:p>
-            <w:pPr>
-              <w:spacing w:after="0"/>
-            </w:pPr>
-            <w:r>
-              <w:rPr>
-                <w:sz w:val="17"/>
-                <w:szCs w:val="17"/>
-              </w:rPr>
-              <w:t xml:space="preserve">$3.61 ($4.06)</w:t>
-            </w:r>
-          </w:p>
-        </w:tc>
-        <w:tc>
-          <w:tcPr>
-            <w:tcW w:type="dxa" w:w="1772"/>
-            <w:shd w:fill="FFFFFF" w:color="auto" w:val="clear"/>
-            <w:tcMar>
-              <w:top w:type="dxa" w:w="40"/>
-              <w:left w:type="dxa" w:w="70"/>
-              <w:bottom w:type="dxa" w:w="40"/>
-              <w:right w:type="dxa" w:w="70"/>
-            </w:tcMar>
-          </w:tcPr>
-          <w:p>
-            <w:pPr>
-              <w:spacing w:after="0"/>
-            </w:pPr>
-            <w:r>
-              <w:rPr>
-                <w:sz w:val="17"/>
-                <w:szCs w:val="17"/>
-              </w:rPr>
-              <w:t xml:space="preserve">$14</w:t>
+              <w:t xml:space="preserve"/>
+            </w:r>
+          </w:p>
+        </w:tc>
+        <w:tc>
+          <w:tcPr>
+            <w:tcW w:type="dxa" w:w="1572"/>
+            <w:shd w:fill="FFFFFF" w:color="auto" w:val="clear"/>
+            <w:tcMar>
+              <w:top w:type="dxa" w:w="40"/>
+              <w:left w:type="dxa" w:w="70"/>
+              <w:bottom w:type="dxa" w:w="40"/>
+              <w:right w:type="dxa" w:w="70"/>
+            </w:tcMar>
+          </w:tcPr>
+          <w:p>
+            <w:pPr>
+              <w:spacing w:after="0"/>
+            </w:pPr>
+            <w:r>
+              <w:rPr>
+                <w:sz w:val="17"/>
+                <w:szCs w:val="17"/>
+              </w:rPr>
+              <w:t xml:space="preserve"/>
             </w:r>
           </w:p>
         </w:tc>
@@ -6051,49 +6391,121 @@
       <w:tr>
         <w:tc>
           <w:tcPr>
-            <w:tcW w:type="dxa" w:w="2300"/>
-            <w:shd w:fill="F2F5F9" w:color="auto" w:val="clear"/>
-            <w:tcMar>
-              <w:top w:type="dxa" w:w="40"/>
-              <w:left w:type="dxa" w:w="70"/>
-              <w:bottom w:type="dxa" w:w="40"/>
-              <w:right w:type="dxa" w:w="70"/>
-            </w:tcMar>
-          </w:tcPr>
-          <w:p>
-            <w:pPr>
-              <w:spacing w:after="0"/>
-            </w:pPr>
-            <w:r>
-              <w:rPr>
-                <w:sz w:val="17"/>
-                <w:szCs w:val="17"/>
-              </w:rPr>
-              <w:t xml:space="preserve">Near the top</w:t>
-            </w:r>
-          </w:p>
-        </w:tc>
-        <w:tc>
-          <w:tcPr>
-            <w:tcW w:type="dxa" w:w="1100"/>
-            <w:shd w:fill="F2F5F9" w:color="auto" w:val="clear"/>
-            <w:tcMar>
-              <w:top w:type="dxa" w:w="40"/>
-              <w:left w:type="dxa" w:w="70"/>
-              <w:bottom w:type="dxa" w:w="40"/>
-              <w:right w:type="dxa" w:w="70"/>
-            </w:tcMar>
-          </w:tcPr>
-          <w:p>
-            <w:pPr>
-              <w:spacing w:after="0"/>
-            </w:pPr>
-            <w:r>
-              <w:rPr>
-                <w:sz w:val="17"/>
-                <w:szCs w:val="17"/>
-              </w:rPr>
-              <w:t xml:space="preserve"/>
+            <w:tcW w:type="dxa" w:w="2200"/>
+            <w:shd w:fill="F2F5F9" w:color="auto" w:val="clear"/>
+            <w:tcMar>
+              <w:top w:type="dxa" w:w="40"/>
+              <w:left w:type="dxa" w:w="70"/>
+              <w:bottom w:type="dxa" w:w="40"/>
+              <w:right w:type="dxa" w:w="70"/>
+            </w:tcMar>
+          </w:tcPr>
+          <w:p>
+            <w:pPr>
+              <w:spacing w:after="0"/>
+            </w:pPr>
+            <w:r>
+              <w:rPr>
+                <w:sz w:val="17"/>
+                <w:szCs w:val="17"/>
+              </w:rPr>
+              <w:t xml:space="preserve">bamboo sheets king size</w:t>
+            </w:r>
+          </w:p>
+        </w:tc>
+        <w:tc>
+          <w:tcPr>
+            <w:tcW w:type="dxa" w:w="1000"/>
+            <w:shd w:fill="F2F5F9" w:color="auto" w:val="clear"/>
+            <w:tcMar>
+              <w:top w:type="dxa" w:w="40"/>
+              <w:left w:type="dxa" w:w="70"/>
+              <w:bottom w:type="dxa" w:w="40"/>
+              <w:right w:type="dxa" w:w="70"/>
+            </w:tcMar>
+          </w:tcPr>
+          <w:p>
+            <w:pPr>
+              <w:spacing w:after="0"/>
+            </w:pPr>
+            <w:r>
+              <w:rPr>
+                <w:sz w:val="17"/>
+                <w:szCs w:val="17"/>
+              </w:rPr>
+              <w:t xml:space="preserve">27 → 10</w:t>
+            </w:r>
+          </w:p>
+        </w:tc>
+        <w:tc>
+          <w:tcPr>
+            <w:tcW w:type="dxa" w:w="1200"/>
+            <w:shd w:fill="F2F5F9" w:color="auto" w:val="clear"/>
+            <w:tcMar>
+              <w:top w:type="dxa" w:w="40"/>
+              <w:left w:type="dxa" w:w="70"/>
+              <w:bottom w:type="dxa" w:w="40"/>
+              <w:right w:type="dxa" w:w="70"/>
+            </w:tcMar>
+          </w:tcPr>
+          <w:p>
+            <w:pPr>
+              <w:spacing w:after="0"/>
+            </w:pPr>
+            <w:r>
+              <w:rPr>
+                <w:sz w:val="17"/>
+                <w:szCs w:val="17"/>
+              </w:rPr>
+              <w:t xml:space="preserve">24 · 0.1</w:t>
+            </w:r>
+          </w:p>
+        </w:tc>
+        <w:tc>
+          <w:tcPr>
+            <w:tcW w:type="dxa" w:w="900"/>
+            <w:shd w:fill="F2F5F9" w:color="auto" w:val="clear"/>
+            <w:tcMar>
+              <w:top w:type="dxa" w:w="40"/>
+              <w:left w:type="dxa" w:w="70"/>
+              <w:bottom w:type="dxa" w:w="40"/>
+              <w:right w:type="dxa" w:w="70"/>
+            </w:tcMar>
+          </w:tcPr>
+          <w:p>
+            <w:pPr>
+              <w:spacing w:after="0"/>
+            </w:pPr>
+            <w:r>
+              <w:rPr>
+                <w:sz w:val="17"/>
+                <w:szCs w:val="17"/>
+              </w:rPr>
+              <w:t xml:space="preserve">17.9%*</w:t>
+            </w:r>
+          </w:p>
+        </w:tc>
+        <w:tc>
+          <w:tcPr>
+            <w:tcW w:type="dxa" w:w="800"/>
+            <w:shd w:fill="F2F5F9" w:color="auto" w:val="clear"/>
+            <w:tcMar>
+              <w:top w:type="dxa" w:w="40"/>
+              <w:left w:type="dxa" w:w="70"/>
+              <w:bottom w:type="dxa" w:w="40"/>
+              <w:right w:type="dxa" w:w="70"/>
+            </w:tcMar>
+          </w:tcPr>
+          <w:p>
+            <w:pPr>
+              <w:spacing w:after="0"/>
+            </w:pPr>
+            <w:r>
+              <w:rPr>
+                <w:sz w:val="17"/>
+                <w:szCs w:val="17"/>
+              </w:rPr>
+              <w:t xml:space="preserve">4.3</w:t>
             </w:r>
           </w:p>
         </w:tc>
@@ -6117,7 +6529,7 @@
                 <w:sz w:val="17"/>
                 <w:szCs w:val="17"/>
               </w:rPr>
-              <w:t xml:space="preserve"/>
+              <w:t xml:space="preserve">$4.80 until released</w:t>
             </w:r>
           </w:p>
         </w:tc>
@@ -6141,79 +6553,31 @@
                 <w:sz w:val="17"/>
                 <w:szCs w:val="17"/>
               </w:rPr>
-              <w:t xml:space="preserve"/>
-            </w:r>
-          </w:p>
-        </w:tc>
-        <w:tc>
-          <w:tcPr>
-            <w:tcW w:type="dxa" w:w="1000"/>
-            <w:shd w:fill="F2F5F9" w:color="auto" w:val="clear"/>
-            <w:tcMar>
-              <w:top w:type="dxa" w:w="40"/>
-              <w:left w:type="dxa" w:w="70"/>
-              <w:bottom w:type="dxa" w:w="40"/>
-              <w:right w:type="dxa" w:w="70"/>
-            </w:tcMar>
-          </w:tcPr>
-          <w:p>
-            <w:pPr>
-              <w:spacing w:after="0"/>
-            </w:pPr>
-            <w:r>
-              <w:rPr>
-                <w:sz w:val="17"/>
-                <w:szCs w:val="17"/>
-              </w:rPr>
-              <w:t xml:space="preserve"/>
-            </w:r>
-          </w:p>
-        </w:tc>
-        <w:tc>
-          <w:tcPr>
-            <w:tcW w:type="dxa" w:w="1500"/>
-            <w:shd w:fill="F2F5F9" w:color="auto" w:val="clear"/>
-            <w:tcMar>
-              <w:top w:type="dxa" w:w="40"/>
-              <w:left w:type="dxa" w:w="70"/>
-              <w:bottom w:type="dxa" w:w="40"/>
-              <w:right w:type="dxa" w:w="70"/>
-            </w:tcMar>
-          </w:tcPr>
-          <w:p>
-            <w:pPr>
-              <w:spacing w:after="0"/>
-            </w:pPr>
-            <w:r>
-              <w:rPr>
-                <w:sz w:val="17"/>
-                <w:szCs w:val="17"/>
-              </w:rPr>
-              <w:t xml:space="preserve"/>
-            </w:r>
-          </w:p>
-        </w:tc>
-        <w:tc>
-          <w:tcPr>
-            <w:tcW w:type="dxa" w:w="1772"/>
-            <w:shd w:fill="F2F5F9" w:color="auto" w:val="clear"/>
-            <w:tcMar>
-              <w:top w:type="dxa" w:w="40"/>
-              <w:left w:type="dxa" w:w="70"/>
-              <w:bottom w:type="dxa" w:w="40"/>
-              <w:right w:type="dxa" w:w="70"/>
-            </w:tcMar>
-          </w:tcPr>
-          <w:p>
-            <w:pPr>
-              <w:spacing w:after="0"/>
-            </w:pPr>
-            <w:r>
-              <w:rPr>
-                <w:sz w:val="17"/>
-                <w:szCs w:val="17"/>
-              </w:rPr>
-              <w:t xml:space="preserve"/>
+              <w:t xml:space="preserve">—</w:t>
+            </w:r>
+          </w:p>
+        </w:tc>
+        <w:tc>
+          <w:tcPr>
+            <w:tcW w:type="dxa" w:w="1572"/>
+            <w:shd w:fill="F2F5F9" w:color="auto" w:val="clear"/>
+            <w:tcMar>
+              <w:top w:type="dxa" w:w="40"/>
+              <w:left w:type="dxa" w:w="70"/>
+              <w:bottom w:type="dxa" w:w="40"/>
+              <w:right w:type="dxa" w:w="70"/>
+            </w:tcMar>
+          </w:tcPr>
+          <w:p>
+            <w:pPr>
+              <w:spacing w:after="0"/>
+            </w:pPr>
+            <w:r>
+              <w:rPr>
+                <w:sz w:val="17"/>
+                <w:szCs w:val="17"/>
+              </w:rPr>
+              <w:t xml:space="preserve">$127 when released</w:t>
             </w:r>
           </w:p>
         </w:tc>
@@ -6221,49 +6585,121 @@
       <w:tr>
         <w:tc>
           <w:tcPr>
-            <w:tcW w:type="dxa" w:w="2300"/>
-            <w:shd w:fill="FFFFFF" w:color="auto" w:val="clear"/>
-            <w:tcMar>
-              <w:top w:type="dxa" w:w="40"/>
-              <w:left w:type="dxa" w:w="70"/>
-              <w:bottom w:type="dxa" w:w="40"/>
-              <w:right w:type="dxa" w:w="70"/>
-            </w:tcMar>
-          </w:tcPr>
-          <w:p>
-            <w:pPr>
-              <w:spacing w:after="0"/>
-            </w:pPr>
-            <w:r>
-              <w:rPr>
-                <w:sz w:val="17"/>
-                <w:szCs w:val="17"/>
-              </w:rPr>
-              <w:t xml:space="preserve">bamboo sheets with corner straps</w:t>
-            </w:r>
-          </w:p>
-        </w:tc>
-        <w:tc>
-          <w:tcPr>
-            <w:tcW w:type="dxa" w:w="1100"/>
-            <w:shd w:fill="FFFFFF" w:color="auto" w:val="clear"/>
-            <w:tcMar>
-              <w:top w:type="dxa" w:w="40"/>
-              <w:left w:type="dxa" w:w="70"/>
-              <w:bottom w:type="dxa" w:w="40"/>
-              <w:right w:type="dxa" w:w="70"/>
-            </w:tcMar>
-          </w:tcPr>
-          <w:p>
-            <w:pPr>
-              <w:spacing w:after="0"/>
-            </w:pPr>
-            <w:r>
-              <w:rPr>
-                <w:sz w:val="17"/>
-                <w:szCs w:val="17"/>
-              </w:rPr>
-              <w:t xml:space="preserve">7 → 1</w:t>
+            <w:tcW w:type="dxa" w:w="2200"/>
+            <w:shd w:fill="FFFFFF" w:color="auto" w:val="clear"/>
+            <w:tcMar>
+              <w:top w:type="dxa" w:w="40"/>
+              <w:left w:type="dxa" w:w="70"/>
+              <w:bottom w:type="dxa" w:w="40"/>
+              <w:right w:type="dxa" w:w="70"/>
+            </w:tcMar>
+          </w:tcPr>
+          <w:p>
+            <w:pPr>
+              <w:spacing w:after="0"/>
+            </w:pPr>
+            <w:r>
+              <w:rPr>
+                <w:sz w:val="17"/>
+                <w:szCs w:val="17"/>
+              </w:rPr>
+              <w:t xml:space="preserve">bamboo sheets king</w:t>
+            </w:r>
+          </w:p>
+        </w:tc>
+        <w:tc>
+          <w:tcPr>
+            <w:tcW w:type="dxa" w:w="1000"/>
+            <w:shd w:fill="FFFFFF" w:color="auto" w:val="clear"/>
+            <w:tcMar>
+              <w:top w:type="dxa" w:w="40"/>
+              <w:left w:type="dxa" w:w="70"/>
+              <w:bottom w:type="dxa" w:w="40"/>
+              <w:right w:type="dxa" w:w="70"/>
+            </w:tcMar>
+          </w:tcPr>
+          <w:p>
+            <w:pPr>
+              <w:spacing w:after="0"/>
+            </w:pPr>
+            <w:r>
+              <w:rPr>
+                <w:sz w:val="17"/>
+                <w:szCs w:val="17"/>
+              </w:rPr>
+              <w:t xml:space="preserve">19 → 9</w:t>
+            </w:r>
+          </w:p>
+        </w:tc>
+        <w:tc>
+          <w:tcPr>
+            <w:tcW w:type="dxa" w:w="1200"/>
+            <w:shd w:fill="FFFFFF" w:color="auto" w:val="clear"/>
+            <w:tcMar>
+              <w:top w:type="dxa" w:w="40"/>
+              <w:left w:type="dxa" w:w="70"/>
+              <w:bottom w:type="dxa" w:w="40"/>
+              <w:right w:type="dxa" w:w="70"/>
+            </w:tcMar>
+          </w:tcPr>
+          <w:p>
+            <w:pPr>
+              <w:spacing w:after="0"/>
+            </w:pPr>
+            <w:r>
+              <w:rPr>
+                <w:sz w:val="17"/>
+                <w:szCs w:val="17"/>
+              </w:rPr>
+              <w:t xml:space="preserve">11 · —</w:t>
+            </w:r>
+          </w:p>
+        </w:tc>
+        <w:tc>
+          <w:tcPr>
+            <w:tcW w:type="dxa" w:w="900"/>
+            <w:shd w:fill="FFFFFF" w:color="auto" w:val="clear"/>
+            <w:tcMar>
+              <w:top w:type="dxa" w:w="40"/>
+              <w:left w:type="dxa" w:w="70"/>
+              <w:bottom w:type="dxa" w:w="40"/>
+              <w:right w:type="dxa" w:w="70"/>
+            </w:tcMar>
+          </w:tcPr>
+          <w:p>
+            <w:pPr>
+              <w:spacing w:after="0"/>
+            </w:pPr>
+            <w:r>
+              <w:rPr>
+                <w:sz w:val="17"/>
+                <w:szCs w:val="17"/>
+              </w:rPr>
+              <w:t xml:space="preserve">12.1%*</w:t>
+            </w:r>
+          </w:p>
+        </w:tc>
+        <w:tc>
+          <w:tcPr>
+            <w:tcW w:type="dxa" w:w="800"/>
+            <w:shd w:fill="FFFFFF" w:color="auto" w:val="clear"/>
+            <w:tcMar>
+              <w:top w:type="dxa" w:w="40"/>
+              <w:left w:type="dxa" w:w="70"/>
+              <w:bottom w:type="dxa" w:w="40"/>
+              <w:right w:type="dxa" w:w="70"/>
+            </w:tcMar>
+          </w:tcPr>
+          <w:p>
+            <w:pPr>
+              <w:spacing w:after="0"/>
+            </w:pPr>
+            <w:r>
+              <w:rPr>
+                <w:sz w:val="17"/>
+                <w:szCs w:val="17"/>
+              </w:rPr>
+              <w:t xml:space="preserve">1.3</w:t>
             </w:r>
           </w:p>
         </w:tc>
@@ -6287,7 +6723,7 @@
                 <w:sz w:val="17"/>
                 <w:szCs w:val="17"/>
               </w:rPr>
-              <w:t xml:space="preserve">2.4 · 0.4</w:t>
+              <w:t xml:space="preserve">$3.09 ($3.86)</w:t>
             </w:r>
           </w:p>
         </w:tc>
@@ -6311,79 +6747,31 @@
                 <w:sz w:val="17"/>
                 <w:szCs w:val="17"/>
               </w:rPr>
-              <w:t xml:space="preserve">22.0%</w:t>
-            </w:r>
-          </w:p>
-        </w:tc>
-        <w:tc>
-          <w:tcPr>
-            <w:tcW w:type="dxa" w:w="1000"/>
-            <w:shd w:fill="FFFFFF" w:color="auto" w:val="clear"/>
-            <w:tcMar>
-              <w:top w:type="dxa" w:w="40"/>
-              <w:left w:type="dxa" w:w="70"/>
-              <w:bottom w:type="dxa" w:w="40"/>
-              <w:right w:type="dxa" w:w="70"/>
-            </w:tcMar>
-          </w:tcPr>
-          <w:p>
-            <w:pPr>
-              <w:spacing w:after="0"/>
-            </w:pPr>
-            <w:r>
-              <w:rPr>
-                <w:sz w:val="17"/>
-                <w:szCs w:val="17"/>
-              </w:rPr>
-              <w:t xml:space="preserve">0.5</w:t>
-            </w:r>
-          </w:p>
-        </w:tc>
-        <w:tc>
-          <w:tcPr>
-            <w:tcW w:type="dxa" w:w="1500"/>
-            <w:shd w:fill="FFFFFF" w:color="auto" w:val="clear"/>
-            <w:tcMar>
-              <w:top w:type="dxa" w:w="40"/>
-              <w:left w:type="dxa" w:w="70"/>
-              <w:bottom w:type="dxa" w:w="40"/>
-              <w:right w:type="dxa" w:w="70"/>
-            </w:tcMar>
-          </w:tcPr>
-          <w:p>
-            <w:pPr>
-              <w:spacing w:after="0"/>
-            </w:pPr>
-            <w:r>
-              <w:rPr>
-                <w:sz w:val="17"/>
-                <w:szCs w:val="17"/>
-              </w:rPr>
-              <w:t xml:space="preserve">$7.03 ($7.03)</w:t>
-            </w:r>
-          </w:p>
-        </w:tc>
-        <w:tc>
-          <w:tcPr>
-            <w:tcW w:type="dxa" w:w="1772"/>
-            <w:shd w:fill="FFFFFF" w:color="auto" w:val="clear"/>
-            <w:tcMar>
-              <w:top w:type="dxa" w:w="40"/>
-              <w:left w:type="dxa" w:w="70"/>
-              <w:bottom w:type="dxa" w:w="40"/>
-              <w:right w:type="dxa" w:w="70"/>
-            </w:tcMar>
-          </w:tcPr>
-          <w:p>
-            <w:pPr>
-              <w:spacing w:after="0"/>
-            </w:pPr>
-            <w:r>
-              <w:rPr>
-                <w:sz w:val="17"/>
-                <w:szCs w:val="17"/>
-              </w:rPr>
-              <w:t xml:space="preserve">$17</w:t>
+              <w:t xml:space="preserve">—</w:t>
+            </w:r>
+          </w:p>
+        </w:tc>
+        <w:tc>
+          <w:tcPr>
+            <w:tcW w:type="dxa" w:w="1572"/>
+            <w:shd w:fill="FFFFFF" w:color="auto" w:val="clear"/>
+            <w:tcMar>
+              <w:top w:type="dxa" w:w="40"/>
+              <w:left w:type="dxa" w:w="70"/>
+              <w:bottom w:type="dxa" w:w="40"/>
+              <w:right w:type="dxa" w:w="70"/>
+            </w:tcMar>
+          </w:tcPr>
+          <w:p>
+            <w:pPr>
+              <w:spacing w:after="0"/>
+            </w:pPr>
+            <w:r>
+              <w:rPr>
+                <w:sz w:val="17"/>
+                <w:szCs w:val="17"/>
+              </w:rPr>
+              <w:t xml:space="preserve">$34 when released</w:t>
             </w:r>
           </w:p>
         </w:tc>
@@ -6391,49 +6779,121 @@
       <w:tr>
         <w:tc>
           <w:tcPr>
-            <w:tcW w:type="dxa" w:w="2300"/>
-            <w:shd w:fill="F2F5F9" w:color="auto" w:val="clear"/>
-            <w:tcMar>
-              <w:top w:type="dxa" w:w="40"/>
-              <w:left w:type="dxa" w:w="70"/>
-              <w:bottom w:type="dxa" w:w="40"/>
-              <w:right w:type="dxa" w:w="70"/>
-            </w:tcMar>
-          </w:tcPr>
-          <w:p>
-            <w:pPr>
-              <w:spacing w:after="0"/>
-            </w:pPr>
-            <w:r>
-              <w:rPr>
-                <w:sz w:val="17"/>
-                <w:szCs w:val="17"/>
-              </w:rPr>
-              <w:t xml:space="preserve">viscose bamboo sheets</w:t>
-            </w:r>
-          </w:p>
-        </w:tc>
-        <w:tc>
-          <w:tcPr>
-            <w:tcW w:type="dxa" w:w="1100"/>
-            <w:shd w:fill="F2F5F9" w:color="auto" w:val="clear"/>
-            <w:tcMar>
-              <w:top w:type="dxa" w:w="40"/>
-              <w:left w:type="dxa" w:w="70"/>
-              <w:bottom w:type="dxa" w:w="40"/>
-              <w:right w:type="dxa" w:w="70"/>
-            </w:tcMar>
-          </w:tcPr>
-          <w:p>
-            <w:pPr>
-              <w:spacing w:after="0"/>
-            </w:pPr>
-            <w:r>
-              <w:rPr>
-                <w:sz w:val="17"/>
-                <w:szCs w:val="17"/>
-              </w:rPr>
-              <w:t xml:space="preserve">8 → 1</w:t>
+            <w:tcW w:type="dxa" w:w="2200"/>
+            <w:shd w:fill="F2F5F9" w:color="auto" w:val="clear"/>
+            <w:tcMar>
+              <w:top w:type="dxa" w:w="40"/>
+              <w:left w:type="dxa" w:w="70"/>
+              <w:bottom w:type="dxa" w:w="40"/>
+              <w:right w:type="dxa" w:w="70"/>
+            </w:tcMar>
+          </w:tcPr>
+          <w:p>
+            <w:pPr>
+              <w:spacing w:after="0"/>
+            </w:pPr>
+            <w:r>
+              <w:rPr>
+                <w:sz w:val="17"/>
+                <w:szCs w:val="17"/>
+              </w:rPr>
+              <w:t xml:space="preserve">bamboo cooling sheets</w:t>
+            </w:r>
+          </w:p>
+        </w:tc>
+        <w:tc>
+          <w:tcPr>
+            <w:tcW w:type="dxa" w:w="1000"/>
+            <w:shd w:fill="F2F5F9" w:color="auto" w:val="clear"/>
+            <w:tcMar>
+              <w:top w:type="dxa" w:w="40"/>
+              <w:left w:type="dxa" w:w="70"/>
+              <w:bottom w:type="dxa" w:w="40"/>
+              <w:right w:type="dxa" w:w="70"/>
+            </w:tcMar>
+          </w:tcPr>
+          <w:p>
+            <w:pPr>
+              <w:spacing w:after="0"/>
+            </w:pPr>
+            <w:r>
+              <w:rPr>
+                <w:sz w:val="17"/>
+                <w:szCs w:val="17"/>
+              </w:rPr>
+              <w:t xml:space="preserve">20 → 5</w:t>
+            </w:r>
+          </w:p>
+        </w:tc>
+        <w:tc>
+          <w:tcPr>
+            <w:tcW w:type="dxa" w:w="1200"/>
+            <w:shd w:fill="F2F5F9" w:color="auto" w:val="clear"/>
+            <w:tcMar>
+              <w:top w:type="dxa" w:w="40"/>
+              <w:left w:type="dxa" w:w="70"/>
+              <w:bottom w:type="dxa" w:w="40"/>
+              <w:right w:type="dxa" w:w="70"/>
+            </w:tcMar>
+          </w:tcPr>
+          <w:p>
+            <w:pPr>
+              <w:spacing w:after="0"/>
+            </w:pPr>
+            <w:r>
+              <w:rPr>
+                <w:sz w:val="17"/>
+                <w:szCs w:val="17"/>
+              </w:rPr>
+              <w:t xml:space="preserve">20 · 0.1</w:t>
+            </w:r>
+          </w:p>
+        </w:tc>
+        <w:tc>
+          <w:tcPr>
+            <w:tcW w:type="dxa" w:w="900"/>
+            <w:shd w:fill="F2F5F9" w:color="auto" w:val="clear"/>
+            <w:tcMar>
+              <w:top w:type="dxa" w:w="40"/>
+              <w:left w:type="dxa" w:w="70"/>
+              <w:bottom w:type="dxa" w:w="40"/>
+              <w:right w:type="dxa" w:w="70"/>
+            </w:tcMar>
+          </w:tcPr>
+          <w:p>
+            <w:pPr>
+              <w:spacing w:after="0"/>
+            </w:pPr>
+            <w:r>
+              <w:rPr>
+                <w:sz w:val="17"/>
+                <w:szCs w:val="17"/>
+              </w:rPr>
+              <w:t xml:space="preserve">11.5%*</w:t>
+            </w:r>
+          </w:p>
+        </w:tc>
+        <w:tc>
+          <w:tcPr>
+            <w:tcW w:type="dxa" w:w="800"/>
+            <w:shd w:fill="F2F5F9" w:color="auto" w:val="clear"/>
+            <w:tcMar>
+              <w:top w:type="dxa" w:w="40"/>
+              <w:left w:type="dxa" w:w="70"/>
+              <w:bottom w:type="dxa" w:w="40"/>
+              <w:right w:type="dxa" w:w="70"/>
+            </w:tcMar>
+          </w:tcPr>
+          <w:p>
+            <w:pPr>
+              <w:spacing w:after="0"/>
+            </w:pPr>
+            <w:r>
+              <w:rPr>
+                <w:sz w:val="17"/>
+                <w:szCs w:val="17"/>
+              </w:rPr>
+              <w:t xml:space="preserve">2.3</w:t>
             </w:r>
           </w:p>
         </w:tc>
@@ -6457,7 +6917,7 @@
                 <w:sz w:val="17"/>
                 <w:szCs w:val="17"/>
               </w:rPr>
-              <w:t xml:space="preserve">1.1 · 2.5</w:t>
+              <w:t xml:space="preserve">ceiling $4.49</w:t>
             </w:r>
           </w:p>
         </w:tc>
@@ -6481,79 +6941,31 @@
                 <w:sz w:val="17"/>
                 <w:szCs w:val="17"/>
               </w:rPr>
-              <w:t xml:space="preserve">15.7%</w:t>
-            </w:r>
-          </w:p>
-        </w:tc>
-        <w:tc>
-          <w:tcPr>
-            <w:tcW w:type="dxa" w:w="1000"/>
-            <w:shd w:fill="F2F5F9" w:color="auto" w:val="clear"/>
-            <w:tcMar>
-              <w:top w:type="dxa" w:w="40"/>
-              <w:left w:type="dxa" w:w="70"/>
-              <w:bottom w:type="dxa" w:w="40"/>
-              <w:right w:type="dxa" w:w="70"/>
-            </w:tcMar>
-          </w:tcPr>
-          <w:p>
-            <w:pPr>
-              <w:spacing w:after="0"/>
-            </w:pPr>
-            <w:r>
-              <w:rPr>
-                <w:sz w:val="17"/>
-                <w:szCs w:val="17"/>
-              </w:rPr>
-              <w:t xml:space="preserve">0.2</w:t>
-            </w:r>
-          </w:p>
-        </w:tc>
-        <w:tc>
-          <w:tcPr>
-            <w:tcW w:type="dxa" w:w="1500"/>
-            <w:shd w:fill="F2F5F9" w:color="auto" w:val="clear"/>
-            <w:tcMar>
-              <w:top w:type="dxa" w:w="40"/>
-              <w:left w:type="dxa" w:w="70"/>
-              <w:bottom w:type="dxa" w:w="40"/>
-              <w:right w:type="dxa" w:w="70"/>
-            </w:tcMar>
-          </w:tcPr>
-          <w:p>
-            <w:pPr>
-              <w:spacing w:after="0"/>
-            </w:pPr>
-            <w:r>
-              <w:rPr>
-                <w:sz w:val="17"/>
-                <w:szCs w:val="17"/>
-              </w:rPr>
-              <w:t xml:space="preserve">$6.13 ($6.13)</w:t>
-            </w:r>
-          </w:p>
-        </w:tc>
-        <w:tc>
-          <w:tcPr>
-            <w:tcW w:type="dxa" w:w="1772"/>
-            <w:shd w:fill="F2F5F9" w:color="auto" w:val="clear"/>
-            <w:tcMar>
-              <w:top w:type="dxa" w:w="40"/>
-              <w:left w:type="dxa" w:w="70"/>
-              <w:bottom w:type="dxa" w:w="40"/>
-              <w:right w:type="dxa" w:w="70"/>
-            </w:tcMar>
-          </w:tcPr>
-          <w:p>
-            <w:pPr>
-              <w:spacing w:after="0"/>
-            </w:pPr>
-            <w:r>
-              <w:rPr>
-                <w:sz w:val="17"/>
-                <w:szCs w:val="17"/>
-              </w:rPr>
-              <w:t xml:space="preserve">$7</w:t>
+              <w:t xml:space="preserve">$4.99</w:t>
+            </w:r>
+          </w:p>
+        </w:tc>
+        <w:tc>
+          <w:tcPr>
+            <w:tcW w:type="dxa" w:w="1572"/>
+            <w:shd w:fill="F2F5F9" w:color="auto" w:val="clear"/>
+            <w:tcMar>
+              <w:top w:type="dxa" w:w="40"/>
+              <w:left w:type="dxa" w:w="70"/>
+              <w:bottom w:type="dxa" w:w="40"/>
+              <w:right w:type="dxa" w:w="70"/>
+            </w:tcMar>
+          </w:tcPr>
+          <w:p>
+            <w:pPr>
+              <w:spacing w:after="0"/>
+            </w:pPr>
+            <w:r>
+              <w:rPr>
+                <w:sz w:val="17"/>
+                <w:szCs w:val="17"/>
+              </w:rPr>
+              <w:t xml:space="preserve">$82 if the ceiling is raised</w:t>
             </w:r>
           </w:p>
         </w:tc>
@@ -6561,49 +6973,121 @@
       <w:tr>
         <w:tc>
           <w:tcPr>
-            <w:tcW w:type="dxa" w:w="2300"/>
-            <w:shd w:fill="FFFFFF" w:color="auto" w:val="clear"/>
-            <w:tcMar>
-              <w:top w:type="dxa" w:w="40"/>
-              <w:left w:type="dxa" w:w="70"/>
-              <w:bottom w:type="dxa" w:w="40"/>
-              <w:right w:type="dxa" w:w="70"/>
-            </w:tcMar>
-          </w:tcPr>
-          <w:p>
-            <w:pPr>
-              <w:spacing w:after="0"/>
-            </w:pPr>
-            <w:r>
-              <w:rPr>
-                <w:sz w:val="17"/>
-                <w:szCs w:val="17"/>
-              </w:rPr>
-              <w:t xml:space="preserve">bamboo sheets queen (after the fix in Section 13)</w:t>
-            </w:r>
-          </w:p>
-        </w:tc>
-        <w:tc>
-          <w:tcPr>
-            <w:tcW w:type="dxa" w:w="1100"/>
-            <w:shd w:fill="FFFFFF" w:color="auto" w:val="clear"/>
-            <w:tcMar>
-              <w:top w:type="dxa" w:w="40"/>
-              <w:left w:type="dxa" w:w="70"/>
-              <w:bottom w:type="dxa" w:w="40"/>
-              <w:right w:type="dxa" w:w="70"/>
-            </w:tcMar>
-          </w:tcPr>
-          <w:p>
-            <w:pPr>
-              <w:spacing w:after="0"/>
-            </w:pPr>
-            <w:r>
-              <w:rPr>
-                <w:sz w:val="17"/>
-                <w:szCs w:val="17"/>
-              </w:rPr>
-              <w:t xml:space="preserve">58 → 5</w:t>
+            <w:tcW w:type="dxa" w:w="2200"/>
+            <w:shd w:fill="FFFFFF" w:color="auto" w:val="clear"/>
+            <w:tcMar>
+              <w:top w:type="dxa" w:w="40"/>
+              <w:left w:type="dxa" w:w="70"/>
+              <w:bottom w:type="dxa" w:w="40"/>
+              <w:right w:type="dxa" w:w="70"/>
+            </w:tcMar>
+          </w:tcPr>
+          <w:p>
+            <w:pPr>
+              <w:spacing w:after="0"/>
+            </w:pPr>
+            <w:r>
+              <w:rPr>
+                <w:sz w:val="17"/>
+                <w:szCs w:val="17"/>
+              </w:rPr>
+              <w:t xml:space="preserve">bamboo king sheets</w:t>
+            </w:r>
+          </w:p>
+        </w:tc>
+        <w:tc>
+          <w:tcPr>
+            <w:tcW w:type="dxa" w:w="1000"/>
+            <w:shd w:fill="FFFFFF" w:color="auto" w:val="clear"/>
+            <w:tcMar>
+              <w:top w:type="dxa" w:w="40"/>
+              <w:left w:type="dxa" w:w="70"/>
+              <w:bottom w:type="dxa" w:w="40"/>
+              <w:right w:type="dxa" w:w="70"/>
+            </w:tcMar>
+          </w:tcPr>
+          <w:p>
+            <w:pPr>
+              <w:spacing w:after="0"/>
+            </w:pPr>
+            <w:r>
+              <w:rPr>
+                <w:sz w:val="17"/>
+                <w:szCs w:val="17"/>
+              </w:rPr>
+              <w:t xml:space="preserve">23 → 9</w:t>
+            </w:r>
+          </w:p>
+        </w:tc>
+        <w:tc>
+          <w:tcPr>
+            <w:tcW w:type="dxa" w:w="1200"/>
+            <w:shd w:fill="FFFFFF" w:color="auto" w:val="clear"/>
+            <w:tcMar>
+              <w:top w:type="dxa" w:w="40"/>
+              <w:left w:type="dxa" w:w="70"/>
+              <w:bottom w:type="dxa" w:w="40"/>
+              <w:right w:type="dxa" w:w="70"/>
+            </w:tcMar>
+          </w:tcPr>
+          <w:p>
+            <w:pPr>
+              <w:spacing w:after="0"/>
+            </w:pPr>
+            <w:r>
+              <w:rPr>
+                <w:sz w:val="17"/>
+                <w:szCs w:val="17"/>
+              </w:rPr>
+              <w:t xml:space="preserve">3.9 · 0 (paused)</w:t>
+            </w:r>
+          </w:p>
+        </w:tc>
+        <w:tc>
+          <w:tcPr>
+            <w:tcW w:type="dxa" w:w="900"/>
+            <w:shd w:fill="FFFFFF" w:color="auto" w:val="clear"/>
+            <w:tcMar>
+              <w:top w:type="dxa" w:w="40"/>
+              <w:left w:type="dxa" w:w="70"/>
+              <w:bottom w:type="dxa" w:w="40"/>
+              <w:right w:type="dxa" w:w="70"/>
+            </w:tcMar>
+          </w:tcPr>
+          <w:p>
+            <w:pPr>
+              <w:spacing w:after="0"/>
+            </w:pPr>
+            <w:r>
+              <w:rPr>
+                <w:sz w:val="17"/>
+                <w:szCs w:val="17"/>
+              </w:rPr>
+              <w:t xml:space="preserve">12.7%*</w:t>
+            </w:r>
+          </w:p>
+        </w:tc>
+        <w:tc>
+          <w:tcPr>
+            <w:tcW w:type="dxa" w:w="800"/>
+            <w:shd w:fill="FFFFFF" w:color="auto" w:val="clear"/>
+            <w:tcMar>
+              <w:top w:type="dxa" w:w="40"/>
+              <w:left w:type="dxa" w:w="70"/>
+              <w:bottom w:type="dxa" w:w="40"/>
+              <w:right w:type="dxa" w:w="70"/>
+            </w:tcMar>
+          </w:tcPr>
+          <w:p>
+            <w:pPr>
+              <w:spacing w:after="0"/>
+            </w:pPr>
+            <w:r>
+              <w:rPr>
+                <w:sz w:val="17"/>
+                <w:szCs w:val="17"/>
+              </w:rPr>
+              <w:t xml:space="preserve">0.5</w:t>
             </w:r>
           </w:p>
         </w:tc>
@@ -6627,7 +7111,7 @@
                 <w:sz w:val="17"/>
                 <w:szCs w:val="17"/>
               </w:rPr>
-              <w:t xml:space="preserve">1.8 · 0.4</w:t>
+              <w:t xml:space="preserve">ceiling $4.06</w:t>
             </w:r>
           </w:p>
         </w:tc>
@@ -6651,79 +7135,31 @@
                 <w:sz w:val="17"/>
                 <w:szCs w:val="17"/>
               </w:rPr>
-              <w:t xml:space="preserve">25.4%</w:t>
-            </w:r>
-          </w:p>
-        </w:tc>
-        <w:tc>
-          <w:tcPr>
-            <w:tcW w:type="dxa" w:w="1000"/>
-            <w:shd w:fill="FFFFFF" w:color="auto" w:val="clear"/>
-            <w:tcMar>
-              <w:top w:type="dxa" w:w="40"/>
-              <w:left w:type="dxa" w:w="70"/>
-              <w:bottom w:type="dxa" w:w="40"/>
-              <w:right w:type="dxa" w:w="70"/>
-            </w:tcMar>
-          </w:tcPr>
-          <w:p>
-            <w:pPr>
-              <w:spacing w:after="0"/>
-            </w:pPr>
-            <w:r>
-              <w:rPr>
-                <w:sz w:val="17"/>
-                <w:szCs w:val="17"/>
-              </w:rPr>
-              <w:t xml:space="preserve">0.5</w:t>
-            </w:r>
-          </w:p>
-        </w:tc>
-        <w:tc>
-          <w:tcPr>
-            <w:tcW w:type="dxa" w:w="1500"/>
-            <w:shd w:fill="FFFFFF" w:color="auto" w:val="clear"/>
-            <w:tcMar>
-              <w:top w:type="dxa" w:w="40"/>
-              <w:left w:type="dxa" w:w="70"/>
-              <w:bottom w:type="dxa" w:w="40"/>
-              <w:right w:type="dxa" w:w="70"/>
-            </w:tcMar>
-          </w:tcPr>
-          <w:p>
-            <w:pPr>
-              <w:spacing w:after="0"/>
-            </w:pPr>
-            <w:r>
-              <w:rPr>
-                <w:sz w:val="17"/>
-                <w:szCs w:val="17"/>
-              </w:rPr>
-              <w:t xml:space="preserve">$4.18 ($9.92)</w:t>
-            </w:r>
-          </w:p>
-        </w:tc>
-        <w:tc>
-          <w:tcPr>
-            <w:tcW w:type="dxa" w:w="1772"/>
-            <w:shd w:fill="FFFFFF" w:color="auto" w:val="clear"/>
-            <w:tcMar>
-              <w:top w:type="dxa" w:w="40"/>
-              <w:left w:type="dxa" w:w="70"/>
-              <w:bottom w:type="dxa" w:w="40"/>
-              <w:right w:type="dxa" w:w="70"/>
-            </w:tcMar>
-          </w:tcPr>
-          <w:p>
-            <w:pPr>
-              <w:spacing w:after="0"/>
-            </w:pPr>
-            <w:r>
-              <w:rPr>
-                <w:sz w:val="17"/>
-                <w:szCs w:val="17"/>
-              </w:rPr>
-              <w:t xml:space="preserve">$8</w:t>
+              <w:t xml:space="preserve">$6.20</w:t>
+            </w:r>
+          </w:p>
+        </w:tc>
+        <w:tc>
+          <w:tcPr>
+            <w:tcW w:type="dxa" w:w="1572"/>
+            <w:shd w:fill="FFFFFF" w:color="auto" w:val="clear"/>
+            <w:tcMar>
+              <w:top w:type="dxa" w:w="40"/>
+              <w:left w:type="dxa" w:w="70"/>
+              <w:bottom w:type="dxa" w:w="40"/>
+              <w:right w:type="dxa" w:w="70"/>
+            </w:tcMar>
+          </w:tcPr>
+          <w:p>
+            <w:pPr>
+              <w:spacing w:after="0"/>
+            </w:pPr>
+            <w:r>
+              <w:rPr>
+                <w:sz w:val="17"/>
+                <w:szCs w:val="17"/>
+              </w:rPr>
+              <w:t xml:space="preserve">$14 if the ceiling is raised</w:t>
             </w:r>
           </w:p>
         </w:tc>
@@ -6731,49 +7167,121 @@
       <w:tr>
         <w:tc>
           <w:tcPr>
-            <w:tcW w:type="dxa" w:w="2300"/>
-            <w:shd w:fill="F2F5F9" w:color="auto" w:val="clear"/>
-            <w:tcMar>
-              <w:top w:type="dxa" w:w="40"/>
-              <w:left w:type="dxa" w:w="70"/>
-              <w:bottom w:type="dxa" w:w="40"/>
-              <w:right w:type="dxa" w:w="70"/>
-            </w:tcMar>
-          </w:tcPr>
-          <w:p>
-            <w:pPr>
-              <w:spacing w:after="0"/>
-            </w:pPr>
-            <w:r>
-              <w:rPr>
-                <w:sz w:val="17"/>
-                <w:szCs w:val="17"/>
-              </w:rPr>
-              <w:t xml:space="preserve">Cooling terms: new exact campaigns on White</w:t>
-            </w:r>
-          </w:p>
-        </w:tc>
-        <w:tc>
-          <w:tcPr>
-            <w:tcW w:type="dxa" w:w="1100"/>
-            <w:shd w:fill="F2F5F9" w:color="auto" w:val="clear"/>
-            <w:tcMar>
-              <w:top w:type="dxa" w:w="40"/>
-              <w:left w:type="dxa" w:w="70"/>
-              <w:bottom w:type="dxa" w:w="40"/>
-              <w:right w:type="dxa" w:w="70"/>
-            </w:tcMar>
-          </w:tcPr>
-          <w:p>
-            <w:pPr>
-              <w:spacing w:after="0"/>
-            </w:pPr>
-            <w:r>
-              <w:rPr>
-                <w:sz w:val="17"/>
-                <w:szCs w:val="17"/>
-              </w:rPr>
-              <w:t xml:space="preserve"/>
+            <w:tcW w:type="dxa" w:w="2200"/>
+            <w:shd w:fill="F2F5F9" w:color="auto" w:val="clear"/>
+            <w:tcMar>
+              <w:top w:type="dxa" w:w="40"/>
+              <w:left w:type="dxa" w:w="70"/>
+              <w:bottom w:type="dxa" w:w="40"/>
+              <w:right w:type="dxa" w:w="70"/>
+            </w:tcMar>
+          </w:tcPr>
+          <w:p>
+            <w:pPr>
+              <w:spacing w:after="0"/>
+            </w:pPr>
+            <w:r>
+              <w:rPr>
+                <w:sz w:val="17"/>
+                <w:szCs w:val="17"/>
+              </w:rPr>
+              <w:t xml:space="preserve">cooling sheets king size, queen cooling sheets, cooling sheets queen</w:t>
+            </w:r>
+          </w:p>
+        </w:tc>
+        <w:tc>
+          <w:tcPr>
+            <w:tcW w:type="dxa" w:w="1000"/>
+            <w:shd w:fill="F2F5F9" w:color="auto" w:val="clear"/>
+            <w:tcMar>
+              <w:top w:type="dxa" w:w="40"/>
+              <w:left w:type="dxa" w:w="70"/>
+              <w:bottom w:type="dxa" w:w="40"/>
+              <w:right w:type="dxa" w:w="70"/>
+            </w:tcMar>
+          </w:tcPr>
+          <w:p>
+            <w:pPr>
+              <w:spacing w:after="0"/>
+            </w:pPr>
+            <w:r>
+              <w:rPr>
+                <w:sz w:val="17"/>
+                <w:szCs w:val="17"/>
+              </w:rPr>
+              <w:t xml:space="preserve">True Bamboo 14 and 19</w:t>
+            </w:r>
+          </w:p>
+        </w:tc>
+        <w:tc>
+          <w:tcPr>
+            <w:tcW w:type="dxa" w:w="1200"/>
+            <w:shd w:fill="F2F5F9" w:color="auto" w:val="clear"/>
+            <w:tcMar>
+              <w:top w:type="dxa" w:w="40"/>
+              <w:left w:type="dxa" w:w="70"/>
+              <w:bottom w:type="dxa" w:w="40"/>
+              <w:right w:type="dxa" w:w="70"/>
+            </w:tcMar>
+          </w:tcPr>
+          <w:p>
+            <w:pPr>
+              <w:spacing w:after="0"/>
+            </w:pPr>
+            <w:r>
+              <w:rPr>
+                <w:sz w:val="17"/>
+                <w:szCs w:val="17"/>
+              </w:rPr>
+              <w:t xml:space="preserve">54 · 0</w:t>
+            </w:r>
+          </w:p>
+        </w:tc>
+        <w:tc>
+          <w:tcPr>
+            <w:tcW w:type="dxa" w:w="900"/>
+            <w:shd w:fill="F2F5F9" w:color="auto" w:val="clear"/>
+            <w:tcMar>
+              <w:top w:type="dxa" w:w="40"/>
+              <w:left w:type="dxa" w:w="70"/>
+              <w:bottom w:type="dxa" w:w="40"/>
+              <w:right w:type="dxa" w:w="70"/>
+            </w:tcMar>
+          </w:tcPr>
+          <w:p>
+            <w:pPr>
+              <w:spacing w:after="0"/>
+            </w:pPr>
+            <w:r>
+              <w:rPr>
+                <w:sz w:val="17"/>
+                <w:szCs w:val="17"/>
+              </w:rPr>
+              <w:t xml:space="preserve">11.5%†</w:t>
+            </w:r>
+          </w:p>
+        </w:tc>
+        <w:tc>
+          <w:tcPr>
+            <w:tcW w:type="dxa" w:w="800"/>
+            <w:shd w:fill="F2F5F9" w:color="auto" w:val="clear"/>
+            <w:tcMar>
+              <w:top w:type="dxa" w:w="40"/>
+              <w:left w:type="dxa" w:w="70"/>
+              <w:bottom w:type="dxa" w:w="40"/>
+              <w:right w:type="dxa" w:w="70"/>
+            </w:tcMar>
+          </w:tcPr>
+          <w:p>
+            <w:pPr>
+              <w:spacing w:after="0"/>
+            </w:pPr>
+            <w:r>
+              <w:rPr>
+                <w:sz w:val="17"/>
+                <w:szCs w:val="17"/>
+              </w:rPr>
+              <w:t xml:space="preserve">6.2</w:t>
             </w:r>
           </w:p>
         </w:tc>
@@ -6797,7 +7305,7 @@
                 <w:sz w:val="17"/>
                 <w:szCs w:val="17"/>
               </w:rPr>
-              <w:t xml:space="preserve"/>
+              <w:t xml:space="preserve">ceilings $3.67–$4.49</w:t>
             </w:r>
           </w:p>
         </w:tc>
@@ -6821,759 +7329,31 @@
                 <w:sz w:val="17"/>
                 <w:szCs w:val="17"/>
               </w:rPr>
-              <w:t xml:space="preserve"/>
-            </w:r>
-          </w:p>
-        </w:tc>
-        <w:tc>
-          <w:tcPr>
-            <w:tcW w:type="dxa" w:w="1000"/>
-            <w:shd w:fill="F2F5F9" w:color="auto" w:val="clear"/>
-            <w:tcMar>
-              <w:top w:type="dxa" w:w="40"/>
-              <w:left w:type="dxa" w:w="70"/>
-              <w:bottom w:type="dxa" w:w="40"/>
-              <w:right w:type="dxa" w:w="70"/>
-            </w:tcMar>
-          </w:tcPr>
-          <w:p>
-            <w:pPr>
-              <w:spacing w:after="0"/>
-            </w:pPr>
-            <w:r>
-              <w:rPr>
-                <w:sz w:val="17"/>
-                <w:szCs w:val="17"/>
-              </w:rPr>
-              <w:t xml:space="preserve"/>
-            </w:r>
-          </w:p>
-        </w:tc>
-        <w:tc>
-          <w:tcPr>
-            <w:tcW w:type="dxa" w:w="1500"/>
-            <w:shd w:fill="F2F5F9" w:color="auto" w:val="clear"/>
-            <w:tcMar>
-              <w:top w:type="dxa" w:w="40"/>
-              <w:left w:type="dxa" w:w="70"/>
-              <w:bottom w:type="dxa" w:w="40"/>
-              <w:right w:type="dxa" w:w="70"/>
-            </w:tcMar>
-          </w:tcPr>
-          <w:p>
-            <w:pPr>
-              <w:spacing w:after="0"/>
-            </w:pPr>
-            <w:r>
-              <w:rPr>
-                <w:sz w:val="17"/>
-                <w:szCs w:val="17"/>
-              </w:rPr>
-              <w:t xml:space="preserve"/>
-            </w:r>
-          </w:p>
-        </w:tc>
-        <w:tc>
-          <w:tcPr>
-            <w:tcW w:type="dxa" w:w="1772"/>
-            <w:shd w:fill="F2F5F9" w:color="auto" w:val="clear"/>
-            <w:tcMar>
-              <w:top w:type="dxa" w:w="40"/>
-              <w:left w:type="dxa" w:w="70"/>
-              <w:bottom w:type="dxa" w:w="40"/>
-              <w:right w:type="dxa" w:w="70"/>
-            </w:tcMar>
-          </w:tcPr>
-          <w:p>
-            <w:pPr>
-              <w:spacing w:after="0"/>
-            </w:pPr>
-            <w:r>
-              <w:rPr>
-                <w:sz w:val="17"/>
-                <w:szCs w:val="17"/>
-              </w:rPr>
-              <w:t xml:space="preserve"/>
-            </w:r>
-          </w:p>
-        </w:tc>
-      </w:tr>
-      <w:tr>
-        <w:tc>
-          <w:tcPr>
-            <w:tcW w:type="dxa" w:w="2300"/>
-            <w:shd w:fill="FFFFFF" w:color="auto" w:val="clear"/>
-            <w:tcMar>
-              <w:top w:type="dxa" w:w="40"/>
-              <w:left w:type="dxa" w:w="70"/>
-              <w:bottom w:type="dxa" w:w="40"/>
-              <w:right w:type="dxa" w:w="70"/>
-            </w:tcMar>
-          </w:tcPr>
-          <w:p>
-            <w:pPr>
-              <w:spacing w:after="0"/>
-            </w:pPr>
-            <w:r>
-              <w:rPr>
-                <w:sz w:val="17"/>
-                <w:szCs w:val="17"/>
-              </w:rPr>
-              <w:t xml:space="preserve">cooling sheets king size</w:t>
-            </w:r>
-          </w:p>
-        </w:tc>
-        <w:tc>
-          <w:tcPr>
-            <w:tcW w:type="dxa" w:w="1100"/>
-            <w:shd w:fill="FFFFFF" w:color="auto" w:val="clear"/>
-            <w:tcMar>
-              <w:top w:type="dxa" w:w="40"/>
-              <w:left w:type="dxa" w:w="70"/>
-              <w:bottom w:type="dxa" w:w="40"/>
-              <w:right w:type="dxa" w:w="70"/>
-            </w:tcMar>
-          </w:tcPr>
-          <w:p>
-            <w:pPr>
-              <w:spacing w:after="0"/>
-            </w:pPr>
-            <w:r>
-              <w:rPr>
-                <w:sz w:val="17"/>
-                <w:szCs w:val="17"/>
-              </w:rPr>
-              <w:t xml:space="preserve">True Bamboo 14 → 10</w:t>
-            </w:r>
-          </w:p>
-        </w:tc>
-        <w:tc>
-          <w:tcPr>
-            <w:tcW w:type="dxa" w:w="1300"/>
-            <w:shd w:fill="FFFFFF" w:color="auto" w:val="clear"/>
-            <w:tcMar>
-              <w:top w:type="dxa" w:w="40"/>
-              <w:left w:type="dxa" w:w="70"/>
-              <w:bottom w:type="dxa" w:w="40"/>
-              <w:right w:type="dxa" w:w="70"/>
-            </w:tcMar>
-          </w:tcPr>
-          <w:p>
-            <w:pPr>
-              <w:spacing w:after="0"/>
-            </w:pPr>
-            <w:r>
-              <w:rPr>
-                <w:sz w:val="17"/>
-                <w:szCs w:val="17"/>
-              </w:rPr>
-              <w:t xml:space="preserve">34 · 0</w:t>
-            </w:r>
-          </w:p>
-        </w:tc>
-        <w:tc>
-          <w:tcPr>
-            <w:tcW w:type="dxa" w:w="1000"/>
-            <w:shd w:fill="FFFFFF" w:color="auto" w:val="clear"/>
-            <w:tcMar>
-              <w:top w:type="dxa" w:w="40"/>
-              <w:left w:type="dxa" w:w="70"/>
-              <w:bottom w:type="dxa" w:w="40"/>
-              <w:right w:type="dxa" w:w="70"/>
-            </w:tcMar>
-          </w:tcPr>
-          <w:p>
-            <w:pPr>
-              <w:spacing w:after="0"/>
-            </w:pPr>
-            <w:r>
-              <w:rPr>
-                <w:sz w:val="17"/>
-                <w:szCs w:val="17"/>
-              </w:rPr>
-              <w:t xml:space="preserve">11.5%†</w:t>
-            </w:r>
-          </w:p>
-        </w:tc>
-        <w:tc>
-          <w:tcPr>
-            <w:tcW w:type="dxa" w:w="1000"/>
-            <w:shd w:fill="FFFFFF" w:color="auto" w:val="clear"/>
-            <w:tcMar>
-              <w:top w:type="dxa" w:w="40"/>
-              <w:left w:type="dxa" w:w="70"/>
-              <w:bottom w:type="dxa" w:w="40"/>
-              <w:right w:type="dxa" w:w="70"/>
-            </w:tcMar>
-          </w:tcPr>
-          <w:p>
-            <w:pPr>
-              <w:spacing w:after="0"/>
-            </w:pPr>
-            <w:r>
-              <w:rPr>
-                <w:sz w:val="17"/>
-                <w:szCs w:val="17"/>
-              </w:rPr>
-              <w:t xml:space="preserve">3.9</w:t>
-            </w:r>
-          </w:p>
-        </w:tc>
-        <w:tc>
-          <w:tcPr>
-            <w:tcW w:type="dxa" w:w="1500"/>
-            <w:shd w:fill="FFFFFF" w:color="auto" w:val="clear"/>
-            <w:tcMar>
-              <w:top w:type="dxa" w:w="40"/>
-              <w:left w:type="dxa" w:w="70"/>
-              <w:bottom w:type="dxa" w:w="40"/>
-              <w:right w:type="dxa" w:w="70"/>
-            </w:tcMar>
-          </w:tcPr>
-          <w:p>
-            <w:pPr>
-              <w:spacing w:after="0"/>
-            </w:pPr>
-            <w:r>
-              <w:rPr>
-                <w:sz w:val="17"/>
-                <w:szCs w:val="17"/>
-              </w:rPr>
-              <w:t xml:space="preserve">$3.67 ($3.67)</w:t>
-            </w:r>
-          </w:p>
-        </w:tc>
-        <w:tc>
-          <w:tcPr>
-            <w:tcW w:type="dxa" w:w="1772"/>
-            <w:shd w:fill="FFFFFF" w:color="auto" w:val="clear"/>
-            <w:tcMar>
-              <w:top w:type="dxa" w:w="40"/>
-              <w:left w:type="dxa" w:w="70"/>
-              <w:bottom w:type="dxa" w:w="40"/>
-              <w:right w:type="dxa" w:w="70"/>
-            </w:tcMar>
-          </w:tcPr>
-          <w:p>
-            <w:pPr>
-              <w:spacing w:after="0"/>
-            </w:pPr>
-            <w:r>
-              <w:rPr>
-                <w:sz w:val="17"/>
-                <w:szCs w:val="17"/>
-              </w:rPr>
-              <w:t xml:space="preserve">$125</w:t>
-            </w:r>
-          </w:p>
-        </w:tc>
-      </w:tr>
-      <w:tr>
-        <w:tc>
-          <w:tcPr>
-            <w:tcW w:type="dxa" w:w="2300"/>
-            <w:shd w:fill="F2F5F9" w:color="auto" w:val="clear"/>
-            <w:tcMar>
-              <w:top w:type="dxa" w:w="40"/>
-              <w:left w:type="dxa" w:w="70"/>
-              <w:bottom w:type="dxa" w:w="40"/>
-              <w:right w:type="dxa" w:w="70"/>
-            </w:tcMar>
-          </w:tcPr>
-          <w:p>
-            <w:pPr>
-              <w:spacing w:after="0"/>
-            </w:pPr>
-            <w:r>
-              <w:rPr>
-                <w:sz w:val="17"/>
-                <w:szCs w:val="17"/>
-              </w:rPr>
-              <w:t xml:space="preserve">queen cooling sheets</w:t>
-            </w:r>
-          </w:p>
-        </w:tc>
-        <w:tc>
-          <w:tcPr>
-            <w:tcW w:type="dxa" w:w="1100"/>
-            <w:shd w:fill="F2F5F9" w:color="auto" w:val="clear"/>
-            <w:tcMar>
-              <w:top w:type="dxa" w:w="40"/>
-              <w:left w:type="dxa" w:w="70"/>
-              <w:bottom w:type="dxa" w:w="40"/>
-              <w:right w:type="dxa" w:w="70"/>
-            </w:tcMar>
-          </w:tcPr>
-          <w:p>
-            <w:pPr>
-              <w:spacing w:after="0"/>
-            </w:pPr>
-            <w:r>
-              <w:rPr>
-                <w:sz w:val="17"/>
-                <w:szCs w:val="17"/>
-              </w:rPr>
-              <w:t xml:space="preserve">— → 7</w:t>
-            </w:r>
-          </w:p>
-        </w:tc>
-        <w:tc>
-          <w:tcPr>
-            <w:tcW w:type="dxa" w:w="1300"/>
-            <w:shd w:fill="F2F5F9" w:color="auto" w:val="clear"/>
-            <w:tcMar>
-              <w:top w:type="dxa" w:w="40"/>
-              <w:left w:type="dxa" w:w="70"/>
-              <w:bottom w:type="dxa" w:w="40"/>
-              <w:right w:type="dxa" w:w="70"/>
-            </w:tcMar>
-          </w:tcPr>
-          <w:p>
-            <w:pPr>
-              <w:spacing w:after="0"/>
-            </w:pPr>
-            <w:r>
-              <w:rPr>
-                <w:sz w:val="17"/>
-                <w:szCs w:val="17"/>
-              </w:rPr>
-              <w:t xml:space="preserve">10.3 · 0</w:t>
-            </w:r>
-          </w:p>
-        </w:tc>
-        <w:tc>
-          <w:tcPr>
-            <w:tcW w:type="dxa" w:w="1000"/>
-            <w:shd w:fill="F2F5F9" w:color="auto" w:val="clear"/>
-            <w:tcMar>
-              <w:top w:type="dxa" w:w="40"/>
-              <w:left w:type="dxa" w:w="70"/>
-              <w:bottom w:type="dxa" w:w="40"/>
-              <w:right w:type="dxa" w:w="70"/>
-            </w:tcMar>
-          </w:tcPr>
-          <w:p>
-            <w:pPr>
-              <w:spacing w:after="0"/>
-            </w:pPr>
-            <w:r>
-              <w:rPr>
-                <w:sz w:val="17"/>
-                <w:szCs w:val="17"/>
-              </w:rPr>
-              <w:t xml:space="preserve">11.5%†</w:t>
-            </w:r>
-          </w:p>
-        </w:tc>
-        <w:tc>
-          <w:tcPr>
-            <w:tcW w:type="dxa" w:w="1000"/>
-            <w:shd w:fill="F2F5F9" w:color="auto" w:val="clear"/>
-            <w:tcMar>
-              <w:top w:type="dxa" w:w="40"/>
-              <w:left w:type="dxa" w:w="70"/>
-              <w:bottom w:type="dxa" w:w="40"/>
-              <w:right w:type="dxa" w:w="70"/>
-            </w:tcMar>
-          </w:tcPr>
-          <w:p>
-            <w:pPr>
-              <w:spacing w:after="0"/>
-            </w:pPr>
-            <w:r>
-              <w:rPr>
-                <w:sz w:val="17"/>
-                <w:szCs w:val="17"/>
-              </w:rPr>
-              <w:t xml:space="preserve">1.2</w:t>
-            </w:r>
-          </w:p>
-        </w:tc>
-        <w:tc>
-          <w:tcPr>
-            <w:tcW w:type="dxa" w:w="1500"/>
-            <w:shd w:fill="F2F5F9" w:color="auto" w:val="clear"/>
-            <w:tcMar>
-              <w:top w:type="dxa" w:w="40"/>
-              <w:left w:type="dxa" w:w="70"/>
-              <w:bottom w:type="dxa" w:w="40"/>
-              <w:right w:type="dxa" w:w="70"/>
-            </w:tcMar>
-          </w:tcPr>
-          <w:p>
-            <w:pPr>
-              <w:spacing w:after="0"/>
-            </w:pPr>
-            <w:r>
-              <w:rPr>
-                <w:sz w:val="17"/>
-                <w:szCs w:val="17"/>
-              </w:rPr>
-              <w:t xml:space="preserve">$4.49 ($4.49)</w:t>
-            </w:r>
-          </w:p>
-        </w:tc>
-        <w:tc>
-          <w:tcPr>
-            <w:tcW w:type="dxa" w:w="1772"/>
-            <w:shd w:fill="F2F5F9" w:color="auto" w:val="clear"/>
-            <w:tcMar>
-              <w:top w:type="dxa" w:w="40"/>
-              <w:left w:type="dxa" w:w="70"/>
-              <w:bottom w:type="dxa" w:w="40"/>
-              <w:right w:type="dxa" w:w="70"/>
-            </w:tcMar>
-          </w:tcPr>
-          <w:p>
-            <w:pPr>
-              <w:spacing w:after="0"/>
-            </w:pPr>
-            <w:r>
-              <w:rPr>
-                <w:sz w:val="17"/>
-                <w:szCs w:val="17"/>
-              </w:rPr>
-              <w:t xml:space="preserve">$46</w:t>
-            </w:r>
-          </w:p>
-        </w:tc>
-      </w:tr>
-      <w:tr>
-        <w:tc>
-          <w:tcPr>
-            <w:tcW w:type="dxa" w:w="2300"/>
-            <w:shd w:fill="FFFFFF" w:color="auto" w:val="clear"/>
-            <w:tcMar>
-              <w:top w:type="dxa" w:w="40"/>
-              <w:left w:type="dxa" w:w="70"/>
-              <w:bottom w:type="dxa" w:w="40"/>
-              <w:right w:type="dxa" w:w="70"/>
-            </w:tcMar>
-          </w:tcPr>
-          <w:p>
-            <w:pPr>
-              <w:spacing w:after="0"/>
-            </w:pPr>
-            <w:r>
-              <w:rPr>
-                <w:sz w:val="17"/>
-                <w:szCs w:val="17"/>
-              </w:rPr>
-              <w:t xml:space="preserve">cooling sheets queen</w:t>
-            </w:r>
-          </w:p>
-        </w:tc>
-        <w:tc>
-          <w:tcPr>
-            <w:tcW w:type="dxa" w:w="1100"/>
-            <w:shd w:fill="FFFFFF" w:color="auto" w:val="clear"/>
-            <w:tcMar>
-              <w:top w:type="dxa" w:w="40"/>
-              <w:left w:type="dxa" w:w="70"/>
-              <w:bottom w:type="dxa" w:w="40"/>
-              <w:right w:type="dxa" w:w="70"/>
-            </w:tcMar>
-          </w:tcPr>
-          <w:p>
-            <w:pPr>
-              <w:spacing w:after="0"/>
-            </w:pPr>
-            <w:r>
-              <w:rPr>
-                <w:sz w:val="17"/>
-                <w:szCs w:val="17"/>
-              </w:rPr>
-              <w:t xml:space="preserve">True Bamboo 19 → 9</w:t>
-            </w:r>
-          </w:p>
-        </w:tc>
-        <w:tc>
-          <w:tcPr>
-            <w:tcW w:type="dxa" w:w="1300"/>
-            <w:shd w:fill="FFFFFF" w:color="auto" w:val="clear"/>
-            <w:tcMar>
-              <w:top w:type="dxa" w:w="40"/>
-              <w:left w:type="dxa" w:w="70"/>
-              <w:bottom w:type="dxa" w:w="40"/>
-              <w:right w:type="dxa" w:w="70"/>
-            </w:tcMar>
-          </w:tcPr>
-          <w:p>
-            <w:pPr>
-              <w:spacing w:after="0"/>
-            </w:pPr>
-            <w:r>
-              <w:rPr>
-                <w:sz w:val="17"/>
-                <w:szCs w:val="17"/>
-              </w:rPr>
-              <w:t xml:space="preserve">9.4 · 0</w:t>
-            </w:r>
-          </w:p>
-        </w:tc>
-        <w:tc>
-          <w:tcPr>
-            <w:tcW w:type="dxa" w:w="1000"/>
-            <w:shd w:fill="FFFFFF" w:color="auto" w:val="clear"/>
-            <w:tcMar>
-              <w:top w:type="dxa" w:w="40"/>
-              <w:left w:type="dxa" w:w="70"/>
-              <w:bottom w:type="dxa" w:w="40"/>
-              <w:right w:type="dxa" w:w="70"/>
-            </w:tcMar>
-          </w:tcPr>
-          <w:p>
-            <w:pPr>
-              <w:spacing w:after="0"/>
-            </w:pPr>
-            <w:r>
-              <w:rPr>
-                <w:sz w:val="17"/>
-                <w:szCs w:val="17"/>
-              </w:rPr>
-              <w:t xml:space="preserve">11.5%†</w:t>
-            </w:r>
-          </w:p>
-        </w:tc>
-        <w:tc>
-          <w:tcPr>
-            <w:tcW w:type="dxa" w:w="1000"/>
-            <w:shd w:fill="FFFFFF" w:color="auto" w:val="clear"/>
-            <w:tcMar>
-              <w:top w:type="dxa" w:w="40"/>
-              <w:left w:type="dxa" w:w="70"/>
-              <w:bottom w:type="dxa" w:w="40"/>
-              <w:right w:type="dxa" w:w="70"/>
-            </w:tcMar>
-          </w:tcPr>
-          <w:p>
-            <w:pPr>
-              <w:spacing w:after="0"/>
-            </w:pPr>
-            <w:r>
-              <w:rPr>
-                <w:sz w:val="17"/>
-                <w:szCs w:val="17"/>
-              </w:rPr>
-              <w:t xml:space="preserve">1.1</w:t>
-            </w:r>
-          </w:p>
-        </w:tc>
-        <w:tc>
-          <w:tcPr>
-            <w:tcW w:type="dxa" w:w="1500"/>
-            <w:shd w:fill="FFFFFF" w:color="auto" w:val="clear"/>
-            <w:tcMar>
-              <w:top w:type="dxa" w:w="40"/>
-              <w:left w:type="dxa" w:w="70"/>
-              <w:bottom w:type="dxa" w:w="40"/>
-              <w:right w:type="dxa" w:w="70"/>
-            </w:tcMar>
-          </w:tcPr>
-          <w:p>
-            <w:pPr>
-              <w:spacing w:after="0"/>
-            </w:pPr>
-            <w:r>
-              <w:rPr>
-                <w:sz w:val="17"/>
-                <w:szCs w:val="17"/>
-              </w:rPr>
-              <w:t xml:space="preserve">$4.49 ($4.49)</w:t>
-            </w:r>
-          </w:p>
-        </w:tc>
-        <w:tc>
-          <w:tcPr>
-            <w:tcW w:type="dxa" w:w="1772"/>
-            <w:shd w:fill="FFFFFF" w:color="auto" w:val="clear"/>
-            <w:tcMar>
-              <w:top w:type="dxa" w:w="40"/>
-              <w:left w:type="dxa" w:w="70"/>
-              <w:bottom w:type="dxa" w:w="40"/>
-              <w:right w:type="dxa" w:w="70"/>
-            </w:tcMar>
-          </w:tcPr>
-          <w:p>
-            <w:pPr>
-              <w:spacing w:after="0"/>
-            </w:pPr>
-            <w:r>
-              <w:rPr>
-                <w:sz w:val="17"/>
-                <w:szCs w:val="17"/>
-              </w:rPr>
-              <w:t xml:space="preserve">$42</w:t>
-            </w:r>
-          </w:p>
-        </w:tc>
-      </w:tr>
-      <w:tr>
-        <w:tc>
-          <w:tcPr>
-            <w:tcW w:type="dxa" w:w="2300"/>
-            <w:shd w:fill="F2F5F9" w:color="auto" w:val="clear"/>
-            <w:tcMar>
-              <w:top w:type="dxa" w:w="40"/>
-              <w:left w:type="dxa" w:w="70"/>
-              <w:bottom w:type="dxa" w:w="40"/>
-              <w:right w:type="dxa" w:w="70"/>
-            </w:tcMar>
-          </w:tcPr>
-          <w:p>
-            <w:pPr>
-              <w:spacing w:after="0"/>
-            </w:pPr>
-            <w:r>
-              <w:rPr>
-                <w:sz w:val="17"/>
-                <w:szCs w:val="17"/>
-              </w:rPr>
-              <w:t xml:space="preserve">Total (16 terms)</w:t>
-            </w:r>
-          </w:p>
-        </w:tc>
-        <w:tc>
-          <w:tcPr>
-            <w:tcW w:type="dxa" w:w="1100"/>
-            <w:shd w:fill="F2F5F9" w:color="auto" w:val="clear"/>
-            <w:tcMar>
-              <w:top w:type="dxa" w:w="40"/>
-              <w:left w:type="dxa" w:w="70"/>
-              <w:bottom w:type="dxa" w:w="40"/>
-              <w:right w:type="dxa" w:w="70"/>
-            </w:tcMar>
-          </w:tcPr>
-          <w:p>
-            <w:pPr>
-              <w:spacing w:after="0"/>
-            </w:pPr>
-            <w:r>
-              <w:rPr>
-                <w:sz w:val="17"/>
-                <w:szCs w:val="17"/>
-              </w:rPr>
-              <w:t xml:space="preserve"/>
-            </w:r>
-          </w:p>
-        </w:tc>
-        <w:tc>
-          <w:tcPr>
-            <w:tcW w:type="dxa" w:w="1300"/>
-            <w:shd w:fill="F2F5F9" w:color="auto" w:val="clear"/>
-            <w:tcMar>
-              <w:top w:type="dxa" w:w="40"/>
-              <w:left w:type="dxa" w:w="70"/>
-              <w:bottom w:type="dxa" w:w="40"/>
-              <w:right w:type="dxa" w:w="70"/>
-            </w:tcMar>
-          </w:tcPr>
-          <w:p>
-            <w:pPr>
-              <w:spacing w:after="0"/>
-            </w:pPr>
-            <w:r>
-              <w:rPr>
-                <w:sz w:val="17"/>
-                <w:szCs w:val="17"/>
-              </w:rPr>
-              <w:t xml:space="preserve">277</w:t>
-            </w:r>
-          </w:p>
-        </w:tc>
-        <w:tc>
-          <w:tcPr>
-            <w:tcW w:type="dxa" w:w="1000"/>
-            <w:shd w:fill="F2F5F9" w:color="auto" w:val="clear"/>
-            <w:tcMar>
-              <w:top w:type="dxa" w:w="40"/>
-              <w:left w:type="dxa" w:w="70"/>
-              <w:bottom w:type="dxa" w:w="40"/>
-              <w:right w:type="dxa" w:w="70"/>
-            </w:tcMar>
-          </w:tcPr>
-          <w:p>
-            <w:pPr>
-              <w:spacing w:after="0"/>
-            </w:pPr>
-            <w:r>
-              <w:rPr>
-                <w:sz w:val="17"/>
-                <w:szCs w:val="17"/>
-              </w:rPr>
-              <w:t xml:space="preserve"/>
-            </w:r>
-          </w:p>
-        </w:tc>
-        <w:tc>
-          <w:tcPr>
-            <w:tcW w:type="dxa" w:w="1000"/>
-            <w:shd w:fill="F2F5F9" w:color="auto" w:val="clear"/>
-            <w:tcMar>
-              <w:top w:type="dxa" w:w="40"/>
-              <w:left w:type="dxa" w:w="70"/>
-              <w:bottom w:type="dxa" w:w="40"/>
-              <w:right w:type="dxa" w:w="70"/>
-            </w:tcMar>
-          </w:tcPr>
-          <w:p>
-            <w:pPr>
-              <w:spacing w:after="0"/>
-            </w:pPr>
-            <w:r>
-              <w:rPr>
-                <w:sz w:val="17"/>
-                <w:szCs w:val="17"/>
-              </w:rPr>
-              <w:t xml:space="preserve">46</w:t>
-            </w:r>
-          </w:p>
-        </w:tc>
-        <w:tc>
-          <w:tcPr>
-            <w:tcW w:type="dxa" w:w="1500"/>
-            <w:shd w:fill="F2F5F9" w:color="auto" w:val="clear"/>
-            <w:tcMar>
-              <w:top w:type="dxa" w:w="40"/>
-              <w:left w:type="dxa" w:w="70"/>
-              <w:bottom w:type="dxa" w:w="40"/>
-              <w:right w:type="dxa" w:w="70"/>
-            </w:tcMar>
-          </w:tcPr>
-          <w:p>
-            <w:pPr>
-              <w:spacing w:after="0"/>
-            </w:pPr>
-            <w:r>
-              <w:rPr>
-                <w:sz w:val="17"/>
-                <w:szCs w:val="17"/>
-              </w:rPr>
-              <w:t xml:space="preserve"/>
-            </w:r>
-          </w:p>
-        </w:tc>
-        <w:tc>
-          <w:tcPr>
-            <w:tcW w:type="dxa" w:w="1772"/>
-            <w:shd w:fill="F2F5F9" w:color="auto" w:val="clear"/>
-            <w:tcMar>
-              <w:top w:type="dxa" w:w="40"/>
-              <w:left w:type="dxa" w:w="70"/>
-              <w:bottom w:type="dxa" w:w="40"/>
-              <w:right w:type="dxa" w:w="70"/>
-            </w:tcMar>
-          </w:tcPr>
-          <w:p>
-            <w:pPr>
-              <w:spacing w:after="0"/>
-            </w:pPr>
-            <w:r>
-              <w:rPr>
-                <w:sz w:val="17"/>
-                <w:szCs w:val="17"/>
-              </w:rPr>
-              <w:t xml:space="preserve">$1,527</w:t>
+              <w:t xml:space="preserve">about $5.18</w:t>
+            </w:r>
+          </w:p>
+        </w:tc>
+        <w:tc>
+          <w:tcPr>
+            <w:tcW w:type="dxa" w:w="1572"/>
+            <w:shd w:fill="F2F5F9" w:color="auto" w:val="clear"/>
+            <w:tcMar>
+              <w:top w:type="dxa" w:w="40"/>
+              <w:left w:type="dxa" w:w="70"/>
+              <w:bottom w:type="dxa" w:w="40"/>
+              <w:right w:type="dxa" w:w="70"/>
+            </w:tcMar>
+          </w:tcPr>
+          <w:p>
+            <w:pPr>
+              <w:spacing w:after="0"/>
+            </w:pPr>
+            <w:r>
+              <w:rPr>
+                <w:sz w:val="17"/>
+                <w:szCs w:val="17"/>
+              </w:rPr>
+              <w:t xml:space="preserve">built in the 1 October audit</w:t>
             </w:r>
           </w:p>
         </w:tc>
@@ -7591,7 +7371,7 @@
           <w:sz w:val="17"/>
           <w:szCs w:val="17"/>
         </w:rPr>
-        <w:t xml:space="preserve">Plan clicks = the audit’s plan for the target rank (units the rank sells ÷ conversion), before the overlap scaling in Section 12; where the audit has no plan, the register’s requirement before scaling. * The campaign’s overall conversion, which beats the market; these terms have barely been shown at the top, which is the problem the push fixes. † Stand-in: our cooling campaigns’ conversion. B6 has almost no data of its own on these terms (“cooling sheets queen”: 23 clicks and 1 order in 90 days through auto and broad; “cooling sheets king size”: none), so the stop rule below decides once they have 50 top-of-search clicks. Budget = plan clicks × this week’s price; add the product-page clicks the base still buys. Ceiling = twice break-even on the advertised colour’s margin.</w:t>
+        <w:t xml:space="preserve">Plan clicks = the audit’s plan for the target rank (units the rank sells ÷ conversion), before the overlap scaling in Section 12; where the audit has no plan, the register’s requirement before scaling. * The campaign’s overall conversion, which beats the market; these terms have barely been shown at the top. † Stand-in: our cooling campaigns’ conversion; B6 has almost no data of its own on these terms. “Top slot costs now” = what we already pay per top-of-search click on the term, from the audit. Budget = plan clicks × this week’s price; add the product-page clicks the base still buys. Ceiling = twice break-even on the advertised colour’s margin.</w:t>
       </w:r>
     </w:p>
     <w:p>
@@ -7599,7 +7379,67 @@
         <w:spacing w:after="100"/>
       </w:pPr>
       <w:r>
-        <w:t xml:space="preserve">At the full plan this costs about $1,530 a day and should bring about 46 orders a day at about 41% ACoS. The terms share shoppers, so the real total will be lower. Scaled for that overlap (×0.62, Section 12), it is about $950 a day and 29 orders. The full plan is approved as a deliberate, time-boxed investment: three weeks from 29 September, tuned weekly.</w:t>
+        <w:t xml:space="preserve">Why the six wait:</w:t>
+      </w:r>
+    </w:p>
+    <w:p>
+      <w:pPr>
+        <w:pStyle w:val="ListParagraph"/>
+        <w:numPr>
+          <w:ilvl w:val="0"/>
+          <w:numId w:val="3"/>
+        </w:numPr>
+        <w:spacing w:after="60"/>
+      </w:pPr>
+      <w:r>
+        <w:rPr>
+          <w:b/>
+          <w:bCs/>
+        </w:rPr>
+        <w:t xml:space="preserve">Listing check first: </w:t>
+      </w:r>
+      <w:r>
+        <w:t xml:space="preserve">“bamboo sheets king size” and “bamboo sheets king”. On Amazon’s search query data, “bamboo sheets king size” converts at 0.68× the market and is clicked 0.55× as often (131 of our clicks over 8 weeks). “bamboo sheets king” converts at 0.81× and is clicked 0.42× as often (39 clicks). The audit notes they haven’t had a fair read at the top, so this may be placement rather than listing. Check the main image, title, price and reviews against True Bamboo first, then release them. “bamboo sheets king size” serves at $4.80 meanwhile (Section 7).</w:t>
+      </w:r>
+    </w:p>
+    <w:p>
+      <w:pPr>
+        <w:pStyle w:val="ListParagraph"/>
+        <w:numPr>
+          <w:ilvl w:val="0"/>
+          <w:numId w:val="3"/>
+        </w:numPr>
+        <w:spacing w:after="60"/>
+      </w:pPr>
+      <w:r>
+        <w:rPr>
+          <w:b/>
+          <w:bCs/>
+        </w:rPr>
+        <w:t xml:space="preserve">Price limit below what the top slot costs: </w:t>
+      </w:r>
+      <w:r>
+        <w:t xml:space="preserve">“bamboo cooling sheets” and “bamboo king sheets”. At twice break-even they can’t hold the top. They join only if you raise their ceiling for a set time.</w:t>
+      </w:r>
+    </w:p>
+    <w:p>
+      <w:pPr>
+        <w:pStyle w:val="ListParagraph"/>
+        <w:numPr>
+          <w:ilvl w:val="0"/>
+          <w:numId w:val="3"/>
+        </w:numPr>
+        <w:spacing w:after="60"/>
+      </w:pPr>
+      <w:r>
+        <w:rPr>
+          <w:b/>
+          <w:bCs/>
+        </w:rPr>
+        <w:t xml:space="preserve">New campaigns: </w:t>
+      </w:r>
+      <w:r>
+        <w:t xml:space="preserve">the three cooling terms. They need new exact campaigns, and campaigns launched in the last deal days learn on deal traffic, the same reason the audit’s 15 new campaigns are held. Their ceilings are also below what the top slot costs. Build them in the 1 October audit, and add them to the rank tracker now.</w:t>
       </w:r>
     </w:p>
     <w:p>
@@ -7607,7 +7447,72 @@
         <w:spacing w:after="100"/>
       </w:pPr>
       <w:r>
-        <w:t xml:space="preserve">The three cooling terms are pushed now, not after tracking starts. Build one exact campaign each on King White or Queen White, at the ceiling, on fixed bidding. Read their rank from ASinsight until our rank tracker has them. Their ceilings are low ($3.67–$4.49) because the stand-in conversion is modest; if they can’t hold the top at the ceiling for 3 days, the rule below brings them to you.</w:t>
+        <w:t xml:space="preserve">Left out for now:</w:t>
+      </w:r>
+    </w:p>
+    <w:p>
+      <w:pPr>
+        <w:pStyle w:val="ListParagraph"/>
+        <w:numPr>
+          <w:ilvl w:val="0"/>
+          <w:numId w:val="3"/>
+        </w:numPr>
+        <w:spacing w:after="60"/>
+      </w:pPr>
+      <w:r>
+        <w:t xml:space="preserve">“cooling sheets” (rank 142): too far to reach yet.</w:t>
+      </w:r>
+    </w:p>
+    <w:p>
+      <w:pPr>
+        <w:pStyle w:val="ListParagraph"/>
+        <w:numPr>
+          <w:ilvl w:val="0"/>
+          <w:numId w:val="3"/>
+        </w:numPr>
+        <w:spacing w:after="60"/>
+      </w:pPr>
+      <w:r>
+        <w:t xml:space="preserve">“cooling bed sheets”: its rank collapsed; find the cause first.</w:t>
+      </w:r>
+    </w:p>
+    <w:p>
+      <w:pPr>
+        <w:pStyle w:val="ListParagraph"/>
+        <w:numPr>
+          <w:ilvl w:val="0"/>
+          <w:numId w:val="3"/>
+        </w:numPr>
+        <w:spacing w:after="60"/>
+      </w:pPr>
+      <w:r>
+        <w:t xml:space="preserve">Colour terms such as “black bamboo sheets”: these are conversions terms (Section 9).</w:t>
+      </w:r>
+    </w:p>
+    <w:p>
+      <w:pPr>
+        <w:pStyle w:val="ListParagraph"/>
+        <w:numPr>
+          <w:ilvl w:val="0"/>
+          <w:numId w:val="3"/>
+        </w:numPr>
+        <w:spacing w:after="60"/>
+      </w:pPr>
+      <w:r>
+        <w:t xml:space="preserve">“king size bamboo sheets set”: a plan of 5 clicks a week.</w:t>
+      </w:r>
+    </w:p>
+    <w:p>
+      <w:pPr>
+        <w:pStyle w:val="ListParagraph"/>
+        <w:numPr>
+          <w:ilvl w:val="0"/>
+          <w:numId w:val="3"/>
+        </w:numPr>
+        <w:spacing w:after="60"/>
+      </w:pPr>
+      <w:r>
+        <w:t xml:space="preserve">The rank-1 targets with no campaign and no data, such as “organic sheets queen”.</w:t>
       </w:r>
     </w:p>
     <w:p>
@@ -7615,72 +7520,31 @@
         <w:spacing w:after="100"/>
       </w:pPr>
       <w:r>
-        <w:t xml:space="preserve">Left out for now, and why:</w:t>
-      </w:r>
-    </w:p>
-    <w:p>
-      <w:pPr>
-        <w:pStyle w:val="ListParagraph"/>
-        <w:numPr>
-          <w:ilvl w:val="0"/>
-          <w:numId w:val="3"/>
-        </w:numPr>
-        <w:spacing w:after="60"/>
-      </w:pPr>
-      <w:r>
-        <w:t xml:space="preserve">“cooling sheets” (rank 142): too far to reach yet.</w:t>
-      </w:r>
-    </w:p>
-    <w:p>
-      <w:pPr>
-        <w:pStyle w:val="ListParagraph"/>
-        <w:numPr>
-          <w:ilvl w:val="0"/>
-          <w:numId w:val="3"/>
-        </w:numPr>
-        <w:spacing w:after="60"/>
-      </w:pPr>
-      <w:r>
-        <w:t xml:space="preserve">“cooling bed sheets”: its rank collapsed; find the cause first.</w:t>
-      </w:r>
-    </w:p>
-    <w:p>
-      <w:pPr>
-        <w:pStyle w:val="ListParagraph"/>
-        <w:numPr>
-          <w:ilvl w:val="0"/>
-          <w:numId w:val="3"/>
-        </w:numPr>
-        <w:spacing w:after="60"/>
-      </w:pPr>
-      <w:r>
-        <w:t xml:space="preserve">Colour terms such as “black bamboo sheets”: these are conversions terms (Section 9).</w:t>
-      </w:r>
-    </w:p>
-    <w:p>
-      <w:pPr>
-        <w:pStyle w:val="ListParagraph"/>
-        <w:numPr>
-          <w:ilvl w:val="0"/>
-          <w:numId w:val="3"/>
-        </w:numPr>
-        <w:spacing w:after="60"/>
-      </w:pPr>
-      <w:r>
-        <w:t xml:space="preserve">“king size bamboo sheets set”: a plan of 5 clicks a week.</w:t>
-      </w:r>
-    </w:p>
-    <w:p>
-      <w:pPr>
-        <w:pStyle w:val="ListParagraph"/>
-        <w:numPr>
-          <w:ilvl w:val="0"/>
-          <w:numId w:val="3"/>
-        </w:numPr>
-        <w:spacing w:after="60"/>
-      </w:pPr>
-      <w:r>
-        <w:t xml:space="preserve">The rank-1 targets with no campaign and no data, such as “organic sheets queen”, “queen size deep pocket sheets” and “6 piece king size sheets set”: build them and add them after the first weekly review.</w:t>
+        <w:rPr>
+          <w:b/>
+          <w:bCs/>
+          <w:color w:val="1F3A5F"/>
+        </w:rPr>
+        <w:t xml:space="preserve">What it costs. </w:t>
+      </w:r>
+      <w:r>
+        <w:t xml:space="preserve">The funded push is about $1,060 a day. With about $220 a day on the other campaigns, total B6 ad spend is about $1,280 a day, inside the $1,300 limit. For the deal’s remaining days (29–30 September) the push costs about $2,100. From 1 October its budget is re-evaluated in the post-deal audit, inside the 10% margin rule.</w:t>
+      </w:r>
+    </w:p>
+    <w:p>
+      <w:pPr>
+        <w:spacing w:after="100"/>
+      </w:pPr>
+      <w:r>
+        <w:t xml:space="preserve">It should bring about 32 orders a day at about 41% ACoS, which is above the 23.8% break-even: each push order costs more than it earns. The payback is organic. At their target ranks the audit’s plan puts these terms at about 245 units a week, against the roughly 480 a week B6 sells today. Most of those units would come without an ad once the rank holds.</w:t>
+      </w:r>
+    </w:p>
+    <w:p>
+      <w:pPr>
+        <w:spacing w:after="100"/>
+      </w:pPr>
+      <w:r>
+        <w:t xml:space="preserve">The margin rule governs: check B6’s margin after ads every week, and if it drops below 10%, cut the push from the bottom of the funded list up. Released or re-ceilinged terms join only while total spend stays inside $1,300 a day.</w:t>
       </w:r>
     </w:p>
     <w:p>
@@ -7708,7 +7572,7 @@
         <w:t xml:space="preserve">Daily: </w:t>
       </w:r>
       <w:r>
-        <w:t xml:space="preserve">step each price up by up to 30% until the term holds a top-3 sponsored position most hours and at least 30% of top-of-search impressions, never above its ceiling.</w:t>
+        <w:t xml:space="preserve">step each price up by up to 30% until the term holds a top-3 sponsored position most hours and at least 30% of top-of-search impressions, never above its ceiling. Where the hourly sponsored-rank read is missing (Joseph’s team is backfilling it, not for every term), the 30% impression-share test governs on its own.</w:t>
       </w:r>
     </w:p>
     <w:p>
@@ -7781,10 +7645,10 @@
           <w:bCs/>
           <w:color w:val="1F3A5F"/>
         </w:rPr>
-        <w:t xml:space="preserve">Approved. </w:t>
-      </w:r>
-      <w:r>
-        <w:t xml:space="preserve">The full plan, about $1,530 a day, for three weeks from 29 September.</w:t>
+        <w:t xml:space="preserve">Budget. </w:t>
+      </w:r>
+      <w:r>
+        <w:t xml:space="preserve">For the rest of the deal, up to $1,300 a day of B6 ad spend in total, of which the funded push is about $1,060 a day. It is re-evaluated in the 1 October audit.</w:t>
       </w:r>
     </w:p>
     <w:p>
@@ -10703,7 +10567,7 @@
         <w:spacing w:after="100"/>
       </w:pPr>
       <w:r>
-        <w:t xml:space="preserve">The rest is new money. That is why the push budget is approved separately, for three weeks, and tuned weekly on rank movement.</w:t>
+        <w:t xml:space="preserve">The rest is new money. That is why the push budget is set for the deal days, re-evaluated on 1 October, and tuned weekly on rank movement.</w:t>
       </w:r>
     </w:p>
     <w:p>
@@ -12356,7 +12220,7 @@
         <w:t xml:space="preserve">Correction. </w:t>
       </w:r>
       <w:r>
-        <w:t xml:space="preserve">Set the base to $0.60 and the boost to 700% (the same $4.80 at the top) on fixed bidding, in one write. That leaves room up to $6.00 at the top. Once it has 15 top-of-search clicks, climb +30% a step toward its push price. “bamboo sheets king size” is the plan’s second term (54 units a week), so it is not parked.</w:t>
+        <w:t xml:space="preserve">Set the base to $0.60 and the boost to 700% (the same $4.80 at the top) on fixed bidding, in one write. That leaves room up to $6.00 at the top. It is the plan’s second term (54 units a week), so it is not parked: it serves at $4.80 while its listing is checked, then joins the push (Section 5.3).</w:t>
       </w:r>
     </w:p>
     <w:p>
@@ -13902,7 +13766,7 @@
         <w:spacing w:after="60"/>
       </w:pPr>
       <w:r>
-        <w:t xml:space="preserve">Today: load the approved push plan (Section 5.3).</w:t>
+        <w:t xml:space="preserve">Today: load the funded push terms (Section 5.3), keeping total B6 ad spend within $1,300 a day, and start the listing check on the two King terms.</w:t>
       </w:r>
     </w:p>
     <w:p>
@@ -13941,7 +13805,7 @@
         <w:spacing w:after="60"/>
       </w:pPr>
       <w:r>
-        <w:t xml:space="preserve">Restart “bamboo sheets full” and “bamboo king sheets”. Build exact campaigns on White for “cooling sheets king size”, “cooling sheets queen” and “queen cooling sheets”, and add them to the rank tracker. Start hourly tracking of sponsored and organic rank for B6 and True Bamboo on the push terms.</w:t>
+        <w:t xml:space="preserve">Restart “bamboo sheets full” and “bamboo king sheets”. Add “cooling sheets king size”, “cooling sheets queen” and “queen cooling sheets” to the rank tracker; their exact campaigns are built in the 1 October audit. Start hourly tracking of sponsored and organic rank for B6 and True Bamboo on the push terms.</w:t>
       </w:r>
     </w:p>
     <w:p>
@@ -14261,7 +14125,7 @@
         <w:spacing w:after="60"/>
       </w:pPr>
       <w:r>
-        <w:t xml:space="preserve">It sets rank timelines in months when a competitor shows top-5 moves in days. It should use competitor hourly sponsored and organic rank and traffic estimates to size clicks and timelines.</w:t>
+        <w:t xml:space="preserve">Its own history shows B6 terms reaching the top 10 in a median of 5 days once the clicks land, but its plans don’t put that pace to work. It should also use competitor hourly sponsored and organic rank and traffic estimates to size clicks and timelines.</w:t>
       </w:r>
     </w:p>
     <w:p>

--- a/docs/DBS6_Audit_Corrections_20260928.docx
+++ b/docs/DBS6_Audit_Corrections_20260928.docx
@@ -79,7 +79,7 @@
         <w:t xml:space="preserve">Push harder at top of search, on a tactical set of terms, with a costed plan. </w:t>
       </w:r>
       <w:r>
-        <w:t xml:space="preserve">A competitor with 129 reviews, True Bamboo, climbed from about 110 to the top 5 on three of our main terms in about 9 days by holding the top ad slot. B6’s own history says the same: once the clicks land, its terms reach the top 10 in a median of 5 days. What’s missing is volume at the top. Ten terms are funded for the rest of the deal within a total B6 budget of $1,300 a day; from 1 October the budget is re-evaluated. Six more wait on a listing check, a price-limit decision or the 1 October audit (Section 5.3). Fixed bidding, the base cut and the push price go in one write. Prices then step up daily until each term holds the top slot, never above twice break-even. The audit’s 18 jumps of 75% go.</w:t>
+        <w:t xml:space="preserve">A competitor with 129 reviews, True Bamboo, climbed from about 110 to the top 5 on three of our main terms in about 9 days by holding the top ad slot. B6’s own history says the same: once the clicks land, its terms reach the top 10 in a median of 5 days. What’s missing is volume at the top. Ten terms are funded for the rest of the deal within a total B6 budget of $1,300 a day; from 1 October the budget is re-evaluated. Six more wait on a listing check, a price-limit decision or the 1 October audit (Section 5.3). The base cut and the push price go in one write; bidding strategies stay as they are. Prices then step up daily until each term holds the top slot, never above twice break-even. The audit’s 18 jumps of 75% go.</w:t>
       </w:r>
     </w:p>
     <w:p>
@@ -565,7 +565,7 @@
                 <w:sz w:val="17"/>
                 <w:szCs w:val="17"/>
               </w:rPr>
-              <w:t xml:space="preserve">Down-only / fixed bidding</w:t>
+              <w:t xml:space="preserve">Down-only bidding</w:t>
             </w:r>
           </w:p>
         </w:tc>
@@ -589,7 +589,7 @@
                 <w:sz w:val="17"/>
                 <w:szCs w:val="17"/>
               </w:rPr>
-              <w:t xml:space="preserve">Down-only lets Amazon cut our bid when it thinks a click is less likely to sell, so the ad often loses the top slot. Fixed bidding bids exactly what we set. A push needs fixed bidding.</w:t>
+              <w:t xml:space="preserve">Our campaigns use down-only bidding: Amazon may cut our bid when it thinks a click is less likely to sell, so the price we set at the top is a maximum, not what we always pay. Bidding strategies stay as they are, so whether a term holds the top is read on its impression share.</w:t>
             </w:r>
           </w:p>
         </w:tc>
@@ -1747,7 +1747,7 @@
         <w:t xml:space="preserve">A push price has limits. </w:t>
       </w:r>
       <w:r>
-        <w:t xml:space="preserve">Start from break-even and add a premium for the rank gap: +25% when the current rank is within 1.5× the target, otherwise (current ÷ target − 1) × 50%. Step up by at most 30% a day until the term holds a top-3 sponsored position most hours and at least 30% of top-of-search impressions. Never pay more than twice break-even. If a term sits at that ceiling on fixed bidding and still can’t hold the top for 3 days, bring it to you: raise its ceiling for a set time, or swap the term.</w:t>
+        <w:t xml:space="preserve">Start from break-even and add a premium for the rank gap: +25% when the current rank is within 1.5× the target, otherwise (current ÷ target − 1) × 50%. Step up by at most 30% a day until the term holds a top-3 sponsored position most hours and at least 30% of top-of-search impressions. Never pay more than twice break-even. If a term sits at that ceiling and still can’t hold the top for 3 days, bring it to you: raise its ceiling for a set time, or swap the term.</w:t>
       </w:r>
     </w:p>
     <w:p>
@@ -1767,7 +1767,7 @@
         <w:t xml:space="preserve">Fix the mix in the same write as the push. </w:t>
       </w:r>
       <w:r>
-        <w:t xml:space="preserve">If more than 20% of clicks land on product pages, lower the base bid and raise the boost to reach the push price, in one write. Cut the base by at most 50% a step, or 25% where product pages bring orders. Push campaigns run on fixed bidding.</w:t>
+        <w:t xml:space="preserve">If more than 20% of clicks land on product pages, lower the base bid and raise the boost to reach the push price, in one write. Cut the base by at most 50% a step, or 25% where product pages bring orders.</w:t>
       </w:r>
     </w:p>
     <w:p>
@@ -2104,7 +2104,7 @@
         <w:spacing w:after="60"/>
       </w:pPr>
       <w:r>
-        <w:t xml:space="preserve">Switch the push campaigns to fixed bidding and cut their base bids in the same write, raising the boosts so the top-of-search price holds (Section 8). Fixed bidding removes Amazon’s down-only trim on product pages. A switch without the base cut would raise product-page cost for a few days on the campaigns that already leak there.</w:t>
+        <w:t xml:space="preserve">Cut the push campaigns’ base bids and raise their boosts in the same write, so the top-of-search price reaches the push price while product pages get cheaper (Section 8). Bidding strategies stay as they are.</w:t>
       </w:r>
     </w:p>
     <w:p>
@@ -2414,19 +2414,6 @@
       </w:pPr>
       <w:r>
         <w:t xml:space="preserve">On one focus campaign it raises the base bid with the price: Bamboo Sheets King Size goes from $0.50 to $1.40 (+180%). That nearly triples what it pays on product pages as well.</w:t>
-      </w:r>
-    </w:p>
-    <w:p>
-      <w:pPr>
-        <w:pStyle w:val="ListParagraph"/>
-        <w:numPr>
-          <w:ilvl w:val="0"/>
-          <w:numId w:val="3"/>
-        </w:numPr>
-        <w:spacing w:after="60"/>
-      </w:pPr>
-      <w:r>
-        <w:t xml:space="preserve">It leaves every push campaign on down-only bidding.</w:t>
       </w:r>
     </w:p>
     <w:p>
@@ -3834,7 +3821,7 @@
                 <w:sz w:val="17"/>
                 <w:szCs w:val="17"/>
               </w:rPr>
-              <w:t xml:space="preserve">Top slot costs now</w:t>
+              <w:t xml:space="preserve">Our top-of-search cost per click</w:t>
             </w:r>
           </w:p>
         </w:tc>
@@ -5001,7 +4988,7 @@
                 <w:sz w:val="17"/>
                 <w:szCs w:val="17"/>
               </w:rPr>
-              <w:t xml:space="preserve">$6.98</w:t>
+              <w:t xml:space="preserve">$6.98 — thin</w:t>
             </w:r>
           </w:p>
         </w:tc>
@@ -5195,7 +5182,7 @@
                 <w:sz w:val="17"/>
                 <w:szCs w:val="17"/>
               </w:rPr>
-              <w:t xml:space="preserve">$6.14</w:t>
+              <w:t xml:space="preserve">$6.14 — thin</w:t>
             </w:r>
           </w:p>
         </w:tc>
@@ -7371,7 +7358,7 @@
           <w:sz w:val="17"/>
           <w:szCs w:val="17"/>
         </w:rPr>
-        <w:t xml:space="preserve">Plan clicks = the audit’s plan for the target rank (units the rank sells ÷ conversion), before the overlap scaling in Section 12; where the audit has no plan, the register’s requirement before scaling. * The campaign’s overall conversion, which beats the market; these terms have barely been shown at the top. † Stand-in: our cooling campaigns’ conversion; B6 has almost no data of its own on these terms. “Top slot costs now” = what we already pay per top-of-search click on the term, from the audit. Budget = plan clicks × this week’s price; add the product-page clicks the base still buys. Ceiling = twice break-even on the advertised colour’s margin.</w:t>
+        <w:t xml:space="preserve">Plan clicks = the audit’s plan for the target rank (units the rank sells ÷ conversion), before the overlap scaling in Section 12; where the audit has no plan, the register’s requirement before scaling. * The campaign’s overall conversion, which beats the market; these terms have barely been shown at the top. † Stand-in: our cooling campaigns’ conversion; B6 has almost no data of its own on these terms. “Our top-of-search cost per click” = what we paid on the term when we won the top slot (from the audit), not what it takes to hold it most hours. The audit’s only holding benchmark is about $5.18: what campaigns holding 30%+ of top-of-search impressions pay on the “bamboo sheets” and Full groups. “Thin” = the ceiling is within about 5% of our own cost per click, so the term may not hold the top. Budget = plan clicks × this week’s price; add the product-page clicks the base still buys. Ceiling = twice break-even on the advertised colour’s margin.</w:t>
       </w:r>
     </w:p>
     <w:p>
@@ -7416,10 +7403,10 @@
           <w:b/>
           <w:bCs/>
         </w:rPr>
-        <w:t xml:space="preserve">Price limit below what the top slot costs: </w:t>
-      </w:r>
-      <w:r>
-        <w:t xml:space="preserve">“bamboo cooling sheets” and “bamboo king sheets”. At twice break-even they can’t hold the top. They join only if you raise their ceiling for a set time.</w:t>
+        <w:t xml:space="preserve">Price limit below what we already pay at the top: </w:t>
+      </w:r>
+      <w:r>
+        <w:t xml:space="preserve">“bamboo cooling sheets” and “bamboo king sheets”. At twice break-even they are unlikely to hold the top. They join only if you raise their ceiling for a set time.</w:t>
       </w:r>
     </w:p>
     <w:p>
@@ -7439,7 +7426,7 @@
         <w:t xml:space="preserve">New campaigns: </w:t>
       </w:r>
       <w:r>
-        <w:t xml:space="preserve">the three cooling terms. They need new exact campaigns, and campaigns launched in the last deal days learn on deal traffic, the same reason the audit’s 15 new campaigns are held. Their ceilings are also below what the top slot costs. Build them in the 1 October audit, and add them to the rank tracker now.</w:t>
+        <w:t xml:space="preserve">the three cooling terms. They need new exact campaigns, and campaigns launched in the last deal days learn on deal traffic, the same reason the audit’s 15 new campaigns are held. Their ceilings are also below the $5.18 holding benchmark. Build them in the 1 October audit, and add them to the rank tracker now.</w:t>
       </w:r>
     </w:p>
     <w:p>
@@ -9520,7 +9507,7 @@
                 <w:sz w:val="17"/>
                 <w:szCs w:val="17"/>
               </w:rPr>
-              <w:t xml:space="preserve">$6.16 on fixed bidding, with the base $1.60 → $1.20 and boost 413%</w:t>
+              <w:t xml:space="preserve">$6.16, with the base $1.60 → $1.20 and boost 413%</w:t>
             </w:r>
           </w:p>
         </w:tc>
@@ -9666,7 +9653,7 @@
                 <w:sz w:val="17"/>
                 <w:szCs w:val="17"/>
               </w:rPr>
-              <w:t xml:space="preserve">$5.28 (−37%) on fixed bidding</w:t>
+              <w:t xml:space="preserve">$5.28 (−37%)</w:t>
             </w:r>
           </w:p>
         </w:tc>
@@ -10339,7 +10326,7 @@
         <w:spacing w:after="100"/>
       </w:pPr>
       <w:r>
-        <w:t xml:space="preserve">The push price here, $6.16, is within 6% of the audit’s number. The real correction is fixed bidding and a deeper base cut.</w:t>
+        <w:t xml:space="preserve">The push price here, $6.16, is within 6% of the audit’s number. The real correction is a deeper base cut, so the money goes to the top instead of product pages.</w:t>
       </w:r>
     </w:p>
     <w:p>
@@ -10347,7 +10334,7 @@
         <w:spacing w:after="100"/>
       </w:pPr>
       <w:r>
-        <w:t xml:space="preserve">It buys too little at the top: 39% of its clicks, against 57% on product pages, and 1.5% of the top-of-search impressions. The plan asks for 69 top-of-search clicks a day (about 40 after the overlap scaling in Section 12); it gets 7. The fix is the mix and fixed bidding more than a higher price:</w:t>
+        <w:t xml:space="preserve">It buys too little at the top: 39% of its clicks, against 57% on product pages, and 1.5% of the top-of-search impressions. The plan asks for 69 top-of-search clicks a day (about 40 after the overlap scaling in Section 12); it gets 7. The fix is the mix more than a higher price:</w:t>
       </w:r>
     </w:p>
     <w:p>
@@ -10386,7 +10373,7 @@
         <w:spacing w:after="60"/>
       </w:pPr>
       <w:r>
-        <w:t xml:space="preserve">Fixed bidding, which puts it at $6.16 at the top.</w:t>
+        <w:t xml:space="preserve">That puts it at up to $6.16 at the top.</w:t>
       </w:r>
     </w:p>
     <w:p>
@@ -10451,7 +10438,7 @@
         <w:t xml:space="preserve">Push </w:t>
       </w:r>
       <w:r>
-        <w:t xml:space="preserve">where it is in the plan: fixed bidding, the base cut and push price in one write, daily steps until it holds the top, and a budget for its planned clicks.</w:t>
+        <w:t xml:space="preserve">where it is in the plan: the base cut and push price in one write, daily steps until it holds the top, and a budget for its planned clicks.</w:t>
       </w:r>
     </w:p>
     <w:p>
@@ -10491,7 +10478,7 @@
         <w:t xml:space="preserve">Too few clicks to judge: </w:t>
       </w:r>
       <w:r>
-        <w:t xml:space="preserve">break-even until the campaign has 15 top-of-search clicks, on fixed bidding so it can collect them.</w:t>
+        <w:t xml:space="preserve">break-even until the campaign has 15 top-of-search clicks.</w:t>
       </w:r>
     </w:p>
     <w:p>
@@ -11966,7 +11953,7 @@
                 <w:sz w:val="17"/>
                 <w:szCs w:val="17"/>
               </w:rPr>
-              <w:t xml:space="preserve">Restart the existing campaign on Full White, on fixed bidding. Drop the new campaign.</w:t>
+              <w:t xml:space="preserve">Restart the existing campaign on Full White. Drop the new campaign.</w:t>
             </w:r>
           </w:p>
         </w:tc>
@@ -12220,7 +12207,7 @@
         <w:t xml:space="preserve">Correction. </w:t>
       </w:r>
       <w:r>
-        <w:t xml:space="preserve">Set the base to $0.60 and the boost to 700% (the same $4.80 at the top) on fixed bidding, in one write. That leaves room up to $6.00 at the top. It is the plan’s second term (54 units a week), so it is not parked: it serves at $4.80 while its listing is checked, then joins the push (Section 5.3).</w:t>
+        <w:t xml:space="preserve">Set the base to $0.60 and the boost to 700% (the same $4.80 at the top), in one write, and check the ad is live on King White. That leaves room up to $6.00 at the top. It is the plan’s second term (54 units a week), so it is not parked: it serves at $4.80 while its listing is checked, then joins the push (Section 5.3).</w:t>
       </w:r>
     </w:p>
     <w:p>
@@ -13792,7 +13779,7 @@
         <w:spacing w:after="60"/>
       </w:pPr>
       <w:r>
-        <w:t xml:space="preserve">On the push terms: fixed bidding, the base cut and the push price in one write, budgets by hand, and daily steps until each holds the top.</w:t>
+        <w:t xml:space="preserve">On the push terms: the base cut and the push price in one write, budgets by hand, and daily steps until each holds the top. No change to bidding strategies.</w:t>
       </w:r>
     </w:p>
     <w:p>
@@ -13995,7 +13982,7 @@
         <w:spacing w:after="60"/>
       </w:pPr>
       <w:r>
-        <w:t xml:space="preserve">It raises prices on campaigns that barely show at the top, and leaves push campaigns on down-only bidding.</w:t>
+        <w:t xml:space="preserve">It raises prices on campaigns that barely show at the top.</w:t>
       </w:r>
     </w:p>
     <w:p>

--- a/docs/DBS6_Audit_Corrections_20260928.docx
+++ b/docs/DBS6_Audit_Corrections_20260928.docx
@@ -308,7 +308,7 @@
         <w:t xml:space="preserve">Budget set: </w:t>
       </w:r>
       <w:r>
-        <w:t xml:space="preserve">for the rest of the deal (to 30 September), up to $1,300 a day of B6 ad spend in total. It is $982 a day now, at about 11% margin. The increase goes to top of search on the ranking terms in the push, about $1,060 a day (Section 5.3). From 1 October a separate audit re-evaluates the budget and sets the post-deal prices and goals, keeping margin after ads above 10%.</w:t>
+        <w:t xml:space="preserve">for the rest of the deal (29–30 September), up to $1,300 a day of B6 ad spend in total, as a stated two-day exception to the 10% margin rule. Margin after ads runs at about 7% on those two days (Section 5.3). Today spend is $982 a day at about 11% margin. The increase goes to top of search on the ranking terms in the push, about $1,060 a day. From 1 October the 10% rule governs, and a separate audit re-evaluates the budget and sets the post-deal prices and goals.</w:t>
       </w:r>
     </w:p>
     <w:p>
@@ -1964,10 +1964,10 @@
           <w:b/>
           <w:bCs/>
         </w:rPr>
-        <w:t xml:space="preserve">For the deal days (to 30 September): </w:t>
-      </w:r>
-      <w:r>
-        <w:t xml:space="preserve">total B6 ad spend up to $1,300 a day, with the increase going to top of search on the push terms (Section 5.3). Campaigns outside the push keep their current budgets, with no raises.</w:t>
+        <w:t xml:space="preserve">For the deal days (29–30 September), a stated exception: </w:t>
+      </w:r>
+      <w:r>
+        <w:t xml:space="preserve">total B6 ad spend up to $1,300 a day, with the increase going to top of search on the push terms. Margin after ads runs at about 7% on those two days instead of 10% (Section 5.3). Campaigns outside the push keep their current budgets, with no raises.</w:t>
       </w:r>
     </w:p>
     <w:p>
@@ -7523,6 +7523,22 @@
         <w:spacing w:after="100"/>
       </w:pPr>
       <w:r>
+        <w:rPr>
+          <w:b/>
+          <w:bCs/>
+          <w:color w:val="1F3A5F"/>
+        </w:rPr>
+        <w:t xml:space="preserve">The two-day margin exception. </w:t>
+      </w:r>
+      <w:r>
+        <w:t xml:space="preserve">Today B6 spends $982 a day at about 11% margin after ads. B6 keeps 23.8% of sales before ads, so that implies about $7,670 a day in total sales during the deal. At those sales, 10% margin allows about $1,060 a day of ads in total. At $1,300 a day, margin runs at about 7%. That costs about $240 a day, or about $480 over the two days, against holding 10%. The push’s own sales won’t close the gap on the same days: even if every push sale were new and arrived at once, 10% would allow only about $120 a day more than today. It is taken knowingly, because the last deal days are when rank is cheapest to buy, since the deal lifts conversion. From 1 October the 10% rule governs.</w:t>
+      </w:r>
+    </w:p>
+    <w:p>
+      <w:pPr>
+        <w:spacing w:after="100"/>
+      </w:pPr>
+      <w:r>
         <w:t xml:space="preserve">It should bring about 32 orders a day at about 41% ACoS, which is above the 23.8% break-even: each push order costs more than it earns. The payback is organic. At their target ranks the audit’s plan puts these terms at about 245 units a week, against the roughly 480 a week B6 sells today. Most of those units would come without an ad once the rank holds.</w:t>
       </w:r>
     </w:p>
@@ -7531,7 +7547,7 @@
         <w:spacing w:after="100"/>
       </w:pPr>
       <w:r>
-        <w:t xml:space="preserve">The margin rule governs: check B6’s margin after ads every week, and if it drops below 10%, cut the push from the bottom of the funded list up. Released or re-ceilinged terms join only while total spend stays inside $1,300 a day.</w:t>
+        <w:t xml:space="preserve">From 1 October the margin rule governs: check B6’s margin after ads every week, and if it drops below 10%, cut the push from the bottom of the funded list up. Released or re-ceilinged terms join only while total spend stays inside the limit the 1 October audit sets.</w:t>
       </w:r>
     </w:p>
     <w:p>
@@ -7635,7 +7651,7 @@
         <w:t xml:space="preserve">Budget. </w:t>
       </w:r>
       <w:r>
-        <w:t xml:space="preserve">For the rest of the deal, up to $1,300 a day of B6 ad spend in total, of which the funded push is about $1,060 a day. It is re-evaluated in the 1 October audit.</w:t>
+        <w:t xml:space="preserve">For the rest of the deal (29–30 September), up to $1,300 a day of B6 ad spend in total, as a stated two-day exception at about 7% margin; the funded push is about $1,060 a day. From 1 October the 10% rule governs and the budget is re-evaluated in the post-deal audit.</w:t>
       </w:r>
     </w:p>
     <w:p>

--- a/docs/DBS6_Audit_Corrections_20260928.docx
+++ b/docs/DBS6_Audit_Corrections_20260928.docx
@@ -308,7 +308,7 @@
         <w:t xml:space="preserve">Budget set: </w:t>
       </w:r>
       <w:r>
-        <w:t xml:space="preserve">for the rest of the deal (29–30 September), up to $1,300 a day of B6 ad spend in total, as a stated two-day exception to the 10% margin rule. Margin after ads runs at about 7% on those two days (Section 5.3). Today spend is $982 a day at about 11% margin. The increase goes to top of search on the ranking terms in the push, about $1,060 a day. From 1 October the 10% rule governs, and a separate audit re-evaluates the budget and sets the post-deal prices and goals.</w:t>
+        <w:t xml:space="preserve">for the rest of the deal (29–30 September), up to $1,300 a day of B6 ad spend in total, as a stated two-day exception to the 10% margin rule. Margin after ads runs at about 7% on those two days (Section 5.3). Today spend is $982 a day at about 11% margin. The increase goes to top of search on the ranking terms in the push, about $1,060 a day. These two days are for pushing. From 1 October a separate audit re-evaluates the budget and the margin rule, and sets the post-deal prices and goals.</w:t>
       </w:r>
     </w:p>
     <w:p>
@@ -1967,7 +1967,7 @@
         <w:t xml:space="preserve">For the deal days (29–30 September), a stated exception: </w:t>
       </w:r>
       <w:r>
-        <w:t xml:space="preserve">total B6 ad spend up to $1,300 a day, with the increase going to top of search on the push terms. Margin after ads runs at about 7% on those two days instead of 10% (Section 5.3). Campaigns outside the push keep their current budgets, with no raises.</w:t>
+        <w:t xml:space="preserve">total B6 ad spend up to $1,300 a day, with the increase going to top of search on the push terms. These two days are for pushing: margin after ads runs at about 7% instead of 10% (Section 5.3). Campaigns outside the push keep their current budgets, with no raises.</w:t>
       </w:r>
     </w:p>
     <w:p>
@@ -1984,10 +1984,10 @@
           <w:b/>
           <w:bCs/>
         </w:rPr>
-        <w:t xml:space="preserve">From 1 October, set in the separate post-deal audit: </w:t>
-      </w:r>
-      <w:r>
-        <w:t xml:space="preserve">a spend limit that keeps B6’s margin after ads above 10%. At the full price that means total ads at or under about 13.8% of sales, since B6 keeps 23.8% before ads. The same audit re-evaluates the push budget inside that limit; the push terms and the weekly tuning below carry over.</w:t>
+        <w:t xml:space="preserve">From 1 October, re-evaluated in the separate post-deal audit: </w:t>
+      </w:r>
+      <w:r>
+        <w:t xml:space="preserve">the spend limit and the margin rule. Keeping margin after ads above 10% at the full price would mean total ads at or under about 13.8% of sales, since B6 keeps 23.8% before ads. The same audit re-evaluates the push budget inside that limit; the push terms and the weekly tuning below carry over.</w:t>
       </w:r>
     </w:p>
     <w:p>
@@ -7515,7 +7515,7 @@
         <w:t xml:space="preserve">What it costs. </w:t>
       </w:r>
       <w:r>
-        <w:t xml:space="preserve">The funded push is about $1,060 a day. With about $220 a day on the other campaigns, total B6 ad spend is about $1,280 a day, inside the $1,300 limit. For the deal’s remaining days (29–30 September) the push costs about $2,100. From 1 October its budget is re-evaluated in the post-deal audit, inside the 10% margin rule.</w:t>
+        <w:t xml:space="preserve">The funded push is about $1,060 a day. With about $220 a day on the other campaigns, total B6 ad spend is about $1,280 a day, inside the $1,300 limit. For the deal’s remaining days (29–30 September) the push costs about $2,100. From 1 October its budget is re-evaluated in the post-deal audit.</w:t>
       </w:r>
     </w:p>
     <w:p>
@@ -7531,7 +7531,7 @@
         <w:t xml:space="preserve">The two-day margin exception. </w:t>
       </w:r>
       <w:r>
-        <w:t xml:space="preserve">Today B6 spends $982 a day at about 11% margin after ads. B6 keeps 23.8% of sales before ads, so that implies about $7,670 a day in total sales during the deal. At those sales, 10% margin allows about $1,060 a day of ads in total. At $1,300 a day, margin runs at about 7%. That costs about $240 a day, or about $480 over the two days, against holding 10%. The push’s own sales won’t close the gap on the same days: even if every push sale were new and arrived at once, 10% would allow only about $120 a day more than today. It is taken knowingly, because the last deal days are when rank is cheapest to buy, since the deal lifts conversion. From 1 October the 10% rule governs.</w:t>
+        <w:t xml:space="preserve">Today B6 spends $982 a day at about 11% margin after ads. B6 keeps 23.8% of sales before ads, so that implies about $7,670 a day in total sales during the deal. At those sales, 10% margin allows about $1,060 a day of ads in total. At $1,300 a day, margin runs at about 7%. That costs about $240 a day, or about $480 over the two days, against holding 10%. The push’s own sales won’t close the gap on the same days: even if every push sale were new and arrived at once, 10% would allow only about $120 a day more than today. It is taken knowingly: these two days are for pushing, because the last deal days are when rank is cheapest to buy, since the deal lifts conversion. From 1 October the budget and the margin rule are re-evaluated.</w:t>
       </w:r>
     </w:p>
     <w:p>
@@ -7547,7 +7547,7 @@
         <w:spacing w:after="100"/>
       </w:pPr>
       <w:r>
-        <w:t xml:space="preserve">From 1 October the margin rule governs: check B6’s margin after ads every week, and if it drops below 10%, cut the push from the bottom of the funded list up. Released or re-ceilinged terms join only while total spend stays inside the limit the 1 October audit sets.</w:t>
+        <w:t xml:space="preserve">From 1 October, whatever margin rule the post-deal audit sets governs. Check B6’s margin after ads every week, and if it drops below that floor, cut the push from the bottom of the funded list up. Released or re-ceilinged terms join only while total spend stays inside the limit the 1 October audit sets.</w:t>
       </w:r>
     </w:p>
     <w:p>
@@ -7651,7 +7651,7 @@
         <w:t xml:space="preserve">Budget. </w:t>
       </w:r>
       <w:r>
-        <w:t xml:space="preserve">For the rest of the deal (29–30 September), up to $1,300 a day of B6 ad spend in total, as a stated two-day exception at about 7% margin; the funded push is about $1,060 a day. From 1 October the 10% rule governs and the budget is re-evaluated in the post-deal audit.</w:t>
+        <w:t xml:space="preserve">For the rest of the deal (29–30 September), up to $1,300 a day of B6 ad spend in total, as a stated two-day exception at about 7% margin; the funded push is about $1,060 a day. From 1 October the budget and the margin rule are re-evaluated in the post-deal audit.</w:t>
       </w:r>
     </w:p>
     <w:p>
